--- a/documentazione/DocumentazioneModulo306.docx
+++ b/documentazione/DocumentazioneModulo306.docx
@@ -2031,13 +2031,93 @@
     </w:p>
     <w:p>
       <w:r>
-        <w:t xml:space="preserve">Quest’applicazione conterrà un timer per </w:t>
+        <w:t>Quest’applicazione conterrà un timer per gest</w:t>
+      </w:r>
+      <w:r>
+        <w:t>ire i momenti di studio</w:t>
+      </w:r>
+      <w:r>
+        <w:t xml:space="preserve"> e le pause.</w:t>
+      </w:r>
+    </w:p>
+    <w:p>
+      <w:r>
+        <w:t>Una sezione per gestire i task dello studente.</w:t>
+      </w:r>
+    </w:p>
+    <w:p>
+      <w:r>
+        <w:t xml:space="preserve">Una schermata che permette all’utente di inserire un argomento sulla quale vorrebbe farsi generare delle </w:t>
       </w:r>
       <w:proofErr w:type="spellStart"/>
       <w:r>
-        <w:t>gest</w:t>
+        <w:t>flashcard</w:t>
       </w:r>
       <w:proofErr w:type="spellEnd"/>
+      <w:r>
+        <w:t xml:space="preserve"> e </w:t>
+      </w:r>
+      <w:proofErr w:type="spellStart"/>
+      <w:r>
+        <w:t>dopodiche</w:t>
+      </w:r>
+      <w:proofErr w:type="spellEnd"/>
+      <w:r>
+        <w:t xml:space="preserve"> tramite una chiamata alla API di </w:t>
+      </w:r>
+      <w:proofErr w:type="spellStart"/>
+      <w:r>
+        <w:t>Ollama</w:t>
+      </w:r>
+      <w:proofErr w:type="spellEnd"/>
+      <w:r>
+        <w:t xml:space="preserve"> genera un </w:t>
+      </w:r>
+      <w:proofErr w:type="spellStart"/>
+      <w:r>
+        <w:t>json</w:t>
+      </w:r>
+      <w:proofErr w:type="spellEnd"/>
+      <w:r>
+        <w:t xml:space="preserve"> che popolerà le </w:t>
+      </w:r>
+      <w:proofErr w:type="spellStart"/>
+      <w:r>
+        <w:t>flashcard</w:t>
+      </w:r>
+      <w:proofErr w:type="spellEnd"/>
+      <w:r>
+        <w:t xml:space="preserve"> (L’API di </w:t>
+      </w:r>
+      <w:proofErr w:type="spellStart"/>
+      <w:r>
+        <w:t>Ollama</w:t>
+      </w:r>
+      <w:proofErr w:type="spellEnd"/>
+      <w:r>
+        <w:t xml:space="preserve"> rispetto al altre sul mercato permette di avere chiamate in modo gratuito).</w:t>
+      </w:r>
+    </w:p>
+    <w:p>
+      <w:r>
+        <w:t xml:space="preserve">Questo progetto ci è sembrato il giusto compromesso un’applicazione di base semplice ma che con l’aggiunta di creazione automatica di </w:t>
+      </w:r>
+      <w:proofErr w:type="spellStart"/>
+      <w:r>
+        <w:t>flashcard</w:t>
+      </w:r>
+      <w:proofErr w:type="spellEnd"/>
+      <w:r>
+        <w:t xml:space="preserve"> tramite AI diventa </w:t>
+      </w:r>
+      <w:proofErr w:type="gramStart"/>
+      <w:r>
+        <w:t>una progetto</w:t>
+      </w:r>
+      <w:proofErr w:type="gramEnd"/>
+      <w:r>
+        <w:t xml:space="preserve"> leggermente più complesso.</w:t>
+      </w:r>
     </w:p>
     <w:p>
       <w:r>
@@ -2056,7 +2136,74 @@
     </w:p>
     <w:p>
       <w:r>
-        <w:t>Per sviluppare l’applicazione per il progetto del modulo 306</w:t>
+        <w:t>Abbiamo deciso di sviluppare questa applicazione usando flutter e dart.</w:t>
+      </w:r>
+    </w:p>
+    <w:p>
+      <w:r>
+        <w:t xml:space="preserve">Flutter è una UI SDK (software developer kit) open source creata da </w:t>
+      </w:r>
+      <w:proofErr w:type="spellStart"/>
+      <w:r>
+        <w:t>google</w:t>
+      </w:r>
+      <w:proofErr w:type="spellEnd"/>
+      <w:r>
+        <w:t xml:space="preserve">, è compilata nativamente e su più piattaforme con una </w:t>
+      </w:r>
+      <w:proofErr w:type="spellStart"/>
+      <w:r>
+        <w:t>codebase</w:t>
+      </w:r>
+      <w:proofErr w:type="spellEnd"/>
+      <w:r>
+        <w:t xml:space="preserve"> unica, questo significa che il codice lo scrivi una volta sola e l’applicazione funziona su </w:t>
+      </w:r>
+      <w:proofErr w:type="spellStart"/>
+      <w:r>
+        <w:t>ios</w:t>
+      </w:r>
+      <w:proofErr w:type="spellEnd"/>
+      <w:r>
+        <w:t xml:space="preserve">, </w:t>
+      </w:r>
+      <w:proofErr w:type="spellStart"/>
+      <w:r>
+        <w:t>android</w:t>
+      </w:r>
+      <w:proofErr w:type="spellEnd"/>
+      <w:r>
+        <w:t xml:space="preserve">, windows, </w:t>
+      </w:r>
+      <w:proofErr w:type="spellStart"/>
+      <w:r>
+        <w:t>linux</w:t>
+      </w:r>
+      <w:proofErr w:type="spellEnd"/>
+      <w:r>
+        <w:t xml:space="preserve">, </w:t>
+      </w:r>
+      <w:proofErr w:type="spellStart"/>
+      <w:r>
+        <w:t>ecc</w:t>
+      </w:r>
+      <w:proofErr w:type="spellEnd"/>
+      <w:r>
+        <w:t xml:space="preserve">… Flutter è strutturato in widget, questo vuol dire che ogni pixel dello schermo può essere controllato, questi variano da elementi strutturali fino a stili. Flutter porta con </w:t>
+      </w:r>
+      <w:r>
+        <w:t>sé</w:t>
+      </w:r>
+      <w:r>
+        <w:t xml:space="preserve"> la possibilità di fare l’hot </w:t>
+      </w:r>
+      <w:proofErr w:type="spellStart"/>
+      <w:r>
+        <w:t>reload</w:t>
+      </w:r>
+      <w:proofErr w:type="spellEnd"/>
+      <w:r>
+        <w:t xml:space="preserve"> e questo vuol dire che puoi vedere gli aggiornamenti della tua app in tempo reale senza perdere gli stati dell’app.</w:t>
       </w:r>
     </w:p>
     <w:sectPr>

--- a/documentazione/DocumentazioneModulo306.docx
+++ b/documentazione/DocumentazioneModulo306.docx
@@ -13,6 +13,7 @@
           <w:docPartUnique/>
         </w:docPartObj>
       </w:sdtPr>
+      <w:sdtEndPr/>
       <w:sdtContent>
         <w:p>
           <w:pPr>
@@ -76,6 +77,7 @@
                                   <w15:appearance w15:val="hidden"/>
                                   <w:text/>
                                 </w:sdtPr>
+                                <w:sdtEndPr/>
                                 <w:sdtContent>
                                   <w:p>
                                     <w:pPr>
@@ -127,6 +129,7 @@
                                     <w15:appearance w15:val="hidden"/>
                                     <w:text/>
                                   </w:sdtPr>
+                                  <w:sdtEndPr/>
                                   <w:sdtContent>
                                     <w:r>
                                       <w:rPr>
@@ -163,6 +166,7 @@
                                     <w15:appearance w15:val="hidden"/>
                                     <w:text/>
                                   </w:sdtPr>
+                                  <w:sdtEndPr/>
                                   <w:sdtContent>
                                     <w:r>
                                       <w:rPr>
@@ -253,6 +257,7 @@
                             <w15:appearance w15:val="hidden"/>
                             <w:text/>
                           </w:sdtPr>
+                          <w:sdtEndPr/>
                           <w:sdtContent>
                             <w:p>
                               <w:pPr>
@@ -304,6 +309,7 @@
                               <w15:appearance w15:val="hidden"/>
                               <w:text/>
                             </w:sdtPr>
+                            <w:sdtEndPr/>
                             <w:sdtContent>
                               <w:r>
                                 <w:rPr>
@@ -340,6 +346,7 @@
                               <w15:appearance w15:val="hidden"/>
                               <w:text/>
                             </w:sdtPr>
+                            <w:sdtEndPr/>
                             <w:sdtContent>
                               <w:r>
                                 <w:rPr>
@@ -553,6 +560,7 @@
                                   <w15:appearance w15:val="hidden"/>
                                   <w:text/>
                                 </w:sdtPr>
+                                <w:sdtEndPr/>
                                 <w:sdtContent>
                                   <w:p>
                                     <w:pPr>
@@ -662,11 +670,7 @@
               </mc:Choice>
               <mc:Fallback>
                 <w:pict>
-                  <v:shapetype w14:anchorId="2535B271" id="_x0000_t202" coordsize="21600,21600" o:spt="202" path="m,l,21600r21600,l21600,xe">
-                    <v:stroke joinstyle="miter"/>
-                    <v:path gradientshapeok="t" o:connecttype="rect"/>
-                  </v:shapetype>
-                  <v:shape id="Text Box 139" o:spid="_x0000_s1027" type="#_x0000_t202" alt="Title: Title and subtitle" style="position:absolute;margin-left:0;margin-top:0;width:435.75pt;height:214.55pt;z-index:251659264;visibility:visible;mso-wrap-style:square;mso-width-percent:890;mso-height-percent:0;mso-top-percent:150;mso-wrap-distance-left:9pt;mso-wrap-distance-top:0;mso-wrap-distance-right:9pt;mso-wrap-distance-bottom:0;mso-position-horizontal:left;mso-position-horizontal-relative:page;mso-position-vertical-relative:page;mso-width-percent:890;mso-height-percent:0;mso-top-percent:150;mso-width-relative:page;mso-height-relative:margin;v-text-anchor:top" o:gfxdata="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" filled="f" stroked="f" strokeweight=".5pt">
+                  <v:shape w14:anchorId="2535B271" id="Text Box 139" o:spid="_x0000_s1027" type="#_x0000_t202" alt="Title: Title and subtitle" style="position:absolute;margin-left:0;margin-top:0;width:435.75pt;height:214.55pt;z-index:251659264;visibility:visible;mso-wrap-style:square;mso-width-percent:890;mso-height-percent:0;mso-top-percent:150;mso-wrap-distance-left:9pt;mso-wrap-distance-top:0;mso-wrap-distance-right:9pt;mso-wrap-distance-bottom:0;mso-position-horizontal:left;mso-position-horizontal-relative:page;mso-position-vertical-relative:page;mso-width-percent:890;mso-height-percent:0;mso-top-percent:150;mso-width-relative:page;mso-height-relative:margin;v-text-anchor:top" o:gfxdata="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" filled="f" stroked="f" strokeweight=".5pt">
                     <v:textbox style="mso-fit-shape-to-text:t" inset="93.6pt,,0">
                       <w:txbxContent>
                         <w:sdt>
@@ -686,6 +690,7 @@
                             <w15:appearance w15:val="hidden"/>
                             <w:text/>
                           </w:sdtPr>
+                          <w:sdtEndPr/>
                           <w:sdtContent>
                             <w:p>
                               <w:pPr>
@@ -875,7 +880,7 @@
             </w:rPr>
             <w:fldChar w:fldCharType="separate"/>
           </w:r>
-          <w:hyperlink w:anchor="_Toc224200299" w:history="1">
+          <w:hyperlink w:anchor="_Toc229396109" w:history="1">
             <w:r>
               <w:rPr>
                 <w:rStyle w:val="Hyperlink"/>
@@ -902,7 +907,7 @@
                 <w:noProof/>
                 <w:webHidden/>
               </w:rPr>
-              <w:instrText xml:space="preserve"> PAGEREF _Toc224200299 \h </w:instrText>
+              <w:instrText xml:space="preserve"> PAGEREF _Toc229396109 \h </w:instrText>
             </w:r>
             <w:r>
               <w:rPr>
@@ -947,7 +952,7 @@
               <w:lang w:val="en-CH" w:eastAsia="en-GB"/>
             </w:rPr>
           </w:pPr>
-          <w:hyperlink w:anchor="_Toc224200300" w:history="1">
+          <w:hyperlink w:anchor="_Toc229396110" w:history="1">
             <w:r>
               <w:rPr>
                 <w:rStyle w:val="Hyperlink"/>
@@ -974,7 +979,7 @@
                 <w:noProof/>
                 <w:webHidden/>
               </w:rPr>
-              <w:instrText xml:space="preserve"> PAGEREF _Toc224200300 \h </w:instrText>
+              <w:instrText xml:space="preserve"> PAGEREF _Toc229396110 \h </w:instrText>
             </w:r>
             <w:r>
               <w:rPr>
@@ -1019,7 +1024,7 @@
               <w:lang w:val="en-CH" w:eastAsia="en-GB"/>
             </w:rPr>
           </w:pPr>
-          <w:hyperlink w:anchor="_Toc224200301" w:history="1">
+          <w:hyperlink w:anchor="_Toc229396111" w:history="1">
             <w:r>
               <w:rPr>
                 <w:rStyle w:val="Hyperlink"/>
@@ -1046,7 +1051,7 @@
                 <w:noProof/>
                 <w:webHidden/>
               </w:rPr>
-              <w:instrText xml:space="preserve"> PAGEREF _Toc224200301 \h </w:instrText>
+              <w:instrText xml:space="preserve"> PAGEREF _Toc229396111 \h </w:instrText>
             </w:r>
             <w:r>
               <w:rPr>
@@ -1091,7 +1096,7 @@
               <w:lang w:val="en-CH" w:eastAsia="en-GB"/>
             </w:rPr>
           </w:pPr>
-          <w:hyperlink w:anchor="_Toc224200302" w:history="1">
+          <w:hyperlink w:anchor="_Toc229396112" w:history="1">
             <w:r>
               <w:rPr>
                 <w:rStyle w:val="Hyperlink"/>
@@ -1118,7 +1123,7 @@
                 <w:noProof/>
                 <w:webHidden/>
               </w:rPr>
-              <w:instrText xml:space="preserve"> PAGEREF _Toc224200302 \h </w:instrText>
+              <w:instrText xml:space="preserve"> PAGEREF _Toc229396112 \h </w:instrText>
             </w:r>
             <w:r>
               <w:rPr>
@@ -1163,7 +1168,7 @@
               <w:lang w:val="en-CH" w:eastAsia="en-GB"/>
             </w:rPr>
           </w:pPr>
-          <w:hyperlink w:anchor="_Toc224200303" w:history="1">
+          <w:hyperlink w:anchor="_Toc229396113" w:history="1">
             <w:r>
               <w:rPr>
                 <w:rStyle w:val="Hyperlink"/>
@@ -1190,7 +1195,7 @@
                 <w:noProof/>
                 <w:webHidden/>
               </w:rPr>
-              <w:instrText xml:space="preserve"> PAGEREF _Toc224200303 \h </w:instrText>
+              <w:instrText xml:space="preserve"> PAGEREF _Toc229396113 \h </w:instrText>
             </w:r>
             <w:r>
               <w:rPr>
@@ -1235,7 +1240,7 @@
               <w:lang w:val="en-CH" w:eastAsia="en-GB"/>
             </w:rPr>
           </w:pPr>
-          <w:hyperlink w:anchor="_Toc224200304" w:history="1">
+          <w:hyperlink w:anchor="_Toc229396114" w:history="1">
             <w:r>
               <w:rPr>
                 <w:rStyle w:val="Hyperlink"/>
@@ -1262,7 +1267,7 @@
                 <w:noProof/>
                 <w:webHidden/>
               </w:rPr>
-              <w:instrText xml:space="preserve"> PAGEREF _Toc224200304 \h </w:instrText>
+              <w:instrText xml:space="preserve"> PAGEREF _Toc229396114 \h </w:instrText>
             </w:r>
             <w:r>
               <w:rPr>
@@ -1309,12 +1314,86 @@
               <w:lang w:val="en-CH" w:eastAsia="en-GB"/>
             </w:rPr>
           </w:pPr>
-          <w:hyperlink w:anchor="_Toc224200305" w:history="1">
+          <w:hyperlink w:anchor="_Toc229396115" w:history="1">
             <w:r>
               <w:rPr>
                 <w:rStyle w:val="Hyperlink"/>
                 <w:noProof/>
               </w:rPr>
+              <w:t>Scelta del progetto</w:t>
+            </w:r>
+            <w:r>
+              <w:rPr>
+                <w:noProof/>
+                <w:webHidden/>
+              </w:rPr>
+              <w:tab/>
+            </w:r>
+            <w:r>
+              <w:rPr>
+                <w:noProof/>
+                <w:webHidden/>
+              </w:rPr>
+              <w:fldChar w:fldCharType="begin"/>
+            </w:r>
+            <w:r>
+              <w:rPr>
+                <w:noProof/>
+                <w:webHidden/>
+              </w:rPr>
+              <w:instrText xml:space="preserve"> PAGEREF _Toc229396115 \h </w:instrText>
+            </w:r>
+            <w:r>
+              <w:rPr>
+                <w:noProof/>
+                <w:webHidden/>
+              </w:rPr>
+            </w:r>
+            <w:r>
+              <w:rPr>
+                <w:noProof/>
+                <w:webHidden/>
+              </w:rPr>
+              <w:fldChar w:fldCharType="separate"/>
+            </w:r>
+            <w:r>
+              <w:rPr>
+                <w:noProof/>
+                <w:webHidden/>
+              </w:rPr>
+              <w:t>3</w:t>
+            </w:r>
+            <w:r>
+              <w:rPr>
+                <w:noProof/>
+                <w:webHidden/>
+              </w:rPr>
+              <w:fldChar w:fldCharType="end"/>
+            </w:r>
+          </w:hyperlink>
+        </w:p>
+        <w:p>
+          <w:pPr>
+            <w:pStyle w:val="TOC1"/>
+            <w:tabs>
+              <w:tab w:val="right" w:leader="dot" w:pos="9016"/>
+            </w:tabs>
+            <w:rPr>
+              <w:rFonts w:asciiTheme="minorHAnsi" w:eastAsiaTheme="minorEastAsia" w:hAnsiTheme="minorHAnsi"/>
+              <w:b w:val="0"/>
+              <w:bCs w:val="0"/>
+              <w:i w:val="0"/>
+              <w:iCs w:val="0"/>
+              <w:noProof/>
+              <w:lang w:val="en-CH" w:eastAsia="en-GB"/>
+            </w:rPr>
+          </w:pPr>
+          <w:hyperlink w:anchor="_Toc229396116" w:history="1">
+            <w:r>
+              <w:rPr>
+                <w:rStyle w:val="Hyperlink"/>
+                <w:noProof/>
+              </w:rPr>
               <w:t>Tecnologie utilizzate</w:t>
             </w:r>
             <w:r>
@@ -1336,7 +1415,7 @@
                 <w:noProof/>
                 <w:webHidden/>
               </w:rPr>
-              <w:instrText xml:space="preserve"> PAGEREF _Toc224200305 \h </w:instrText>
+              <w:instrText xml:space="preserve"> PAGEREF _Toc229396116 \h </w:instrText>
             </w:r>
             <w:r>
               <w:rPr>
@@ -1356,7 +1435,7 @@
                 <w:noProof/>
                 <w:webHidden/>
               </w:rPr>
-              <w:t>3</w:t>
+              <w:t>4</w:t>
             </w:r>
             <w:r>
               <w:rPr>
@@ -1405,7 +1484,7 @@
       <w:pPr>
         <w:pStyle w:val="Heading1"/>
       </w:pPr>
-      <w:bookmarkStart w:id="0" w:name="_Toc224200299"/>
+      <w:bookmarkStart w:id="0" w:name="_Toc229396109"/>
       <w:r>
         <w:lastRenderedPageBreak/>
         <w:t>Mandato del progetto</w:t>
@@ -1416,7 +1495,7 @@
       <w:pPr>
         <w:pStyle w:val="Heading3"/>
       </w:pPr>
-      <w:bookmarkStart w:id="1" w:name="_Toc224200300"/>
+      <w:bookmarkStart w:id="1" w:name="_Toc229396110"/>
       <w:r>
         <w:t>Contesto</w:t>
       </w:r>
@@ -1461,7 +1540,7 @@
       <w:pPr>
         <w:pStyle w:val="Heading3"/>
       </w:pPr>
-      <w:bookmarkStart w:id="2" w:name="_Toc224200301"/>
+      <w:bookmarkStart w:id="2" w:name="_Toc229396111"/>
       <w:r>
         <w:t>Obiettivi formativi</w:t>
       </w:r>
@@ -1598,7 +1677,7 @@
       <w:pPr>
         <w:pStyle w:val="Heading3"/>
       </w:pPr>
-      <w:bookmarkStart w:id="3" w:name="_Toc224200302"/>
+      <w:bookmarkStart w:id="3" w:name="_Toc229396112"/>
       <w:r>
         <w:t>Modalità di svolgimento</w:t>
       </w:r>
@@ -1736,7 +1815,7 @@
       <w:pPr>
         <w:pStyle w:val="Heading3"/>
       </w:pPr>
-      <w:bookmarkStart w:id="4" w:name="_Toc224200303"/>
+      <w:bookmarkStart w:id="4" w:name="_Toc229396113"/>
       <w:r>
         <w:t>Valutazione</w:t>
       </w:r>
@@ -1876,7 +1955,7 @@
       <w:pPr>
         <w:pStyle w:val="Heading3"/>
       </w:pPr>
-      <w:bookmarkStart w:id="5" w:name="_Toc224200304"/>
+      <w:bookmarkStart w:id="5" w:name="_Toc229396114"/>
       <w:r>
         <w:t>Presentazione finale</w:t>
       </w:r>
@@ -2015,132 +2094,139 @@
       <w:pPr>
         <w:pStyle w:val="Heading1"/>
       </w:pPr>
-      <w:bookmarkStart w:id="6" w:name="_Toc224200305"/>
+      <w:bookmarkStart w:id="6" w:name="_Toc229396115"/>
       <w:r>
         <w:lastRenderedPageBreak/>
         <w:t>Scelta del progetto</w:t>
-      </w:r>
-    </w:p>
-    <w:p>
-      <w:r>
-        <w:t>Abbiamo</w:t>
-      </w:r>
-      <w:r>
-        <w:t xml:space="preserve"> deciso di creare una app che faccia da sostegno allo studio agli studenti.</w:t>
-      </w:r>
-    </w:p>
-    <w:p>
-      <w:r>
-        <w:t>Quest’applicazione conterrà un timer per gest</w:t>
-      </w:r>
-      <w:r>
-        <w:t>ire i momenti di studio</w:t>
-      </w:r>
-      <w:r>
-        <w:t xml:space="preserve"> e le pause.</w:t>
-      </w:r>
-    </w:p>
-    <w:p>
-      <w:r>
-        <w:t>Una sezione per gestire i task dello studente.</w:t>
-      </w:r>
-    </w:p>
-    <w:p>
-      <w:r>
-        <w:t xml:space="preserve">Una schermata che permette all’utente di inserire un argomento sulla quale vorrebbe farsi generare delle </w:t>
-      </w:r>
-      <w:proofErr w:type="spellStart"/>
-      <w:r>
-        <w:t>flashcard</w:t>
-      </w:r>
-      <w:proofErr w:type="spellEnd"/>
-      <w:r>
-        <w:t xml:space="preserve"> e </w:t>
-      </w:r>
-      <w:proofErr w:type="spellStart"/>
-      <w:r>
-        <w:t>dopodiche</w:t>
-      </w:r>
-      <w:proofErr w:type="spellEnd"/>
-      <w:r>
-        <w:t xml:space="preserve"> tramite una chiamata alla API di </w:t>
-      </w:r>
-      <w:proofErr w:type="spellStart"/>
-      <w:r>
-        <w:t>Ollama</w:t>
-      </w:r>
-      <w:proofErr w:type="spellEnd"/>
-      <w:r>
-        <w:t xml:space="preserve"> genera un </w:t>
-      </w:r>
-      <w:proofErr w:type="spellStart"/>
-      <w:r>
-        <w:t>json</w:t>
-      </w:r>
-      <w:proofErr w:type="spellEnd"/>
-      <w:r>
-        <w:t xml:space="preserve"> che popolerà le </w:t>
-      </w:r>
-      <w:proofErr w:type="spellStart"/>
-      <w:r>
-        <w:t>flashcard</w:t>
-      </w:r>
-      <w:proofErr w:type="spellEnd"/>
-      <w:r>
-        <w:t xml:space="preserve"> (L’API di </w:t>
-      </w:r>
-      <w:proofErr w:type="spellStart"/>
-      <w:r>
-        <w:t>Ollama</w:t>
-      </w:r>
-      <w:proofErr w:type="spellEnd"/>
-      <w:r>
-        <w:t xml:space="preserve"> rispetto al altre sul mercato permette di avere chiamate in modo gratuito).</w:t>
-      </w:r>
-    </w:p>
-    <w:p>
-      <w:r>
-        <w:t xml:space="preserve">Questo progetto ci è sembrato il giusto compromesso un’applicazione di base semplice ma che con l’aggiunta di creazione automatica di </w:t>
-      </w:r>
-      <w:proofErr w:type="spellStart"/>
-      <w:r>
-        <w:t>flashcard</w:t>
-      </w:r>
-      <w:proofErr w:type="spellEnd"/>
-      <w:r>
-        <w:t xml:space="preserve"> tramite AI diventa </w:t>
-      </w:r>
-      <w:proofErr w:type="gramStart"/>
-      <w:r>
-        <w:t>una progetto</w:t>
-      </w:r>
-      <w:proofErr w:type="gramEnd"/>
-      <w:r>
-        <w:t xml:space="preserve"> leggermente più complesso.</w:t>
-      </w:r>
-    </w:p>
-    <w:p>
-      <w:r>
-        <w:br w:type="page"/>
-      </w:r>
-    </w:p>
-    <w:p>
-      <w:pPr>
-        <w:pStyle w:val="Heading1"/>
-      </w:pPr>
-      <w:r>
-        <w:lastRenderedPageBreak/>
-        <w:t>Tecnologie utilizzate</w:t>
       </w:r>
       <w:bookmarkEnd w:id="6"/>
     </w:p>
     <w:p>
       <w:r>
-        <w:t>Abbiamo deciso di sviluppare questa applicazione usando flutter e dart.</w:t>
+        <w:t>Abbiamo</w:t>
+      </w:r>
+      <w:r>
+        <w:t xml:space="preserve"> deciso di creare una app che faccia da sostegno allo studio agli studenti.</w:t>
       </w:r>
     </w:p>
     <w:p>
       <w:r>
+        <w:t>Quest’applicazione conterrà un timer per gest</w:t>
+      </w:r>
+      <w:r>
+        <w:t>ire i momenti di studio</w:t>
+      </w:r>
+      <w:r>
+        <w:t xml:space="preserve"> e le pause.</w:t>
+      </w:r>
+    </w:p>
+    <w:p>
+      <w:r>
+        <w:t>Una sezione per gestire i task dello studente.</w:t>
+      </w:r>
+    </w:p>
+    <w:p>
+      <w:r>
+        <w:t xml:space="preserve">Una schermata che permette all’utente di inserire un argomento sulla quale vorrebbe farsi generare delle </w:t>
+      </w:r>
+      <w:proofErr w:type="spellStart"/>
+      <w:r>
+        <w:t>flashcard</w:t>
+      </w:r>
+      <w:proofErr w:type="spellEnd"/>
+      <w:r>
+        <w:t xml:space="preserve"> e dopodich</w:t>
+      </w:r>
+      <w:r>
+        <w:t>é</w:t>
+      </w:r>
+      <w:r>
+        <w:t xml:space="preserve"> tramite una chiamata alla API di </w:t>
+      </w:r>
+      <w:proofErr w:type="spellStart"/>
+      <w:r>
+        <w:t>Ollama</w:t>
+      </w:r>
+      <w:proofErr w:type="spellEnd"/>
+      <w:r>
+        <w:t xml:space="preserve"> genera un </w:t>
+      </w:r>
+      <w:proofErr w:type="spellStart"/>
+      <w:r>
+        <w:t>json</w:t>
+      </w:r>
+      <w:proofErr w:type="spellEnd"/>
+      <w:r>
+        <w:t xml:space="preserve"> che popolerà le </w:t>
+      </w:r>
+      <w:proofErr w:type="spellStart"/>
+      <w:r>
+        <w:t>flashcard</w:t>
+      </w:r>
+      <w:proofErr w:type="spellEnd"/>
+      <w:r>
+        <w:t xml:space="preserve"> (L’API di </w:t>
+      </w:r>
+      <w:proofErr w:type="spellStart"/>
+      <w:r>
+        <w:t>Ollama</w:t>
+      </w:r>
+      <w:proofErr w:type="spellEnd"/>
+      <w:r>
+        <w:t xml:space="preserve"> rispetto al altre permette di avere chiamate </w:t>
+      </w:r>
+      <w:r>
+        <w:t xml:space="preserve">illimitate </w:t>
+      </w:r>
+      <w:r>
+        <w:t>in modo gratuito).</w:t>
+      </w:r>
+    </w:p>
+    <w:p>
+      <w:r>
+        <w:t xml:space="preserve">Questo progetto ci è sembrato il giusto compromesso un’applicazione di base semplice ma che con l’aggiunta di creazione automatica di </w:t>
+      </w:r>
+      <w:proofErr w:type="spellStart"/>
+      <w:r>
+        <w:t>flashcard</w:t>
+      </w:r>
+      <w:proofErr w:type="spellEnd"/>
+      <w:r>
+        <w:t xml:space="preserve"> tramite AI diventa </w:t>
+      </w:r>
+      <w:r>
+        <w:t>un progetto</w:t>
+      </w:r>
+      <w:r>
+        <w:t xml:space="preserve"> leggermente più complesso.</w:t>
+      </w:r>
+    </w:p>
+    <w:p>
+      <w:r>
+        <w:br w:type="page"/>
+      </w:r>
+    </w:p>
+    <w:p>
+      <w:pPr>
+        <w:pStyle w:val="Heading1"/>
+      </w:pPr>
+      <w:bookmarkStart w:id="7" w:name="_Toc229396116"/>
+      <w:r>
+        <w:lastRenderedPageBreak/>
+        <w:t>Tecnologie utilizzate</w:t>
+      </w:r>
+      <w:bookmarkEnd w:id="7"/>
+      <w:r>
+        <w:t xml:space="preserve"> </w:t>
+      </w:r>
+    </w:p>
+    <w:p>
+      <w:r>
+        <w:t>Abbiamo deciso di sviluppare questa applicazione usando flutter e dart.</w:t>
+      </w:r>
+    </w:p>
+    <w:p>
+      <w:r>
         <w:t xml:space="preserve">Flutter è una UI SDK (software developer kit) open source creata da </w:t>
       </w:r>
       <w:proofErr w:type="spellStart"/>
@@ -2189,16 +2275,32 @@
       </w:r>
       <w:proofErr w:type="spellEnd"/>
       <w:r>
-        <w:t xml:space="preserve">… Flutter è strutturato in widget, questo vuol dire che ogni pixel dello schermo può essere controllato, questi variano da elementi strutturali fino a stili. Flutter porta con </w:t>
-      </w:r>
-      <w:r>
-        <w:t>sé</w:t>
-      </w:r>
-      <w:r>
-        <w:t xml:space="preserve"> la possibilità di fare l’hot </w:t>
+        <w:t xml:space="preserve">… Flutter è strutturato in widget, questo vuol dire che ogni pixel dello schermo può essere controllato, questi variano da elementi strutturali fino a stili. </w:t>
+      </w:r>
+    </w:p>
+    <w:p>
+      <w:r>
+        <w:t>Dart</w:t>
+      </w:r>
+      <w:r>
+        <w:t xml:space="preserve"> </w:t>
+      </w:r>
+      <w:r>
+        <w:t xml:space="preserve">è un linguaggio fortemente tipizzato che è </w:t>
       </w:r>
       <w:proofErr w:type="spellStart"/>
       <w:r>
+        <w:t>molto utile</w:t>
+      </w:r>
+      <w:proofErr w:type="spellEnd"/>
+      <w:r>
+        <w:t xml:space="preserve"> per lo sviluppo perché dà </w:t>
+      </w:r>
+      <w:r>
+        <w:t xml:space="preserve">la possibilità di fare l’hot </w:t>
+      </w:r>
+      <w:proofErr w:type="spellStart"/>
+      <w:r>
         <w:t>reload</w:t>
       </w:r>
       <w:proofErr w:type="spellEnd"/>
@@ -2206,6 +2308,37 @@
         <w:t xml:space="preserve"> e questo vuol dire che puoi vedere gli aggiornamenti della tua app in tempo reale senza perdere gli stati dell’app.</w:t>
       </w:r>
     </w:p>
+    <w:p>
+      <w:r>
+        <w:t xml:space="preserve">In aggiunta a questo abbiamo deciso di usare </w:t>
+      </w:r>
+      <w:proofErr w:type="spellStart"/>
+      <w:r>
+        <w:t>l’api</w:t>
+      </w:r>
+      <w:proofErr w:type="spellEnd"/>
+      <w:r>
+        <w:t xml:space="preserve"> di </w:t>
+      </w:r>
+      <w:proofErr w:type="spellStart"/>
+      <w:r>
+        <w:t>O</w:t>
+      </w:r>
+      <w:r>
+        <w:t>llama</w:t>
+      </w:r>
+      <w:proofErr w:type="spellEnd"/>
+      <w:r>
+        <w:t>.</w:t>
+      </w:r>
+    </w:p>
+    <w:p>
+      <w:r>
+        <w:br w:type="page"/>
+      </w:r>
+    </w:p>
+    <w:p/>
+    <w:p/>
     <w:sectPr>
       <w:pgSz w:w="11906" w:h="16838"/>
       <w:pgMar w:top="1440" w:right="1440" w:bottom="1440" w:left="1440" w:header="708" w:footer="708" w:gutter="0"/>

--- a/documentazione/DocumentazioneModulo306.docx
+++ b/documentazione/DocumentazioneModulo306.docx
@@ -13,7 +13,6 @@
           <w:docPartUnique/>
         </w:docPartObj>
       </w:sdtPr>
-      <w:sdtEndPr/>
       <w:sdtContent>
         <w:p>
           <w:pPr>
@@ -77,7 +76,6 @@
                                   <w15:appearance w15:val="hidden"/>
                                   <w:text/>
                                 </w:sdtPr>
-                                <w:sdtEndPr/>
                                 <w:sdtContent>
                                   <w:p>
                                     <w:pPr>
@@ -129,7 +127,6 @@
                                     <w15:appearance w15:val="hidden"/>
                                     <w:text/>
                                   </w:sdtPr>
-                                  <w:sdtEndPr/>
                                   <w:sdtContent>
                                     <w:r>
                                       <w:rPr>
@@ -166,7 +163,6 @@
                                     <w15:appearance w15:val="hidden"/>
                                     <w:text/>
                                   </w:sdtPr>
-                                  <w:sdtEndPr/>
                                   <w:sdtContent>
                                     <w:r>
                                       <w:rPr>
@@ -257,7 +253,6 @@
                             <w15:appearance w15:val="hidden"/>
                             <w:text/>
                           </w:sdtPr>
-                          <w:sdtEndPr/>
                           <w:sdtContent>
                             <w:p>
                               <w:pPr>
@@ -309,7 +304,6 @@
                               <w15:appearance w15:val="hidden"/>
                               <w:text/>
                             </w:sdtPr>
-                            <w:sdtEndPr/>
                             <w:sdtContent>
                               <w:r>
                                 <w:rPr>
@@ -346,7 +340,6 @@
                               <w15:appearance w15:val="hidden"/>
                               <w:text/>
                             </w:sdtPr>
-                            <w:sdtEndPr/>
                             <w:sdtContent>
                               <w:r>
                                 <w:rPr>
@@ -560,7 +553,6 @@
                                   <w15:appearance w15:val="hidden"/>
                                   <w:text/>
                                 </w:sdtPr>
-                                <w:sdtEndPr/>
                                 <w:sdtContent>
                                   <w:p>
                                     <w:pPr>
@@ -690,7 +682,6 @@
                             <w15:appearance w15:val="hidden"/>
                             <w:text/>
                           </w:sdtPr>
-                          <w:sdtEndPr/>
                           <w:sdtContent>
                             <w:p>
                               <w:pPr>
@@ -880,7 +871,7 @@
             </w:rPr>
             <w:fldChar w:fldCharType="separate"/>
           </w:r>
-          <w:hyperlink w:anchor="_Toc229396109" w:history="1">
+          <w:hyperlink w:anchor="_Toc231689344" w:history="1">
             <w:r>
               <w:rPr>
                 <w:rStyle w:val="Hyperlink"/>
@@ -907,7 +898,7 @@
                 <w:noProof/>
                 <w:webHidden/>
               </w:rPr>
-              <w:instrText xml:space="preserve"> PAGEREF _Toc229396109 \h </w:instrText>
+              <w:instrText xml:space="preserve"> PAGEREF _Toc231689344 \h </w:instrText>
             </w:r>
             <w:r>
               <w:rPr>
@@ -952,7 +943,7 @@
               <w:lang w:val="en-CH" w:eastAsia="en-GB"/>
             </w:rPr>
           </w:pPr>
-          <w:hyperlink w:anchor="_Toc229396110" w:history="1">
+          <w:hyperlink w:anchor="_Toc231689345" w:history="1">
             <w:r>
               <w:rPr>
                 <w:rStyle w:val="Hyperlink"/>
@@ -979,7 +970,7 @@
                 <w:noProof/>
                 <w:webHidden/>
               </w:rPr>
-              <w:instrText xml:space="preserve"> PAGEREF _Toc229396110 \h </w:instrText>
+              <w:instrText xml:space="preserve"> PAGEREF _Toc231689345 \h </w:instrText>
             </w:r>
             <w:r>
               <w:rPr>
@@ -1024,7 +1015,7 @@
               <w:lang w:val="en-CH" w:eastAsia="en-GB"/>
             </w:rPr>
           </w:pPr>
-          <w:hyperlink w:anchor="_Toc229396111" w:history="1">
+          <w:hyperlink w:anchor="_Toc231689346" w:history="1">
             <w:r>
               <w:rPr>
                 <w:rStyle w:val="Hyperlink"/>
@@ -1051,7 +1042,7 @@
                 <w:noProof/>
                 <w:webHidden/>
               </w:rPr>
-              <w:instrText xml:space="preserve"> PAGEREF _Toc229396111 \h </w:instrText>
+              <w:instrText xml:space="preserve"> PAGEREF _Toc231689346 \h </w:instrText>
             </w:r>
             <w:r>
               <w:rPr>
@@ -1096,7 +1087,7 @@
               <w:lang w:val="en-CH" w:eastAsia="en-GB"/>
             </w:rPr>
           </w:pPr>
-          <w:hyperlink w:anchor="_Toc229396112" w:history="1">
+          <w:hyperlink w:anchor="_Toc231689347" w:history="1">
             <w:r>
               <w:rPr>
                 <w:rStyle w:val="Hyperlink"/>
@@ -1123,7 +1114,7 @@
                 <w:noProof/>
                 <w:webHidden/>
               </w:rPr>
-              <w:instrText xml:space="preserve"> PAGEREF _Toc229396112 \h </w:instrText>
+              <w:instrText xml:space="preserve"> PAGEREF _Toc231689347 \h </w:instrText>
             </w:r>
             <w:r>
               <w:rPr>
@@ -1168,7 +1159,7 @@
               <w:lang w:val="en-CH" w:eastAsia="en-GB"/>
             </w:rPr>
           </w:pPr>
-          <w:hyperlink w:anchor="_Toc229396113" w:history="1">
+          <w:hyperlink w:anchor="_Toc231689348" w:history="1">
             <w:r>
               <w:rPr>
                 <w:rStyle w:val="Hyperlink"/>
@@ -1195,7 +1186,7 @@
                 <w:noProof/>
                 <w:webHidden/>
               </w:rPr>
-              <w:instrText xml:space="preserve"> PAGEREF _Toc229396113 \h </w:instrText>
+              <w:instrText xml:space="preserve"> PAGEREF _Toc231689348 \h </w:instrText>
             </w:r>
             <w:r>
               <w:rPr>
@@ -1240,7 +1231,7 @@
               <w:lang w:val="en-CH" w:eastAsia="en-GB"/>
             </w:rPr>
           </w:pPr>
-          <w:hyperlink w:anchor="_Toc229396114" w:history="1">
+          <w:hyperlink w:anchor="_Toc231689349" w:history="1">
             <w:r>
               <w:rPr>
                 <w:rStyle w:val="Hyperlink"/>
@@ -1267,7 +1258,7 @@
                 <w:noProof/>
                 <w:webHidden/>
               </w:rPr>
-              <w:instrText xml:space="preserve"> PAGEREF _Toc229396114 \h </w:instrText>
+              <w:instrText xml:space="preserve"> PAGEREF _Toc231689349 \h </w:instrText>
             </w:r>
             <w:r>
               <w:rPr>
@@ -1314,7 +1305,7 @@
               <w:lang w:val="en-CH" w:eastAsia="en-GB"/>
             </w:rPr>
           </w:pPr>
-          <w:hyperlink w:anchor="_Toc229396115" w:history="1">
+          <w:hyperlink w:anchor="_Toc231689350" w:history="1">
             <w:r>
               <w:rPr>
                 <w:rStyle w:val="Hyperlink"/>
@@ -1341,7 +1332,7 @@
                 <w:noProof/>
                 <w:webHidden/>
               </w:rPr>
-              <w:instrText xml:space="preserve"> PAGEREF _Toc229396115 \h </w:instrText>
+              <w:instrText xml:space="preserve"> PAGEREF _Toc231689350 \h </w:instrText>
             </w:r>
             <w:r>
               <w:rPr>
@@ -1388,11 +1379,535 @@
               <w:lang w:val="en-CH" w:eastAsia="en-GB"/>
             </w:rPr>
           </w:pPr>
-          <w:hyperlink w:anchor="_Toc229396116" w:history="1">
+          <w:hyperlink w:anchor="_Toc231689351" w:history="1">
             <w:r>
               <w:rPr>
                 <w:rStyle w:val="Hyperlink"/>
                 <w:noProof/>
+                <w:lang w:val="it-CH"/>
+              </w:rPr>
+              <w:t>Introduzione</w:t>
+            </w:r>
+            <w:r>
+              <w:rPr>
+                <w:noProof/>
+                <w:webHidden/>
+              </w:rPr>
+              <w:tab/>
+            </w:r>
+            <w:r>
+              <w:rPr>
+                <w:noProof/>
+                <w:webHidden/>
+              </w:rPr>
+              <w:fldChar w:fldCharType="begin"/>
+            </w:r>
+            <w:r>
+              <w:rPr>
+                <w:noProof/>
+                <w:webHidden/>
+              </w:rPr>
+              <w:instrText xml:space="preserve"> PAGEREF _Toc231689351 \h </w:instrText>
+            </w:r>
+            <w:r>
+              <w:rPr>
+                <w:noProof/>
+                <w:webHidden/>
+              </w:rPr>
+            </w:r>
+            <w:r>
+              <w:rPr>
+                <w:noProof/>
+                <w:webHidden/>
+              </w:rPr>
+              <w:fldChar w:fldCharType="separate"/>
+            </w:r>
+            <w:r>
+              <w:rPr>
+                <w:noProof/>
+                <w:webHidden/>
+              </w:rPr>
+              <w:t>4</w:t>
+            </w:r>
+            <w:r>
+              <w:rPr>
+                <w:noProof/>
+                <w:webHidden/>
+              </w:rPr>
+              <w:fldChar w:fldCharType="end"/>
+            </w:r>
+          </w:hyperlink>
+        </w:p>
+        <w:p>
+          <w:pPr>
+            <w:pStyle w:val="TOC2"/>
+            <w:tabs>
+              <w:tab w:val="right" w:leader="dot" w:pos="9016"/>
+            </w:tabs>
+            <w:rPr>
+              <w:rFonts w:asciiTheme="minorHAnsi" w:eastAsiaTheme="minorEastAsia" w:hAnsiTheme="minorHAnsi"/>
+              <w:b w:val="0"/>
+              <w:bCs w:val="0"/>
+              <w:noProof/>
+              <w:sz w:val="24"/>
+              <w:szCs w:val="24"/>
+              <w:lang w:val="en-CH" w:eastAsia="en-GB"/>
+            </w:rPr>
+          </w:pPr>
+          <w:hyperlink w:anchor="_Toc231689352" w:history="1">
+            <w:r>
+              <w:rPr>
+                <w:rStyle w:val="Hyperlink"/>
+                <w:noProof/>
+                <w:lang w:val="it-CH"/>
+              </w:rPr>
+              <w:t>Scopo del progetto</w:t>
+            </w:r>
+            <w:r>
+              <w:rPr>
+                <w:noProof/>
+                <w:webHidden/>
+              </w:rPr>
+              <w:tab/>
+            </w:r>
+            <w:r>
+              <w:rPr>
+                <w:noProof/>
+                <w:webHidden/>
+              </w:rPr>
+              <w:fldChar w:fldCharType="begin"/>
+            </w:r>
+            <w:r>
+              <w:rPr>
+                <w:noProof/>
+                <w:webHidden/>
+              </w:rPr>
+              <w:instrText xml:space="preserve"> PAGEREF _Toc231689352 \h </w:instrText>
+            </w:r>
+            <w:r>
+              <w:rPr>
+                <w:noProof/>
+                <w:webHidden/>
+              </w:rPr>
+            </w:r>
+            <w:r>
+              <w:rPr>
+                <w:noProof/>
+                <w:webHidden/>
+              </w:rPr>
+              <w:fldChar w:fldCharType="separate"/>
+            </w:r>
+            <w:r>
+              <w:rPr>
+                <w:noProof/>
+                <w:webHidden/>
+              </w:rPr>
+              <w:t>4</w:t>
+            </w:r>
+            <w:r>
+              <w:rPr>
+                <w:noProof/>
+                <w:webHidden/>
+              </w:rPr>
+              <w:fldChar w:fldCharType="end"/>
+            </w:r>
+          </w:hyperlink>
+        </w:p>
+        <w:p>
+          <w:pPr>
+            <w:pStyle w:val="TOC2"/>
+            <w:tabs>
+              <w:tab w:val="right" w:leader="dot" w:pos="9016"/>
+            </w:tabs>
+            <w:rPr>
+              <w:rFonts w:asciiTheme="minorHAnsi" w:eastAsiaTheme="minorEastAsia" w:hAnsiTheme="minorHAnsi"/>
+              <w:b w:val="0"/>
+              <w:bCs w:val="0"/>
+              <w:noProof/>
+              <w:sz w:val="24"/>
+              <w:szCs w:val="24"/>
+              <w:lang w:val="en-CH" w:eastAsia="en-GB"/>
+            </w:rPr>
+          </w:pPr>
+          <w:hyperlink w:anchor="_Toc231689353" w:history="1">
+            <w:r>
+              <w:rPr>
+                <w:rStyle w:val="Hyperlink"/>
+                <w:noProof/>
+              </w:rPr>
+              <w:t>Obiettivi</w:t>
+            </w:r>
+            <w:r>
+              <w:rPr>
+                <w:noProof/>
+                <w:webHidden/>
+              </w:rPr>
+              <w:tab/>
+            </w:r>
+            <w:r>
+              <w:rPr>
+                <w:noProof/>
+                <w:webHidden/>
+              </w:rPr>
+              <w:fldChar w:fldCharType="begin"/>
+            </w:r>
+            <w:r>
+              <w:rPr>
+                <w:noProof/>
+                <w:webHidden/>
+              </w:rPr>
+              <w:instrText xml:space="preserve"> PAGEREF _Toc231689353 \h </w:instrText>
+            </w:r>
+            <w:r>
+              <w:rPr>
+                <w:noProof/>
+                <w:webHidden/>
+              </w:rPr>
+            </w:r>
+            <w:r>
+              <w:rPr>
+                <w:noProof/>
+                <w:webHidden/>
+              </w:rPr>
+              <w:fldChar w:fldCharType="separate"/>
+            </w:r>
+            <w:r>
+              <w:rPr>
+                <w:noProof/>
+                <w:webHidden/>
+              </w:rPr>
+              <w:t>4</w:t>
+            </w:r>
+            <w:r>
+              <w:rPr>
+                <w:noProof/>
+                <w:webHidden/>
+              </w:rPr>
+              <w:fldChar w:fldCharType="end"/>
+            </w:r>
+          </w:hyperlink>
+        </w:p>
+        <w:p>
+          <w:pPr>
+            <w:pStyle w:val="TOC2"/>
+            <w:tabs>
+              <w:tab w:val="right" w:leader="dot" w:pos="9016"/>
+            </w:tabs>
+            <w:rPr>
+              <w:rFonts w:asciiTheme="minorHAnsi" w:eastAsiaTheme="minorEastAsia" w:hAnsiTheme="minorHAnsi"/>
+              <w:b w:val="0"/>
+              <w:bCs w:val="0"/>
+              <w:noProof/>
+              <w:sz w:val="24"/>
+              <w:szCs w:val="24"/>
+              <w:lang w:val="en-CH" w:eastAsia="en-GB"/>
+            </w:rPr>
+          </w:pPr>
+          <w:hyperlink w:anchor="_Toc231689354" w:history="1">
+            <w:r>
+              <w:rPr>
+                <w:rStyle w:val="Hyperlink"/>
+                <w:noProof/>
+                <w:lang w:val="it-CH"/>
+              </w:rPr>
+              <w:t>Metodo di lavoro</w:t>
+            </w:r>
+            <w:r>
+              <w:rPr>
+                <w:noProof/>
+                <w:webHidden/>
+              </w:rPr>
+              <w:tab/>
+            </w:r>
+            <w:r>
+              <w:rPr>
+                <w:noProof/>
+                <w:webHidden/>
+              </w:rPr>
+              <w:fldChar w:fldCharType="begin"/>
+            </w:r>
+            <w:r>
+              <w:rPr>
+                <w:noProof/>
+                <w:webHidden/>
+              </w:rPr>
+              <w:instrText xml:space="preserve"> PAGEREF _Toc231689354 \h </w:instrText>
+            </w:r>
+            <w:r>
+              <w:rPr>
+                <w:noProof/>
+                <w:webHidden/>
+              </w:rPr>
+            </w:r>
+            <w:r>
+              <w:rPr>
+                <w:noProof/>
+                <w:webHidden/>
+              </w:rPr>
+              <w:fldChar w:fldCharType="separate"/>
+            </w:r>
+            <w:r>
+              <w:rPr>
+                <w:noProof/>
+                <w:webHidden/>
+              </w:rPr>
+              <w:t>5</w:t>
+            </w:r>
+            <w:r>
+              <w:rPr>
+                <w:noProof/>
+                <w:webHidden/>
+              </w:rPr>
+              <w:fldChar w:fldCharType="end"/>
+            </w:r>
+          </w:hyperlink>
+        </w:p>
+        <w:p>
+          <w:pPr>
+            <w:pStyle w:val="TOC1"/>
+            <w:tabs>
+              <w:tab w:val="right" w:leader="dot" w:pos="9016"/>
+            </w:tabs>
+            <w:rPr>
+              <w:rFonts w:asciiTheme="minorHAnsi" w:eastAsiaTheme="minorEastAsia" w:hAnsiTheme="minorHAnsi"/>
+              <w:b w:val="0"/>
+              <w:bCs w:val="0"/>
+              <w:i w:val="0"/>
+              <w:iCs w:val="0"/>
+              <w:noProof/>
+              <w:lang w:val="en-CH" w:eastAsia="en-GB"/>
+            </w:rPr>
+          </w:pPr>
+          <w:hyperlink w:anchor="_Toc231689355" w:history="1">
+            <w:r>
+              <w:rPr>
+                <w:rStyle w:val="Hyperlink"/>
+                <w:noProof/>
+                <w:lang w:val="it-CH"/>
+              </w:rPr>
+              <w:t>Pianificazione del progetto</w:t>
+            </w:r>
+            <w:r>
+              <w:rPr>
+                <w:noProof/>
+                <w:webHidden/>
+              </w:rPr>
+              <w:tab/>
+            </w:r>
+            <w:r>
+              <w:rPr>
+                <w:noProof/>
+                <w:webHidden/>
+              </w:rPr>
+              <w:fldChar w:fldCharType="begin"/>
+            </w:r>
+            <w:r>
+              <w:rPr>
+                <w:noProof/>
+                <w:webHidden/>
+              </w:rPr>
+              <w:instrText xml:space="preserve"> PAGEREF _Toc231689355 \h </w:instrText>
+            </w:r>
+            <w:r>
+              <w:rPr>
+                <w:noProof/>
+                <w:webHidden/>
+              </w:rPr>
+            </w:r>
+            <w:r>
+              <w:rPr>
+                <w:noProof/>
+                <w:webHidden/>
+              </w:rPr>
+              <w:fldChar w:fldCharType="separate"/>
+            </w:r>
+            <w:r>
+              <w:rPr>
+                <w:noProof/>
+                <w:webHidden/>
+              </w:rPr>
+              <w:t>5</w:t>
+            </w:r>
+            <w:r>
+              <w:rPr>
+                <w:noProof/>
+                <w:webHidden/>
+              </w:rPr>
+              <w:fldChar w:fldCharType="end"/>
+            </w:r>
+          </w:hyperlink>
+        </w:p>
+        <w:p>
+          <w:pPr>
+            <w:pStyle w:val="TOC2"/>
+            <w:tabs>
+              <w:tab w:val="right" w:leader="dot" w:pos="9016"/>
+            </w:tabs>
+            <w:rPr>
+              <w:rFonts w:asciiTheme="minorHAnsi" w:eastAsiaTheme="minorEastAsia" w:hAnsiTheme="minorHAnsi"/>
+              <w:b w:val="0"/>
+              <w:bCs w:val="0"/>
+              <w:noProof/>
+              <w:sz w:val="24"/>
+              <w:szCs w:val="24"/>
+              <w:lang w:val="en-CH" w:eastAsia="en-GB"/>
+            </w:rPr>
+          </w:pPr>
+          <w:hyperlink w:anchor="_Toc231689356" w:history="1">
+            <w:r>
+              <w:rPr>
+                <w:rStyle w:val="Hyperlink"/>
+                <w:noProof/>
+                <w:lang w:val="it-CH"/>
+              </w:rPr>
+              <w:t>Suddivisione delle attivita</w:t>
+            </w:r>
+            <w:r>
+              <w:rPr>
+                <w:noProof/>
+                <w:webHidden/>
+              </w:rPr>
+              <w:tab/>
+            </w:r>
+            <w:r>
+              <w:rPr>
+                <w:noProof/>
+                <w:webHidden/>
+              </w:rPr>
+              <w:fldChar w:fldCharType="begin"/>
+            </w:r>
+            <w:r>
+              <w:rPr>
+                <w:noProof/>
+                <w:webHidden/>
+              </w:rPr>
+              <w:instrText xml:space="preserve"> PAGEREF _Toc231689356 \h </w:instrText>
+            </w:r>
+            <w:r>
+              <w:rPr>
+                <w:noProof/>
+                <w:webHidden/>
+              </w:rPr>
+            </w:r>
+            <w:r>
+              <w:rPr>
+                <w:noProof/>
+                <w:webHidden/>
+              </w:rPr>
+              <w:fldChar w:fldCharType="separate"/>
+            </w:r>
+            <w:r>
+              <w:rPr>
+                <w:noProof/>
+                <w:webHidden/>
+              </w:rPr>
+              <w:t>5</w:t>
+            </w:r>
+            <w:r>
+              <w:rPr>
+                <w:noProof/>
+                <w:webHidden/>
+              </w:rPr>
+              <w:fldChar w:fldCharType="end"/>
+            </w:r>
+          </w:hyperlink>
+        </w:p>
+        <w:p>
+          <w:pPr>
+            <w:pStyle w:val="TOC2"/>
+            <w:tabs>
+              <w:tab w:val="right" w:leader="dot" w:pos="9016"/>
+            </w:tabs>
+            <w:rPr>
+              <w:rFonts w:asciiTheme="minorHAnsi" w:eastAsiaTheme="minorEastAsia" w:hAnsiTheme="minorHAnsi"/>
+              <w:b w:val="0"/>
+              <w:bCs w:val="0"/>
+              <w:noProof/>
+              <w:sz w:val="24"/>
+              <w:szCs w:val="24"/>
+              <w:lang w:val="en-CH" w:eastAsia="en-GB"/>
+            </w:rPr>
+          </w:pPr>
+          <w:hyperlink w:anchor="_Toc231689357" w:history="1">
+            <w:r>
+              <w:rPr>
+                <w:rStyle w:val="Hyperlink"/>
+                <w:noProof/>
+              </w:rPr>
+              <w:t>Rischi tecnici</w:t>
+            </w:r>
+            <w:r>
+              <w:rPr>
+                <w:noProof/>
+                <w:webHidden/>
+              </w:rPr>
+              <w:tab/>
+            </w:r>
+            <w:r>
+              <w:rPr>
+                <w:noProof/>
+                <w:webHidden/>
+              </w:rPr>
+              <w:fldChar w:fldCharType="begin"/>
+            </w:r>
+            <w:r>
+              <w:rPr>
+                <w:noProof/>
+                <w:webHidden/>
+              </w:rPr>
+              <w:instrText xml:space="preserve"> PAGEREF _Toc231689357 \h </w:instrText>
+            </w:r>
+            <w:r>
+              <w:rPr>
+                <w:noProof/>
+                <w:webHidden/>
+              </w:rPr>
+            </w:r>
+            <w:r>
+              <w:rPr>
+                <w:noProof/>
+                <w:webHidden/>
+              </w:rPr>
+              <w:fldChar w:fldCharType="separate"/>
+            </w:r>
+            <w:r>
+              <w:rPr>
+                <w:noProof/>
+                <w:webHidden/>
+              </w:rPr>
+              <w:t>5</w:t>
+            </w:r>
+            <w:r>
+              <w:rPr>
+                <w:noProof/>
+                <w:webHidden/>
+              </w:rPr>
+              <w:fldChar w:fldCharType="end"/>
+            </w:r>
+          </w:hyperlink>
+        </w:p>
+        <w:p>
+          <w:pPr>
+            <w:pStyle w:val="TOC1"/>
+            <w:tabs>
+              <w:tab w:val="right" w:leader="dot" w:pos="9016"/>
+            </w:tabs>
+            <w:rPr>
+              <w:rFonts w:asciiTheme="minorHAnsi" w:eastAsiaTheme="minorEastAsia" w:hAnsiTheme="minorHAnsi"/>
+              <w:b w:val="0"/>
+              <w:bCs w:val="0"/>
+              <w:i w:val="0"/>
+              <w:iCs w:val="0"/>
+              <w:noProof/>
+              <w:lang w:val="en-CH" w:eastAsia="en-GB"/>
+            </w:rPr>
+          </w:pPr>
+          <w:hyperlink w:anchor="_Toc231689358" w:history="1">
+            <w:r>
+              <w:rPr>
+                <w:rStyle w:val="Hyperlink"/>
+                <w:noProof/>
+                <w:lang w:val="it-CH"/>
               </w:rPr>
               <w:t>Tecnologie utilizzate</w:t>
             </w:r>
@@ -1415,7 +1930,7 @@
                 <w:noProof/>
                 <w:webHidden/>
               </w:rPr>
-              <w:instrText xml:space="preserve"> PAGEREF _Toc229396116 \h </w:instrText>
+              <w:instrText xml:space="preserve"> PAGEREF _Toc231689358 \h </w:instrText>
             </w:r>
             <w:r>
               <w:rPr>
@@ -1435,7 +1950,1051 @@
                 <w:noProof/>
                 <w:webHidden/>
               </w:rPr>
-              <w:t>4</w:t>
+              <w:t>6</w:t>
+            </w:r>
+            <w:r>
+              <w:rPr>
+                <w:noProof/>
+                <w:webHidden/>
+              </w:rPr>
+              <w:fldChar w:fldCharType="end"/>
+            </w:r>
+          </w:hyperlink>
+        </w:p>
+        <w:p>
+          <w:pPr>
+            <w:pStyle w:val="TOC1"/>
+            <w:tabs>
+              <w:tab w:val="right" w:leader="dot" w:pos="9016"/>
+            </w:tabs>
+            <w:rPr>
+              <w:rFonts w:asciiTheme="minorHAnsi" w:eastAsiaTheme="minorEastAsia" w:hAnsiTheme="minorHAnsi"/>
+              <w:b w:val="0"/>
+              <w:bCs w:val="0"/>
+              <w:i w:val="0"/>
+              <w:iCs w:val="0"/>
+              <w:noProof/>
+              <w:lang w:val="en-CH" w:eastAsia="en-GB"/>
+            </w:rPr>
+          </w:pPr>
+          <w:hyperlink w:anchor="_Toc231689359" w:history="1">
+            <w:r>
+              <w:rPr>
+                <w:rStyle w:val="Hyperlink"/>
+                <w:noProof/>
+                <w:lang w:val="it-CH"/>
+              </w:rPr>
+              <w:t>Architettura del progetto</w:t>
+            </w:r>
+            <w:r>
+              <w:rPr>
+                <w:noProof/>
+                <w:webHidden/>
+              </w:rPr>
+              <w:tab/>
+            </w:r>
+            <w:r>
+              <w:rPr>
+                <w:noProof/>
+                <w:webHidden/>
+              </w:rPr>
+              <w:fldChar w:fldCharType="begin"/>
+            </w:r>
+            <w:r>
+              <w:rPr>
+                <w:noProof/>
+                <w:webHidden/>
+              </w:rPr>
+              <w:instrText xml:space="preserve"> PAGEREF _Toc231689359 \h </w:instrText>
+            </w:r>
+            <w:r>
+              <w:rPr>
+                <w:noProof/>
+                <w:webHidden/>
+              </w:rPr>
+            </w:r>
+            <w:r>
+              <w:rPr>
+                <w:noProof/>
+                <w:webHidden/>
+              </w:rPr>
+              <w:fldChar w:fldCharType="separate"/>
+            </w:r>
+            <w:r>
+              <w:rPr>
+                <w:noProof/>
+                <w:webHidden/>
+              </w:rPr>
+              <w:t>6</w:t>
+            </w:r>
+            <w:r>
+              <w:rPr>
+                <w:noProof/>
+                <w:webHidden/>
+              </w:rPr>
+              <w:fldChar w:fldCharType="end"/>
+            </w:r>
+          </w:hyperlink>
+        </w:p>
+        <w:p>
+          <w:pPr>
+            <w:pStyle w:val="TOC2"/>
+            <w:tabs>
+              <w:tab w:val="right" w:leader="dot" w:pos="9016"/>
+            </w:tabs>
+            <w:rPr>
+              <w:rFonts w:asciiTheme="minorHAnsi" w:eastAsiaTheme="minorEastAsia" w:hAnsiTheme="minorHAnsi"/>
+              <w:b w:val="0"/>
+              <w:bCs w:val="0"/>
+              <w:noProof/>
+              <w:sz w:val="24"/>
+              <w:szCs w:val="24"/>
+              <w:lang w:val="en-CH" w:eastAsia="en-GB"/>
+            </w:rPr>
+          </w:pPr>
+          <w:hyperlink w:anchor="_Toc231689360" w:history="1">
+            <w:r>
+              <w:rPr>
+                <w:rStyle w:val="Hyperlink"/>
+                <w:noProof/>
+              </w:rPr>
+              <w:t>Flusso generale dell'app</w:t>
+            </w:r>
+            <w:r>
+              <w:rPr>
+                <w:noProof/>
+                <w:webHidden/>
+              </w:rPr>
+              <w:tab/>
+            </w:r>
+            <w:r>
+              <w:rPr>
+                <w:noProof/>
+                <w:webHidden/>
+              </w:rPr>
+              <w:fldChar w:fldCharType="begin"/>
+            </w:r>
+            <w:r>
+              <w:rPr>
+                <w:noProof/>
+                <w:webHidden/>
+              </w:rPr>
+              <w:instrText xml:space="preserve"> PAGEREF _Toc231689360 \h </w:instrText>
+            </w:r>
+            <w:r>
+              <w:rPr>
+                <w:noProof/>
+                <w:webHidden/>
+              </w:rPr>
+            </w:r>
+            <w:r>
+              <w:rPr>
+                <w:noProof/>
+                <w:webHidden/>
+              </w:rPr>
+              <w:fldChar w:fldCharType="separate"/>
+            </w:r>
+            <w:r>
+              <w:rPr>
+                <w:noProof/>
+                <w:webHidden/>
+              </w:rPr>
+              <w:t>6</w:t>
+            </w:r>
+            <w:r>
+              <w:rPr>
+                <w:noProof/>
+                <w:webHidden/>
+              </w:rPr>
+              <w:fldChar w:fldCharType="end"/>
+            </w:r>
+          </w:hyperlink>
+        </w:p>
+        <w:p>
+          <w:pPr>
+            <w:pStyle w:val="TOC1"/>
+            <w:tabs>
+              <w:tab w:val="right" w:leader="dot" w:pos="9016"/>
+            </w:tabs>
+            <w:rPr>
+              <w:rFonts w:asciiTheme="minorHAnsi" w:eastAsiaTheme="minorEastAsia" w:hAnsiTheme="minorHAnsi"/>
+              <w:b w:val="0"/>
+              <w:bCs w:val="0"/>
+              <w:i w:val="0"/>
+              <w:iCs w:val="0"/>
+              <w:noProof/>
+              <w:lang w:val="en-CH" w:eastAsia="en-GB"/>
+            </w:rPr>
+          </w:pPr>
+          <w:hyperlink w:anchor="_Toc231689361" w:history="1">
+            <w:r>
+              <w:rPr>
+                <w:rStyle w:val="Hyperlink"/>
+                <w:noProof/>
+                <w:lang w:val="it-CH"/>
+              </w:rPr>
+              <w:t>Spiegazione delle parti principali del codice</w:t>
+            </w:r>
+            <w:r>
+              <w:rPr>
+                <w:noProof/>
+                <w:webHidden/>
+              </w:rPr>
+              <w:tab/>
+            </w:r>
+            <w:r>
+              <w:rPr>
+                <w:noProof/>
+                <w:webHidden/>
+              </w:rPr>
+              <w:fldChar w:fldCharType="begin"/>
+            </w:r>
+            <w:r>
+              <w:rPr>
+                <w:noProof/>
+                <w:webHidden/>
+              </w:rPr>
+              <w:instrText xml:space="preserve"> PAGEREF _Toc231689361 \h </w:instrText>
+            </w:r>
+            <w:r>
+              <w:rPr>
+                <w:noProof/>
+                <w:webHidden/>
+              </w:rPr>
+            </w:r>
+            <w:r>
+              <w:rPr>
+                <w:noProof/>
+                <w:webHidden/>
+              </w:rPr>
+              <w:fldChar w:fldCharType="separate"/>
+            </w:r>
+            <w:r>
+              <w:rPr>
+                <w:noProof/>
+                <w:webHidden/>
+              </w:rPr>
+              <w:t>7</w:t>
+            </w:r>
+            <w:r>
+              <w:rPr>
+                <w:noProof/>
+                <w:webHidden/>
+              </w:rPr>
+              <w:fldChar w:fldCharType="end"/>
+            </w:r>
+          </w:hyperlink>
+        </w:p>
+        <w:p>
+          <w:pPr>
+            <w:pStyle w:val="TOC2"/>
+            <w:tabs>
+              <w:tab w:val="right" w:leader="dot" w:pos="9016"/>
+            </w:tabs>
+            <w:rPr>
+              <w:rFonts w:asciiTheme="minorHAnsi" w:eastAsiaTheme="minorEastAsia" w:hAnsiTheme="minorHAnsi"/>
+              <w:b w:val="0"/>
+              <w:bCs w:val="0"/>
+              <w:noProof/>
+              <w:sz w:val="24"/>
+              <w:szCs w:val="24"/>
+              <w:lang w:val="en-CH" w:eastAsia="en-GB"/>
+            </w:rPr>
+          </w:pPr>
+          <w:hyperlink w:anchor="_Toc231689362" w:history="1">
+            <w:r>
+              <w:rPr>
+                <w:rStyle w:val="Hyperlink"/>
+                <w:noProof/>
+                <w:lang w:val="it-CH"/>
+              </w:rPr>
+              <w:t>Avvio dell'applicazione</w:t>
+            </w:r>
+            <w:r>
+              <w:rPr>
+                <w:noProof/>
+                <w:webHidden/>
+              </w:rPr>
+              <w:tab/>
+            </w:r>
+            <w:r>
+              <w:rPr>
+                <w:noProof/>
+                <w:webHidden/>
+              </w:rPr>
+              <w:fldChar w:fldCharType="begin"/>
+            </w:r>
+            <w:r>
+              <w:rPr>
+                <w:noProof/>
+                <w:webHidden/>
+              </w:rPr>
+              <w:instrText xml:space="preserve"> PAGEREF _Toc231689362 \h </w:instrText>
+            </w:r>
+            <w:r>
+              <w:rPr>
+                <w:noProof/>
+                <w:webHidden/>
+              </w:rPr>
+            </w:r>
+            <w:r>
+              <w:rPr>
+                <w:noProof/>
+                <w:webHidden/>
+              </w:rPr>
+              <w:fldChar w:fldCharType="separate"/>
+            </w:r>
+            <w:r>
+              <w:rPr>
+                <w:noProof/>
+                <w:webHidden/>
+              </w:rPr>
+              <w:t>7</w:t>
+            </w:r>
+            <w:r>
+              <w:rPr>
+                <w:noProof/>
+                <w:webHidden/>
+              </w:rPr>
+              <w:fldChar w:fldCharType="end"/>
+            </w:r>
+          </w:hyperlink>
+        </w:p>
+        <w:p>
+          <w:pPr>
+            <w:pStyle w:val="TOC2"/>
+            <w:tabs>
+              <w:tab w:val="right" w:leader="dot" w:pos="9016"/>
+            </w:tabs>
+            <w:rPr>
+              <w:rFonts w:asciiTheme="minorHAnsi" w:eastAsiaTheme="minorEastAsia" w:hAnsiTheme="minorHAnsi"/>
+              <w:b w:val="0"/>
+              <w:bCs w:val="0"/>
+              <w:noProof/>
+              <w:sz w:val="24"/>
+              <w:szCs w:val="24"/>
+              <w:lang w:val="en-CH" w:eastAsia="en-GB"/>
+            </w:rPr>
+          </w:pPr>
+          <w:hyperlink w:anchor="_Toc231689363" w:history="1">
+            <w:r>
+              <w:rPr>
+                <w:rStyle w:val="Hyperlink"/>
+                <w:noProof/>
+              </w:rPr>
+              <w:t>Configurazione globale</w:t>
+            </w:r>
+            <w:r>
+              <w:rPr>
+                <w:noProof/>
+                <w:webHidden/>
+              </w:rPr>
+              <w:tab/>
+            </w:r>
+            <w:r>
+              <w:rPr>
+                <w:noProof/>
+                <w:webHidden/>
+              </w:rPr>
+              <w:fldChar w:fldCharType="begin"/>
+            </w:r>
+            <w:r>
+              <w:rPr>
+                <w:noProof/>
+                <w:webHidden/>
+              </w:rPr>
+              <w:instrText xml:space="preserve"> PAGEREF _Toc231689363 \h </w:instrText>
+            </w:r>
+            <w:r>
+              <w:rPr>
+                <w:noProof/>
+                <w:webHidden/>
+              </w:rPr>
+            </w:r>
+            <w:r>
+              <w:rPr>
+                <w:noProof/>
+                <w:webHidden/>
+              </w:rPr>
+              <w:fldChar w:fldCharType="separate"/>
+            </w:r>
+            <w:r>
+              <w:rPr>
+                <w:noProof/>
+                <w:webHidden/>
+              </w:rPr>
+              <w:t>7</w:t>
+            </w:r>
+            <w:r>
+              <w:rPr>
+                <w:noProof/>
+                <w:webHidden/>
+              </w:rPr>
+              <w:fldChar w:fldCharType="end"/>
+            </w:r>
+          </w:hyperlink>
+        </w:p>
+        <w:p>
+          <w:pPr>
+            <w:pStyle w:val="TOC2"/>
+            <w:tabs>
+              <w:tab w:val="right" w:leader="dot" w:pos="9016"/>
+            </w:tabs>
+            <w:rPr>
+              <w:rFonts w:asciiTheme="minorHAnsi" w:eastAsiaTheme="minorEastAsia" w:hAnsiTheme="minorHAnsi"/>
+              <w:b w:val="0"/>
+              <w:bCs w:val="0"/>
+              <w:noProof/>
+              <w:sz w:val="24"/>
+              <w:szCs w:val="24"/>
+              <w:lang w:val="en-CH" w:eastAsia="en-GB"/>
+            </w:rPr>
+          </w:pPr>
+          <w:hyperlink w:anchor="_Toc231689364" w:history="1">
+            <w:r>
+              <w:rPr>
+                <w:rStyle w:val="Hyperlink"/>
+                <w:noProof/>
+              </w:rPr>
+              <w:t>Navigazione e passaggio dati</w:t>
+            </w:r>
+            <w:r>
+              <w:rPr>
+                <w:noProof/>
+                <w:webHidden/>
+              </w:rPr>
+              <w:tab/>
+            </w:r>
+            <w:r>
+              <w:rPr>
+                <w:noProof/>
+                <w:webHidden/>
+              </w:rPr>
+              <w:fldChar w:fldCharType="begin"/>
+            </w:r>
+            <w:r>
+              <w:rPr>
+                <w:noProof/>
+                <w:webHidden/>
+              </w:rPr>
+              <w:instrText xml:space="preserve"> PAGEREF _Toc231689364 \h </w:instrText>
+            </w:r>
+            <w:r>
+              <w:rPr>
+                <w:noProof/>
+                <w:webHidden/>
+              </w:rPr>
+            </w:r>
+            <w:r>
+              <w:rPr>
+                <w:noProof/>
+                <w:webHidden/>
+              </w:rPr>
+              <w:fldChar w:fldCharType="separate"/>
+            </w:r>
+            <w:r>
+              <w:rPr>
+                <w:noProof/>
+                <w:webHidden/>
+              </w:rPr>
+              <w:t>8</w:t>
+            </w:r>
+            <w:r>
+              <w:rPr>
+                <w:noProof/>
+                <w:webHidden/>
+              </w:rPr>
+              <w:fldChar w:fldCharType="end"/>
+            </w:r>
+          </w:hyperlink>
+        </w:p>
+        <w:p>
+          <w:pPr>
+            <w:pStyle w:val="TOC2"/>
+            <w:tabs>
+              <w:tab w:val="right" w:leader="dot" w:pos="9016"/>
+            </w:tabs>
+            <w:rPr>
+              <w:rFonts w:asciiTheme="minorHAnsi" w:eastAsiaTheme="minorEastAsia" w:hAnsiTheme="minorHAnsi"/>
+              <w:b w:val="0"/>
+              <w:bCs w:val="0"/>
+              <w:noProof/>
+              <w:sz w:val="24"/>
+              <w:szCs w:val="24"/>
+              <w:lang w:val="en-CH" w:eastAsia="en-GB"/>
+            </w:rPr>
+          </w:pPr>
+          <w:hyperlink w:anchor="_Toc231689365" w:history="1">
+            <w:r>
+              <w:rPr>
+                <w:rStyle w:val="Hyperlink"/>
+                <w:noProof/>
+                <w:lang w:val="it-CH"/>
+              </w:rPr>
+              <w:t>Generazione delle flashcard tramite API</w:t>
+            </w:r>
+            <w:r>
+              <w:rPr>
+                <w:noProof/>
+                <w:webHidden/>
+              </w:rPr>
+              <w:tab/>
+            </w:r>
+            <w:r>
+              <w:rPr>
+                <w:noProof/>
+                <w:webHidden/>
+              </w:rPr>
+              <w:fldChar w:fldCharType="begin"/>
+            </w:r>
+            <w:r>
+              <w:rPr>
+                <w:noProof/>
+                <w:webHidden/>
+              </w:rPr>
+              <w:instrText xml:space="preserve"> PAGEREF _Toc231689365 \h </w:instrText>
+            </w:r>
+            <w:r>
+              <w:rPr>
+                <w:noProof/>
+                <w:webHidden/>
+              </w:rPr>
+            </w:r>
+            <w:r>
+              <w:rPr>
+                <w:noProof/>
+                <w:webHidden/>
+              </w:rPr>
+              <w:fldChar w:fldCharType="separate"/>
+            </w:r>
+            <w:r>
+              <w:rPr>
+                <w:noProof/>
+                <w:webHidden/>
+              </w:rPr>
+              <w:t>9</w:t>
+            </w:r>
+            <w:r>
+              <w:rPr>
+                <w:noProof/>
+                <w:webHidden/>
+              </w:rPr>
+              <w:fldChar w:fldCharType="end"/>
+            </w:r>
+          </w:hyperlink>
+        </w:p>
+        <w:p>
+          <w:pPr>
+            <w:pStyle w:val="TOC2"/>
+            <w:tabs>
+              <w:tab w:val="right" w:leader="dot" w:pos="9016"/>
+            </w:tabs>
+            <w:rPr>
+              <w:rFonts w:asciiTheme="minorHAnsi" w:eastAsiaTheme="minorEastAsia" w:hAnsiTheme="minorHAnsi"/>
+              <w:b w:val="0"/>
+              <w:bCs w:val="0"/>
+              <w:noProof/>
+              <w:sz w:val="24"/>
+              <w:szCs w:val="24"/>
+              <w:lang w:val="en-CH" w:eastAsia="en-GB"/>
+            </w:rPr>
+          </w:pPr>
+          <w:hyperlink w:anchor="_Toc231689366" w:history="1">
+            <w:r>
+              <w:rPr>
+                <w:rStyle w:val="Hyperlink"/>
+                <w:noProof/>
+                <w:lang w:val="it-CH"/>
+              </w:rPr>
+              <w:t>Visualizzazione delle flashcard</w:t>
+            </w:r>
+            <w:r>
+              <w:rPr>
+                <w:noProof/>
+                <w:webHidden/>
+              </w:rPr>
+              <w:tab/>
+            </w:r>
+            <w:r>
+              <w:rPr>
+                <w:noProof/>
+                <w:webHidden/>
+              </w:rPr>
+              <w:fldChar w:fldCharType="begin"/>
+            </w:r>
+            <w:r>
+              <w:rPr>
+                <w:noProof/>
+                <w:webHidden/>
+              </w:rPr>
+              <w:instrText xml:space="preserve"> PAGEREF _Toc231689366 \h </w:instrText>
+            </w:r>
+            <w:r>
+              <w:rPr>
+                <w:noProof/>
+                <w:webHidden/>
+              </w:rPr>
+            </w:r>
+            <w:r>
+              <w:rPr>
+                <w:noProof/>
+                <w:webHidden/>
+              </w:rPr>
+              <w:fldChar w:fldCharType="separate"/>
+            </w:r>
+            <w:r>
+              <w:rPr>
+                <w:noProof/>
+                <w:webHidden/>
+              </w:rPr>
+              <w:t>10</w:t>
+            </w:r>
+            <w:r>
+              <w:rPr>
+                <w:noProof/>
+                <w:webHidden/>
+              </w:rPr>
+              <w:fldChar w:fldCharType="end"/>
+            </w:r>
+          </w:hyperlink>
+        </w:p>
+        <w:p>
+          <w:pPr>
+            <w:pStyle w:val="TOC2"/>
+            <w:tabs>
+              <w:tab w:val="right" w:leader="dot" w:pos="9016"/>
+            </w:tabs>
+            <w:rPr>
+              <w:rFonts w:asciiTheme="minorHAnsi" w:eastAsiaTheme="minorEastAsia" w:hAnsiTheme="minorHAnsi"/>
+              <w:b w:val="0"/>
+              <w:bCs w:val="0"/>
+              <w:noProof/>
+              <w:sz w:val="24"/>
+              <w:szCs w:val="24"/>
+              <w:lang w:val="en-CH" w:eastAsia="en-GB"/>
+            </w:rPr>
+          </w:pPr>
+          <w:hyperlink w:anchor="_Toc231689367" w:history="1">
+            <w:r>
+              <w:rPr>
+                <w:rStyle w:val="Hyperlink"/>
+                <w:noProof/>
+                <w:lang w:val="it-CH"/>
+              </w:rPr>
+              <w:t>Timer Pomodoro</w:t>
+            </w:r>
+            <w:r>
+              <w:rPr>
+                <w:noProof/>
+                <w:webHidden/>
+              </w:rPr>
+              <w:tab/>
+            </w:r>
+            <w:r>
+              <w:rPr>
+                <w:noProof/>
+                <w:webHidden/>
+              </w:rPr>
+              <w:fldChar w:fldCharType="begin"/>
+            </w:r>
+            <w:r>
+              <w:rPr>
+                <w:noProof/>
+                <w:webHidden/>
+              </w:rPr>
+              <w:instrText xml:space="preserve"> PAGEREF _Toc231689367 \h </w:instrText>
+            </w:r>
+            <w:r>
+              <w:rPr>
+                <w:noProof/>
+                <w:webHidden/>
+              </w:rPr>
+            </w:r>
+            <w:r>
+              <w:rPr>
+                <w:noProof/>
+                <w:webHidden/>
+              </w:rPr>
+              <w:fldChar w:fldCharType="separate"/>
+            </w:r>
+            <w:r>
+              <w:rPr>
+                <w:noProof/>
+                <w:webHidden/>
+              </w:rPr>
+              <w:t>10</w:t>
+            </w:r>
+            <w:r>
+              <w:rPr>
+                <w:noProof/>
+                <w:webHidden/>
+              </w:rPr>
+              <w:fldChar w:fldCharType="end"/>
+            </w:r>
+          </w:hyperlink>
+        </w:p>
+        <w:p>
+          <w:pPr>
+            <w:pStyle w:val="TOC2"/>
+            <w:tabs>
+              <w:tab w:val="right" w:leader="dot" w:pos="9016"/>
+            </w:tabs>
+            <w:rPr>
+              <w:rFonts w:asciiTheme="minorHAnsi" w:eastAsiaTheme="minorEastAsia" w:hAnsiTheme="minorHAnsi"/>
+              <w:b w:val="0"/>
+              <w:bCs w:val="0"/>
+              <w:noProof/>
+              <w:sz w:val="24"/>
+              <w:szCs w:val="24"/>
+              <w:lang w:val="en-CH" w:eastAsia="en-GB"/>
+            </w:rPr>
+          </w:pPr>
+          <w:hyperlink w:anchor="_Toc231689368" w:history="1">
+            <w:r>
+              <w:rPr>
+                <w:rStyle w:val="Hyperlink"/>
+                <w:noProof/>
+              </w:rPr>
+              <w:t>Task e priorita</w:t>
+            </w:r>
+            <w:r>
+              <w:rPr>
+                <w:noProof/>
+                <w:webHidden/>
+              </w:rPr>
+              <w:tab/>
+            </w:r>
+            <w:r>
+              <w:rPr>
+                <w:noProof/>
+                <w:webHidden/>
+              </w:rPr>
+              <w:fldChar w:fldCharType="begin"/>
+            </w:r>
+            <w:r>
+              <w:rPr>
+                <w:noProof/>
+                <w:webHidden/>
+              </w:rPr>
+              <w:instrText xml:space="preserve"> PAGEREF _Toc231689368 \h </w:instrText>
+            </w:r>
+            <w:r>
+              <w:rPr>
+                <w:noProof/>
+                <w:webHidden/>
+              </w:rPr>
+            </w:r>
+            <w:r>
+              <w:rPr>
+                <w:noProof/>
+                <w:webHidden/>
+              </w:rPr>
+              <w:fldChar w:fldCharType="separate"/>
+            </w:r>
+            <w:r>
+              <w:rPr>
+                <w:noProof/>
+                <w:webHidden/>
+              </w:rPr>
+              <w:t>11</w:t>
+            </w:r>
+            <w:r>
+              <w:rPr>
+                <w:noProof/>
+                <w:webHidden/>
+              </w:rPr>
+              <w:fldChar w:fldCharType="end"/>
+            </w:r>
+          </w:hyperlink>
+        </w:p>
+        <w:p>
+          <w:pPr>
+            <w:pStyle w:val="TOC1"/>
+            <w:tabs>
+              <w:tab w:val="right" w:leader="dot" w:pos="9016"/>
+            </w:tabs>
+            <w:rPr>
+              <w:rFonts w:asciiTheme="minorHAnsi" w:eastAsiaTheme="minorEastAsia" w:hAnsiTheme="minorHAnsi"/>
+              <w:b w:val="0"/>
+              <w:bCs w:val="0"/>
+              <w:i w:val="0"/>
+              <w:iCs w:val="0"/>
+              <w:noProof/>
+              <w:lang w:val="en-CH" w:eastAsia="en-GB"/>
+            </w:rPr>
+          </w:pPr>
+          <w:hyperlink w:anchor="_Toc231689369" w:history="1">
+            <w:r>
+              <w:rPr>
+                <w:rStyle w:val="Hyperlink"/>
+                <w:noProof/>
+                <w:lang w:val="it-CH"/>
+              </w:rPr>
+              <w:t>Persistenza e dati</w:t>
+            </w:r>
+            <w:r>
+              <w:rPr>
+                <w:noProof/>
+                <w:webHidden/>
+              </w:rPr>
+              <w:tab/>
+            </w:r>
+            <w:r>
+              <w:rPr>
+                <w:noProof/>
+                <w:webHidden/>
+              </w:rPr>
+              <w:fldChar w:fldCharType="begin"/>
+            </w:r>
+            <w:r>
+              <w:rPr>
+                <w:noProof/>
+                <w:webHidden/>
+              </w:rPr>
+              <w:instrText xml:space="preserve"> PAGEREF _Toc231689369 \h </w:instrText>
+            </w:r>
+            <w:r>
+              <w:rPr>
+                <w:noProof/>
+                <w:webHidden/>
+              </w:rPr>
+            </w:r>
+            <w:r>
+              <w:rPr>
+                <w:noProof/>
+                <w:webHidden/>
+              </w:rPr>
+              <w:fldChar w:fldCharType="separate"/>
+            </w:r>
+            <w:r>
+              <w:rPr>
+                <w:noProof/>
+                <w:webHidden/>
+              </w:rPr>
+              <w:t>11</w:t>
+            </w:r>
+            <w:r>
+              <w:rPr>
+                <w:noProof/>
+                <w:webHidden/>
+              </w:rPr>
+              <w:fldChar w:fldCharType="end"/>
+            </w:r>
+          </w:hyperlink>
+        </w:p>
+        <w:p>
+          <w:pPr>
+            <w:pStyle w:val="TOC1"/>
+            <w:tabs>
+              <w:tab w:val="right" w:leader="dot" w:pos="9016"/>
+            </w:tabs>
+            <w:rPr>
+              <w:rFonts w:asciiTheme="minorHAnsi" w:eastAsiaTheme="minorEastAsia" w:hAnsiTheme="minorHAnsi"/>
+              <w:b w:val="0"/>
+              <w:bCs w:val="0"/>
+              <w:i w:val="0"/>
+              <w:iCs w:val="0"/>
+              <w:noProof/>
+              <w:lang w:val="en-CH" w:eastAsia="en-GB"/>
+            </w:rPr>
+          </w:pPr>
+          <w:hyperlink w:anchor="_Toc231689370" w:history="1">
+            <w:r>
+              <w:rPr>
+                <w:rStyle w:val="Hyperlink"/>
+                <w:noProof/>
+              </w:rPr>
+              <w:t>Test e verifiche</w:t>
+            </w:r>
+            <w:r>
+              <w:rPr>
+                <w:noProof/>
+                <w:webHidden/>
+              </w:rPr>
+              <w:tab/>
+            </w:r>
+            <w:r>
+              <w:rPr>
+                <w:noProof/>
+                <w:webHidden/>
+              </w:rPr>
+              <w:fldChar w:fldCharType="begin"/>
+            </w:r>
+            <w:r>
+              <w:rPr>
+                <w:noProof/>
+                <w:webHidden/>
+              </w:rPr>
+              <w:instrText xml:space="preserve"> PAGEREF _Toc231689370 \h </w:instrText>
+            </w:r>
+            <w:r>
+              <w:rPr>
+                <w:noProof/>
+                <w:webHidden/>
+              </w:rPr>
+            </w:r>
+            <w:r>
+              <w:rPr>
+                <w:noProof/>
+                <w:webHidden/>
+              </w:rPr>
+              <w:fldChar w:fldCharType="separate"/>
+            </w:r>
+            <w:r>
+              <w:rPr>
+                <w:noProof/>
+                <w:webHidden/>
+              </w:rPr>
+              <w:t>11</w:t>
+            </w:r>
+            <w:r>
+              <w:rPr>
+                <w:noProof/>
+                <w:webHidden/>
+              </w:rPr>
+              <w:fldChar w:fldCharType="end"/>
+            </w:r>
+          </w:hyperlink>
+        </w:p>
+        <w:p>
+          <w:pPr>
+            <w:pStyle w:val="TOC1"/>
+            <w:tabs>
+              <w:tab w:val="right" w:leader="dot" w:pos="9016"/>
+            </w:tabs>
+            <w:rPr>
+              <w:rFonts w:asciiTheme="minorHAnsi" w:eastAsiaTheme="minorEastAsia" w:hAnsiTheme="minorHAnsi"/>
+              <w:b w:val="0"/>
+              <w:bCs w:val="0"/>
+              <w:i w:val="0"/>
+              <w:iCs w:val="0"/>
+              <w:noProof/>
+              <w:lang w:val="en-CH" w:eastAsia="en-GB"/>
+            </w:rPr>
+          </w:pPr>
+          <w:hyperlink w:anchor="_Toc231689371" w:history="1">
+            <w:r>
+              <w:rPr>
+                <w:rStyle w:val="Hyperlink"/>
+                <w:noProof/>
+              </w:rPr>
+              <w:t>Possibili miglioramenti futuri</w:t>
+            </w:r>
+            <w:r>
+              <w:rPr>
+                <w:noProof/>
+                <w:webHidden/>
+              </w:rPr>
+              <w:tab/>
+            </w:r>
+            <w:r>
+              <w:rPr>
+                <w:noProof/>
+                <w:webHidden/>
+              </w:rPr>
+              <w:fldChar w:fldCharType="begin"/>
+            </w:r>
+            <w:r>
+              <w:rPr>
+                <w:noProof/>
+                <w:webHidden/>
+              </w:rPr>
+              <w:instrText xml:space="preserve"> PAGEREF _Toc231689371 \h </w:instrText>
+            </w:r>
+            <w:r>
+              <w:rPr>
+                <w:noProof/>
+                <w:webHidden/>
+              </w:rPr>
+            </w:r>
+            <w:r>
+              <w:rPr>
+                <w:noProof/>
+                <w:webHidden/>
+              </w:rPr>
+              <w:fldChar w:fldCharType="separate"/>
+            </w:r>
+            <w:r>
+              <w:rPr>
+                <w:noProof/>
+                <w:webHidden/>
+              </w:rPr>
+              <w:t>11</w:t>
+            </w:r>
+            <w:r>
+              <w:rPr>
+                <w:noProof/>
+                <w:webHidden/>
+              </w:rPr>
+              <w:fldChar w:fldCharType="end"/>
+            </w:r>
+          </w:hyperlink>
+        </w:p>
+        <w:p>
+          <w:pPr>
+            <w:pStyle w:val="TOC1"/>
+            <w:tabs>
+              <w:tab w:val="right" w:leader="dot" w:pos="9016"/>
+            </w:tabs>
+            <w:rPr>
+              <w:rFonts w:asciiTheme="minorHAnsi" w:eastAsiaTheme="minorEastAsia" w:hAnsiTheme="minorHAnsi"/>
+              <w:b w:val="0"/>
+              <w:bCs w:val="0"/>
+              <w:i w:val="0"/>
+              <w:iCs w:val="0"/>
+              <w:noProof/>
+              <w:lang w:val="en-CH" w:eastAsia="en-GB"/>
+            </w:rPr>
+          </w:pPr>
+          <w:hyperlink w:anchor="_Toc231689372" w:history="1">
+            <w:r>
+              <w:rPr>
+                <w:rStyle w:val="Hyperlink"/>
+                <w:noProof/>
+                <w:lang w:val="it-CH"/>
+              </w:rPr>
+              <w:t>Conclusione</w:t>
+            </w:r>
+            <w:r>
+              <w:rPr>
+                <w:noProof/>
+                <w:webHidden/>
+              </w:rPr>
+              <w:tab/>
+            </w:r>
+            <w:r>
+              <w:rPr>
+                <w:noProof/>
+                <w:webHidden/>
+              </w:rPr>
+              <w:fldChar w:fldCharType="begin"/>
+            </w:r>
+            <w:r>
+              <w:rPr>
+                <w:noProof/>
+                <w:webHidden/>
+              </w:rPr>
+              <w:instrText xml:space="preserve"> PAGEREF _Toc231689372 \h </w:instrText>
+            </w:r>
+            <w:r>
+              <w:rPr>
+                <w:noProof/>
+                <w:webHidden/>
+              </w:rPr>
+            </w:r>
+            <w:r>
+              <w:rPr>
+                <w:noProof/>
+                <w:webHidden/>
+              </w:rPr>
+              <w:fldChar w:fldCharType="separate"/>
+            </w:r>
+            <w:r>
+              <w:rPr>
+                <w:noProof/>
+                <w:webHidden/>
+              </w:rPr>
+              <w:t>12</w:t>
             </w:r>
             <w:r>
               <w:rPr>
@@ -1484,7 +3043,7 @@
       <w:pPr>
         <w:pStyle w:val="Heading1"/>
       </w:pPr>
-      <w:bookmarkStart w:id="0" w:name="_Toc229396109"/>
+      <w:bookmarkStart w:id="0" w:name="_Toc231689344"/>
       <w:r>
         <w:lastRenderedPageBreak/>
         <w:t>Mandato del progetto</w:t>
@@ -1495,7 +3054,7 @@
       <w:pPr>
         <w:pStyle w:val="Heading3"/>
       </w:pPr>
-      <w:bookmarkStart w:id="1" w:name="_Toc229396110"/>
+      <w:bookmarkStart w:id="1" w:name="_Toc231689345"/>
       <w:r>
         <w:t>Contesto</w:t>
       </w:r>
@@ -1540,7 +3099,7 @@
       <w:pPr>
         <w:pStyle w:val="Heading3"/>
       </w:pPr>
-      <w:bookmarkStart w:id="2" w:name="_Toc229396111"/>
+      <w:bookmarkStart w:id="2" w:name="_Toc231689346"/>
       <w:r>
         <w:t>Obiettivi formativi</w:t>
       </w:r>
@@ -1677,7 +3236,7 @@
       <w:pPr>
         <w:pStyle w:val="Heading3"/>
       </w:pPr>
-      <w:bookmarkStart w:id="3" w:name="_Toc229396112"/>
+      <w:bookmarkStart w:id="3" w:name="_Toc231689347"/>
       <w:r>
         <w:t>Modalità di svolgimento</w:t>
       </w:r>
@@ -1815,7 +3374,7 @@
       <w:pPr>
         <w:pStyle w:val="Heading3"/>
       </w:pPr>
-      <w:bookmarkStart w:id="4" w:name="_Toc229396113"/>
+      <w:bookmarkStart w:id="4" w:name="_Toc231689348"/>
       <w:r>
         <w:t>Valutazione</w:t>
       </w:r>
@@ -1955,7 +3514,7 @@
       <w:pPr>
         <w:pStyle w:val="Heading3"/>
       </w:pPr>
-      <w:bookmarkStart w:id="5" w:name="_Toc229396114"/>
+      <w:bookmarkStart w:id="5" w:name="_Toc231689349"/>
       <w:r>
         <w:t>Presentazione finale</w:t>
       </w:r>
@@ -2094,7 +3653,7 @@
       <w:pPr>
         <w:pStyle w:val="Heading1"/>
       </w:pPr>
-      <w:bookmarkStart w:id="6" w:name="_Toc229396115"/>
+      <w:bookmarkStart w:id="6" w:name="_Toc231689350"/>
       <w:r>
         <w:lastRenderedPageBreak/>
         <w:t>Scelta del progetto</w:t>
@@ -2208,137 +3767,5619 @@
     </w:p>
     <w:p>
       <w:pPr>
+        <w:pStyle w:val="Heading2"/>
+        <w:spacing w:before="240" w:after="120"/>
+      </w:pPr>
+      <w:bookmarkStart w:id="7" w:name="_Toc231689353"/>
+      <w:r>
+        <w:lastRenderedPageBreak/>
+        <w:t>Obiettivi</w:t>
+      </w:r>
+      <w:bookmarkEnd w:id="7"/>
+    </w:p>
+    <w:p>
+      <w:pPr>
+        <w:pStyle w:val="ListBullet"/>
+        <w:tabs>
+          <w:tab w:val="num" w:pos="360"/>
+        </w:tabs>
+        <w:ind w:left="360" w:hanging="360"/>
+        <w:rPr>
+          <w:lang w:val="it-CH"/>
+        </w:rPr>
+      </w:pPr>
+      <w:r>
+        <w:rPr>
+          <w:lang w:val="it-CH"/>
+        </w:rPr>
+        <w:t>creare un'app mobile con una struttura chiara e modulare</w:t>
+      </w:r>
+    </w:p>
+    <w:p>
+      <w:pPr>
+        <w:pStyle w:val="ListBullet"/>
+        <w:tabs>
+          <w:tab w:val="num" w:pos="360"/>
+        </w:tabs>
+        <w:ind w:left="360" w:hanging="360"/>
+        <w:rPr>
+          <w:lang w:val="it-CH"/>
+        </w:rPr>
+      </w:pPr>
+      <w:r>
+        <w:rPr>
+          <w:lang w:val="it-CH"/>
+        </w:rPr>
+        <w:t>usare Flutter e Dart per costruire un'interfaccia multipiattaforma</w:t>
+      </w:r>
+    </w:p>
+    <w:p>
+      <w:pPr>
+        <w:pStyle w:val="ListBullet"/>
+        <w:tabs>
+          <w:tab w:val="num" w:pos="360"/>
+        </w:tabs>
+        <w:ind w:left="360" w:hanging="360"/>
+        <w:rPr>
+          <w:lang w:val="it-CH"/>
+        </w:rPr>
+      </w:pPr>
+      <w:r>
+        <w:rPr>
+          <w:lang w:val="it-CH"/>
+        </w:rPr>
+        <w:t>gestire stato e navigazione tra strumenti diversi</w:t>
+      </w:r>
+    </w:p>
+    <w:p>
+      <w:pPr>
+        <w:pStyle w:val="ListBullet"/>
+        <w:tabs>
+          <w:tab w:val="num" w:pos="360"/>
+        </w:tabs>
+        <w:ind w:left="360" w:hanging="360"/>
+        <w:rPr>
+          <w:lang w:val="it-CH"/>
+        </w:rPr>
+      </w:pPr>
+      <w:r>
+        <w:rPr>
+          <w:lang w:val="it-CH"/>
+        </w:rPr>
+        <w:t>integrare una API esterna/locale per generare contenuti di studio</w:t>
+      </w:r>
+    </w:p>
+    <w:p>
+      <w:pPr>
+        <w:pStyle w:val="ListBullet"/>
+        <w:tabs>
+          <w:tab w:val="num" w:pos="360"/>
+        </w:tabs>
+        <w:ind w:left="360" w:hanging="360"/>
+        <w:rPr>
+          <w:lang w:val="it-CH"/>
+        </w:rPr>
+      </w:pPr>
+      <w:r>
+        <w:rPr>
+          <w:lang w:val="it-CH"/>
+        </w:rPr>
+        <w:t>trasformare la risposta JSON dell'AI in flashcard navigabili</w:t>
+      </w:r>
+    </w:p>
+    <w:p>
+      <w:pPr>
+        <w:pStyle w:val="ListBullet"/>
+        <w:tabs>
+          <w:tab w:val="num" w:pos="360"/>
+        </w:tabs>
+        <w:ind w:left="360" w:hanging="360"/>
+        <w:rPr>
+          <w:lang w:val="it-CH"/>
+        </w:rPr>
+      </w:pPr>
+      <w:r>
+        <w:rPr>
+          <w:lang w:val="it-CH"/>
+        </w:rPr>
+        <w:t>documentare le parti principali del codice in modo comprensibile</w:t>
+      </w:r>
+    </w:p>
+    <w:p>
+      <w:pPr>
+        <w:pStyle w:val="Heading2"/>
+        <w:rPr>
+          <w:lang w:val="it-CH"/>
+        </w:rPr>
+      </w:pPr>
+      <w:bookmarkStart w:id="8" w:name="_Toc231689354"/>
+      <w:r>
+        <w:rPr>
+          <w:lang w:val="it-CH"/>
+        </w:rPr>
+        <w:t>Metodo di lavoro</w:t>
+      </w:r>
+      <w:bookmarkEnd w:id="8"/>
+    </w:p>
+    <w:p>
+      <w:pPr>
+        <w:rPr>
+          <w:lang w:val="it-CH"/>
+        </w:rPr>
+      </w:pPr>
+      <w:r>
+        <w:rPr>
+          <w:lang w:val="it-CH"/>
+        </w:rPr>
+        <w:t>Il lavoro puo essere letto secondo una logica simile al metodo Hermes: prima e stato definito il mandato, poi sono state scelte tecnologie e funzionalita, quindi e stata realizzata l'app a componenti. La parte finale consiste nella verifica delle funzionalita, nella documentazione e nella preparazione della presentazione.</w:t>
+      </w:r>
+    </w:p>
+    <w:p>
+      <w:pPr>
+        <w:pStyle w:val="ListNumber"/>
+        <w:numPr>
+          <w:ilvl w:val="0"/>
+          <w:numId w:val="11"/>
+        </w:numPr>
+        <w:rPr>
+          <w:lang w:val="it-CH"/>
+        </w:rPr>
+      </w:pPr>
+      <w:r>
+        <w:rPr>
+          <w:lang w:val="it-CH"/>
+        </w:rPr>
+        <w:t>Avvio: definizione dell'idea e degli obiettivi del progetto.</w:t>
+      </w:r>
+    </w:p>
+    <w:p>
+      <w:pPr>
+        <w:pStyle w:val="ListNumber"/>
+        <w:numPr>
+          <w:ilvl w:val="0"/>
+          <w:numId w:val="11"/>
+        </w:numPr>
+        <w:rPr>
+          <w:lang w:val="it-CH"/>
+        </w:rPr>
+      </w:pPr>
+      <w:r>
+        <w:rPr>
+          <w:lang w:val="it-CH"/>
+        </w:rPr>
+        <w:t>Concezione: scelta di Flutter, definizione delle schermate e delle funzioni principali.</w:t>
+      </w:r>
+    </w:p>
+    <w:p>
+      <w:pPr>
+        <w:pStyle w:val="ListNumber"/>
+        <w:numPr>
+          <w:ilvl w:val="0"/>
+          <w:numId w:val="11"/>
+        </w:numPr>
+        <w:rPr>
+          <w:lang w:val="it-CH"/>
+        </w:rPr>
+      </w:pPr>
+      <w:r>
+        <w:rPr>
+          <w:lang w:val="it-CH"/>
+        </w:rPr>
+        <w:t>Realizzazione: sviluppo delle pagine, dei widget e della chiamata API.</w:t>
+      </w:r>
+    </w:p>
+    <w:p>
+      <w:pPr>
+        <w:pStyle w:val="ListNumber"/>
+        <w:numPr>
+          <w:ilvl w:val="0"/>
+          <w:numId w:val="11"/>
+        </w:numPr>
+        <w:rPr>
+          <w:lang w:val="it-CH"/>
+        </w:rPr>
+      </w:pPr>
+      <w:r>
+        <w:rPr>
+          <w:lang w:val="it-CH"/>
+        </w:rPr>
+        <w:t>Introduzione e chiusura: documentazione tecnica, test e presentazione finale.</w:t>
+      </w:r>
+    </w:p>
+    <w:p>
+      <w:pPr>
         <w:pStyle w:val="Heading1"/>
-      </w:pPr>
-      <w:bookmarkStart w:id="7" w:name="_Toc229396116"/>
-      <w:r>
+        <w:spacing w:before="320" w:after="160"/>
+        <w:rPr>
+          <w:lang w:val="it-CH"/>
+        </w:rPr>
+      </w:pPr>
+      <w:bookmarkStart w:id="9" w:name="_Toc231689355"/>
+      <w:r>
+        <w:rPr>
+          <w:lang w:val="it-CH"/>
+        </w:rPr>
+        <w:t>Pianificazione del progetto</w:t>
+      </w:r>
+      <w:bookmarkEnd w:id="9"/>
+    </w:p>
+    <w:p>
+      <w:pPr>
+        <w:pStyle w:val="Heading2"/>
+        <w:spacing w:before="240" w:after="120"/>
+        <w:rPr>
+          <w:lang w:val="it-CH"/>
+        </w:rPr>
+      </w:pPr>
+      <w:bookmarkStart w:id="10" w:name="_Toc231689356"/>
+      <w:r>
+        <w:rPr>
+          <w:lang w:val="it-CH"/>
+        </w:rPr>
+        <w:t>Suddivisione delle attivita</w:t>
+      </w:r>
+      <w:bookmarkEnd w:id="10"/>
+    </w:p>
+    <w:p>
+      <w:pPr>
+        <w:pStyle w:val="ListBullet"/>
+        <w:tabs>
+          <w:tab w:val="num" w:pos="360"/>
+        </w:tabs>
+        <w:ind w:left="360" w:hanging="360"/>
+        <w:rPr>
+          <w:lang w:val="it-CH"/>
+        </w:rPr>
+      </w:pPr>
+      <w:r>
+        <w:rPr>
+          <w:lang w:val="it-CH"/>
+        </w:rPr>
+        <w:t>setup del progetto Flutter e configurazione delle dipendenze</w:t>
+      </w:r>
+    </w:p>
+    <w:p>
+      <w:pPr>
+        <w:pStyle w:val="ListBullet"/>
+        <w:tabs>
+          <w:tab w:val="num" w:pos="360"/>
+        </w:tabs>
+        <w:ind w:left="360" w:hanging="360"/>
+        <w:rPr>
+          <w:lang w:val="it-CH"/>
+        </w:rPr>
+      </w:pPr>
+      <w:r>
+        <w:rPr>
+          <w:lang w:val="it-CH"/>
+        </w:rPr>
+        <w:t>creazione della struttura lib/app, lib/pages e lib/widgets</w:t>
+      </w:r>
+    </w:p>
+    <w:p>
+      <w:pPr>
+        <w:pStyle w:val="ListBullet"/>
+        <w:tabs>
+          <w:tab w:val="num" w:pos="360"/>
+        </w:tabs>
+        <w:ind w:left="360" w:hanging="360"/>
+        <w:rPr>
+          <w:lang w:val="it-CH"/>
+        </w:rPr>
+      </w:pPr>
+      <w:r>
+        <w:rPr>
+          <w:lang w:val="it-CH"/>
+        </w:rPr>
+        <w:t>sviluppo della schermata principale con navigazione a card</w:t>
+      </w:r>
+    </w:p>
+    <w:p>
+      <w:pPr>
+        <w:pStyle w:val="ListBullet"/>
+        <w:tabs>
+          <w:tab w:val="num" w:pos="360"/>
+        </w:tabs>
+        <w:ind w:left="360" w:hanging="360"/>
+      </w:pPr>
+      <w:proofErr w:type="spellStart"/>
+      <w:r>
+        <w:t>implementazione</w:t>
+      </w:r>
+      <w:proofErr w:type="spellEnd"/>
+      <w:r>
+        <w:t xml:space="preserve"> del timer Pomodoro</w:t>
+      </w:r>
+    </w:p>
+    <w:p>
+      <w:pPr>
+        <w:pStyle w:val="ListBullet"/>
+        <w:tabs>
+          <w:tab w:val="num" w:pos="360"/>
+        </w:tabs>
+        <w:ind w:left="360" w:hanging="360"/>
+      </w:pPr>
+      <w:proofErr w:type="spellStart"/>
+      <w:r>
+        <w:t>implementazione</w:t>
+      </w:r>
+      <w:proofErr w:type="spellEnd"/>
+      <w:r>
+        <w:t xml:space="preserve"> della </w:t>
+      </w:r>
+      <w:proofErr w:type="spellStart"/>
+      <w:r>
+        <w:t>gestione</w:t>
+      </w:r>
+      <w:proofErr w:type="spellEnd"/>
+      <w:r>
+        <w:t xml:space="preserve"> task</w:t>
+      </w:r>
+    </w:p>
+    <w:p>
+      <w:pPr>
+        <w:pStyle w:val="ListBullet"/>
+        <w:tabs>
+          <w:tab w:val="num" w:pos="360"/>
+        </w:tabs>
+        <w:ind w:left="360" w:hanging="360"/>
+      </w:pPr>
+      <w:proofErr w:type="spellStart"/>
+      <w:r>
+        <w:t>integrazione</w:t>
+      </w:r>
+      <w:proofErr w:type="spellEnd"/>
+      <w:r>
+        <w:t xml:space="preserve"> API per </w:t>
+      </w:r>
+      <w:proofErr w:type="spellStart"/>
+      <w:r>
+        <w:t>generare</w:t>
+      </w:r>
+      <w:proofErr w:type="spellEnd"/>
+      <w:r>
+        <w:t xml:space="preserve"> flashcard</w:t>
+      </w:r>
+    </w:p>
+    <w:p>
+      <w:pPr>
+        <w:pStyle w:val="ListBullet"/>
+        <w:tabs>
+          <w:tab w:val="num" w:pos="360"/>
+        </w:tabs>
+        <w:ind w:left="360" w:hanging="360"/>
+        <w:rPr>
+          <w:lang w:val="it-CH"/>
+        </w:rPr>
+      </w:pPr>
+      <w:r>
+        <w:rPr>
+          <w:lang w:val="it-CH"/>
+        </w:rPr>
+        <w:t>visualizzazione e navigazione delle flashcard generate</w:t>
+      </w:r>
+    </w:p>
+    <w:p>
+      <w:pPr>
+        <w:pStyle w:val="ListBullet"/>
+        <w:tabs>
+          <w:tab w:val="num" w:pos="360"/>
+        </w:tabs>
+        <w:ind w:left="360" w:hanging="360"/>
+      </w:pPr>
+      <w:proofErr w:type="spellStart"/>
+      <w:r>
+        <w:t>documentazione</w:t>
+      </w:r>
+      <w:proofErr w:type="spellEnd"/>
+      <w:r>
+        <w:t xml:space="preserve"> e </w:t>
+      </w:r>
+      <w:proofErr w:type="spellStart"/>
+      <w:r>
+        <w:t>verifica</w:t>
+      </w:r>
+      <w:proofErr w:type="spellEnd"/>
+      <w:r>
+        <w:t xml:space="preserve"> finale</w:t>
+      </w:r>
+    </w:p>
+    <w:p>
+      <w:pPr>
+        <w:pStyle w:val="Heading2"/>
+        <w:spacing w:before="240" w:after="120"/>
+      </w:pPr>
+      <w:bookmarkStart w:id="11" w:name="_Toc231689357"/>
+      <w:r>
+        <w:t>Rischi tecnici</w:t>
+      </w:r>
+      <w:bookmarkEnd w:id="11"/>
+    </w:p>
+    <w:p>
+      <w:pPr>
+        <w:pStyle w:val="ListBullet"/>
+        <w:tabs>
+          <w:tab w:val="num" w:pos="360"/>
+        </w:tabs>
+        <w:ind w:left="360" w:hanging="360"/>
+        <w:rPr>
+          <w:lang w:val="it-CH"/>
+        </w:rPr>
+      </w:pPr>
+      <w:r>
+        <w:rPr>
+          <w:lang w:val="it-CH"/>
+        </w:rPr>
+        <w:t>la API di Ollama deve essere attiva localmente su localhost:11434</w:t>
+      </w:r>
+    </w:p>
+    <w:p>
+      <w:pPr>
+        <w:pStyle w:val="ListBullet"/>
+        <w:tabs>
+          <w:tab w:val="num" w:pos="360"/>
+        </w:tabs>
+        <w:ind w:left="360" w:hanging="360"/>
+        <w:rPr>
+          <w:lang w:val="it-CH"/>
+        </w:rPr>
+      </w:pPr>
+      <w:r>
+        <w:rPr>
+          <w:lang w:val="it-CH"/>
+        </w:rPr>
+        <w:t>la risposta dell'AI deve essere JSON valido, altrimenti il parsing puo fallire</w:t>
+      </w:r>
+    </w:p>
+    <w:p>
+      <w:pPr>
+        <w:pStyle w:val="ListBullet"/>
+        <w:tabs>
+          <w:tab w:val="num" w:pos="360"/>
+        </w:tabs>
+        <w:ind w:left="360" w:hanging="360"/>
+        <w:rPr>
+          <w:lang w:val="it-CH"/>
+        </w:rPr>
+      </w:pPr>
+      <w:r>
+        <w:rPr>
+          <w:lang w:val="it-CH"/>
+        </w:rPr>
+        <w:t>le flashcard sono salvate in un file locale ma non ancora ricaricate automaticamente all'avvio</w:t>
+      </w:r>
+    </w:p>
+    <w:p>
+      <w:pPr>
+        <w:pStyle w:val="ListBullet"/>
+        <w:tabs>
+          <w:tab w:val="num" w:pos="360"/>
+        </w:tabs>
+        <w:ind w:left="360" w:hanging="360"/>
+        <w:rPr>
+          <w:lang w:val="it-CH"/>
+        </w:rPr>
+      </w:pPr>
+      <w:r>
+        <w:rPr>
+          <w:lang w:val="it-CH"/>
+        </w:rPr>
+        <w:t>alcuni stati sono in memoria: chiudendo l'app si perdono task e sessioni</w:t>
+      </w:r>
+    </w:p>
+    <w:p>
+      <w:pPr>
+        <w:pStyle w:val="ListBullet"/>
+        <w:tabs>
+          <w:tab w:val="num" w:pos="360"/>
+        </w:tabs>
+        <w:ind w:left="360" w:hanging="360"/>
+        <w:rPr>
+          <w:lang w:val="it-CH"/>
+        </w:rPr>
+      </w:pPr>
+      <w:r>
+        <w:rPr>
+          <w:lang w:val="it-CH"/>
+        </w:rPr>
+        <w:t>l'interfaccia usa altezze e scroll semplici, quindi potrebbe richiedere adattamenti su schermi piccoli</w:t>
+      </w:r>
+    </w:p>
+    <w:p>
+      <w:pPr>
+        <w:spacing w:after="200" w:line="276" w:lineRule="auto"/>
+        <w:rPr>
+          <w:lang w:val="it-CH"/>
+        </w:rPr>
+      </w:pPr>
+      <w:r>
+        <w:rPr>
+          <w:lang w:val="it-CH"/>
+        </w:rPr>
+        <w:br w:type="page"/>
+      </w:r>
+    </w:p>
+    <w:p>
+      <w:pPr>
+        <w:pStyle w:val="Heading1"/>
+        <w:spacing w:before="320" w:after="160"/>
+        <w:rPr>
+          <w:lang w:val="it-CH"/>
+        </w:rPr>
+      </w:pPr>
+      <w:bookmarkStart w:id="12" w:name="_Toc231689358"/>
+      <w:r>
+        <w:rPr>
+          <w:lang w:val="it-CH"/>
+        </w:rPr>
         <w:lastRenderedPageBreak/>
         <w:t>Tecnologie utilizzate</w:t>
       </w:r>
-      <w:bookmarkEnd w:id="7"/>
+      <w:bookmarkEnd w:id="12"/>
+    </w:p>
+    <w:p>
+      <w:pPr>
+        <w:rPr>
+          <w:lang w:val="it-CH"/>
+        </w:rPr>
+      </w:pPr>
+      <w:r>
+        <w:rPr>
+          <w:lang w:val="it-CH"/>
+        </w:rPr>
+        <w:t>Flutter e stato scelto perche permette di costruire applicazioni mobile con una sola codebase. Dart e il linguaggio usato da Flutter e consente di scrivere widget, gestire eventi e aggiornare l'interfaccia tramite setState.</w:t>
+      </w:r>
+    </w:p>
+    <w:p>
+      <w:pPr>
+        <w:pStyle w:val="ListBullet"/>
+        <w:tabs>
+          <w:tab w:val="num" w:pos="360"/>
+        </w:tabs>
+        <w:ind w:left="360" w:hanging="360"/>
+        <w:rPr>
+          <w:lang w:val="it-CH"/>
+        </w:rPr>
+      </w:pPr>
+      <w:r>
+        <w:rPr>
+          <w:lang w:val="it-CH"/>
+        </w:rPr>
+        <w:t>flutter: framework principale per UI e piattaforme mobile</w:t>
+      </w:r>
+    </w:p>
+    <w:p>
+      <w:pPr>
+        <w:pStyle w:val="ListBullet"/>
+        <w:tabs>
+          <w:tab w:val="num" w:pos="360"/>
+        </w:tabs>
+        <w:ind w:left="360" w:hanging="360"/>
+        <w:rPr>
+          <w:lang w:val="it-CH"/>
+        </w:rPr>
+      </w:pPr>
+      <w:r>
+        <w:rPr>
+          <w:lang w:val="it-CH"/>
+        </w:rPr>
+        <w:t>http: pacchetto usato per inviare la richiesta POST a Ollama</w:t>
+      </w:r>
+    </w:p>
+    <w:p>
+      <w:pPr>
+        <w:pStyle w:val="ListBullet"/>
+        <w:tabs>
+          <w:tab w:val="num" w:pos="360"/>
+        </w:tabs>
+        <w:ind w:left="360" w:hanging="360"/>
+        <w:rPr>
+          <w:lang w:val="it-CH"/>
+        </w:rPr>
+      </w:pPr>
+      <w:r>
+        <w:rPr>
+          <w:lang w:val="it-CH"/>
+        </w:rPr>
+        <w:t>path_provider: usato per trovare una cartella locale dove salvare flashcards.json</w:t>
+      </w:r>
+    </w:p>
+    <w:p>
+      <w:pPr>
+        <w:pStyle w:val="ListBullet"/>
+        <w:tabs>
+          <w:tab w:val="num" w:pos="360"/>
+        </w:tabs>
+        <w:ind w:left="360" w:hanging="360"/>
+        <w:rPr>
+          <w:lang w:val="it-CH"/>
+        </w:rPr>
+      </w:pPr>
+      <w:r>
+        <w:rPr>
+          <w:lang w:val="it-CH"/>
+        </w:rPr>
+        <w:t>flash_card: pacchetto usato per visualizzare le carte fronte/retro</w:t>
+      </w:r>
+    </w:p>
+    <w:p>
+      <w:pPr>
+        <w:pStyle w:val="ListBullet"/>
+        <w:tabs>
+          <w:tab w:val="num" w:pos="360"/>
+        </w:tabs>
+        <w:ind w:left="360" w:hanging="360"/>
+        <w:rPr>
+          <w:lang w:val="it-CH"/>
+        </w:rPr>
+      </w:pPr>
+      <w:r>
+        <w:rPr>
+          <w:lang w:val="it-CH"/>
+        </w:rPr>
+        <w:t>cupertino_icons: icone in stile iOS usate in alcuni pulsanti</w:t>
+      </w:r>
+    </w:p>
+    <w:p>
+      <w:pPr>
+        <w:pStyle w:val="Heading1"/>
+        <w:spacing w:before="320" w:after="160"/>
+        <w:rPr>
+          <w:lang w:val="it-CH"/>
+        </w:rPr>
+      </w:pPr>
+      <w:bookmarkStart w:id="13" w:name="_Toc231689359"/>
+      <w:r>
+        <w:rPr>
+          <w:lang w:val="it-CH"/>
+        </w:rPr>
+        <w:t>Architettura del progetto</w:t>
+      </w:r>
+      <w:bookmarkEnd w:id="13"/>
+    </w:p>
+    <w:p>
+      <w:pPr>
+        <w:rPr>
+          <w:lang w:val="it-CH"/>
+        </w:rPr>
+      </w:pPr>
+      <w:r>
+        <w:rPr>
+          <w:lang w:val="it-CH"/>
+        </w:rPr>
+        <w:t>Il codice e diviso in modo semplice: le pagine decidono quale sezione mostrare, mentre i widget contengono la grafica e la logica dei singoli strumenti. Questa divisione rende il progetto piu facile da leggere e da estendere.</w:t>
+      </w:r>
+    </w:p>
+    <w:tbl>
+      <w:tblPr>
+        <w:tblW w:w="0" w:type="auto"/>
+        <w:tblBorders>
+          <w:top w:val="single" w:sz="6" w:space="0" w:color="DADCE0"/>
+          <w:left w:val="single" w:sz="6" w:space="0" w:color="DADCE0"/>
+          <w:bottom w:val="single" w:sz="6" w:space="0" w:color="DADCE0"/>
+          <w:right w:val="single" w:sz="6" w:space="0" w:color="DADCE0"/>
+          <w:insideH w:val="single" w:sz="6" w:space="0" w:color="DADCE0"/>
+          <w:insideV w:val="single" w:sz="6" w:space="0" w:color="DADCE0"/>
+        </w:tblBorders>
+        <w:tblLayout w:type="fixed"/>
+        <w:tblLook w:val="04A0" w:firstRow="1" w:lastRow="0" w:firstColumn="1" w:lastColumn="0" w:noHBand="0" w:noVBand="1"/>
+      </w:tblPr>
+      <w:tblGrid>
+        <w:gridCol w:w="2736"/>
+        <w:gridCol w:w="6552"/>
+      </w:tblGrid>
+      <w:tr>
+        <w:tc>
+          <w:tcPr>
+            <w:tcW w:w="2736" w:type="dxa"/>
+            <w:shd w:val="clear" w:color="auto" w:fill="F2F4F7"/>
+            <w:tcMar>
+              <w:top w:w="90" w:type="dxa"/>
+              <w:left w:w="120" w:type="dxa"/>
+              <w:bottom w:w="90" w:type="dxa"/>
+              <w:right w:w="120" w:type="dxa"/>
+            </w:tcMar>
+            <w:vAlign w:val="center"/>
+          </w:tcPr>
+          <w:p>
+            <w:pPr>
+              <w:spacing w:after="0"/>
+            </w:pPr>
+            <w:r>
+              <w:rPr>
+                <w:rFonts w:ascii="Calibri" w:hAnsi="Calibri"/>
+                <w:b/>
+                <w:color w:val="000000"/>
+                <w:sz w:val="20"/>
+              </w:rPr>
+              <w:t>File / cartella</w:t>
+            </w:r>
+          </w:p>
+        </w:tc>
+        <w:tc>
+          <w:tcPr>
+            <w:tcW w:w="6552" w:type="dxa"/>
+            <w:shd w:val="clear" w:color="auto" w:fill="F2F4F7"/>
+            <w:tcMar>
+              <w:top w:w="90" w:type="dxa"/>
+              <w:left w:w="120" w:type="dxa"/>
+              <w:bottom w:w="90" w:type="dxa"/>
+              <w:right w:w="120" w:type="dxa"/>
+            </w:tcMar>
+            <w:vAlign w:val="center"/>
+          </w:tcPr>
+          <w:p>
+            <w:pPr>
+              <w:spacing w:after="0"/>
+            </w:pPr>
+            <w:proofErr w:type="spellStart"/>
+            <w:r>
+              <w:rPr>
+                <w:rFonts w:ascii="Calibri" w:hAnsi="Calibri"/>
+                <w:b/>
+                <w:color w:val="000000"/>
+                <w:sz w:val="20"/>
+              </w:rPr>
+              <w:t>Responsabilita</w:t>
+            </w:r>
+            <w:proofErr w:type="spellEnd"/>
+          </w:p>
+        </w:tc>
+      </w:tr>
+      <w:tr>
+        <w:tc>
+          <w:tcPr>
+            <w:tcW w:w="2736" w:type="dxa"/>
+            <w:tcMar>
+              <w:top w:w="90" w:type="dxa"/>
+              <w:left w:w="120" w:type="dxa"/>
+              <w:bottom w:w="90" w:type="dxa"/>
+              <w:right w:w="120" w:type="dxa"/>
+            </w:tcMar>
+            <w:vAlign w:val="center"/>
+          </w:tcPr>
+          <w:p>
+            <w:pPr>
+              <w:spacing w:after="0"/>
+            </w:pPr>
+            <w:proofErr w:type="spellStart"/>
+            <w:r>
+              <w:rPr>
+                <w:rFonts w:ascii="Calibri" w:hAnsi="Calibri"/>
+                <w:color w:val="000000"/>
+                <w:sz w:val="20"/>
+              </w:rPr>
+              <w:t>lib</w:t>
+            </w:r>
+            <w:proofErr w:type="spellEnd"/>
+            <w:r>
+              <w:rPr>
+                <w:rFonts w:ascii="Calibri" w:hAnsi="Calibri"/>
+                <w:color w:val="000000"/>
+                <w:sz w:val="20"/>
+              </w:rPr>
+              <w:t>/</w:t>
+            </w:r>
+            <w:proofErr w:type="spellStart"/>
+            <w:r>
+              <w:rPr>
+                <w:rFonts w:ascii="Calibri" w:hAnsi="Calibri"/>
+                <w:color w:val="000000"/>
+                <w:sz w:val="20"/>
+              </w:rPr>
+              <w:t>main.dart</w:t>
+            </w:r>
+            <w:proofErr w:type="spellEnd"/>
+          </w:p>
+        </w:tc>
+        <w:tc>
+          <w:tcPr>
+            <w:tcW w:w="6552" w:type="dxa"/>
+            <w:tcMar>
+              <w:top w:w="90" w:type="dxa"/>
+              <w:left w:w="120" w:type="dxa"/>
+              <w:bottom w:w="90" w:type="dxa"/>
+              <w:right w:w="120" w:type="dxa"/>
+            </w:tcMar>
+            <w:vAlign w:val="center"/>
+          </w:tcPr>
+          <w:p>
+            <w:pPr>
+              <w:spacing w:after="0"/>
+              <w:rPr>
+                <w:lang w:val="it-CH"/>
+              </w:rPr>
+            </w:pPr>
+            <w:r>
+              <w:rPr>
+                <w:rFonts w:ascii="Calibri" w:hAnsi="Calibri"/>
+                <w:color w:val="000000"/>
+                <w:sz w:val="20"/>
+                <w:lang w:val="it-CH"/>
+              </w:rPr>
+              <w:t>Avvia l'app e richiama il widget principale StudyApp.</w:t>
+            </w:r>
+          </w:p>
+        </w:tc>
+      </w:tr>
+      <w:tr>
+        <w:tc>
+          <w:tcPr>
+            <w:tcW w:w="2736" w:type="dxa"/>
+            <w:tcMar>
+              <w:top w:w="90" w:type="dxa"/>
+              <w:left w:w="120" w:type="dxa"/>
+              <w:bottom w:w="90" w:type="dxa"/>
+              <w:right w:w="120" w:type="dxa"/>
+            </w:tcMar>
+            <w:vAlign w:val="center"/>
+          </w:tcPr>
+          <w:p>
+            <w:pPr>
+              <w:spacing w:after="0"/>
+            </w:pPr>
+            <w:proofErr w:type="spellStart"/>
+            <w:r>
+              <w:rPr>
+                <w:rFonts w:ascii="Calibri" w:hAnsi="Calibri"/>
+                <w:color w:val="000000"/>
+                <w:sz w:val="20"/>
+              </w:rPr>
+              <w:t>lib</w:t>
+            </w:r>
+            <w:proofErr w:type="spellEnd"/>
+            <w:r>
+              <w:rPr>
+                <w:rFonts w:ascii="Calibri" w:hAnsi="Calibri"/>
+                <w:color w:val="000000"/>
+                <w:sz w:val="20"/>
+              </w:rPr>
+              <w:t>/app/</w:t>
+            </w:r>
+            <w:proofErr w:type="spellStart"/>
+            <w:r>
+              <w:rPr>
+                <w:rFonts w:ascii="Calibri" w:hAnsi="Calibri"/>
+                <w:color w:val="000000"/>
+                <w:sz w:val="20"/>
+              </w:rPr>
+              <w:t>studyApp.dart</w:t>
+            </w:r>
+            <w:proofErr w:type="spellEnd"/>
+          </w:p>
+        </w:tc>
+        <w:tc>
+          <w:tcPr>
+            <w:tcW w:w="6552" w:type="dxa"/>
+            <w:tcMar>
+              <w:top w:w="90" w:type="dxa"/>
+              <w:left w:w="120" w:type="dxa"/>
+              <w:bottom w:w="90" w:type="dxa"/>
+              <w:right w:w="120" w:type="dxa"/>
+            </w:tcMar>
+            <w:vAlign w:val="center"/>
+          </w:tcPr>
+          <w:p>
+            <w:pPr>
+              <w:spacing w:after="0"/>
+              <w:rPr>
+                <w:lang w:val="it-CH"/>
+              </w:rPr>
+            </w:pPr>
+            <w:r>
+              <w:rPr>
+                <w:rFonts w:ascii="Calibri" w:hAnsi="Calibri"/>
+                <w:color w:val="000000"/>
+                <w:sz w:val="20"/>
+                <w:lang w:val="it-CH"/>
+              </w:rPr>
+              <w:t>Configura MaterialApp, tema globale e pagina iniziale.</w:t>
+            </w:r>
+          </w:p>
+        </w:tc>
+      </w:tr>
+      <w:tr>
+        <w:tc>
+          <w:tcPr>
+            <w:tcW w:w="2736" w:type="dxa"/>
+            <w:tcMar>
+              <w:top w:w="90" w:type="dxa"/>
+              <w:left w:w="120" w:type="dxa"/>
+              <w:bottom w:w="90" w:type="dxa"/>
+              <w:right w:w="120" w:type="dxa"/>
+            </w:tcMar>
+            <w:vAlign w:val="center"/>
+          </w:tcPr>
+          <w:p>
+            <w:pPr>
+              <w:spacing w:after="0"/>
+            </w:pPr>
+            <w:proofErr w:type="spellStart"/>
+            <w:r>
+              <w:rPr>
+                <w:rFonts w:ascii="Calibri" w:hAnsi="Calibri"/>
+                <w:color w:val="000000"/>
+                <w:sz w:val="20"/>
+              </w:rPr>
+              <w:t>lib</w:t>
+            </w:r>
+            <w:proofErr w:type="spellEnd"/>
+            <w:r>
+              <w:rPr>
+                <w:rFonts w:ascii="Calibri" w:hAnsi="Calibri"/>
+                <w:color w:val="000000"/>
+                <w:sz w:val="20"/>
+              </w:rPr>
+              <w:t>/pages/</w:t>
+            </w:r>
+          </w:p>
+        </w:tc>
+        <w:tc>
+          <w:tcPr>
+            <w:tcW w:w="6552" w:type="dxa"/>
+            <w:tcMar>
+              <w:top w:w="90" w:type="dxa"/>
+              <w:left w:w="120" w:type="dxa"/>
+              <w:bottom w:w="90" w:type="dxa"/>
+              <w:right w:w="120" w:type="dxa"/>
+            </w:tcMar>
+            <w:vAlign w:val="center"/>
+          </w:tcPr>
+          <w:p>
+            <w:pPr>
+              <w:spacing w:after="0"/>
+              <w:rPr>
+                <w:lang w:val="it-CH"/>
+              </w:rPr>
+            </w:pPr>
+            <w:r>
+              <w:rPr>
+                <w:rFonts w:ascii="Calibri" w:hAnsi="Calibri"/>
+                <w:color w:val="000000"/>
+                <w:sz w:val="20"/>
+                <w:lang w:val="it-CH"/>
+              </w:rPr>
+              <w:t>Contiene le schermate principali e collega i widget funzionali.</w:t>
+            </w:r>
+          </w:p>
+        </w:tc>
+      </w:tr>
+      <w:tr>
+        <w:tc>
+          <w:tcPr>
+            <w:tcW w:w="2736" w:type="dxa"/>
+            <w:tcMar>
+              <w:top w:w="90" w:type="dxa"/>
+              <w:left w:w="120" w:type="dxa"/>
+              <w:bottom w:w="90" w:type="dxa"/>
+              <w:right w:w="120" w:type="dxa"/>
+            </w:tcMar>
+            <w:vAlign w:val="center"/>
+          </w:tcPr>
+          <w:p>
+            <w:pPr>
+              <w:spacing w:after="0"/>
+            </w:pPr>
+            <w:proofErr w:type="spellStart"/>
+            <w:r>
+              <w:rPr>
+                <w:rFonts w:ascii="Calibri" w:hAnsi="Calibri"/>
+                <w:color w:val="000000"/>
+                <w:sz w:val="20"/>
+              </w:rPr>
+              <w:t>lib</w:t>
+            </w:r>
+            <w:proofErr w:type="spellEnd"/>
+            <w:r>
+              <w:rPr>
+                <w:rFonts w:ascii="Calibri" w:hAnsi="Calibri"/>
+                <w:color w:val="000000"/>
+                <w:sz w:val="20"/>
+              </w:rPr>
+              <w:t>/widgets/</w:t>
+            </w:r>
+          </w:p>
+        </w:tc>
+        <w:tc>
+          <w:tcPr>
+            <w:tcW w:w="6552" w:type="dxa"/>
+            <w:tcMar>
+              <w:top w:w="90" w:type="dxa"/>
+              <w:left w:w="120" w:type="dxa"/>
+              <w:bottom w:w="90" w:type="dxa"/>
+              <w:right w:w="120" w:type="dxa"/>
+            </w:tcMar>
+            <w:vAlign w:val="center"/>
+          </w:tcPr>
+          <w:p>
+            <w:pPr>
+              <w:spacing w:after="0"/>
+              <w:rPr>
+                <w:lang w:val="it-CH"/>
+              </w:rPr>
+            </w:pPr>
+            <w:r>
+              <w:rPr>
+                <w:rFonts w:ascii="Calibri" w:hAnsi="Calibri"/>
+                <w:color w:val="000000"/>
+                <w:sz w:val="20"/>
+                <w:lang w:val="it-CH"/>
+              </w:rPr>
+              <w:t>Contiene le card riutilizzabili: header, navigazione, task, timer, API e flashcard.</w:t>
+            </w:r>
+          </w:p>
+        </w:tc>
+      </w:tr>
+      <w:tr>
+        <w:tc>
+          <w:tcPr>
+            <w:tcW w:w="2736" w:type="dxa"/>
+            <w:tcMar>
+              <w:top w:w="90" w:type="dxa"/>
+              <w:left w:w="120" w:type="dxa"/>
+              <w:bottom w:w="90" w:type="dxa"/>
+              <w:right w:w="120" w:type="dxa"/>
+            </w:tcMar>
+            <w:vAlign w:val="center"/>
+          </w:tcPr>
+          <w:p>
+            <w:pPr>
+              <w:spacing w:after="0"/>
+            </w:pPr>
+            <w:proofErr w:type="spellStart"/>
+            <w:proofErr w:type="gramStart"/>
+            <w:r>
+              <w:rPr>
+                <w:rFonts w:ascii="Calibri" w:hAnsi="Calibri"/>
+                <w:color w:val="000000"/>
+                <w:sz w:val="20"/>
+              </w:rPr>
+              <w:t>pubspec.yaml</w:t>
+            </w:r>
+            <w:proofErr w:type="spellEnd"/>
+            <w:proofErr w:type="gramEnd"/>
+          </w:p>
+        </w:tc>
+        <w:tc>
+          <w:tcPr>
+            <w:tcW w:w="6552" w:type="dxa"/>
+            <w:tcMar>
+              <w:top w:w="90" w:type="dxa"/>
+              <w:left w:w="120" w:type="dxa"/>
+              <w:bottom w:w="90" w:type="dxa"/>
+              <w:right w:w="120" w:type="dxa"/>
+            </w:tcMar>
+            <w:vAlign w:val="center"/>
+          </w:tcPr>
+          <w:p>
+            <w:pPr>
+              <w:spacing w:after="0"/>
+              <w:rPr>
+                <w:lang w:val="it-CH"/>
+              </w:rPr>
+            </w:pPr>
+            <w:r>
+              <w:rPr>
+                <w:rFonts w:ascii="Calibri" w:hAnsi="Calibri"/>
+                <w:color w:val="000000"/>
+                <w:sz w:val="20"/>
+                <w:lang w:val="it-CH"/>
+              </w:rPr>
+              <w:t>Dichiara dipendenze, versione e configurazione Flutter.</w:t>
+            </w:r>
+          </w:p>
+        </w:tc>
+      </w:tr>
+      <w:tr>
+        <w:tc>
+          <w:tcPr>
+            <w:tcW w:w="2736" w:type="dxa"/>
+            <w:tcMar>
+              <w:top w:w="90" w:type="dxa"/>
+              <w:left w:w="120" w:type="dxa"/>
+              <w:bottom w:w="90" w:type="dxa"/>
+              <w:right w:w="120" w:type="dxa"/>
+            </w:tcMar>
+            <w:vAlign w:val="center"/>
+          </w:tcPr>
+          <w:p>
+            <w:pPr>
+              <w:spacing w:after="0"/>
+            </w:pPr>
+            <w:proofErr w:type="spellStart"/>
+            <w:r>
+              <w:rPr>
+                <w:rFonts w:ascii="Calibri" w:hAnsi="Calibri"/>
+                <w:color w:val="000000"/>
+                <w:sz w:val="20"/>
+              </w:rPr>
+              <w:t>android</w:t>
+            </w:r>
+            <w:proofErr w:type="spellEnd"/>
+            <w:r>
+              <w:rPr>
+                <w:rFonts w:ascii="Calibri" w:hAnsi="Calibri"/>
+                <w:color w:val="000000"/>
+                <w:sz w:val="20"/>
+              </w:rPr>
+              <w:t xml:space="preserve">/ e </w:t>
+            </w:r>
+            <w:proofErr w:type="spellStart"/>
+            <w:r>
+              <w:rPr>
+                <w:rFonts w:ascii="Calibri" w:hAnsi="Calibri"/>
+                <w:color w:val="000000"/>
+                <w:sz w:val="20"/>
+              </w:rPr>
+              <w:t>ios</w:t>
+            </w:r>
+            <w:proofErr w:type="spellEnd"/>
+            <w:r>
+              <w:rPr>
+                <w:rFonts w:ascii="Calibri" w:hAnsi="Calibri"/>
+                <w:color w:val="000000"/>
+                <w:sz w:val="20"/>
+              </w:rPr>
+              <w:t>/</w:t>
+            </w:r>
+          </w:p>
+        </w:tc>
+        <w:tc>
+          <w:tcPr>
+            <w:tcW w:w="6552" w:type="dxa"/>
+            <w:tcMar>
+              <w:top w:w="90" w:type="dxa"/>
+              <w:left w:w="120" w:type="dxa"/>
+              <w:bottom w:w="90" w:type="dxa"/>
+              <w:right w:w="120" w:type="dxa"/>
+            </w:tcMar>
+            <w:vAlign w:val="center"/>
+          </w:tcPr>
+          <w:p>
+            <w:pPr>
+              <w:spacing w:after="0"/>
+              <w:rPr>
+                <w:lang w:val="it-CH"/>
+              </w:rPr>
+            </w:pPr>
+            <w:r>
+              <w:rPr>
+                <w:rFonts w:ascii="Calibri" w:hAnsi="Calibri"/>
+                <w:color w:val="000000"/>
+                <w:sz w:val="20"/>
+                <w:lang w:val="it-CH"/>
+              </w:rPr>
+              <w:t>Contengono configurazioni native generate da Flutter per le piattaforme mobile.</w:t>
+            </w:r>
+          </w:p>
+        </w:tc>
+      </w:tr>
+    </w:tbl>
+    <w:p>
+      <w:pPr>
+        <w:pStyle w:val="Heading2"/>
+        <w:spacing w:before="240" w:after="120"/>
+      </w:pPr>
+      <w:bookmarkStart w:id="14" w:name="_Toc231689360"/>
+      <w:r>
+        <w:t>Flusso generale dell'app</w:t>
+      </w:r>
+      <w:bookmarkEnd w:id="14"/>
+    </w:p>
+    <w:p>
+      <w:pPr>
+        <w:pStyle w:val="ListNumber"/>
+        <w:numPr>
+          <w:ilvl w:val="0"/>
+          <w:numId w:val="12"/>
+        </w:numPr>
+      </w:pPr>
+      <w:proofErr w:type="spellStart"/>
+      <w:proofErr w:type="gramStart"/>
+      <w:r>
+        <w:t>main.dart</w:t>
+      </w:r>
+      <w:proofErr w:type="spellEnd"/>
+      <w:proofErr w:type="gramEnd"/>
       <w:r>
         <w:t xml:space="preserve"> </w:t>
       </w:r>
-    </w:p>
-    <w:p>
-      <w:r>
-        <w:t>Abbiamo deciso di sviluppare questa applicazione usando flutter e dart.</w:t>
-      </w:r>
-    </w:p>
-    <w:p>
-      <w:r>
-        <w:t xml:space="preserve">Flutter è una UI SDK (software developer kit) open source creata da </w:t>
-      </w:r>
       <w:proofErr w:type="spellStart"/>
       <w:r>
-        <w:t>google</w:t>
+        <w:t>avvia</w:t>
       </w:r>
       <w:proofErr w:type="spellEnd"/>
       <w:r>
-        <w:t xml:space="preserve">, è compilata nativamente e su più piattaforme con una </w:t>
+        <w:t xml:space="preserve"> </w:t>
       </w:r>
       <w:proofErr w:type="spellStart"/>
       <w:r>
-        <w:t>codebase</w:t>
+        <w:t>StudyApp</w:t>
       </w:r>
       <w:proofErr w:type="spellEnd"/>
       <w:r>
-        <w:t xml:space="preserve"> unica, questo significa che il codice lo scrivi una volta sola e l’applicazione funziona su </w:t>
+        <w:t>.</w:t>
+      </w:r>
+    </w:p>
+    <w:p>
+      <w:pPr>
+        <w:pStyle w:val="ListNumber"/>
+        <w:numPr>
+          <w:ilvl w:val="0"/>
+          <w:numId w:val="12"/>
+        </w:numPr>
+        <w:rPr>
+          <w:lang w:val="it-CH"/>
+        </w:rPr>
+      </w:pPr>
+      <w:r>
+        <w:rPr>
+          <w:lang w:val="it-CH"/>
+        </w:rPr>
+        <w:t>StudyApp configura MaterialApp e imposta StudyHomePage come schermata iniziale.</w:t>
+      </w:r>
+    </w:p>
+    <w:p>
+      <w:pPr>
+        <w:pStyle w:val="ListNumber"/>
+        <w:numPr>
+          <w:ilvl w:val="0"/>
+          <w:numId w:val="12"/>
+        </w:numPr>
+        <w:rPr>
+          <w:lang w:val="it-CH"/>
+        </w:rPr>
+      </w:pPr>
+      <w:r>
+        <w:rPr>
+          <w:lang w:val="it-CH"/>
+        </w:rPr>
+        <w:t>StudyHomePage mostra header, navigazione e una IndexedStack con le pagine.</w:t>
+      </w:r>
+    </w:p>
+    <w:p>
+      <w:pPr>
+        <w:pStyle w:val="ListNumber"/>
+        <w:numPr>
+          <w:ilvl w:val="0"/>
+          <w:numId w:val="12"/>
+        </w:numPr>
+        <w:rPr>
+          <w:lang w:val="it-CH"/>
+        </w:rPr>
+      </w:pPr>
+      <w:r>
+        <w:rPr>
+          <w:lang w:val="it-CH"/>
+        </w:rPr>
+        <w:t>Quando l'utente genera flashcard, ApiAccessCard ritorna una lista alla home.</w:t>
+      </w:r>
+    </w:p>
+    <w:p>
+      <w:pPr>
+        <w:pStyle w:val="ListNumber"/>
+        <w:numPr>
+          <w:ilvl w:val="0"/>
+          <w:numId w:val="12"/>
+        </w:numPr>
+        <w:rPr>
+          <w:lang w:val="it-CH"/>
+        </w:rPr>
+      </w:pPr>
+      <w:r>
+        <w:rPr>
+          <w:lang w:val="it-CH"/>
+        </w:rPr>
+        <w:t>La home cambia indice e mostra FlashcardPage con le carte appena generate.</w:t>
+      </w:r>
+    </w:p>
+    <w:p>
+      <w:pPr>
+        <w:spacing w:after="200" w:line="276" w:lineRule="auto"/>
+        <w:rPr>
+          <w:lang w:val="it-CH"/>
+        </w:rPr>
+      </w:pPr>
+      <w:r>
+        <w:rPr>
+          <w:lang w:val="it-CH"/>
+        </w:rPr>
+        <w:br w:type="page"/>
+      </w:r>
+    </w:p>
+    <w:p>
+      <w:pPr>
+        <w:pStyle w:val="Heading1"/>
+        <w:spacing w:before="320" w:after="160"/>
+        <w:rPr>
+          <w:lang w:val="it-CH"/>
+        </w:rPr>
+      </w:pPr>
+      <w:bookmarkStart w:id="15" w:name="_Toc231689361"/>
+      <w:r>
+        <w:rPr>
+          <w:lang w:val="it-CH"/>
+        </w:rPr>
+        <w:lastRenderedPageBreak/>
+        <w:t>Spiegazione delle parti principali del codice</w:t>
+      </w:r>
+      <w:bookmarkEnd w:id="15"/>
+    </w:p>
+    <w:p>
+      <w:pPr>
+        <w:pStyle w:val="Heading2"/>
+        <w:spacing w:before="240" w:after="120"/>
+        <w:rPr>
+          <w:lang w:val="it-CH"/>
+        </w:rPr>
+      </w:pPr>
+      <w:bookmarkStart w:id="16" w:name="_Toc231689362"/>
+      <w:r>
+        <w:rPr>
+          <w:lang w:val="it-CH"/>
+        </w:rPr>
+        <w:t>Avvio dell'applicazione</w:t>
+      </w:r>
+      <w:bookmarkEnd w:id="16"/>
+    </w:p>
+    <w:p>
+      <w:pPr>
+        <w:rPr>
+          <w:lang w:val="it-CH"/>
+        </w:rPr>
+      </w:pPr>
+      <w:r>
+        <w:rPr>
+          <w:lang w:val="it-CH"/>
+        </w:rPr>
+        <w:t>Il file main.dart e il punto di ingresso. Flutter esegue runApp e monta il widget principale StudyApp.</w:t>
+      </w:r>
+    </w:p>
+    <w:tbl>
+      <w:tblPr>
+        <w:tblW w:w="0" w:type="auto"/>
+        <w:tblBorders>
+          <w:top w:val="single" w:sz="4" w:space="0" w:color="D9E2F3"/>
+          <w:left w:val="single" w:sz="4" w:space="0" w:color="D9E2F3"/>
+          <w:bottom w:val="single" w:sz="4" w:space="0" w:color="D9E2F3"/>
+          <w:right w:val="single" w:sz="4" w:space="0" w:color="D9E2F3"/>
+          <w:insideH w:val="single" w:sz="4" w:space="0" w:color="D9E2F3"/>
+          <w:insideV w:val="single" w:sz="4" w:space="0" w:color="D9E2F3"/>
+        </w:tblBorders>
+        <w:tblLayout w:type="fixed"/>
+        <w:tblLook w:val="04A0" w:firstRow="1" w:lastRow="0" w:firstColumn="1" w:lastColumn="0" w:noHBand="0" w:noVBand="1"/>
+      </w:tblPr>
+      <w:tblGrid>
+        <w:gridCol w:w="9288"/>
+      </w:tblGrid>
+      <w:tr>
+        <w:tc>
+          <w:tcPr>
+            <w:tcW w:w="9288" w:type="dxa"/>
+            <w:shd w:val="clear" w:color="auto" w:fill="F6F8FA"/>
+            <w:tcMar>
+              <w:top w:w="140" w:type="dxa"/>
+              <w:left w:w="160" w:type="dxa"/>
+              <w:bottom w:w="140" w:type="dxa"/>
+              <w:right w:w="160" w:type="dxa"/>
+            </w:tcMar>
+            <w:vAlign w:val="center"/>
+          </w:tcPr>
+          <w:p>
+            <w:pPr>
+              <w:spacing w:after="0" w:line="240" w:lineRule="auto"/>
+              <w:rPr>
+                <w:lang w:val="en-GB"/>
+              </w:rPr>
+            </w:pPr>
+            <w:r>
+              <w:rPr>
+                <w:rFonts w:ascii="Courier New" w:hAnsi="Courier New"/>
+                <w:color w:val="222222"/>
+                <w:sz w:val="17"/>
+                <w:lang w:val="en-GB"/>
+              </w:rPr>
+              <w:t>import '</w:t>
+            </w:r>
+            <w:proofErr w:type="spellStart"/>
+            <w:proofErr w:type="gramStart"/>
+            <w:r>
+              <w:rPr>
+                <w:rFonts w:ascii="Courier New" w:hAnsi="Courier New"/>
+                <w:color w:val="222222"/>
+                <w:sz w:val="17"/>
+                <w:lang w:val="en-GB"/>
+              </w:rPr>
+              <w:t>package:flutter</w:t>
+            </w:r>
+            <w:proofErr w:type="spellEnd"/>
+            <w:r>
+              <w:rPr>
+                <w:rFonts w:ascii="Courier New" w:hAnsi="Courier New"/>
+                <w:color w:val="222222"/>
+                <w:sz w:val="17"/>
+                <w:lang w:val="en-GB"/>
+              </w:rPr>
+              <w:t>/</w:t>
+            </w:r>
+            <w:proofErr w:type="spellStart"/>
+            <w:r>
+              <w:rPr>
+                <w:rFonts w:ascii="Courier New" w:hAnsi="Courier New"/>
+                <w:color w:val="222222"/>
+                <w:sz w:val="17"/>
+                <w:lang w:val="en-GB"/>
+              </w:rPr>
+              <w:t>material.dart</w:t>
+            </w:r>
+            <w:proofErr w:type="spellEnd"/>
+            <w:proofErr w:type="gramEnd"/>
+            <w:r>
+              <w:rPr>
+                <w:rFonts w:ascii="Courier New" w:hAnsi="Courier New"/>
+                <w:color w:val="222222"/>
+                <w:sz w:val="17"/>
+                <w:lang w:val="en-GB"/>
+              </w:rPr>
+              <w:t>';</w:t>
+            </w:r>
+          </w:p>
+          <w:p>
+            <w:pPr>
+              <w:spacing w:after="0" w:line="240" w:lineRule="auto"/>
+              <w:rPr>
+                <w:lang w:val="en-GB"/>
+              </w:rPr>
+            </w:pPr>
+            <w:r>
+              <w:rPr>
+                <w:rFonts w:ascii="Courier New" w:hAnsi="Courier New"/>
+                <w:color w:val="222222"/>
+                <w:sz w:val="17"/>
+                <w:lang w:val="en-GB"/>
+              </w:rPr>
+              <w:t>import 'app/</w:t>
+            </w:r>
+            <w:proofErr w:type="spellStart"/>
+            <w:r>
+              <w:rPr>
+                <w:rFonts w:ascii="Courier New" w:hAnsi="Courier New"/>
+                <w:color w:val="222222"/>
+                <w:sz w:val="17"/>
+                <w:lang w:val="en-GB"/>
+              </w:rPr>
+              <w:t>studyApp.dart</w:t>
+            </w:r>
+            <w:proofErr w:type="spellEnd"/>
+            <w:r>
+              <w:rPr>
+                <w:rFonts w:ascii="Courier New" w:hAnsi="Courier New"/>
+                <w:color w:val="222222"/>
+                <w:sz w:val="17"/>
+                <w:lang w:val="en-GB"/>
+              </w:rPr>
+              <w:t>';</w:t>
+            </w:r>
+          </w:p>
+          <w:p>
+            <w:pPr>
+              <w:spacing w:after="0" w:line="240" w:lineRule="auto"/>
+              <w:rPr>
+                <w:lang w:val="en-GB"/>
+              </w:rPr>
+            </w:pPr>
+          </w:p>
+          <w:p>
+            <w:pPr>
+              <w:spacing w:after="0" w:line="240" w:lineRule="auto"/>
+              <w:rPr>
+                <w:lang w:val="en-GB"/>
+              </w:rPr>
+            </w:pPr>
+            <w:r>
+              <w:rPr>
+                <w:rFonts w:ascii="Courier New" w:hAnsi="Courier New"/>
+                <w:color w:val="222222"/>
+                <w:sz w:val="17"/>
+                <w:lang w:val="en-GB"/>
+              </w:rPr>
+              <w:t xml:space="preserve">void </w:t>
+            </w:r>
+            <w:proofErr w:type="gramStart"/>
+            <w:r>
+              <w:rPr>
+                <w:rFonts w:ascii="Courier New" w:hAnsi="Courier New"/>
+                <w:color w:val="222222"/>
+                <w:sz w:val="17"/>
+                <w:lang w:val="en-GB"/>
+              </w:rPr>
+              <w:t>main(</w:t>
+            </w:r>
+            <w:proofErr w:type="gramEnd"/>
+            <w:r>
+              <w:rPr>
+                <w:rFonts w:ascii="Courier New" w:hAnsi="Courier New"/>
+                <w:color w:val="222222"/>
+                <w:sz w:val="17"/>
+                <w:lang w:val="en-GB"/>
+              </w:rPr>
+              <w:t>) {</w:t>
+            </w:r>
+          </w:p>
+          <w:p>
+            <w:pPr>
+              <w:spacing w:after="0" w:line="240" w:lineRule="auto"/>
+              <w:rPr>
+                <w:lang w:val="en-GB"/>
+              </w:rPr>
+            </w:pPr>
+            <w:r>
+              <w:rPr>
+                <w:rFonts w:ascii="Courier New" w:hAnsi="Courier New"/>
+                <w:color w:val="222222"/>
+                <w:sz w:val="17"/>
+                <w:lang w:val="en-GB"/>
+              </w:rPr>
+              <w:t xml:space="preserve">  </w:t>
+            </w:r>
+            <w:proofErr w:type="spellStart"/>
+            <w:proofErr w:type="gramStart"/>
+            <w:r>
+              <w:rPr>
+                <w:rFonts w:ascii="Courier New" w:hAnsi="Courier New"/>
+                <w:color w:val="222222"/>
+                <w:sz w:val="17"/>
+                <w:lang w:val="en-GB"/>
+              </w:rPr>
+              <w:t>runApp</w:t>
+            </w:r>
+            <w:proofErr w:type="spellEnd"/>
+            <w:r>
+              <w:rPr>
+                <w:rFonts w:ascii="Courier New" w:hAnsi="Courier New"/>
+                <w:color w:val="222222"/>
+                <w:sz w:val="17"/>
+                <w:lang w:val="en-GB"/>
+              </w:rPr>
+              <w:t>(</w:t>
+            </w:r>
+            <w:proofErr w:type="spellStart"/>
+            <w:proofErr w:type="gramEnd"/>
+            <w:r>
+              <w:rPr>
+                <w:rFonts w:ascii="Courier New" w:hAnsi="Courier New"/>
+                <w:color w:val="222222"/>
+                <w:sz w:val="17"/>
+                <w:lang w:val="en-GB"/>
+              </w:rPr>
+              <w:t>const</w:t>
+            </w:r>
+            <w:proofErr w:type="spellEnd"/>
+            <w:r>
+              <w:rPr>
+                <w:rFonts w:ascii="Courier New" w:hAnsi="Courier New"/>
+                <w:color w:val="222222"/>
+                <w:sz w:val="17"/>
+                <w:lang w:val="en-GB"/>
+              </w:rPr>
+              <w:t xml:space="preserve"> </w:t>
+            </w:r>
+            <w:proofErr w:type="spellStart"/>
+            <w:proofErr w:type="gramStart"/>
+            <w:r>
+              <w:rPr>
+                <w:rFonts w:ascii="Courier New" w:hAnsi="Courier New"/>
+                <w:color w:val="222222"/>
+                <w:sz w:val="17"/>
+                <w:lang w:val="en-GB"/>
+              </w:rPr>
+              <w:t>StudyApp</w:t>
+            </w:r>
+            <w:proofErr w:type="spellEnd"/>
+            <w:r>
+              <w:rPr>
+                <w:rFonts w:ascii="Courier New" w:hAnsi="Courier New"/>
+                <w:color w:val="222222"/>
+                <w:sz w:val="17"/>
+                <w:lang w:val="en-GB"/>
+              </w:rPr>
+              <w:t>(</w:t>
+            </w:r>
+            <w:proofErr w:type="gramEnd"/>
+            <w:r>
+              <w:rPr>
+                <w:rFonts w:ascii="Courier New" w:hAnsi="Courier New"/>
+                <w:color w:val="222222"/>
+                <w:sz w:val="17"/>
+                <w:lang w:val="en-GB"/>
+              </w:rPr>
+              <w:t>));</w:t>
+            </w:r>
+          </w:p>
+          <w:p>
+            <w:pPr>
+              <w:spacing w:after="0" w:line="240" w:lineRule="auto"/>
+            </w:pPr>
+            <w:r>
+              <w:rPr>
+                <w:rFonts w:ascii="Courier New" w:hAnsi="Courier New"/>
+                <w:color w:val="222222"/>
+                <w:sz w:val="17"/>
+              </w:rPr>
+              <w:t>}</w:t>
+            </w:r>
+          </w:p>
+        </w:tc>
+      </w:tr>
+    </w:tbl>
+    <w:p>
+      <w:pPr>
+        <w:spacing w:after="40"/>
+      </w:pPr>
+    </w:p>
+    <w:p>
+      <w:pPr>
+        <w:pStyle w:val="Heading2"/>
+        <w:spacing w:before="240" w:after="120"/>
+      </w:pPr>
+      <w:bookmarkStart w:id="17" w:name="_Toc231689363"/>
+      <w:r>
+        <w:t>Configurazione globale</w:t>
+      </w:r>
+      <w:bookmarkEnd w:id="17"/>
+    </w:p>
+    <w:p>
+      <w:pPr>
+        <w:rPr>
+          <w:lang w:val="it-CH"/>
+        </w:rPr>
+      </w:pPr>
+      <w:r>
+        <w:rPr>
+          <w:lang w:val="it-CH"/>
+        </w:rPr>
+        <w:t>StudyApp definisce il tema Material, il titolo dell'app e la pagina iniziale. In questo modo la configurazione generale rimane separata dalle schermate operative.</w:t>
+      </w:r>
+    </w:p>
+    <w:tbl>
+      <w:tblPr>
+        <w:tblW w:w="0" w:type="auto"/>
+        <w:tblBorders>
+          <w:top w:val="single" w:sz="4" w:space="0" w:color="D9E2F3"/>
+          <w:left w:val="single" w:sz="4" w:space="0" w:color="D9E2F3"/>
+          <w:bottom w:val="single" w:sz="4" w:space="0" w:color="D9E2F3"/>
+          <w:right w:val="single" w:sz="4" w:space="0" w:color="D9E2F3"/>
+          <w:insideH w:val="single" w:sz="4" w:space="0" w:color="D9E2F3"/>
+          <w:insideV w:val="single" w:sz="4" w:space="0" w:color="D9E2F3"/>
+        </w:tblBorders>
+        <w:tblLayout w:type="fixed"/>
+        <w:tblLook w:val="04A0" w:firstRow="1" w:lastRow="0" w:firstColumn="1" w:lastColumn="0" w:noHBand="0" w:noVBand="1"/>
+      </w:tblPr>
+      <w:tblGrid>
+        <w:gridCol w:w="9288"/>
+      </w:tblGrid>
+      <w:tr>
+        <w:tc>
+          <w:tcPr>
+            <w:tcW w:w="9288" w:type="dxa"/>
+            <w:shd w:val="clear" w:color="auto" w:fill="F6F8FA"/>
+            <w:tcMar>
+              <w:top w:w="140" w:type="dxa"/>
+              <w:left w:w="160" w:type="dxa"/>
+              <w:bottom w:w="140" w:type="dxa"/>
+              <w:right w:w="160" w:type="dxa"/>
+            </w:tcMar>
+            <w:vAlign w:val="center"/>
+          </w:tcPr>
+          <w:p>
+            <w:pPr>
+              <w:spacing w:after="0" w:line="240" w:lineRule="auto"/>
+              <w:rPr>
+                <w:lang w:val="en-GB"/>
+              </w:rPr>
+            </w:pPr>
+            <w:r>
+              <w:rPr>
+                <w:rFonts w:ascii="Courier New" w:hAnsi="Courier New"/>
+                <w:color w:val="222222"/>
+                <w:sz w:val="17"/>
+                <w:lang w:val="en-GB"/>
+              </w:rPr>
+              <w:t xml:space="preserve">class </w:t>
+            </w:r>
+            <w:proofErr w:type="spellStart"/>
+            <w:r>
+              <w:rPr>
+                <w:rFonts w:ascii="Courier New" w:hAnsi="Courier New"/>
+                <w:color w:val="222222"/>
+                <w:sz w:val="17"/>
+                <w:lang w:val="en-GB"/>
+              </w:rPr>
+              <w:t>StudyApp</w:t>
+            </w:r>
+            <w:proofErr w:type="spellEnd"/>
+            <w:r>
+              <w:rPr>
+                <w:rFonts w:ascii="Courier New" w:hAnsi="Courier New"/>
+                <w:color w:val="222222"/>
+                <w:sz w:val="17"/>
+                <w:lang w:val="en-GB"/>
+              </w:rPr>
+              <w:t xml:space="preserve"> extends </w:t>
+            </w:r>
+            <w:proofErr w:type="spellStart"/>
+            <w:r>
+              <w:rPr>
+                <w:rFonts w:ascii="Courier New" w:hAnsi="Courier New"/>
+                <w:color w:val="222222"/>
+                <w:sz w:val="17"/>
+                <w:lang w:val="en-GB"/>
+              </w:rPr>
+              <w:t>StatelessWidget</w:t>
+            </w:r>
+            <w:proofErr w:type="spellEnd"/>
+            <w:r>
+              <w:rPr>
+                <w:rFonts w:ascii="Courier New" w:hAnsi="Courier New"/>
+                <w:color w:val="222222"/>
+                <w:sz w:val="17"/>
+                <w:lang w:val="en-GB"/>
+              </w:rPr>
+              <w:t xml:space="preserve"> {</w:t>
+            </w:r>
+          </w:p>
+          <w:p>
+            <w:pPr>
+              <w:spacing w:after="0" w:line="240" w:lineRule="auto"/>
+              <w:rPr>
+                <w:lang w:val="en-GB"/>
+              </w:rPr>
+            </w:pPr>
+            <w:r>
+              <w:rPr>
+                <w:rFonts w:ascii="Courier New" w:hAnsi="Courier New"/>
+                <w:color w:val="222222"/>
+                <w:sz w:val="17"/>
+                <w:lang w:val="en-GB"/>
+              </w:rPr>
+              <w:t xml:space="preserve">  </w:t>
+            </w:r>
+            <w:proofErr w:type="spellStart"/>
+            <w:r>
+              <w:rPr>
+                <w:rFonts w:ascii="Courier New" w:hAnsi="Courier New"/>
+                <w:color w:val="222222"/>
+                <w:sz w:val="17"/>
+                <w:lang w:val="en-GB"/>
+              </w:rPr>
+              <w:t>const</w:t>
+            </w:r>
+            <w:proofErr w:type="spellEnd"/>
+            <w:r>
+              <w:rPr>
+                <w:rFonts w:ascii="Courier New" w:hAnsi="Courier New"/>
+                <w:color w:val="222222"/>
+                <w:sz w:val="17"/>
+                <w:lang w:val="en-GB"/>
+              </w:rPr>
+              <w:t xml:space="preserve"> </w:t>
+            </w:r>
+            <w:proofErr w:type="spellStart"/>
+            <w:r>
+              <w:rPr>
+                <w:rFonts w:ascii="Courier New" w:hAnsi="Courier New"/>
+                <w:color w:val="222222"/>
+                <w:sz w:val="17"/>
+                <w:lang w:val="en-GB"/>
+              </w:rPr>
+              <w:t>StudyApp</w:t>
+            </w:r>
+            <w:proofErr w:type="spellEnd"/>
+            <w:r>
+              <w:rPr>
+                <w:rFonts w:ascii="Courier New" w:hAnsi="Courier New"/>
+                <w:color w:val="222222"/>
+                <w:sz w:val="17"/>
+                <w:lang w:val="en-GB"/>
+              </w:rPr>
+              <w:t>({</w:t>
+            </w:r>
+            <w:proofErr w:type="spellStart"/>
+            <w:r>
+              <w:rPr>
+                <w:rFonts w:ascii="Courier New" w:hAnsi="Courier New"/>
+                <w:color w:val="222222"/>
+                <w:sz w:val="17"/>
+                <w:lang w:val="en-GB"/>
+              </w:rPr>
+              <w:t>super.key</w:t>
+            </w:r>
+            <w:proofErr w:type="spellEnd"/>
+            <w:r>
+              <w:rPr>
+                <w:rFonts w:ascii="Courier New" w:hAnsi="Courier New"/>
+                <w:color w:val="222222"/>
+                <w:sz w:val="17"/>
+                <w:lang w:val="en-GB"/>
+              </w:rPr>
+              <w:t>});</w:t>
+            </w:r>
+          </w:p>
+          <w:p>
+            <w:pPr>
+              <w:spacing w:after="0" w:line="240" w:lineRule="auto"/>
+              <w:rPr>
+                <w:lang w:val="en-GB"/>
+              </w:rPr>
+            </w:pPr>
+          </w:p>
+          <w:p>
+            <w:pPr>
+              <w:spacing w:after="0" w:line="240" w:lineRule="auto"/>
+              <w:rPr>
+                <w:lang w:val="en-GB"/>
+              </w:rPr>
+            </w:pPr>
+            <w:r>
+              <w:rPr>
+                <w:rFonts w:ascii="Courier New" w:hAnsi="Courier New"/>
+                <w:color w:val="222222"/>
+                <w:sz w:val="17"/>
+                <w:lang w:val="en-GB"/>
+              </w:rPr>
+              <w:t xml:space="preserve">  @override</w:t>
+            </w:r>
+          </w:p>
+          <w:p>
+            <w:pPr>
+              <w:spacing w:after="0" w:line="240" w:lineRule="auto"/>
+              <w:rPr>
+                <w:lang w:val="en-GB"/>
+              </w:rPr>
+            </w:pPr>
+            <w:r>
+              <w:rPr>
+                <w:rFonts w:ascii="Courier New" w:hAnsi="Courier New"/>
+                <w:color w:val="222222"/>
+                <w:sz w:val="17"/>
+                <w:lang w:val="en-GB"/>
+              </w:rPr>
+              <w:t xml:space="preserve">  Widget </w:t>
+            </w:r>
+            <w:proofErr w:type="gramStart"/>
+            <w:r>
+              <w:rPr>
+                <w:rFonts w:ascii="Courier New" w:hAnsi="Courier New"/>
+                <w:color w:val="222222"/>
+                <w:sz w:val="17"/>
+                <w:lang w:val="en-GB"/>
+              </w:rPr>
+              <w:t>build(</w:t>
+            </w:r>
+            <w:proofErr w:type="spellStart"/>
+            <w:proofErr w:type="gramEnd"/>
+            <w:r>
+              <w:rPr>
+                <w:rFonts w:ascii="Courier New" w:hAnsi="Courier New"/>
+                <w:color w:val="222222"/>
+                <w:sz w:val="17"/>
+                <w:lang w:val="en-GB"/>
+              </w:rPr>
+              <w:t>BuildContext</w:t>
+            </w:r>
+            <w:proofErr w:type="spellEnd"/>
+            <w:r>
+              <w:rPr>
+                <w:rFonts w:ascii="Courier New" w:hAnsi="Courier New"/>
+                <w:color w:val="222222"/>
+                <w:sz w:val="17"/>
+                <w:lang w:val="en-GB"/>
+              </w:rPr>
+              <w:t xml:space="preserve"> context) {</w:t>
+            </w:r>
+          </w:p>
+          <w:p>
+            <w:pPr>
+              <w:spacing w:after="0" w:line="240" w:lineRule="auto"/>
+              <w:rPr>
+                <w:lang w:val="en-GB"/>
+              </w:rPr>
+            </w:pPr>
+            <w:r>
+              <w:rPr>
+                <w:rFonts w:ascii="Courier New" w:hAnsi="Courier New"/>
+                <w:color w:val="222222"/>
+                <w:sz w:val="17"/>
+                <w:lang w:val="en-GB"/>
+              </w:rPr>
+              <w:t xml:space="preserve">    return </w:t>
+            </w:r>
+            <w:proofErr w:type="spellStart"/>
+            <w:proofErr w:type="gramStart"/>
+            <w:r>
+              <w:rPr>
+                <w:rFonts w:ascii="Courier New" w:hAnsi="Courier New"/>
+                <w:color w:val="222222"/>
+                <w:sz w:val="17"/>
+                <w:lang w:val="en-GB"/>
+              </w:rPr>
+              <w:t>MaterialApp</w:t>
+            </w:r>
+            <w:proofErr w:type="spellEnd"/>
+            <w:r>
+              <w:rPr>
+                <w:rFonts w:ascii="Courier New" w:hAnsi="Courier New"/>
+                <w:color w:val="222222"/>
+                <w:sz w:val="17"/>
+                <w:lang w:val="en-GB"/>
+              </w:rPr>
+              <w:t>(</w:t>
+            </w:r>
+            <w:proofErr w:type="gramEnd"/>
+          </w:p>
+          <w:p>
+            <w:pPr>
+              <w:spacing w:after="0" w:line="240" w:lineRule="auto"/>
+              <w:rPr>
+                <w:lang w:val="en-GB"/>
+              </w:rPr>
+            </w:pPr>
+            <w:r>
+              <w:rPr>
+                <w:rFonts w:ascii="Courier New" w:hAnsi="Courier New"/>
+                <w:color w:val="222222"/>
+                <w:sz w:val="17"/>
+                <w:lang w:val="en-GB"/>
+              </w:rPr>
+              <w:t xml:space="preserve">      title: '</w:t>
+            </w:r>
+            <w:proofErr w:type="spellStart"/>
+            <w:r>
+              <w:rPr>
+                <w:rFonts w:ascii="Courier New" w:hAnsi="Courier New"/>
+                <w:color w:val="222222"/>
+                <w:sz w:val="17"/>
+                <w:lang w:val="en-GB"/>
+              </w:rPr>
+              <w:t>StudySpace</w:t>
+            </w:r>
+            <w:proofErr w:type="spellEnd"/>
+            <w:r>
+              <w:rPr>
+                <w:rFonts w:ascii="Courier New" w:hAnsi="Courier New"/>
+                <w:color w:val="222222"/>
+                <w:sz w:val="17"/>
+                <w:lang w:val="en-GB"/>
+              </w:rPr>
+              <w:t>',</w:t>
+            </w:r>
+          </w:p>
+          <w:p>
+            <w:pPr>
+              <w:spacing w:after="0" w:line="240" w:lineRule="auto"/>
+              <w:rPr>
+                <w:lang w:val="en-GB"/>
+              </w:rPr>
+            </w:pPr>
+            <w:r>
+              <w:rPr>
+                <w:rFonts w:ascii="Courier New" w:hAnsi="Courier New"/>
+                <w:color w:val="222222"/>
+                <w:sz w:val="17"/>
+                <w:lang w:val="en-GB"/>
+              </w:rPr>
+              <w:t xml:space="preserve">      theme: </w:t>
+            </w:r>
+            <w:proofErr w:type="spellStart"/>
+            <w:proofErr w:type="gramStart"/>
+            <w:r>
+              <w:rPr>
+                <w:rFonts w:ascii="Courier New" w:hAnsi="Courier New"/>
+                <w:color w:val="222222"/>
+                <w:sz w:val="17"/>
+                <w:lang w:val="en-GB"/>
+              </w:rPr>
+              <w:t>ThemeData</w:t>
+            </w:r>
+            <w:proofErr w:type="spellEnd"/>
+            <w:r>
+              <w:rPr>
+                <w:rFonts w:ascii="Courier New" w:hAnsi="Courier New"/>
+                <w:color w:val="222222"/>
+                <w:sz w:val="17"/>
+                <w:lang w:val="en-GB"/>
+              </w:rPr>
+              <w:t>(</w:t>
+            </w:r>
+            <w:proofErr w:type="gramEnd"/>
+          </w:p>
+          <w:p>
+            <w:pPr>
+              <w:spacing w:after="0" w:line="240" w:lineRule="auto"/>
+              <w:rPr>
+                <w:lang w:val="en-GB"/>
+              </w:rPr>
+            </w:pPr>
+            <w:r>
+              <w:rPr>
+                <w:rFonts w:ascii="Courier New" w:hAnsi="Courier New"/>
+                <w:color w:val="222222"/>
+                <w:sz w:val="17"/>
+                <w:lang w:val="en-GB"/>
+              </w:rPr>
+              <w:t xml:space="preserve">        </w:t>
+            </w:r>
+            <w:proofErr w:type="spellStart"/>
+            <w:r>
+              <w:rPr>
+                <w:rFonts w:ascii="Courier New" w:hAnsi="Courier New"/>
+                <w:color w:val="222222"/>
+                <w:sz w:val="17"/>
+                <w:lang w:val="en-GB"/>
+              </w:rPr>
+              <w:t>primarySwatch</w:t>
+            </w:r>
+            <w:proofErr w:type="spellEnd"/>
+            <w:r>
+              <w:rPr>
+                <w:rFonts w:ascii="Courier New" w:hAnsi="Courier New"/>
+                <w:color w:val="222222"/>
+                <w:sz w:val="17"/>
+                <w:lang w:val="en-GB"/>
+              </w:rPr>
+              <w:t xml:space="preserve">: </w:t>
+            </w:r>
+            <w:proofErr w:type="spellStart"/>
+            <w:r>
+              <w:rPr>
+                <w:rFonts w:ascii="Courier New" w:hAnsi="Courier New"/>
+                <w:color w:val="222222"/>
+                <w:sz w:val="17"/>
+                <w:lang w:val="en-GB"/>
+              </w:rPr>
+              <w:t>Colors.deepPurple</w:t>
+            </w:r>
+            <w:proofErr w:type="spellEnd"/>
+            <w:r>
+              <w:rPr>
+                <w:rFonts w:ascii="Courier New" w:hAnsi="Courier New"/>
+                <w:color w:val="222222"/>
+                <w:sz w:val="17"/>
+                <w:lang w:val="en-GB"/>
+              </w:rPr>
+              <w:t>,</w:t>
+            </w:r>
+          </w:p>
+          <w:p>
+            <w:pPr>
+              <w:spacing w:after="0" w:line="240" w:lineRule="auto"/>
+              <w:rPr>
+                <w:lang w:val="en-GB"/>
+              </w:rPr>
+            </w:pPr>
+            <w:r>
+              <w:rPr>
+                <w:rFonts w:ascii="Courier New" w:hAnsi="Courier New"/>
+                <w:color w:val="222222"/>
+                <w:sz w:val="17"/>
+                <w:lang w:val="en-GB"/>
+              </w:rPr>
+              <w:t xml:space="preserve">        </w:t>
+            </w:r>
+            <w:proofErr w:type="spellStart"/>
+            <w:r>
+              <w:rPr>
+                <w:rFonts w:ascii="Courier New" w:hAnsi="Courier New"/>
+                <w:color w:val="222222"/>
+                <w:sz w:val="17"/>
+                <w:lang w:val="en-GB"/>
+              </w:rPr>
+              <w:t>primaryColor</w:t>
+            </w:r>
+            <w:proofErr w:type="spellEnd"/>
+            <w:r>
+              <w:rPr>
+                <w:rFonts w:ascii="Courier New" w:hAnsi="Courier New"/>
+                <w:color w:val="222222"/>
+                <w:sz w:val="17"/>
+                <w:lang w:val="en-GB"/>
+              </w:rPr>
+              <w:t xml:space="preserve">: </w:t>
+            </w:r>
+            <w:proofErr w:type="spellStart"/>
+            <w:r>
+              <w:rPr>
+                <w:rFonts w:ascii="Courier New" w:hAnsi="Courier New"/>
+                <w:color w:val="222222"/>
+                <w:sz w:val="17"/>
+                <w:lang w:val="en-GB"/>
+              </w:rPr>
+              <w:t>Colors.deepPurple</w:t>
+            </w:r>
+            <w:proofErr w:type="spellEnd"/>
+            <w:r>
+              <w:rPr>
+                <w:rFonts w:ascii="Courier New" w:hAnsi="Courier New"/>
+                <w:color w:val="222222"/>
+                <w:sz w:val="17"/>
+                <w:lang w:val="en-GB"/>
+              </w:rPr>
+              <w:t>,</w:t>
+            </w:r>
+          </w:p>
+          <w:p>
+            <w:pPr>
+              <w:spacing w:after="0" w:line="240" w:lineRule="auto"/>
+              <w:rPr>
+                <w:lang w:val="en-GB"/>
+              </w:rPr>
+            </w:pPr>
+            <w:r>
+              <w:rPr>
+                <w:rFonts w:ascii="Courier New" w:hAnsi="Courier New"/>
+                <w:color w:val="222222"/>
+                <w:sz w:val="17"/>
+                <w:lang w:val="en-GB"/>
+              </w:rPr>
+              <w:t xml:space="preserve">        </w:t>
+            </w:r>
+            <w:proofErr w:type="spellStart"/>
+            <w:r>
+              <w:rPr>
+                <w:rFonts w:ascii="Courier New" w:hAnsi="Courier New"/>
+                <w:color w:val="222222"/>
+                <w:sz w:val="17"/>
+                <w:lang w:val="en-GB"/>
+              </w:rPr>
+              <w:t>fontFamily</w:t>
+            </w:r>
+            <w:proofErr w:type="spellEnd"/>
+            <w:r>
+              <w:rPr>
+                <w:rFonts w:ascii="Courier New" w:hAnsi="Courier New"/>
+                <w:color w:val="222222"/>
+                <w:sz w:val="17"/>
+                <w:lang w:val="en-GB"/>
+              </w:rPr>
+              <w:t>: 'Montserrat',</w:t>
+            </w:r>
+          </w:p>
+          <w:p>
+            <w:pPr>
+              <w:spacing w:after="0" w:line="240" w:lineRule="auto"/>
+              <w:rPr>
+                <w:lang w:val="en-GB"/>
+              </w:rPr>
+            </w:pPr>
+            <w:r>
+              <w:rPr>
+                <w:rFonts w:ascii="Courier New" w:hAnsi="Courier New"/>
+                <w:color w:val="222222"/>
+                <w:sz w:val="17"/>
+                <w:lang w:val="en-GB"/>
+              </w:rPr>
+              <w:t xml:space="preserve">        useMaterial3: true,</w:t>
+            </w:r>
+          </w:p>
+          <w:p>
+            <w:pPr>
+              <w:spacing w:after="0" w:line="240" w:lineRule="auto"/>
+              <w:rPr>
+                <w:lang w:val="en-GB"/>
+              </w:rPr>
+            </w:pPr>
+            <w:r>
+              <w:rPr>
+                <w:rFonts w:ascii="Courier New" w:hAnsi="Courier New"/>
+                <w:color w:val="222222"/>
+                <w:sz w:val="17"/>
+                <w:lang w:val="en-GB"/>
+              </w:rPr>
+              <w:t xml:space="preserve">      ),</w:t>
+            </w:r>
+          </w:p>
+          <w:p>
+            <w:pPr>
+              <w:spacing w:after="0" w:line="240" w:lineRule="auto"/>
+              <w:rPr>
+                <w:lang w:val="en-GB"/>
+              </w:rPr>
+            </w:pPr>
+            <w:r>
+              <w:rPr>
+                <w:rFonts w:ascii="Courier New" w:hAnsi="Courier New"/>
+                <w:color w:val="222222"/>
+                <w:sz w:val="17"/>
+                <w:lang w:val="en-GB"/>
+              </w:rPr>
+              <w:t xml:space="preserve">      home: </w:t>
+            </w:r>
+            <w:proofErr w:type="spellStart"/>
+            <w:r>
+              <w:rPr>
+                <w:rFonts w:ascii="Courier New" w:hAnsi="Courier New"/>
+                <w:color w:val="222222"/>
+                <w:sz w:val="17"/>
+                <w:lang w:val="en-GB"/>
+              </w:rPr>
+              <w:t>const</w:t>
+            </w:r>
+            <w:proofErr w:type="spellEnd"/>
+            <w:r>
+              <w:rPr>
+                <w:rFonts w:ascii="Courier New" w:hAnsi="Courier New"/>
+                <w:color w:val="222222"/>
+                <w:sz w:val="17"/>
+                <w:lang w:val="en-GB"/>
+              </w:rPr>
+              <w:t xml:space="preserve"> </w:t>
+            </w:r>
+            <w:proofErr w:type="spellStart"/>
+            <w:proofErr w:type="gramStart"/>
+            <w:r>
+              <w:rPr>
+                <w:rFonts w:ascii="Courier New" w:hAnsi="Courier New"/>
+                <w:color w:val="222222"/>
+                <w:sz w:val="17"/>
+                <w:lang w:val="en-GB"/>
+              </w:rPr>
+              <w:t>StudyHomePage</w:t>
+            </w:r>
+            <w:proofErr w:type="spellEnd"/>
+            <w:r>
+              <w:rPr>
+                <w:rFonts w:ascii="Courier New" w:hAnsi="Courier New"/>
+                <w:color w:val="222222"/>
+                <w:sz w:val="17"/>
+                <w:lang w:val="en-GB"/>
+              </w:rPr>
+              <w:t>(</w:t>
+            </w:r>
+            <w:proofErr w:type="gramEnd"/>
+            <w:r>
+              <w:rPr>
+                <w:rFonts w:ascii="Courier New" w:hAnsi="Courier New"/>
+                <w:color w:val="222222"/>
+                <w:sz w:val="17"/>
+                <w:lang w:val="en-GB"/>
+              </w:rPr>
+              <w:t>),</w:t>
+            </w:r>
+          </w:p>
+          <w:p>
+            <w:pPr>
+              <w:spacing w:after="0" w:line="240" w:lineRule="auto"/>
+            </w:pPr>
+            <w:r>
+              <w:rPr>
+                <w:rFonts w:ascii="Courier New" w:hAnsi="Courier New"/>
+                <w:color w:val="222222"/>
+                <w:sz w:val="17"/>
+                <w:lang w:val="en-GB"/>
+              </w:rPr>
+              <w:t xml:space="preserve">    </w:t>
+            </w:r>
+            <w:r>
+              <w:rPr>
+                <w:rFonts w:ascii="Courier New" w:hAnsi="Courier New"/>
+                <w:color w:val="222222"/>
+                <w:sz w:val="17"/>
+              </w:rPr>
+              <w:t>);</w:t>
+            </w:r>
+          </w:p>
+          <w:p>
+            <w:pPr>
+              <w:spacing w:after="0" w:line="240" w:lineRule="auto"/>
+            </w:pPr>
+            <w:r>
+              <w:rPr>
+                <w:rFonts w:ascii="Courier New" w:hAnsi="Courier New"/>
+                <w:color w:val="222222"/>
+                <w:sz w:val="17"/>
+              </w:rPr>
+              <w:t xml:space="preserve">  }</w:t>
+            </w:r>
+          </w:p>
+          <w:p>
+            <w:pPr>
+              <w:spacing w:after="0" w:line="240" w:lineRule="auto"/>
+            </w:pPr>
+            <w:r>
+              <w:rPr>
+                <w:rFonts w:ascii="Courier New" w:hAnsi="Courier New"/>
+                <w:color w:val="222222"/>
+                <w:sz w:val="17"/>
+              </w:rPr>
+              <w:t>}</w:t>
+            </w:r>
+          </w:p>
+        </w:tc>
+      </w:tr>
+    </w:tbl>
+    <w:p>
+      <w:pPr>
+        <w:spacing w:after="40"/>
+      </w:pPr>
+    </w:p>
+    <w:p>
+      <w:pPr>
+        <w:spacing w:after="200" w:line="276" w:lineRule="auto"/>
+        <w:rPr>
+          <w:rFonts w:asciiTheme="majorHAnsi" w:eastAsiaTheme="majorEastAsia" w:hAnsiTheme="majorHAnsi" w:cstheme="majorBidi"/>
+          <w:b/>
+          <w:bCs/>
+          <w:color w:val="2E74B5"/>
+          <w:sz w:val="26"/>
+          <w:szCs w:val="26"/>
+        </w:rPr>
+      </w:pPr>
+      <w:r>
+        <w:br w:type="page"/>
+      </w:r>
+    </w:p>
+    <w:p>
+      <w:pPr>
+        <w:pStyle w:val="Heading2"/>
+        <w:spacing w:before="240" w:after="120"/>
+      </w:pPr>
+      <w:bookmarkStart w:id="18" w:name="_Toc231689364"/>
+      <w:r>
+        <w:lastRenderedPageBreak/>
+        <w:t>Navigazione e passaggio dati</w:t>
+      </w:r>
+      <w:bookmarkEnd w:id="18"/>
+    </w:p>
+    <w:p>
+      <w:pPr>
+        <w:rPr>
+          <w:lang w:val="it-CH"/>
+        </w:rPr>
+      </w:pPr>
+      <w:r>
+        <w:rPr>
+          <w:lang w:val="it-CH"/>
+        </w:rPr>
+        <w:t>La home usa uno stato selectedIndex per decidere quale pagina mostrare. La stessa classe conserva anche la lista di flashcard generate e la passa alla schermata di visualizzazione.</w:t>
+      </w:r>
+    </w:p>
+    <w:tbl>
+      <w:tblPr>
+        <w:tblW w:w="0" w:type="auto"/>
+        <w:tblBorders>
+          <w:top w:val="single" w:sz="4" w:space="0" w:color="D9E2F3"/>
+          <w:left w:val="single" w:sz="4" w:space="0" w:color="D9E2F3"/>
+          <w:bottom w:val="single" w:sz="4" w:space="0" w:color="D9E2F3"/>
+          <w:right w:val="single" w:sz="4" w:space="0" w:color="D9E2F3"/>
+          <w:insideH w:val="single" w:sz="4" w:space="0" w:color="D9E2F3"/>
+          <w:insideV w:val="single" w:sz="4" w:space="0" w:color="D9E2F3"/>
+        </w:tblBorders>
+        <w:tblLayout w:type="fixed"/>
+        <w:tblLook w:val="04A0" w:firstRow="1" w:lastRow="0" w:firstColumn="1" w:lastColumn="0" w:noHBand="0" w:noVBand="1"/>
+      </w:tblPr>
+      <w:tblGrid>
+        <w:gridCol w:w="9288"/>
+      </w:tblGrid>
+      <w:tr>
+        <w:tc>
+          <w:tcPr>
+            <w:tcW w:w="9288" w:type="dxa"/>
+            <w:shd w:val="clear" w:color="auto" w:fill="F6F8FA"/>
+            <w:tcMar>
+              <w:top w:w="140" w:type="dxa"/>
+              <w:left w:w="160" w:type="dxa"/>
+              <w:bottom w:w="140" w:type="dxa"/>
+              <w:right w:w="160" w:type="dxa"/>
+            </w:tcMar>
+            <w:vAlign w:val="center"/>
+          </w:tcPr>
+          <w:p>
+            <w:pPr>
+              <w:spacing w:after="0" w:line="240" w:lineRule="auto"/>
+              <w:rPr>
+                <w:lang w:val="en-GB"/>
+              </w:rPr>
+            </w:pPr>
+            <w:r>
+              <w:rPr>
+                <w:rFonts w:ascii="Courier New" w:hAnsi="Courier New"/>
+                <w:color w:val="222222"/>
+                <w:sz w:val="17"/>
+                <w:lang w:val="en-GB"/>
+              </w:rPr>
+              <w:t xml:space="preserve">int </w:t>
+            </w:r>
+            <w:proofErr w:type="spellStart"/>
+            <w:r>
+              <w:rPr>
+                <w:rFonts w:ascii="Courier New" w:hAnsi="Courier New"/>
+                <w:color w:val="222222"/>
+                <w:sz w:val="17"/>
+                <w:lang w:val="en-GB"/>
+              </w:rPr>
+              <w:t>selectedIndex</w:t>
+            </w:r>
+            <w:proofErr w:type="spellEnd"/>
+            <w:r>
+              <w:rPr>
+                <w:rFonts w:ascii="Courier New" w:hAnsi="Courier New"/>
+                <w:color w:val="222222"/>
+                <w:sz w:val="17"/>
+                <w:lang w:val="en-GB"/>
+              </w:rPr>
+              <w:t xml:space="preserve"> = 0;</w:t>
+            </w:r>
+          </w:p>
+          <w:p>
+            <w:pPr>
+              <w:spacing w:after="0" w:line="240" w:lineRule="auto"/>
+              <w:rPr>
+                <w:lang w:val="en-GB"/>
+              </w:rPr>
+            </w:pPr>
+            <w:r>
+              <w:rPr>
+                <w:rFonts w:ascii="Courier New" w:hAnsi="Courier New"/>
+                <w:color w:val="222222"/>
+                <w:sz w:val="17"/>
+                <w:lang w:val="en-GB"/>
+              </w:rPr>
+              <w:t>List _flashcards = [];</w:t>
+            </w:r>
+          </w:p>
+          <w:p>
+            <w:pPr>
+              <w:spacing w:after="0" w:line="240" w:lineRule="auto"/>
+              <w:rPr>
+                <w:lang w:val="en-GB"/>
+              </w:rPr>
+            </w:pPr>
+          </w:p>
+          <w:p>
+            <w:pPr>
+              <w:spacing w:after="0" w:line="240" w:lineRule="auto"/>
+              <w:rPr>
+                <w:lang w:val="en-GB"/>
+              </w:rPr>
+            </w:pPr>
+            <w:r>
+              <w:rPr>
+                <w:rFonts w:ascii="Courier New" w:hAnsi="Courier New"/>
+                <w:color w:val="222222"/>
+                <w:sz w:val="17"/>
+                <w:lang w:val="en-GB"/>
+              </w:rPr>
+              <w:t xml:space="preserve">void </w:t>
+            </w:r>
+            <w:proofErr w:type="spellStart"/>
+            <w:proofErr w:type="gramStart"/>
+            <w:r>
+              <w:rPr>
+                <w:rFonts w:ascii="Courier New" w:hAnsi="Courier New"/>
+                <w:color w:val="222222"/>
+                <w:sz w:val="17"/>
+                <w:lang w:val="en-GB"/>
+              </w:rPr>
+              <w:t>handleGoFlashcards</w:t>
+            </w:r>
+            <w:proofErr w:type="spellEnd"/>
+            <w:r>
+              <w:rPr>
+                <w:rFonts w:ascii="Courier New" w:hAnsi="Courier New"/>
+                <w:color w:val="222222"/>
+                <w:sz w:val="17"/>
+                <w:lang w:val="en-GB"/>
+              </w:rPr>
+              <w:t>(</w:t>
+            </w:r>
+            <w:proofErr w:type="gramEnd"/>
+            <w:r>
+              <w:rPr>
+                <w:rFonts w:ascii="Courier New" w:hAnsi="Courier New"/>
+                <w:color w:val="222222"/>
+                <w:sz w:val="17"/>
+                <w:lang w:val="en-GB"/>
+              </w:rPr>
+              <w:t>List flashcards) {</w:t>
+            </w:r>
+          </w:p>
+          <w:p>
+            <w:pPr>
+              <w:spacing w:after="0" w:line="240" w:lineRule="auto"/>
+            </w:pPr>
+            <w:r>
+              <w:rPr>
+                <w:rFonts w:ascii="Courier New" w:hAnsi="Courier New"/>
+                <w:color w:val="222222"/>
+                <w:sz w:val="17"/>
+                <w:lang w:val="en-GB"/>
+              </w:rPr>
+              <w:t xml:space="preserve">  </w:t>
+            </w:r>
+            <w:proofErr w:type="spellStart"/>
+            <w:proofErr w:type="gramStart"/>
+            <w:r>
+              <w:rPr>
+                <w:rFonts w:ascii="Courier New" w:hAnsi="Courier New"/>
+                <w:color w:val="222222"/>
+                <w:sz w:val="17"/>
+              </w:rPr>
+              <w:t>setState</w:t>
+            </w:r>
+            <w:proofErr w:type="spellEnd"/>
+            <w:r>
+              <w:rPr>
+                <w:rFonts w:ascii="Courier New" w:hAnsi="Courier New"/>
+                <w:color w:val="222222"/>
+                <w:sz w:val="17"/>
+              </w:rPr>
+              <w:t>(</w:t>
+            </w:r>
+            <w:proofErr w:type="gramEnd"/>
+            <w:r>
+              <w:rPr>
+                <w:rFonts w:ascii="Courier New" w:hAnsi="Courier New"/>
+                <w:color w:val="222222"/>
+                <w:sz w:val="17"/>
+              </w:rPr>
+              <w:t>() {</w:t>
+            </w:r>
+          </w:p>
+          <w:p>
+            <w:pPr>
+              <w:spacing w:after="0" w:line="240" w:lineRule="auto"/>
+            </w:pPr>
+            <w:r>
+              <w:rPr>
+                <w:rFonts w:ascii="Courier New" w:hAnsi="Courier New"/>
+                <w:color w:val="222222"/>
+                <w:sz w:val="17"/>
+              </w:rPr>
+              <w:t xml:space="preserve">    _</w:t>
+            </w:r>
+            <w:proofErr w:type="spellStart"/>
+            <w:r>
+              <w:rPr>
+                <w:rFonts w:ascii="Courier New" w:hAnsi="Courier New"/>
+                <w:color w:val="222222"/>
+                <w:sz w:val="17"/>
+              </w:rPr>
+              <w:t>flashcards</w:t>
+            </w:r>
+            <w:proofErr w:type="spellEnd"/>
+            <w:r>
+              <w:rPr>
+                <w:rFonts w:ascii="Courier New" w:hAnsi="Courier New"/>
+                <w:color w:val="222222"/>
+                <w:sz w:val="17"/>
+              </w:rPr>
+              <w:t xml:space="preserve"> = </w:t>
+            </w:r>
+            <w:proofErr w:type="spellStart"/>
+            <w:r>
+              <w:rPr>
+                <w:rFonts w:ascii="Courier New" w:hAnsi="Courier New"/>
+                <w:color w:val="222222"/>
+                <w:sz w:val="17"/>
+              </w:rPr>
+              <w:t>flashcards</w:t>
+            </w:r>
+            <w:proofErr w:type="spellEnd"/>
+            <w:r>
+              <w:rPr>
+                <w:rFonts w:ascii="Courier New" w:hAnsi="Courier New"/>
+                <w:color w:val="222222"/>
+                <w:sz w:val="17"/>
+              </w:rPr>
+              <w:t>;</w:t>
+            </w:r>
+          </w:p>
+          <w:p>
+            <w:pPr>
+              <w:spacing w:after="0" w:line="240" w:lineRule="auto"/>
+            </w:pPr>
+            <w:r>
+              <w:rPr>
+                <w:rFonts w:ascii="Courier New" w:hAnsi="Courier New"/>
+                <w:color w:val="222222"/>
+                <w:sz w:val="17"/>
+              </w:rPr>
+              <w:t xml:space="preserve">    </w:t>
+            </w:r>
+            <w:proofErr w:type="spellStart"/>
+            <w:r>
+              <w:rPr>
+                <w:rFonts w:ascii="Courier New" w:hAnsi="Courier New"/>
+                <w:color w:val="222222"/>
+                <w:sz w:val="17"/>
+              </w:rPr>
+              <w:t>selectedIndex</w:t>
+            </w:r>
+            <w:proofErr w:type="spellEnd"/>
+            <w:r>
+              <w:rPr>
+                <w:rFonts w:ascii="Courier New" w:hAnsi="Courier New"/>
+                <w:color w:val="222222"/>
+                <w:sz w:val="17"/>
+              </w:rPr>
+              <w:t xml:space="preserve"> = 3;</w:t>
+            </w:r>
+          </w:p>
+          <w:p>
+            <w:pPr>
+              <w:spacing w:after="0" w:line="240" w:lineRule="auto"/>
+            </w:pPr>
+            <w:r>
+              <w:rPr>
+                <w:rFonts w:ascii="Courier New" w:hAnsi="Courier New"/>
+                <w:color w:val="222222"/>
+                <w:sz w:val="17"/>
+              </w:rPr>
+              <w:t xml:space="preserve">  });</w:t>
+            </w:r>
+          </w:p>
+          <w:p>
+            <w:pPr>
+              <w:spacing w:after="0" w:line="240" w:lineRule="auto"/>
+            </w:pPr>
+            <w:r>
+              <w:rPr>
+                <w:rFonts w:ascii="Courier New" w:hAnsi="Courier New"/>
+                <w:color w:val="222222"/>
+                <w:sz w:val="17"/>
+              </w:rPr>
+              <w:t>}</w:t>
+            </w:r>
+          </w:p>
+        </w:tc>
+      </w:tr>
+    </w:tbl>
+    <w:p>
+      <w:pPr>
+        <w:spacing w:after="40"/>
+      </w:pPr>
+    </w:p>
+    <w:p>
+      <w:pPr>
+        <w:rPr>
+          <w:lang w:val="it-CH"/>
+        </w:rPr>
+      </w:pPr>
+      <w:r>
+        <w:rPr>
+          <w:lang w:val="it-CH"/>
+        </w:rPr>
+        <w:t>IndexedStack mantiene le pagine nella stessa posizione e mostra solo quella selezionata. Questo evita una navigazione complessa e rende immediato il cambio tra Pomodoro, task, generazione e flashcard.</w:t>
+      </w:r>
+    </w:p>
+    <w:tbl>
+      <w:tblPr>
+        <w:tblW w:w="0" w:type="auto"/>
+        <w:tblBorders>
+          <w:top w:val="single" w:sz="4" w:space="0" w:color="D9E2F3"/>
+          <w:left w:val="single" w:sz="4" w:space="0" w:color="D9E2F3"/>
+          <w:bottom w:val="single" w:sz="4" w:space="0" w:color="D9E2F3"/>
+          <w:right w:val="single" w:sz="4" w:space="0" w:color="D9E2F3"/>
+          <w:insideH w:val="single" w:sz="4" w:space="0" w:color="D9E2F3"/>
+          <w:insideV w:val="single" w:sz="4" w:space="0" w:color="D9E2F3"/>
+        </w:tblBorders>
+        <w:tblLayout w:type="fixed"/>
+        <w:tblLook w:val="04A0" w:firstRow="1" w:lastRow="0" w:firstColumn="1" w:lastColumn="0" w:noHBand="0" w:noVBand="1"/>
+      </w:tblPr>
+      <w:tblGrid>
+        <w:gridCol w:w="9288"/>
+      </w:tblGrid>
+      <w:tr>
+        <w:tc>
+          <w:tcPr>
+            <w:tcW w:w="9288" w:type="dxa"/>
+            <w:shd w:val="clear" w:color="auto" w:fill="F6F8FA"/>
+            <w:tcMar>
+              <w:top w:w="140" w:type="dxa"/>
+              <w:left w:w="160" w:type="dxa"/>
+              <w:bottom w:w="140" w:type="dxa"/>
+              <w:right w:w="160" w:type="dxa"/>
+            </w:tcMar>
+            <w:vAlign w:val="center"/>
+          </w:tcPr>
+          <w:p>
+            <w:pPr>
+              <w:spacing w:after="0" w:line="240" w:lineRule="auto"/>
+              <w:rPr>
+                <w:lang w:val="en-GB"/>
+              </w:rPr>
+            </w:pPr>
+            <w:proofErr w:type="spellStart"/>
+            <w:proofErr w:type="gramStart"/>
+            <w:r>
+              <w:rPr>
+                <w:rFonts w:ascii="Courier New" w:hAnsi="Courier New"/>
+                <w:color w:val="222222"/>
+                <w:sz w:val="17"/>
+                <w:lang w:val="en-GB"/>
+              </w:rPr>
+              <w:t>IndexedStack</w:t>
+            </w:r>
+            <w:proofErr w:type="spellEnd"/>
+            <w:r>
+              <w:rPr>
+                <w:rFonts w:ascii="Courier New" w:hAnsi="Courier New"/>
+                <w:color w:val="222222"/>
+                <w:sz w:val="17"/>
+                <w:lang w:val="en-GB"/>
+              </w:rPr>
+              <w:t>(</w:t>
+            </w:r>
+            <w:proofErr w:type="gramEnd"/>
+          </w:p>
+          <w:p>
+            <w:pPr>
+              <w:spacing w:after="0" w:line="240" w:lineRule="auto"/>
+              <w:rPr>
+                <w:lang w:val="en-GB"/>
+              </w:rPr>
+            </w:pPr>
+            <w:r>
+              <w:rPr>
+                <w:rFonts w:ascii="Courier New" w:hAnsi="Courier New"/>
+                <w:color w:val="222222"/>
+                <w:sz w:val="17"/>
+                <w:lang w:val="en-GB"/>
+              </w:rPr>
+              <w:t xml:space="preserve">  index: </w:t>
+            </w:r>
+            <w:proofErr w:type="spellStart"/>
+            <w:r>
+              <w:rPr>
+                <w:rFonts w:ascii="Courier New" w:hAnsi="Courier New"/>
+                <w:color w:val="222222"/>
+                <w:sz w:val="17"/>
+                <w:lang w:val="en-GB"/>
+              </w:rPr>
+              <w:t>selectedIndex</w:t>
+            </w:r>
+            <w:proofErr w:type="spellEnd"/>
+            <w:r>
+              <w:rPr>
+                <w:rFonts w:ascii="Courier New" w:hAnsi="Courier New"/>
+                <w:color w:val="222222"/>
+                <w:sz w:val="17"/>
+                <w:lang w:val="en-GB"/>
+              </w:rPr>
+              <w:t>,</w:t>
+            </w:r>
+          </w:p>
+          <w:p>
+            <w:pPr>
+              <w:spacing w:after="0" w:line="240" w:lineRule="auto"/>
+              <w:rPr>
+                <w:lang w:val="en-GB"/>
+              </w:rPr>
+            </w:pPr>
+            <w:r>
+              <w:rPr>
+                <w:rFonts w:ascii="Courier New" w:hAnsi="Courier New"/>
+                <w:color w:val="222222"/>
+                <w:sz w:val="17"/>
+                <w:lang w:val="en-GB"/>
+              </w:rPr>
+              <w:t xml:space="preserve">  children: pages,</w:t>
+            </w:r>
+          </w:p>
+          <w:p>
+            <w:pPr>
+              <w:spacing w:after="0" w:line="240" w:lineRule="auto"/>
+            </w:pPr>
+            <w:r>
+              <w:rPr>
+                <w:rFonts w:ascii="Courier New" w:hAnsi="Courier New"/>
+                <w:color w:val="222222"/>
+                <w:sz w:val="17"/>
+              </w:rPr>
+              <w:t>)</w:t>
+            </w:r>
+          </w:p>
+        </w:tc>
+      </w:tr>
+    </w:tbl>
+    <w:p>
+      <w:pPr>
+        <w:spacing w:after="40"/>
+      </w:pPr>
+    </w:p>
+    <w:p>
+      <w:pPr>
+        <w:spacing w:after="200" w:line="276" w:lineRule="auto"/>
+        <w:rPr>
+          <w:rFonts w:asciiTheme="majorHAnsi" w:eastAsiaTheme="majorEastAsia" w:hAnsiTheme="majorHAnsi" w:cstheme="majorBidi"/>
+          <w:b/>
+          <w:bCs/>
+          <w:color w:val="2E74B5"/>
+          <w:sz w:val="26"/>
+          <w:szCs w:val="26"/>
+        </w:rPr>
+      </w:pPr>
+      <w:r>
+        <w:br w:type="page"/>
+      </w:r>
+    </w:p>
+    <w:p>
+      <w:pPr>
+        <w:pStyle w:val="Heading2"/>
+        <w:spacing w:before="240" w:after="120"/>
+        <w:rPr>
+          <w:lang w:val="it-CH"/>
+        </w:rPr>
+      </w:pPr>
+      <w:bookmarkStart w:id="19" w:name="_Toc231689365"/>
+      <w:r>
+        <w:rPr>
+          <w:lang w:val="it-CH"/>
+        </w:rPr>
+        <w:lastRenderedPageBreak/>
+        <w:t>Generazione delle flashcard tramite API</w:t>
+      </w:r>
+      <w:bookmarkEnd w:id="19"/>
+    </w:p>
+    <w:p>
+      <w:pPr>
+        <w:rPr>
+          <w:lang w:val="it-CH"/>
+        </w:rPr>
+      </w:pPr>
+      <w:r>
+        <w:rPr>
+          <w:lang w:val="it-CH"/>
+        </w:rPr>
+        <w:t>ApiAccessCard legge il tema inserito dall'utente, invia una richiesta POST a Ollama e chiede al modello di rispondere solo con JSON valido. Dopo la risposta, il contenuto viene pulito, salvato in flashcards.json e convertito in una lista.</w:t>
+      </w:r>
+    </w:p>
+    <w:tbl>
+      <w:tblPr>
+        <w:tblW w:w="0" w:type="auto"/>
+        <w:tblBorders>
+          <w:top w:val="single" w:sz="4" w:space="0" w:color="D9E2F3"/>
+          <w:left w:val="single" w:sz="4" w:space="0" w:color="D9E2F3"/>
+          <w:bottom w:val="single" w:sz="4" w:space="0" w:color="D9E2F3"/>
+          <w:right w:val="single" w:sz="4" w:space="0" w:color="D9E2F3"/>
+          <w:insideH w:val="single" w:sz="4" w:space="0" w:color="D9E2F3"/>
+          <w:insideV w:val="single" w:sz="4" w:space="0" w:color="D9E2F3"/>
+        </w:tblBorders>
+        <w:tblLayout w:type="fixed"/>
+        <w:tblLook w:val="04A0" w:firstRow="1" w:lastRow="0" w:firstColumn="1" w:lastColumn="0" w:noHBand="0" w:noVBand="1"/>
+      </w:tblPr>
+      <w:tblGrid>
+        <w:gridCol w:w="9288"/>
+      </w:tblGrid>
+      <w:tr>
+        <w:tc>
+          <w:tcPr>
+            <w:tcW w:w="9288" w:type="dxa"/>
+            <w:shd w:val="clear" w:color="auto" w:fill="F6F8FA"/>
+            <w:tcMar>
+              <w:top w:w="140" w:type="dxa"/>
+              <w:left w:w="160" w:type="dxa"/>
+              <w:bottom w:w="140" w:type="dxa"/>
+              <w:right w:w="160" w:type="dxa"/>
+            </w:tcMar>
+            <w:vAlign w:val="center"/>
+          </w:tcPr>
+          <w:p>
+            <w:pPr>
+              <w:spacing w:after="0" w:line="240" w:lineRule="auto"/>
+              <w:rPr>
+                <w:lang w:val="en-GB"/>
+              </w:rPr>
+            </w:pPr>
+            <w:r>
+              <w:rPr>
+                <w:rFonts w:ascii="Courier New" w:hAnsi="Courier New"/>
+                <w:color w:val="222222"/>
+                <w:sz w:val="17"/>
+                <w:lang w:val="en-GB"/>
+              </w:rPr>
+              <w:t xml:space="preserve">final response = await </w:t>
+            </w:r>
+            <w:proofErr w:type="spellStart"/>
+            <w:proofErr w:type="gramStart"/>
+            <w:r>
+              <w:rPr>
+                <w:rFonts w:ascii="Courier New" w:hAnsi="Courier New"/>
+                <w:color w:val="222222"/>
+                <w:sz w:val="17"/>
+                <w:lang w:val="en-GB"/>
+              </w:rPr>
+              <w:t>http.post</w:t>
+            </w:r>
+            <w:proofErr w:type="spellEnd"/>
+            <w:r>
+              <w:rPr>
+                <w:rFonts w:ascii="Courier New" w:hAnsi="Courier New"/>
+                <w:color w:val="222222"/>
+                <w:sz w:val="17"/>
+                <w:lang w:val="en-GB"/>
+              </w:rPr>
+              <w:t>(</w:t>
+            </w:r>
+            <w:proofErr w:type="gramEnd"/>
+          </w:p>
+          <w:p>
+            <w:pPr>
+              <w:spacing w:after="0" w:line="240" w:lineRule="auto"/>
+              <w:rPr>
+                <w:lang w:val="en-GB"/>
+              </w:rPr>
+            </w:pPr>
+            <w:r>
+              <w:rPr>
+                <w:rFonts w:ascii="Courier New" w:hAnsi="Courier New"/>
+                <w:color w:val="222222"/>
+                <w:sz w:val="17"/>
+                <w:lang w:val="en-GB"/>
+              </w:rPr>
+              <w:t xml:space="preserve">  </w:t>
+            </w:r>
+            <w:proofErr w:type="spellStart"/>
+            <w:r>
+              <w:rPr>
+                <w:rFonts w:ascii="Courier New" w:hAnsi="Courier New"/>
+                <w:color w:val="222222"/>
+                <w:sz w:val="17"/>
+                <w:lang w:val="en-GB"/>
+              </w:rPr>
+              <w:t>Uri.parse</w:t>
+            </w:r>
+            <w:proofErr w:type="spellEnd"/>
+            <w:r>
+              <w:rPr>
+                <w:rFonts w:ascii="Courier New" w:hAnsi="Courier New"/>
+                <w:color w:val="222222"/>
+                <w:sz w:val="17"/>
+                <w:lang w:val="en-GB"/>
+              </w:rPr>
+              <w:t>('http://localhost:11434/</w:t>
+            </w:r>
+            <w:proofErr w:type="spellStart"/>
+            <w:r>
+              <w:rPr>
+                <w:rFonts w:ascii="Courier New" w:hAnsi="Courier New"/>
+                <w:color w:val="222222"/>
+                <w:sz w:val="17"/>
+                <w:lang w:val="en-GB"/>
+              </w:rPr>
+              <w:t>api</w:t>
+            </w:r>
+            <w:proofErr w:type="spellEnd"/>
+            <w:r>
+              <w:rPr>
+                <w:rFonts w:ascii="Courier New" w:hAnsi="Courier New"/>
+                <w:color w:val="222222"/>
+                <w:sz w:val="17"/>
+                <w:lang w:val="en-GB"/>
+              </w:rPr>
+              <w:t>/chat'),</w:t>
+            </w:r>
+          </w:p>
+          <w:p>
+            <w:pPr>
+              <w:spacing w:after="0" w:line="240" w:lineRule="auto"/>
+              <w:rPr>
+                <w:lang w:val="en-GB"/>
+              </w:rPr>
+            </w:pPr>
+            <w:r>
+              <w:rPr>
+                <w:rFonts w:ascii="Courier New" w:hAnsi="Courier New"/>
+                <w:color w:val="222222"/>
+                <w:sz w:val="17"/>
+                <w:lang w:val="en-GB"/>
+              </w:rPr>
+              <w:t xml:space="preserve">  headers: {'Content-Type': 'application/</w:t>
+            </w:r>
+            <w:proofErr w:type="spellStart"/>
+            <w:r>
+              <w:rPr>
+                <w:rFonts w:ascii="Courier New" w:hAnsi="Courier New"/>
+                <w:color w:val="222222"/>
+                <w:sz w:val="17"/>
+                <w:lang w:val="en-GB"/>
+              </w:rPr>
+              <w:t>json</w:t>
+            </w:r>
+            <w:proofErr w:type="spellEnd"/>
+            <w:r>
+              <w:rPr>
+                <w:rFonts w:ascii="Courier New" w:hAnsi="Courier New"/>
+                <w:color w:val="222222"/>
+                <w:sz w:val="17"/>
+                <w:lang w:val="en-GB"/>
+              </w:rPr>
+              <w:t>'},</w:t>
+            </w:r>
+          </w:p>
+          <w:p>
+            <w:pPr>
+              <w:spacing w:after="0" w:line="240" w:lineRule="auto"/>
+              <w:rPr>
+                <w:lang w:val="en-GB"/>
+              </w:rPr>
+            </w:pPr>
+            <w:r>
+              <w:rPr>
+                <w:rFonts w:ascii="Courier New" w:hAnsi="Courier New"/>
+                <w:color w:val="222222"/>
+                <w:sz w:val="17"/>
+                <w:lang w:val="en-GB"/>
+              </w:rPr>
+              <w:t xml:space="preserve">  body: </w:t>
+            </w:r>
+            <w:proofErr w:type="spellStart"/>
+            <w:proofErr w:type="gramStart"/>
+            <w:r>
+              <w:rPr>
+                <w:rFonts w:ascii="Courier New" w:hAnsi="Courier New"/>
+                <w:color w:val="222222"/>
+                <w:sz w:val="17"/>
+                <w:lang w:val="en-GB"/>
+              </w:rPr>
+              <w:t>jsonEncode</w:t>
+            </w:r>
+            <w:proofErr w:type="spellEnd"/>
+            <w:r>
+              <w:rPr>
+                <w:rFonts w:ascii="Courier New" w:hAnsi="Courier New"/>
+                <w:color w:val="222222"/>
+                <w:sz w:val="17"/>
+                <w:lang w:val="en-GB"/>
+              </w:rPr>
+              <w:t>(</w:t>
+            </w:r>
+            <w:proofErr w:type="gramEnd"/>
+            <w:r>
+              <w:rPr>
+                <w:rFonts w:ascii="Courier New" w:hAnsi="Courier New"/>
+                <w:color w:val="222222"/>
+                <w:sz w:val="17"/>
+                <w:lang w:val="en-GB"/>
+              </w:rPr>
+              <w:t>{</w:t>
+            </w:r>
+          </w:p>
+          <w:p>
+            <w:pPr>
+              <w:spacing w:after="0" w:line="240" w:lineRule="auto"/>
+              <w:rPr>
+                <w:lang w:val="de-CH"/>
+              </w:rPr>
+            </w:pPr>
+            <w:r>
+              <w:rPr>
+                <w:rFonts w:ascii="Courier New" w:hAnsi="Courier New"/>
+                <w:color w:val="222222"/>
+                <w:sz w:val="17"/>
+                <w:lang w:val="en-GB"/>
+              </w:rPr>
+              <w:t xml:space="preserve">    </w:t>
+            </w:r>
+            <w:r>
+              <w:rPr>
+                <w:rFonts w:ascii="Courier New" w:hAnsi="Courier New"/>
+                <w:color w:val="222222"/>
+                <w:sz w:val="17"/>
+                <w:lang w:val="de-CH"/>
+              </w:rPr>
+              <w:t>"</w:t>
+            </w:r>
+            <w:proofErr w:type="spellStart"/>
+            <w:r>
+              <w:rPr>
+                <w:rFonts w:ascii="Courier New" w:hAnsi="Courier New"/>
+                <w:color w:val="222222"/>
+                <w:sz w:val="17"/>
+                <w:lang w:val="de-CH"/>
+              </w:rPr>
+              <w:t>model</w:t>
+            </w:r>
+            <w:proofErr w:type="spellEnd"/>
+            <w:r>
+              <w:rPr>
+                <w:rFonts w:ascii="Courier New" w:hAnsi="Courier New"/>
+                <w:color w:val="222222"/>
+                <w:sz w:val="17"/>
+                <w:lang w:val="de-CH"/>
+              </w:rPr>
+              <w:t>": "gemma3n",</w:t>
+            </w:r>
+          </w:p>
+          <w:p>
+            <w:pPr>
+              <w:spacing w:after="0" w:line="240" w:lineRule="auto"/>
+              <w:rPr>
+                <w:lang w:val="de-CH"/>
+              </w:rPr>
+            </w:pPr>
+            <w:r>
+              <w:rPr>
+                <w:rFonts w:ascii="Courier New" w:hAnsi="Courier New"/>
+                <w:color w:val="222222"/>
+                <w:sz w:val="17"/>
+                <w:lang w:val="de-CH"/>
+              </w:rPr>
+              <w:t xml:space="preserve">    "stream": </w:t>
+            </w:r>
+            <w:proofErr w:type="spellStart"/>
+            <w:r>
+              <w:rPr>
+                <w:rFonts w:ascii="Courier New" w:hAnsi="Courier New"/>
+                <w:color w:val="222222"/>
+                <w:sz w:val="17"/>
+                <w:lang w:val="de-CH"/>
+              </w:rPr>
+              <w:t>false</w:t>
+            </w:r>
+            <w:proofErr w:type="spellEnd"/>
+            <w:r>
+              <w:rPr>
+                <w:rFonts w:ascii="Courier New" w:hAnsi="Courier New"/>
+                <w:color w:val="222222"/>
+                <w:sz w:val="17"/>
+                <w:lang w:val="de-CH"/>
+              </w:rPr>
+              <w:t>,</w:t>
+            </w:r>
+          </w:p>
+          <w:p>
+            <w:pPr>
+              <w:spacing w:after="0" w:line="240" w:lineRule="auto"/>
+              <w:rPr>
+                <w:lang w:val="de-CH"/>
+              </w:rPr>
+            </w:pPr>
+            <w:r>
+              <w:rPr>
+                <w:rFonts w:ascii="Courier New" w:hAnsi="Courier New"/>
+                <w:color w:val="222222"/>
+                <w:sz w:val="17"/>
+                <w:lang w:val="de-CH"/>
+              </w:rPr>
+              <w:t xml:space="preserve">    "</w:t>
+            </w:r>
+            <w:proofErr w:type="spellStart"/>
+            <w:r>
+              <w:rPr>
+                <w:rFonts w:ascii="Courier New" w:hAnsi="Courier New"/>
+                <w:color w:val="222222"/>
+                <w:sz w:val="17"/>
+                <w:lang w:val="de-CH"/>
+              </w:rPr>
+              <w:t>messages</w:t>
+            </w:r>
+            <w:proofErr w:type="spellEnd"/>
+            <w:r>
+              <w:rPr>
+                <w:rFonts w:ascii="Courier New" w:hAnsi="Courier New"/>
+                <w:color w:val="222222"/>
+                <w:sz w:val="17"/>
+                <w:lang w:val="de-CH"/>
+              </w:rPr>
+              <w:t>": [</w:t>
+            </w:r>
+          </w:p>
+          <w:p>
+            <w:pPr>
+              <w:spacing w:after="0" w:line="240" w:lineRule="auto"/>
+              <w:rPr>
+                <w:lang w:val="en-GB"/>
+              </w:rPr>
+            </w:pPr>
+            <w:r>
+              <w:rPr>
+                <w:rFonts w:ascii="Courier New" w:hAnsi="Courier New"/>
+                <w:color w:val="222222"/>
+                <w:sz w:val="17"/>
+                <w:lang w:val="de-CH"/>
+              </w:rPr>
+              <w:t xml:space="preserve">      </w:t>
+            </w:r>
+            <w:r>
+              <w:rPr>
+                <w:rFonts w:ascii="Courier New" w:hAnsi="Courier New"/>
+                <w:color w:val="222222"/>
+                <w:sz w:val="17"/>
+                <w:lang w:val="en-GB"/>
+              </w:rPr>
+              <w:t>{"role": "system", "content": "You are an assistant that generates educational flashcards."},</w:t>
+            </w:r>
+          </w:p>
+          <w:p>
+            <w:pPr>
+              <w:spacing w:after="0" w:line="240" w:lineRule="auto"/>
+              <w:rPr>
+                <w:lang w:val="it-CH"/>
+              </w:rPr>
+            </w:pPr>
+            <w:r>
+              <w:rPr>
+                <w:rFonts w:ascii="Courier New" w:hAnsi="Courier New"/>
+                <w:color w:val="222222"/>
+                <w:sz w:val="17"/>
+                <w:lang w:val="en-GB"/>
+              </w:rPr>
+              <w:t xml:space="preserve">      </w:t>
+            </w:r>
+            <w:r>
+              <w:rPr>
+                <w:rFonts w:ascii="Courier New" w:hAnsi="Courier New"/>
+                <w:color w:val="222222"/>
+                <w:sz w:val="17"/>
+                <w:lang w:val="it-CH"/>
+              </w:rPr>
+              <w:t>{"role": "user", "content": "Genera flashcard sul tema: $tema"}</w:t>
+            </w:r>
+          </w:p>
+          <w:p>
+            <w:pPr>
+              <w:spacing w:after="0" w:line="240" w:lineRule="auto"/>
+            </w:pPr>
+            <w:r>
+              <w:rPr>
+                <w:rFonts w:ascii="Courier New" w:hAnsi="Courier New"/>
+                <w:color w:val="222222"/>
+                <w:sz w:val="17"/>
+                <w:lang w:val="it-CH"/>
+              </w:rPr>
+              <w:t xml:space="preserve">    </w:t>
+            </w:r>
+            <w:r>
+              <w:rPr>
+                <w:rFonts w:ascii="Courier New" w:hAnsi="Courier New"/>
+                <w:color w:val="222222"/>
+                <w:sz w:val="17"/>
+              </w:rPr>
+              <w:t>]</w:t>
+            </w:r>
+          </w:p>
+          <w:p>
+            <w:pPr>
+              <w:spacing w:after="0" w:line="240" w:lineRule="auto"/>
+            </w:pPr>
+            <w:r>
+              <w:rPr>
+                <w:rFonts w:ascii="Courier New" w:hAnsi="Courier New"/>
+                <w:color w:val="222222"/>
+                <w:sz w:val="17"/>
+              </w:rPr>
+              <w:t xml:space="preserve">  }),</w:t>
+            </w:r>
+          </w:p>
+          <w:p>
+            <w:pPr>
+              <w:spacing w:after="0" w:line="240" w:lineRule="auto"/>
+            </w:pPr>
+            <w:r>
+              <w:rPr>
+                <w:rFonts w:ascii="Courier New" w:hAnsi="Courier New"/>
+                <w:color w:val="222222"/>
+                <w:sz w:val="17"/>
+              </w:rPr>
+              <w:t>);</w:t>
+            </w:r>
+          </w:p>
+        </w:tc>
+      </w:tr>
+    </w:tbl>
+    <w:p>
+      <w:pPr>
+        <w:spacing w:after="40"/>
+      </w:pPr>
+    </w:p>
+    <w:p>
+      <w:pPr>
+        <w:rPr>
+          <w:lang w:val="it-CH"/>
+        </w:rPr>
+      </w:pPr>
+      <w:r>
+        <w:rPr>
+          <w:lang w:val="it-CH"/>
+        </w:rPr>
+        <w:t>Questa parte mostra il passaggio da testo grezzo a dati usabili dall'app. decoded['flashcards'] viene passato alla callback goFlashcards, che nella home aggiorna lo stato e apre la pagina delle flashcard.</w:t>
+      </w:r>
+    </w:p>
+    <w:tbl>
+      <w:tblPr>
+        <w:tblW w:w="0" w:type="auto"/>
+        <w:tblBorders>
+          <w:top w:val="single" w:sz="4" w:space="0" w:color="D9E2F3"/>
+          <w:left w:val="single" w:sz="4" w:space="0" w:color="D9E2F3"/>
+          <w:bottom w:val="single" w:sz="4" w:space="0" w:color="D9E2F3"/>
+          <w:right w:val="single" w:sz="4" w:space="0" w:color="D9E2F3"/>
+          <w:insideH w:val="single" w:sz="4" w:space="0" w:color="D9E2F3"/>
+          <w:insideV w:val="single" w:sz="4" w:space="0" w:color="D9E2F3"/>
+        </w:tblBorders>
+        <w:tblLayout w:type="fixed"/>
+        <w:tblLook w:val="04A0" w:firstRow="1" w:lastRow="0" w:firstColumn="1" w:lastColumn="0" w:noHBand="0" w:noVBand="1"/>
+      </w:tblPr>
+      <w:tblGrid>
+        <w:gridCol w:w="9288"/>
+      </w:tblGrid>
+      <w:tr>
+        <w:tc>
+          <w:tcPr>
+            <w:tcW w:w="9288" w:type="dxa"/>
+            <w:shd w:val="clear" w:color="auto" w:fill="F6F8FA"/>
+            <w:tcMar>
+              <w:top w:w="140" w:type="dxa"/>
+              <w:left w:w="160" w:type="dxa"/>
+              <w:bottom w:w="140" w:type="dxa"/>
+              <w:right w:w="160" w:type="dxa"/>
+            </w:tcMar>
+            <w:vAlign w:val="center"/>
+          </w:tcPr>
+          <w:p>
+            <w:pPr>
+              <w:spacing w:after="0" w:line="240" w:lineRule="auto"/>
+              <w:rPr>
+                <w:lang w:val="en-GB"/>
+              </w:rPr>
+            </w:pPr>
+            <w:r>
+              <w:rPr>
+                <w:rFonts w:ascii="Courier New" w:hAnsi="Courier New"/>
+                <w:color w:val="222222"/>
+                <w:sz w:val="17"/>
+                <w:lang w:val="en-GB"/>
+              </w:rPr>
+              <w:t xml:space="preserve">final data = </w:t>
+            </w:r>
+            <w:proofErr w:type="spellStart"/>
+            <w:r>
+              <w:rPr>
+                <w:rFonts w:ascii="Courier New" w:hAnsi="Courier New"/>
+                <w:color w:val="222222"/>
+                <w:sz w:val="17"/>
+                <w:lang w:val="en-GB"/>
+              </w:rPr>
+              <w:t>jsonDecode</w:t>
+            </w:r>
+            <w:proofErr w:type="spellEnd"/>
+            <w:r>
+              <w:rPr>
+                <w:rFonts w:ascii="Courier New" w:hAnsi="Courier New"/>
+                <w:color w:val="222222"/>
+                <w:sz w:val="17"/>
+                <w:lang w:val="en-GB"/>
+              </w:rPr>
+              <w:t>(</w:t>
+            </w:r>
+            <w:proofErr w:type="spellStart"/>
+            <w:proofErr w:type="gramStart"/>
+            <w:r>
+              <w:rPr>
+                <w:rFonts w:ascii="Courier New" w:hAnsi="Courier New"/>
+                <w:color w:val="222222"/>
+                <w:sz w:val="17"/>
+                <w:lang w:val="en-GB"/>
+              </w:rPr>
+              <w:t>response.body</w:t>
+            </w:r>
+            <w:proofErr w:type="spellEnd"/>
+            <w:proofErr w:type="gramEnd"/>
+            <w:r>
+              <w:rPr>
+                <w:rFonts w:ascii="Courier New" w:hAnsi="Courier New"/>
+                <w:color w:val="222222"/>
+                <w:sz w:val="17"/>
+                <w:lang w:val="en-GB"/>
+              </w:rPr>
+              <w:t>);</w:t>
+            </w:r>
+          </w:p>
+          <w:p>
+            <w:pPr>
+              <w:spacing w:after="0" w:line="240" w:lineRule="auto"/>
+              <w:rPr>
+                <w:lang w:val="en-GB"/>
+              </w:rPr>
+            </w:pPr>
+            <w:r>
+              <w:rPr>
+                <w:rFonts w:ascii="Courier New" w:hAnsi="Courier New"/>
+                <w:color w:val="222222"/>
+                <w:sz w:val="17"/>
+                <w:lang w:val="en-GB"/>
+              </w:rPr>
+              <w:t>String content = data['message</w:t>
+            </w:r>
+            <w:proofErr w:type="gramStart"/>
+            <w:r>
+              <w:rPr>
+                <w:rFonts w:ascii="Courier New" w:hAnsi="Courier New"/>
+                <w:color w:val="222222"/>
+                <w:sz w:val="17"/>
+                <w:lang w:val="en-GB"/>
+              </w:rPr>
+              <w:t>'][</w:t>
+            </w:r>
+            <w:proofErr w:type="gramEnd"/>
+            <w:r>
+              <w:rPr>
+                <w:rFonts w:ascii="Courier New" w:hAnsi="Courier New"/>
+                <w:color w:val="222222"/>
+                <w:sz w:val="17"/>
+                <w:lang w:val="en-GB"/>
+              </w:rPr>
+              <w:t>'content']</w:t>
+            </w:r>
+          </w:p>
+          <w:p>
+            <w:pPr>
+              <w:spacing w:after="0" w:line="240" w:lineRule="auto"/>
+              <w:rPr>
+                <w:lang w:val="en-GB"/>
+              </w:rPr>
+            </w:pPr>
+            <w:r>
+              <w:rPr>
+                <w:rFonts w:ascii="Courier New" w:hAnsi="Courier New"/>
+                <w:color w:val="222222"/>
+                <w:sz w:val="17"/>
+                <w:lang w:val="en-GB"/>
+              </w:rPr>
+              <w:t xml:space="preserve">    </w:t>
+            </w:r>
+            <w:proofErr w:type="gramStart"/>
+            <w:r>
+              <w:rPr>
+                <w:rFonts w:ascii="Courier New" w:hAnsi="Courier New"/>
+                <w:color w:val="222222"/>
+                <w:sz w:val="17"/>
+                <w:lang w:val="en-GB"/>
+              </w:rPr>
+              <w:t>.</w:t>
+            </w:r>
+            <w:proofErr w:type="spellStart"/>
+            <w:r>
+              <w:rPr>
+                <w:rFonts w:ascii="Courier New" w:hAnsi="Courier New"/>
+                <w:color w:val="222222"/>
+                <w:sz w:val="17"/>
+                <w:lang w:val="en-GB"/>
+              </w:rPr>
+              <w:t>replaceAll</w:t>
+            </w:r>
+            <w:proofErr w:type="spellEnd"/>
+            <w:proofErr w:type="gramEnd"/>
+            <w:r>
+              <w:rPr>
+                <w:rFonts w:ascii="Courier New" w:hAnsi="Courier New"/>
+                <w:color w:val="222222"/>
+                <w:sz w:val="17"/>
+                <w:lang w:val="en-GB"/>
+              </w:rPr>
+              <w:t>('```</w:t>
+            </w:r>
+            <w:proofErr w:type="spellStart"/>
+            <w:r>
+              <w:rPr>
+                <w:rFonts w:ascii="Courier New" w:hAnsi="Courier New"/>
+                <w:color w:val="222222"/>
+                <w:sz w:val="17"/>
+                <w:lang w:val="en-GB"/>
+              </w:rPr>
+              <w:t>json</w:t>
+            </w:r>
+            <w:proofErr w:type="spellEnd"/>
+            <w:r>
+              <w:rPr>
+                <w:rFonts w:ascii="Courier New" w:hAnsi="Courier New"/>
+                <w:color w:val="222222"/>
+                <w:sz w:val="17"/>
+                <w:lang w:val="en-GB"/>
+              </w:rPr>
+              <w:t>', '')</w:t>
+            </w:r>
+          </w:p>
+          <w:p>
+            <w:pPr>
+              <w:spacing w:after="0" w:line="240" w:lineRule="auto"/>
+              <w:rPr>
+                <w:lang w:val="en-GB"/>
+              </w:rPr>
+            </w:pPr>
+            <w:r>
+              <w:rPr>
+                <w:rFonts w:ascii="Courier New" w:hAnsi="Courier New"/>
+                <w:color w:val="222222"/>
+                <w:sz w:val="17"/>
+                <w:lang w:val="en-GB"/>
+              </w:rPr>
+              <w:t xml:space="preserve">    </w:t>
+            </w:r>
+            <w:proofErr w:type="gramStart"/>
+            <w:r>
+              <w:rPr>
+                <w:rFonts w:ascii="Courier New" w:hAnsi="Courier New"/>
+                <w:color w:val="222222"/>
+                <w:sz w:val="17"/>
+                <w:lang w:val="en-GB"/>
+              </w:rPr>
+              <w:t>.</w:t>
+            </w:r>
+            <w:proofErr w:type="spellStart"/>
+            <w:r>
+              <w:rPr>
+                <w:rFonts w:ascii="Courier New" w:hAnsi="Courier New"/>
+                <w:color w:val="222222"/>
+                <w:sz w:val="17"/>
+                <w:lang w:val="en-GB"/>
+              </w:rPr>
+              <w:t>replaceAll</w:t>
+            </w:r>
+            <w:proofErr w:type="spellEnd"/>
+            <w:proofErr w:type="gramEnd"/>
+            <w:r>
+              <w:rPr>
+                <w:rFonts w:ascii="Courier New" w:hAnsi="Courier New"/>
+                <w:color w:val="222222"/>
+                <w:sz w:val="17"/>
+                <w:lang w:val="en-GB"/>
+              </w:rPr>
+              <w:t>('```', '')</w:t>
+            </w:r>
+          </w:p>
+          <w:p>
+            <w:pPr>
+              <w:spacing w:after="0" w:line="240" w:lineRule="auto"/>
+              <w:rPr>
+                <w:lang w:val="en-GB"/>
+              </w:rPr>
+            </w:pPr>
+            <w:r>
+              <w:rPr>
+                <w:rFonts w:ascii="Courier New" w:hAnsi="Courier New"/>
+                <w:color w:val="222222"/>
+                <w:sz w:val="17"/>
+                <w:lang w:val="en-GB"/>
+              </w:rPr>
+              <w:t xml:space="preserve">    </w:t>
+            </w:r>
+            <w:proofErr w:type="gramStart"/>
+            <w:r>
+              <w:rPr>
+                <w:rFonts w:ascii="Courier New" w:hAnsi="Courier New"/>
+                <w:color w:val="222222"/>
+                <w:sz w:val="17"/>
+                <w:lang w:val="en-GB"/>
+              </w:rPr>
+              <w:t>.trim</w:t>
+            </w:r>
+            <w:proofErr w:type="gramEnd"/>
+            <w:r>
+              <w:rPr>
+                <w:rFonts w:ascii="Courier New" w:hAnsi="Courier New"/>
+                <w:color w:val="222222"/>
+                <w:sz w:val="17"/>
+                <w:lang w:val="en-GB"/>
+              </w:rPr>
+              <w:t>();</w:t>
+            </w:r>
+          </w:p>
+          <w:p>
+            <w:pPr>
+              <w:spacing w:after="0" w:line="240" w:lineRule="auto"/>
+              <w:rPr>
+                <w:lang w:val="en-GB"/>
+              </w:rPr>
+            </w:pPr>
+          </w:p>
+          <w:p>
+            <w:pPr>
+              <w:spacing w:after="0" w:line="240" w:lineRule="auto"/>
+              <w:rPr>
+                <w:lang w:val="en-GB"/>
+              </w:rPr>
+            </w:pPr>
+            <w:r>
+              <w:rPr>
+                <w:rFonts w:ascii="Courier New" w:hAnsi="Courier New"/>
+                <w:color w:val="222222"/>
+                <w:sz w:val="17"/>
+                <w:lang w:val="en-GB"/>
+              </w:rPr>
+              <w:t xml:space="preserve">final decoded = </w:t>
+            </w:r>
+            <w:proofErr w:type="spellStart"/>
+            <w:r>
+              <w:rPr>
+                <w:rFonts w:ascii="Courier New" w:hAnsi="Courier New"/>
+                <w:color w:val="222222"/>
+                <w:sz w:val="17"/>
+                <w:lang w:val="en-GB"/>
+              </w:rPr>
+              <w:t>jsonDecode</w:t>
+            </w:r>
+            <w:proofErr w:type="spellEnd"/>
+            <w:r>
+              <w:rPr>
+                <w:rFonts w:ascii="Courier New" w:hAnsi="Courier New"/>
+                <w:color w:val="222222"/>
+                <w:sz w:val="17"/>
+                <w:lang w:val="en-GB"/>
+              </w:rPr>
+              <w:t>(content);</w:t>
+            </w:r>
+          </w:p>
+          <w:p>
+            <w:pPr>
+              <w:spacing w:after="0" w:line="240" w:lineRule="auto"/>
+              <w:rPr>
+                <w:lang w:val="en-GB"/>
+              </w:rPr>
+            </w:pPr>
+            <w:proofErr w:type="spellStart"/>
+            <w:proofErr w:type="gramStart"/>
+            <w:r>
+              <w:rPr>
+                <w:rFonts w:ascii="Courier New" w:hAnsi="Courier New"/>
+                <w:color w:val="222222"/>
+                <w:sz w:val="17"/>
+                <w:lang w:val="en-GB"/>
+              </w:rPr>
+              <w:t>widget.goFlashcards</w:t>
+            </w:r>
+            <w:proofErr w:type="spellEnd"/>
+            <w:proofErr w:type="gramEnd"/>
+            <w:r>
+              <w:rPr>
+                <w:rFonts w:ascii="Courier New" w:hAnsi="Courier New"/>
+                <w:color w:val="222222"/>
+                <w:sz w:val="17"/>
+                <w:lang w:val="en-GB"/>
+              </w:rPr>
+              <w:t>(decoded['</w:t>
+            </w:r>
+            <w:proofErr w:type="spellStart"/>
+            <w:r>
+              <w:rPr>
+                <w:rFonts w:ascii="Courier New" w:hAnsi="Courier New"/>
+                <w:color w:val="222222"/>
+                <w:sz w:val="17"/>
+                <w:lang w:val="en-GB"/>
+              </w:rPr>
+              <w:t>flashcards'</w:t>
+            </w:r>
+            <w:proofErr w:type="spellEnd"/>
+            <w:r>
+              <w:rPr>
+                <w:rFonts w:ascii="Courier New" w:hAnsi="Courier New"/>
+                <w:color w:val="222222"/>
+                <w:sz w:val="17"/>
+                <w:lang w:val="en-GB"/>
+              </w:rPr>
+              <w:t>] as List);</w:t>
+            </w:r>
+          </w:p>
+        </w:tc>
+      </w:tr>
+    </w:tbl>
+    <w:p>
+      <w:pPr>
+        <w:spacing w:after="40"/>
+        <w:rPr>
+          <w:lang w:val="en-GB"/>
+        </w:rPr>
+      </w:pPr>
+    </w:p>
+    <w:p>
+      <w:pPr>
+        <w:spacing w:after="200" w:line="276" w:lineRule="auto"/>
+        <w:rPr>
+          <w:rFonts w:asciiTheme="majorHAnsi" w:eastAsiaTheme="majorEastAsia" w:hAnsiTheme="majorHAnsi" w:cstheme="majorBidi"/>
+          <w:b/>
+          <w:bCs/>
+          <w:color w:val="2E74B5"/>
+          <w:sz w:val="26"/>
+          <w:szCs w:val="26"/>
+          <w:lang w:val="en-GB"/>
+        </w:rPr>
+      </w:pPr>
+      <w:r>
+        <w:rPr>
+          <w:lang w:val="en-GB"/>
+        </w:rPr>
+        <w:br w:type="page"/>
+      </w:r>
+    </w:p>
+    <w:p>
+      <w:pPr>
+        <w:pStyle w:val="Heading2"/>
+        <w:spacing w:before="240" w:after="120"/>
+        <w:rPr>
+          <w:lang w:val="it-CH"/>
+        </w:rPr>
+      </w:pPr>
+      <w:bookmarkStart w:id="20" w:name="_Toc231689366"/>
+      <w:r>
+        <w:rPr>
+          <w:lang w:val="it-CH"/>
+        </w:rPr>
+        <w:lastRenderedPageBreak/>
+        <w:t>Visualizzazione delle flashcard</w:t>
+      </w:r>
+      <w:bookmarkEnd w:id="20"/>
+    </w:p>
+    <w:p>
+      <w:pPr>
+        <w:rPr>
+          <w:lang w:val="it-CH"/>
+        </w:rPr>
+      </w:pPr>
+      <w:r>
+        <w:rPr>
+          <w:lang w:val="it-CH"/>
+        </w:rPr>
+        <w:t>FlashcardCard riceve la lista e usa currentIndex per sapere quale carta mostrare. Quando la lista cambia, didUpdateWidget rimette l'indice a zero, evitando che l'app provi ad aprire una carta non presente nella nuova lista.</w:t>
+      </w:r>
+    </w:p>
+    <w:tbl>
+      <w:tblPr>
+        <w:tblW w:w="0" w:type="auto"/>
+        <w:tblBorders>
+          <w:top w:val="single" w:sz="4" w:space="0" w:color="D9E2F3"/>
+          <w:left w:val="single" w:sz="4" w:space="0" w:color="D9E2F3"/>
+          <w:bottom w:val="single" w:sz="4" w:space="0" w:color="D9E2F3"/>
+          <w:right w:val="single" w:sz="4" w:space="0" w:color="D9E2F3"/>
+          <w:insideH w:val="single" w:sz="4" w:space="0" w:color="D9E2F3"/>
+          <w:insideV w:val="single" w:sz="4" w:space="0" w:color="D9E2F3"/>
+        </w:tblBorders>
+        <w:tblLayout w:type="fixed"/>
+        <w:tblLook w:val="04A0" w:firstRow="1" w:lastRow="0" w:firstColumn="1" w:lastColumn="0" w:noHBand="0" w:noVBand="1"/>
+      </w:tblPr>
+      <w:tblGrid>
+        <w:gridCol w:w="9288"/>
+      </w:tblGrid>
+      <w:tr>
+        <w:tc>
+          <w:tcPr>
+            <w:tcW w:w="9288" w:type="dxa"/>
+            <w:shd w:val="clear" w:color="auto" w:fill="F6F8FA"/>
+            <w:tcMar>
+              <w:top w:w="140" w:type="dxa"/>
+              <w:left w:w="160" w:type="dxa"/>
+              <w:bottom w:w="140" w:type="dxa"/>
+              <w:right w:w="160" w:type="dxa"/>
+            </w:tcMar>
+            <w:vAlign w:val="center"/>
+          </w:tcPr>
+          <w:p>
+            <w:pPr>
+              <w:spacing w:after="0" w:line="240" w:lineRule="auto"/>
+              <w:rPr>
+                <w:lang w:val="en-GB"/>
+              </w:rPr>
+            </w:pPr>
+            <w:r>
+              <w:rPr>
+                <w:rFonts w:ascii="Courier New" w:hAnsi="Courier New"/>
+                <w:color w:val="222222"/>
+                <w:sz w:val="17"/>
+                <w:lang w:val="en-GB"/>
+              </w:rPr>
+              <w:t>@override</w:t>
+            </w:r>
+          </w:p>
+          <w:p>
+            <w:pPr>
+              <w:spacing w:after="0" w:line="240" w:lineRule="auto"/>
+              <w:rPr>
+                <w:lang w:val="en-GB"/>
+              </w:rPr>
+            </w:pPr>
+            <w:r>
+              <w:rPr>
+                <w:rFonts w:ascii="Courier New" w:hAnsi="Courier New"/>
+                <w:color w:val="222222"/>
+                <w:sz w:val="17"/>
+                <w:lang w:val="en-GB"/>
+              </w:rPr>
+              <w:t xml:space="preserve">void </w:t>
+            </w:r>
+            <w:proofErr w:type="spellStart"/>
+            <w:proofErr w:type="gramStart"/>
+            <w:r>
+              <w:rPr>
+                <w:rFonts w:ascii="Courier New" w:hAnsi="Courier New"/>
+                <w:color w:val="222222"/>
+                <w:sz w:val="17"/>
+                <w:lang w:val="en-GB"/>
+              </w:rPr>
+              <w:t>didUpdateWidget</w:t>
+            </w:r>
+            <w:proofErr w:type="spellEnd"/>
+            <w:r>
+              <w:rPr>
+                <w:rFonts w:ascii="Courier New" w:hAnsi="Courier New"/>
+                <w:color w:val="222222"/>
+                <w:sz w:val="17"/>
+                <w:lang w:val="en-GB"/>
+              </w:rPr>
+              <w:t>(</w:t>
+            </w:r>
+            <w:proofErr w:type="spellStart"/>
+            <w:proofErr w:type="gramEnd"/>
+            <w:r>
+              <w:rPr>
+                <w:rFonts w:ascii="Courier New" w:hAnsi="Courier New"/>
+                <w:color w:val="222222"/>
+                <w:sz w:val="17"/>
+                <w:lang w:val="en-GB"/>
+              </w:rPr>
+              <w:t>FlashcardCard</w:t>
+            </w:r>
+            <w:proofErr w:type="spellEnd"/>
+            <w:r>
+              <w:rPr>
+                <w:rFonts w:ascii="Courier New" w:hAnsi="Courier New"/>
+                <w:color w:val="222222"/>
+                <w:sz w:val="17"/>
+                <w:lang w:val="en-GB"/>
+              </w:rPr>
+              <w:t xml:space="preserve"> </w:t>
+            </w:r>
+            <w:proofErr w:type="spellStart"/>
+            <w:r>
+              <w:rPr>
+                <w:rFonts w:ascii="Courier New" w:hAnsi="Courier New"/>
+                <w:color w:val="222222"/>
+                <w:sz w:val="17"/>
+                <w:lang w:val="en-GB"/>
+              </w:rPr>
+              <w:t>oldWidget</w:t>
+            </w:r>
+            <w:proofErr w:type="spellEnd"/>
+            <w:r>
+              <w:rPr>
+                <w:rFonts w:ascii="Courier New" w:hAnsi="Courier New"/>
+                <w:color w:val="222222"/>
+                <w:sz w:val="17"/>
+                <w:lang w:val="en-GB"/>
+              </w:rPr>
+              <w:t>) {</w:t>
+            </w:r>
+          </w:p>
+          <w:p>
+            <w:pPr>
+              <w:spacing w:after="0" w:line="240" w:lineRule="auto"/>
+              <w:rPr>
+                <w:lang w:val="en-GB"/>
+              </w:rPr>
+            </w:pPr>
+            <w:r>
+              <w:rPr>
+                <w:rFonts w:ascii="Courier New" w:hAnsi="Courier New"/>
+                <w:color w:val="222222"/>
+                <w:sz w:val="17"/>
+                <w:lang w:val="en-GB"/>
+              </w:rPr>
+              <w:t xml:space="preserve">  </w:t>
+            </w:r>
+            <w:proofErr w:type="spellStart"/>
+            <w:proofErr w:type="gramStart"/>
+            <w:r>
+              <w:rPr>
+                <w:rFonts w:ascii="Courier New" w:hAnsi="Courier New"/>
+                <w:color w:val="222222"/>
+                <w:sz w:val="17"/>
+                <w:lang w:val="en-GB"/>
+              </w:rPr>
+              <w:t>super.didUpdateWidget</w:t>
+            </w:r>
+            <w:proofErr w:type="spellEnd"/>
+            <w:proofErr w:type="gramEnd"/>
+            <w:r>
+              <w:rPr>
+                <w:rFonts w:ascii="Courier New" w:hAnsi="Courier New"/>
+                <w:color w:val="222222"/>
+                <w:sz w:val="17"/>
+                <w:lang w:val="en-GB"/>
+              </w:rPr>
+              <w:t>(</w:t>
+            </w:r>
+            <w:proofErr w:type="spellStart"/>
+            <w:r>
+              <w:rPr>
+                <w:rFonts w:ascii="Courier New" w:hAnsi="Courier New"/>
+                <w:color w:val="222222"/>
+                <w:sz w:val="17"/>
+                <w:lang w:val="en-GB"/>
+              </w:rPr>
+              <w:t>oldWidget</w:t>
+            </w:r>
+            <w:proofErr w:type="spellEnd"/>
+            <w:r>
+              <w:rPr>
+                <w:rFonts w:ascii="Courier New" w:hAnsi="Courier New"/>
+                <w:color w:val="222222"/>
+                <w:sz w:val="17"/>
+                <w:lang w:val="en-GB"/>
+              </w:rPr>
+              <w:t>);</w:t>
+            </w:r>
+          </w:p>
+          <w:p>
+            <w:pPr>
+              <w:spacing w:after="0" w:line="240" w:lineRule="auto"/>
+              <w:rPr>
+                <w:lang w:val="en-GB"/>
+              </w:rPr>
+            </w:pPr>
+            <w:r>
+              <w:rPr>
+                <w:rFonts w:ascii="Courier New" w:hAnsi="Courier New"/>
+                <w:color w:val="222222"/>
+                <w:sz w:val="17"/>
+                <w:lang w:val="en-GB"/>
+              </w:rPr>
+              <w:t xml:space="preserve">  if (</w:t>
+            </w:r>
+            <w:proofErr w:type="spellStart"/>
+            <w:proofErr w:type="gramStart"/>
+            <w:r>
+              <w:rPr>
+                <w:rFonts w:ascii="Courier New" w:hAnsi="Courier New"/>
+                <w:color w:val="222222"/>
+                <w:sz w:val="17"/>
+                <w:lang w:val="en-GB"/>
+              </w:rPr>
+              <w:t>oldWidget.flashcards</w:t>
+            </w:r>
+            <w:proofErr w:type="spellEnd"/>
+            <w:r>
+              <w:rPr>
+                <w:rFonts w:ascii="Courier New" w:hAnsi="Courier New"/>
+                <w:color w:val="222222"/>
+                <w:sz w:val="17"/>
+                <w:lang w:val="en-GB"/>
+              </w:rPr>
+              <w:t xml:space="preserve"> !</w:t>
+            </w:r>
+            <w:proofErr w:type="gramEnd"/>
+            <w:r>
+              <w:rPr>
+                <w:rFonts w:ascii="Courier New" w:hAnsi="Courier New"/>
+                <w:color w:val="222222"/>
+                <w:sz w:val="17"/>
+                <w:lang w:val="en-GB"/>
+              </w:rPr>
+              <w:t xml:space="preserve">= </w:t>
+            </w:r>
+            <w:proofErr w:type="spellStart"/>
+            <w:proofErr w:type="gramStart"/>
+            <w:r>
+              <w:rPr>
+                <w:rFonts w:ascii="Courier New" w:hAnsi="Courier New"/>
+                <w:color w:val="222222"/>
+                <w:sz w:val="17"/>
+                <w:lang w:val="en-GB"/>
+              </w:rPr>
+              <w:t>widget.flashcards</w:t>
+            </w:r>
+            <w:proofErr w:type="spellEnd"/>
+            <w:proofErr w:type="gramEnd"/>
+            <w:r>
+              <w:rPr>
+                <w:rFonts w:ascii="Courier New" w:hAnsi="Courier New"/>
+                <w:color w:val="222222"/>
+                <w:sz w:val="17"/>
+                <w:lang w:val="en-GB"/>
+              </w:rPr>
+              <w:t>) {</w:t>
+            </w:r>
+          </w:p>
+          <w:p>
+            <w:pPr>
+              <w:spacing w:after="0" w:line="240" w:lineRule="auto"/>
+            </w:pPr>
+            <w:r>
+              <w:rPr>
+                <w:rFonts w:ascii="Courier New" w:hAnsi="Courier New"/>
+                <w:color w:val="222222"/>
+                <w:sz w:val="17"/>
+                <w:lang w:val="en-GB"/>
+              </w:rPr>
+              <w:t xml:space="preserve">    </w:t>
+            </w:r>
+            <w:proofErr w:type="spellStart"/>
+            <w:proofErr w:type="gramStart"/>
+            <w:r>
+              <w:rPr>
+                <w:rFonts w:ascii="Courier New" w:hAnsi="Courier New"/>
+                <w:color w:val="222222"/>
+                <w:sz w:val="17"/>
+              </w:rPr>
+              <w:t>setState</w:t>
+            </w:r>
+            <w:proofErr w:type="spellEnd"/>
+            <w:r>
+              <w:rPr>
+                <w:rFonts w:ascii="Courier New" w:hAnsi="Courier New"/>
+                <w:color w:val="222222"/>
+                <w:sz w:val="17"/>
+              </w:rPr>
+              <w:t>(</w:t>
+            </w:r>
+            <w:proofErr w:type="gramEnd"/>
+            <w:r>
+              <w:rPr>
+                <w:rFonts w:ascii="Courier New" w:hAnsi="Courier New"/>
+                <w:color w:val="222222"/>
+                <w:sz w:val="17"/>
+              </w:rPr>
+              <w:t xml:space="preserve">() =&gt; </w:t>
+            </w:r>
+            <w:proofErr w:type="spellStart"/>
+            <w:r>
+              <w:rPr>
+                <w:rFonts w:ascii="Courier New" w:hAnsi="Courier New"/>
+                <w:color w:val="222222"/>
+                <w:sz w:val="17"/>
+              </w:rPr>
+              <w:t>currentIndex</w:t>
+            </w:r>
+            <w:proofErr w:type="spellEnd"/>
+            <w:r>
+              <w:rPr>
+                <w:rFonts w:ascii="Courier New" w:hAnsi="Courier New"/>
+                <w:color w:val="222222"/>
+                <w:sz w:val="17"/>
+              </w:rPr>
+              <w:t xml:space="preserve"> = 0);</w:t>
+            </w:r>
+          </w:p>
+          <w:p>
+            <w:pPr>
+              <w:spacing w:after="0" w:line="240" w:lineRule="auto"/>
+            </w:pPr>
+            <w:r>
+              <w:rPr>
+                <w:rFonts w:ascii="Courier New" w:hAnsi="Courier New"/>
+                <w:color w:val="222222"/>
+                <w:sz w:val="17"/>
+              </w:rPr>
+              <w:t xml:space="preserve">  }</w:t>
+            </w:r>
+          </w:p>
+          <w:p>
+            <w:pPr>
+              <w:spacing w:after="0" w:line="240" w:lineRule="auto"/>
+            </w:pPr>
+            <w:r>
+              <w:rPr>
+                <w:rFonts w:ascii="Courier New" w:hAnsi="Courier New"/>
+                <w:color w:val="222222"/>
+                <w:sz w:val="17"/>
+              </w:rPr>
+              <w:t>}</w:t>
+            </w:r>
+          </w:p>
+        </w:tc>
+      </w:tr>
+    </w:tbl>
+    <w:p>
+      <w:pPr>
+        <w:spacing w:after="40"/>
+      </w:pPr>
+    </w:p>
+    <w:p>
+      <w:pPr>
+        <w:rPr>
+          <w:lang w:val="it-CH"/>
+        </w:rPr>
+      </w:pPr>
+      <w:r>
+        <w:rPr>
+          <w:lang w:val="it-CH"/>
+        </w:rPr>
+        <w:t>I pulsanti Indietro e Avanti modificano currentIndex solo se esiste una carta precedente o successiva. La carta viene ricreata con ValueKey(currentIndex), cosi l'animazione fronte/retro riparte correttamente quando si cambia domanda.</w:t>
+      </w:r>
+    </w:p>
+    <w:p>
+      <w:pPr>
+        <w:pStyle w:val="Heading2"/>
+        <w:spacing w:before="240" w:after="120"/>
+        <w:rPr>
+          <w:lang w:val="it-CH"/>
+        </w:rPr>
+      </w:pPr>
+      <w:bookmarkStart w:id="21" w:name="_Toc231689367"/>
+      <w:r>
+        <w:rPr>
+          <w:lang w:val="it-CH"/>
+        </w:rPr>
+        <w:t>Timer Pomodoro</w:t>
+      </w:r>
+      <w:bookmarkEnd w:id="21"/>
+    </w:p>
+    <w:p>
+      <w:pPr>
+        <w:rPr>
+          <w:lang w:val="it-CH"/>
+        </w:rPr>
+      </w:pPr>
+      <w:r>
+        <w:rPr>
+          <w:lang w:val="it-CH"/>
+        </w:rPr>
+        <w:t>Il timer usa Timer.periodic per diminuire i secondi rimanenti ogni secondo. Quando il tempo arriva a zero, il timer si ferma e il numero di sessioni completate aumenta.</w:t>
+      </w:r>
+    </w:p>
+    <w:tbl>
+      <w:tblPr>
+        <w:tblW w:w="0" w:type="auto"/>
+        <w:tblBorders>
+          <w:top w:val="single" w:sz="4" w:space="0" w:color="D9E2F3"/>
+          <w:left w:val="single" w:sz="4" w:space="0" w:color="D9E2F3"/>
+          <w:bottom w:val="single" w:sz="4" w:space="0" w:color="D9E2F3"/>
+          <w:right w:val="single" w:sz="4" w:space="0" w:color="D9E2F3"/>
+          <w:insideH w:val="single" w:sz="4" w:space="0" w:color="D9E2F3"/>
+          <w:insideV w:val="single" w:sz="4" w:space="0" w:color="D9E2F3"/>
+        </w:tblBorders>
+        <w:tblLayout w:type="fixed"/>
+        <w:tblLook w:val="04A0" w:firstRow="1" w:lastRow="0" w:firstColumn="1" w:lastColumn="0" w:noHBand="0" w:noVBand="1"/>
+      </w:tblPr>
+      <w:tblGrid>
+        <w:gridCol w:w="9288"/>
+      </w:tblGrid>
+      <w:tr>
+        <w:tc>
+          <w:tcPr>
+            <w:tcW w:w="9288" w:type="dxa"/>
+            <w:shd w:val="clear" w:color="auto" w:fill="F6F8FA"/>
+            <w:tcMar>
+              <w:top w:w="140" w:type="dxa"/>
+              <w:left w:w="160" w:type="dxa"/>
+              <w:bottom w:w="140" w:type="dxa"/>
+              <w:right w:w="160" w:type="dxa"/>
+            </w:tcMar>
+            <w:vAlign w:val="center"/>
+          </w:tcPr>
+          <w:p>
+            <w:pPr>
+              <w:spacing w:after="0" w:line="240" w:lineRule="auto"/>
+              <w:rPr>
+                <w:lang w:val="en-GB"/>
+              </w:rPr>
+            </w:pPr>
+            <w:r>
+              <w:rPr>
+                <w:rFonts w:ascii="Courier New" w:hAnsi="Courier New"/>
+                <w:color w:val="222222"/>
+                <w:sz w:val="17"/>
+                <w:lang w:val="en-GB"/>
+              </w:rPr>
+              <w:t xml:space="preserve">void </w:t>
+            </w:r>
+            <w:proofErr w:type="spellStart"/>
+            <w:proofErr w:type="gramStart"/>
+            <w:r>
+              <w:rPr>
+                <w:rFonts w:ascii="Courier New" w:hAnsi="Courier New"/>
+                <w:color w:val="222222"/>
+                <w:sz w:val="17"/>
+                <w:lang w:val="en-GB"/>
+              </w:rPr>
+              <w:t>startTimer</w:t>
+            </w:r>
+            <w:proofErr w:type="spellEnd"/>
+            <w:r>
+              <w:rPr>
+                <w:rFonts w:ascii="Courier New" w:hAnsi="Courier New"/>
+                <w:color w:val="222222"/>
+                <w:sz w:val="17"/>
+                <w:lang w:val="en-GB"/>
+              </w:rPr>
+              <w:t>(</w:t>
+            </w:r>
+            <w:proofErr w:type="gramEnd"/>
+            <w:r>
+              <w:rPr>
+                <w:rFonts w:ascii="Courier New" w:hAnsi="Courier New"/>
+                <w:color w:val="222222"/>
+                <w:sz w:val="17"/>
+                <w:lang w:val="en-GB"/>
+              </w:rPr>
+              <w:t>) {</w:t>
+            </w:r>
+          </w:p>
+          <w:p>
+            <w:pPr>
+              <w:spacing w:after="0" w:line="240" w:lineRule="auto"/>
+              <w:rPr>
+                <w:lang w:val="en-GB"/>
+              </w:rPr>
+            </w:pPr>
+            <w:r>
+              <w:rPr>
+                <w:rFonts w:ascii="Courier New" w:hAnsi="Courier New"/>
+                <w:color w:val="222222"/>
+                <w:sz w:val="17"/>
+                <w:lang w:val="en-GB"/>
+              </w:rPr>
+              <w:t xml:space="preserve">  if (_</w:t>
+            </w:r>
+            <w:proofErr w:type="spellStart"/>
+            <w:r>
+              <w:rPr>
+                <w:rFonts w:ascii="Courier New" w:hAnsi="Courier New"/>
+                <w:color w:val="222222"/>
+                <w:sz w:val="17"/>
+                <w:lang w:val="en-GB"/>
+              </w:rPr>
+              <w:t>isRunning</w:t>
+            </w:r>
+            <w:proofErr w:type="spellEnd"/>
+            <w:r>
+              <w:rPr>
+                <w:rFonts w:ascii="Courier New" w:hAnsi="Courier New"/>
+                <w:color w:val="222222"/>
+                <w:sz w:val="17"/>
+                <w:lang w:val="en-GB"/>
+              </w:rPr>
+              <w:t>) return;</w:t>
+            </w:r>
+          </w:p>
+          <w:p>
+            <w:pPr>
+              <w:spacing w:after="0" w:line="240" w:lineRule="auto"/>
+              <w:rPr>
+                <w:lang w:val="en-GB"/>
+              </w:rPr>
+            </w:pPr>
+          </w:p>
+          <w:p>
+            <w:pPr>
+              <w:spacing w:after="0" w:line="240" w:lineRule="auto"/>
+              <w:rPr>
+                <w:lang w:val="en-GB"/>
+              </w:rPr>
+            </w:pPr>
+            <w:r>
+              <w:rPr>
+                <w:rFonts w:ascii="Courier New" w:hAnsi="Courier New"/>
+                <w:color w:val="222222"/>
+                <w:sz w:val="17"/>
+                <w:lang w:val="en-GB"/>
+              </w:rPr>
+              <w:t xml:space="preserve">  _</w:t>
+            </w:r>
+            <w:proofErr w:type="spellStart"/>
+            <w:r>
+              <w:rPr>
+                <w:rFonts w:ascii="Courier New" w:hAnsi="Courier New"/>
+                <w:color w:val="222222"/>
+                <w:sz w:val="17"/>
+                <w:lang w:val="en-GB"/>
+              </w:rPr>
+              <w:t>isRunning</w:t>
+            </w:r>
+            <w:proofErr w:type="spellEnd"/>
+            <w:r>
+              <w:rPr>
+                <w:rFonts w:ascii="Courier New" w:hAnsi="Courier New"/>
+                <w:color w:val="222222"/>
+                <w:sz w:val="17"/>
+                <w:lang w:val="en-GB"/>
+              </w:rPr>
+              <w:t xml:space="preserve"> = true;</w:t>
+            </w:r>
+          </w:p>
+          <w:p>
+            <w:pPr>
+              <w:spacing w:after="0" w:line="240" w:lineRule="auto"/>
+              <w:rPr>
+                <w:lang w:val="en-GB"/>
+              </w:rPr>
+            </w:pPr>
+            <w:r>
+              <w:rPr>
+                <w:rFonts w:ascii="Courier New" w:hAnsi="Courier New"/>
+                <w:color w:val="222222"/>
+                <w:sz w:val="17"/>
+                <w:lang w:val="en-GB"/>
+              </w:rPr>
+              <w:t xml:space="preserve">  _timer = </w:t>
+            </w:r>
+            <w:proofErr w:type="spellStart"/>
+            <w:r>
+              <w:rPr>
+                <w:rFonts w:ascii="Courier New" w:hAnsi="Courier New"/>
+                <w:color w:val="222222"/>
+                <w:sz w:val="17"/>
+                <w:lang w:val="en-GB"/>
+              </w:rPr>
+              <w:t>Timer.periodic</w:t>
+            </w:r>
+            <w:proofErr w:type="spellEnd"/>
+            <w:r>
+              <w:rPr>
+                <w:rFonts w:ascii="Courier New" w:hAnsi="Courier New"/>
+                <w:color w:val="222222"/>
+                <w:sz w:val="17"/>
+                <w:lang w:val="en-GB"/>
+              </w:rPr>
+              <w:t>(</w:t>
+            </w:r>
+          </w:p>
+          <w:p>
+            <w:pPr>
+              <w:spacing w:after="0" w:line="240" w:lineRule="auto"/>
+              <w:rPr>
+                <w:lang w:val="en-GB"/>
+              </w:rPr>
+            </w:pPr>
+            <w:r>
+              <w:rPr>
+                <w:rFonts w:ascii="Courier New" w:hAnsi="Courier New"/>
+                <w:color w:val="222222"/>
+                <w:sz w:val="17"/>
+                <w:lang w:val="en-GB"/>
+              </w:rPr>
+              <w:t xml:space="preserve">    </w:t>
+            </w:r>
+            <w:proofErr w:type="spellStart"/>
+            <w:r>
+              <w:rPr>
+                <w:rFonts w:ascii="Courier New" w:hAnsi="Courier New"/>
+                <w:color w:val="222222"/>
+                <w:sz w:val="17"/>
+                <w:lang w:val="en-GB"/>
+              </w:rPr>
+              <w:t>const</w:t>
+            </w:r>
+            <w:proofErr w:type="spellEnd"/>
+            <w:r>
+              <w:rPr>
+                <w:rFonts w:ascii="Courier New" w:hAnsi="Courier New"/>
+                <w:color w:val="222222"/>
+                <w:sz w:val="17"/>
+                <w:lang w:val="en-GB"/>
+              </w:rPr>
+              <w:t xml:space="preserve"> </w:t>
+            </w:r>
+            <w:proofErr w:type="gramStart"/>
+            <w:r>
+              <w:rPr>
+                <w:rFonts w:ascii="Courier New" w:hAnsi="Courier New"/>
+                <w:color w:val="222222"/>
+                <w:sz w:val="17"/>
+                <w:lang w:val="en-GB"/>
+              </w:rPr>
+              <w:t>Duration(</w:t>
+            </w:r>
+            <w:proofErr w:type="gramEnd"/>
+            <w:r>
+              <w:rPr>
+                <w:rFonts w:ascii="Courier New" w:hAnsi="Courier New"/>
+                <w:color w:val="222222"/>
+                <w:sz w:val="17"/>
+                <w:lang w:val="en-GB"/>
+              </w:rPr>
+              <w:t>seconds: 1),</w:t>
+            </w:r>
+          </w:p>
+          <w:p>
+            <w:pPr>
+              <w:spacing w:after="0" w:line="240" w:lineRule="auto"/>
+              <w:rPr>
+                <w:lang w:val="en-GB"/>
+              </w:rPr>
+            </w:pPr>
+            <w:r>
+              <w:rPr>
+                <w:rFonts w:ascii="Courier New" w:hAnsi="Courier New"/>
+                <w:color w:val="222222"/>
+                <w:sz w:val="17"/>
+                <w:lang w:val="en-GB"/>
+              </w:rPr>
+              <w:t xml:space="preserve">    (timer) {</w:t>
+            </w:r>
+          </w:p>
+          <w:p>
+            <w:pPr>
+              <w:spacing w:after="0" w:line="240" w:lineRule="auto"/>
+              <w:rPr>
+                <w:lang w:val="en-GB"/>
+              </w:rPr>
+            </w:pPr>
+            <w:r>
+              <w:rPr>
+                <w:rFonts w:ascii="Courier New" w:hAnsi="Courier New"/>
+                <w:color w:val="222222"/>
+                <w:sz w:val="17"/>
+                <w:lang w:val="en-GB"/>
+              </w:rPr>
+              <w:t xml:space="preserve">      </w:t>
+            </w:r>
+            <w:proofErr w:type="spellStart"/>
+            <w:proofErr w:type="gramStart"/>
+            <w:r>
+              <w:rPr>
+                <w:rFonts w:ascii="Courier New" w:hAnsi="Courier New"/>
+                <w:color w:val="222222"/>
+                <w:sz w:val="17"/>
+                <w:lang w:val="en-GB"/>
+              </w:rPr>
+              <w:t>setState</w:t>
+            </w:r>
+            <w:proofErr w:type="spellEnd"/>
+            <w:r>
+              <w:rPr>
+                <w:rFonts w:ascii="Courier New" w:hAnsi="Courier New"/>
+                <w:color w:val="222222"/>
+                <w:sz w:val="17"/>
+                <w:lang w:val="en-GB"/>
+              </w:rPr>
+              <w:t>(</w:t>
+            </w:r>
+            <w:proofErr w:type="gramEnd"/>
+            <w:r>
+              <w:rPr>
+                <w:rFonts w:ascii="Courier New" w:hAnsi="Courier New"/>
+                <w:color w:val="222222"/>
+                <w:sz w:val="17"/>
+                <w:lang w:val="en-GB"/>
+              </w:rPr>
+              <w:t>() {</w:t>
+            </w:r>
+          </w:p>
+          <w:p>
+            <w:pPr>
+              <w:spacing w:after="0" w:line="240" w:lineRule="auto"/>
+              <w:rPr>
+                <w:lang w:val="en-GB"/>
+              </w:rPr>
+            </w:pPr>
+            <w:r>
+              <w:rPr>
+                <w:rFonts w:ascii="Courier New" w:hAnsi="Courier New"/>
+                <w:color w:val="222222"/>
+                <w:sz w:val="17"/>
+                <w:lang w:val="en-GB"/>
+              </w:rPr>
+              <w:t xml:space="preserve">        if (_</w:t>
+            </w:r>
+            <w:proofErr w:type="spellStart"/>
+            <w:r>
+              <w:rPr>
+                <w:rFonts w:ascii="Courier New" w:hAnsi="Courier New"/>
+                <w:color w:val="222222"/>
+                <w:sz w:val="17"/>
+                <w:lang w:val="en-GB"/>
+              </w:rPr>
+              <w:t>remainingSeconds</w:t>
+            </w:r>
+            <w:proofErr w:type="spellEnd"/>
+            <w:r>
+              <w:rPr>
+                <w:rFonts w:ascii="Courier New" w:hAnsi="Courier New"/>
+                <w:color w:val="222222"/>
+                <w:sz w:val="17"/>
+                <w:lang w:val="en-GB"/>
+              </w:rPr>
+              <w:t xml:space="preserve"> &gt; 0) {</w:t>
+            </w:r>
+          </w:p>
+          <w:p>
+            <w:pPr>
+              <w:spacing w:after="0" w:line="240" w:lineRule="auto"/>
+              <w:rPr>
+                <w:lang w:val="en-GB"/>
+              </w:rPr>
+            </w:pPr>
+            <w:r>
+              <w:rPr>
+                <w:rFonts w:ascii="Courier New" w:hAnsi="Courier New"/>
+                <w:color w:val="222222"/>
+                <w:sz w:val="17"/>
+                <w:lang w:val="en-GB"/>
+              </w:rPr>
+              <w:t xml:space="preserve">          _</w:t>
+            </w:r>
+            <w:proofErr w:type="spellStart"/>
+            <w:r>
+              <w:rPr>
+                <w:rFonts w:ascii="Courier New" w:hAnsi="Courier New"/>
+                <w:color w:val="222222"/>
+                <w:sz w:val="17"/>
+                <w:lang w:val="en-GB"/>
+              </w:rPr>
+              <w:t>remainingSeconds</w:t>
+            </w:r>
+            <w:proofErr w:type="spellEnd"/>
+            <w:r>
+              <w:rPr>
+                <w:rFonts w:ascii="Courier New" w:hAnsi="Courier New"/>
+                <w:color w:val="222222"/>
+                <w:sz w:val="17"/>
+                <w:lang w:val="en-GB"/>
+              </w:rPr>
+              <w:t>--;</w:t>
+            </w:r>
+          </w:p>
+          <w:p>
+            <w:pPr>
+              <w:spacing w:after="0" w:line="240" w:lineRule="auto"/>
+              <w:rPr>
+                <w:lang w:val="en-GB"/>
+              </w:rPr>
+            </w:pPr>
+            <w:r>
+              <w:rPr>
+                <w:rFonts w:ascii="Courier New" w:hAnsi="Courier New"/>
+                <w:color w:val="222222"/>
+                <w:sz w:val="17"/>
+                <w:lang w:val="en-GB"/>
+              </w:rPr>
+              <w:t xml:space="preserve">        } else {</w:t>
+            </w:r>
+          </w:p>
+          <w:p>
+            <w:pPr>
+              <w:spacing w:after="0" w:line="240" w:lineRule="auto"/>
+              <w:rPr>
+                <w:lang w:val="en-GB"/>
+              </w:rPr>
+            </w:pPr>
+            <w:r>
+              <w:rPr>
+                <w:rFonts w:ascii="Courier New" w:hAnsi="Courier New"/>
+                <w:color w:val="222222"/>
+                <w:sz w:val="17"/>
+                <w:lang w:val="en-GB"/>
+              </w:rPr>
+              <w:t xml:space="preserve">          </w:t>
+            </w:r>
+            <w:proofErr w:type="spellStart"/>
+            <w:proofErr w:type="gramStart"/>
+            <w:r>
+              <w:rPr>
+                <w:rFonts w:ascii="Courier New" w:hAnsi="Courier New"/>
+                <w:color w:val="222222"/>
+                <w:sz w:val="17"/>
+                <w:lang w:val="en-GB"/>
+              </w:rPr>
+              <w:t>timer.cancel</w:t>
+            </w:r>
+            <w:proofErr w:type="spellEnd"/>
+            <w:proofErr w:type="gramEnd"/>
+            <w:r>
+              <w:rPr>
+                <w:rFonts w:ascii="Courier New" w:hAnsi="Courier New"/>
+                <w:color w:val="222222"/>
+                <w:sz w:val="17"/>
+                <w:lang w:val="en-GB"/>
+              </w:rPr>
+              <w:t>();</w:t>
+            </w:r>
+          </w:p>
+          <w:p>
+            <w:pPr>
+              <w:spacing w:after="0" w:line="240" w:lineRule="auto"/>
+              <w:rPr>
+                <w:lang w:val="en-GB"/>
+              </w:rPr>
+            </w:pPr>
+            <w:r>
+              <w:rPr>
+                <w:rFonts w:ascii="Courier New" w:hAnsi="Courier New"/>
+                <w:color w:val="222222"/>
+                <w:sz w:val="17"/>
+                <w:lang w:val="en-GB"/>
+              </w:rPr>
+              <w:t xml:space="preserve">          _</w:t>
+            </w:r>
+            <w:proofErr w:type="spellStart"/>
+            <w:r>
+              <w:rPr>
+                <w:rFonts w:ascii="Courier New" w:hAnsi="Courier New"/>
+                <w:color w:val="222222"/>
+                <w:sz w:val="17"/>
+                <w:lang w:val="en-GB"/>
+              </w:rPr>
+              <w:t>isRunning</w:t>
+            </w:r>
+            <w:proofErr w:type="spellEnd"/>
+            <w:r>
+              <w:rPr>
+                <w:rFonts w:ascii="Courier New" w:hAnsi="Courier New"/>
+                <w:color w:val="222222"/>
+                <w:sz w:val="17"/>
+                <w:lang w:val="en-GB"/>
+              </w:rPr>
+              <w:t xml:space="preserve"> = false;</w:t>
+            </w:r>
+          </w:p>
+          <w:p>
+            <w:pPr>
+              <w:spacing w:after="0" w:line="240" w:lineRule="auto"/>
+            </w:pPr>
+            <w:r>
+              <w:rPr>
+                <w:rFonts w:ascii="Courier New" w:hAnsi="Courier New"/>
+                <w:color w:val="222222"/>
+                <w:sz w:val="17"/>
+                <w:lang w:val="en-GB"/>
+              </w:rPr>
+              <w:t xml:space="preserve">          </w:t>
+            </w:r>
+            <w:r>
+              <w:rPr>
+                <w:rFonts w:ascii="Courier New" w:hAnsi="Courier New"/>
+                <w:color w:val="222222"/>
+                <w:sz w:val="17"/>
+              </w:rPr>
+              <w:t>_</w:t>
+            </w:r>
+            <w:proofErr w:type="spellStart"/>
+            <w:r>
+              <w:rPr>
+                <w:rFonts w:ascii="Courier New" w:hAnsi="Courier New"/>
+                <w:color w:val="222222"/>
+                <w:sz w:val="17"/>
+              </w:rPr>
+              <w:t>sessionsCompleted</w:t>
+            </w:r>
+            <w:proofErr w:type="spellEnd"/>
+            <w:r>
+              <w:rPr>
+                <w:rFonts w:ascii="Courier New" w:hAnsi="Courier New"/>
+                <w:color w:val="222222"/>
+                <w:sz w:val="17"/>
+              </w:rPr>
+              <w:t>++;</w:t>
+            </w:r>
+          </w:p>
+          <w:p>
+            <w:pPr>
+              <w:spacing w:after="0" w:line="240" w:lineRule="auto"/>
+            </w:pPr>
+            <w:r>
+              <w:rPr>
+                <w:rFonts w:ascii="Courier New" w:hAnsi="Courier New"/>
+                <w:color w:val="222222"/>
+                <w:sz w:val="17"/>
+              </w:rPr>
+              <w:t xml:space="preserve">        }</w:t>
+            </w:r>
+          </w:p>
+          <w:p>
+            <w:pPr>
+              <w:spacing w:after="0" w:line="240" w:lineRule="auto"/>
+            </w:pPr>
+            <w:r>
+              <w:rPr>
+                <w:rFonts w:ascii="Courier New" w:hAnsi="Courier New"/>
+                <w:color w:val="222222"/>
+                <w:sz w:val="17"/>
+              </w:rPr>
+              <w:t xml:space="preserve">      });</w:t>
+            </w:r>
+          </w:p>
+          <w:p>
+            <w:pPr>
+              <w:spacing w:after="0" w:line="240" w:lineRule="auto"/>
+            </w:pPr>
+            <w:r>
+              <w:rPr>
+                <w:rFonts w:ascii="Courier New" w:hAnsi="Courier New"/>
+                <w:color w:val="222222"/>
+                <w:sz w:val="17"/>
+              </w:rPr>
+              <w:t xml:space="preserve">    },</w:t>
+            </w:r>
+          </w:p>
+          <w:p>
+            <w:pPr>
+              <w:spacing w:after="0" w:line="240" w:lineRule="auto"/>
+            </w:pPr>
+            <w:r>
+              <w:rPr>
+                <w:rFonts w:ascii="Courier New" w:hAnsi="Courier New"/>
+                <w:color w:val="222222"/>
+                <w:sz w:val="17"/>
+              </w:rPr>
+              <w:t xml:space="preserve">  );</w:t>
+            </w:r>
+          </w:p>
+          <w:p>
+            <w:pPr>
+              <w:spacing w:after="0" w:line="240" w:lineRule="auto"/>
+            </w:pPr>
+            <w:r>
+              <w:rPr>
+                <w:rFonts w:ascii="Courier New" w:hAnsi="Courier New"/>
+                <w:color w:val="222222"/>
+                <w:sz w:val="17"/>
+              </w:rPr>
+              <w:t>}</w:t>
+            </w:r>
+          </w:p>
+        </w:tc>
+      </w:tr>
+    </w:tbl>
+    <w:p>
+      <w:pPr>
+        <w:spacing w:after="40"/>
+      </w:pPr>
+    </w:p>
+    <w:p>
+      <w:pPr>
+        <w:spacing w:after="200" w:line="276" w:lineRule="auto"/>
+        <w:rPr>
+          <w:rFonts w:asciiTheme="majorHAnsi" w:eastAsiaTheme="majorEastAsia" w:hAnsiTheme="majorHAnsi" w:cstheme="majorBidi"/>
+          <w:b/>
+          <w:bCs/>
+          <w:color w:val="2E74B5"/>
+          <w:sz w:val="26"/>
+          <w:szCs w:val="26"/>
+        </w:rPr>
+      </w:pPr>
+      <w:r>
+        <w:br w:type="page"/>
+      </w:r>
+    </w:p>
+    <w:p>
+      <w:pPr>
+        <w:pStyle w:val="Heading2"/>
+        <w:spacing w:before="240" w:after="120"/>
+      </w:pPr>
+      <w:bookmarkStart w:id="22" w:name="_Toc231689368"/>
+      <w:r>
+        <w:lastRenderedPageBreak/>
+        <w:t xml:space="preserve">Task e </w:t>
       </w:r>
       <w:proofErr w:type="spellStart"/>
       <w:r>
-        <w:t>ios</w:t>
-      </w:r>
+        <w:t>priorita</w:t>
+      </w:r>
+      <w:bookmarkEnd w:id="22"/>
       <w:proofErr w:type="spellEnd"/>
-      <w:r>
-        <w:t xml:space="preserve">, </w:t>
-      </w:r>
-      <w:proofErr w:type="spellStart"/>
-      <w:r>
-        <w:t>android</w:t>
-      </w:r>
-      <w:proofErr w:type="spellEnd"/>
-      <w:r>
-        <w:t xml:space="preserve">, windows, </w:t>
-      </w:r>
-      <w:proofErr w:type="spellStart"/>
-      <w:r>
-        <w:t>linux</w:t>
-      </w:r>
-      <w:proofErr w:type="spellEnd"/>
-      <w:r>
-        <w:t xml:space="preserve">, </w:t>
-      </w:r>
-      <w:proofErr w:type="spellStart"/>
-      <w:r>
-        <w:t>ecc</w:t>
-      </w:r>
-      <w:proofErr w:type="spellEnd"/>
-      <w:r>
-        <w:t xml:space="preserve">… Flutter è strutturato in widget, questo vuol dire che ogni pixel dello schermo può essere controllato, questi variano da elementi strutturali fino a stili. </w:t>
-      </w:r>
-    </w:p>
-    <w:p>
-      <w:r>
-        <w:t>Dart</w:t>
-      </w:r>
-      <w:r>
-        <w:t xml:space="preserve"> </w:t>
-      </w:r>
-      <w:r>
-        <w:t xml:space="preserve">è un linguaggio fortemente tipizzato che è </w:t>
-      </w:r>
-      <w:proofErr w:type="spellStart"/>
-      <w:r>
-        <w:t>molto utile</w:t>
-      </w:r>
-      <w:proofErr w:type="spellEnd"/>
-      <w:r>
-        <w:t xml:space="preserve"> per lo sviluppo perché dà </w:t>
-      </w:r>
-      <w:r>
-        <w:t xml:space="preserve">la possibilità di fare l’hot </w:t>
-      </w:r>
-      <w:proofErr w:type="spellStart"/>
-      <w:r>
-        <w:t>reload</w:t>
-      </w:r>
-      <w:proofErr w:type="spellEnd"/>
-      <w:r>
-        <w:t xml:space="preserve"> e questo vuol dire che puoi vedere gli aggiornamenti della tua app in tempo reale senza perdere gli stati dell’app.</w:t>
-      </w:r>
-    </w:p>
-    <w:p>
-      <w:r>
-        <w:t xml:space="preserve">In aggiunta a questo abbiamo deciso di usare </w:t>
-      </w:r>
-      <w:proofErr w:type="spellStart"/>
-      <w:r>
-        <w:t>l’api</w:t>
-      </w:r>
-      <w:proofErr w:type="spellEnd"/>
-      <w:r>
-        <w:t xml:space="preserve"> di </w:t>
-      </w:r>
-      <w:proofErr w:type="spellStart"/>
-      <w:r>
-        <w:t>O</w:t>
-      </w:r>
-      <w:r>
-        <w:t>llama</w:t>
-      </w:r>
-      <w:proofErr w:type="spellEnd"/>
-      <w:r>
-        <w:t>.</w:t>
-      </w:r>
-    </w:p>
-    <w:p>
-      <w:r>
-        <w:br w:type="page"/>
-      </w:r>
-    </w:p>
-    <w:p/>
-    <w:p/>
+    </w:p>
+    <w:p>
+      <w:pPr>
+        <w:rPr>
+          <w:lang w:val="it-CH"/>
+        </w:rPr>
+      </w:pPr>
+      <w:r>
+        <w:rPr>
+          <w:lang w:val="it-CH"/>
+        </w:rPr>
+        <w:t>La pagina task definisce un piccolo modello MyTask con titolo, priorita e stato di completamento. La lista viene aggiornata con setState quando l'utente aggiunge, completa o elimina un task.</w:t>
+      </w:r>
+    </w:p>
+    <w:tbl>
+      <w:tblPr>
+        <w:tblW w:w="0" w:type="auto"/>
+        <w:tblBorders>
+          <w:top w:val="single" w:sz="4" w:space="0" w:color="D9E2F3"/>
+          <w:left w:val="single" w:sz="4" w:space="0" w:color="D9E2F3"/>
+          <w:bottom w:val="single" w:sz="4" w:space="0" w:color="D9E2F3"/>
+          <w:right w:val="single" w:sz="4" w:space="0" w:color="D9E2F3"/>
+          <w:insideH w:val="single" w:sz="4" w:space="0" w:color="D9E2F3"/>
+          <w:insideV w:val="single" w:sz="4" w:space="0" w:color="D9E2F3"/>
+        </w:tblBorders>
+        <w:tblLayout w:type="fixed"/>
+        <w:tblLook w:val="04A0" w:firstRow="1" w:lastRow="0" w:firstColumn="1" w:lastColumn="0" w:noHBand="0" w:noVBand="1"/>
+      </w:tblPr>
+      <w:tblGrid>
+        <w:gridCol w:w="9288"/>
+      </w:tblGrid>
+      <w:tr>
+        <w:tc>
+          <w:tcPr>
+            <w:tcW w:w="9288" w:type="dxa"/>
+            <w:shd w:val="clear" w:color="auto" w:fill="F6F8FA"/>
+            <w:tcMar>
+              <w:top w:w="140" w:type="dxa"/>
+              <w:left w:w="160" w:type="dxa"/>
+              <w:bottom w:w="140" w:type="dxa"/>
+              <w:right w:w="160" w:type="dxa"/>
+            </w:tcMar>
+            <w:vAlign w:val="center"/>
+          </w:tcPr>
+          <w:p>
+            <w:pPr>
+              <w:spacing w:after="0" w:line="240" w:lineRule="auto"/>
+              <w:rPr>
+                <w:lang w:val="en-GB"/>
+              </w:rPr>
+            </w:pPr>
+            <w:r>
+              <w:rPr>
+                <w:rFonts w:ascii="Courier New" w:hAnsi="Courier New"/>
+                <w:color w:val="222222"/>
+                <w:sz w:val="17"/>
+                <w:lang w:val="en-GB"/>
+              </w:rPr>
+              <w:t xml:space="preserve">class </w:t>
+            </w:r>
+            <w:proofErr w:type="spellStart"/>
+            <w:r>
+              <w:rPr>
+                <w:rFonts w:ascii="Courier New" w:hAnsi="Courier New"/>
+                <w:color w:val="222222"/>
+                <w:sz w:val="17"/>
+                <w:lang w:val="en-GB"/>
+              </w:rPr>
+              <w:t>MyTask</w:t>
+            </w:r>
+            <w:proofErr w:type="spellEnd"/>
+            <w:r>
+              <w:rPr>
+                <w:rFonts w:ascii="Courier New" w:hAnsi="Courier New"/>
+                <w:color w:val="222222"/>
+                <w:sz w:val="17"/>
+                <w:lang w:val="en-GB"/>
+              </w:rPr>
+              <w:t xml:space="preserve"> {</w:t>
+            </w:r>
+          </w:p>
+          <w:p>
+            <w:pPr>
+              <w:spacing w:after="0" w:line="240" w:lineRule="auto"/>
+              <w:rPr>
+                <w:lang w:val="en-GB"/>
+              </w:rPr>
+            </w:pPr>
+            <w:r>
+              <w:rPr>
+                <w:rFonts w:ascii="Courier New" w:hAnsi="Courier New"/>
+                <w:color w:val="222222"/>
+                <w:sz w:val="17"/>
+                <w:lang w:val="en-GB"/>
+              </w:rPr>
+              <w:t xml:space="preserve">  String title;</w:t>
+            </w:r>
+          </w:p>
+          <w:p>
+            <w:pPr>
+              <w:spacing w:after="0" w:line="240" w:lineRule="auto"/>
+              <w:rPr>
+                <w:lang w:val="en-GB"/>
+              </w:rPr>
+            </w:pPr>
+            <w:r>
+              <w:rPr>
+                <w:rFonts w:ascii="Courier New" w:hAnsi="Courier New"/>
+                <w:color w:val="222222"/>
+                <w:sz w:val="17"/>
+                <w:lang w:val="en-GB"/>
+              </w:rPr>
+              <w:t xml:space="preserve">  String priority;</w:t>
+            </w:r>
+          </w:p>
+          <w:p>
+            <w:pPr>
+              <w:spacing w:after="0" w:line="240" w:lineRule="auto"/>
+              <w:rPr>
+                <w:lang w:val="en-GB"/>
+              </w:rPr>
+            </w:pPr>
+            <w:r>
+              <w:rPr>
+                <w:rFonts w:ascii="Courier New" w:hAnsi="Courier New"/>
+                <w:color w:val="222222"/>
+                <w:sz w:val="17"/>
+                <w:lang w:val="en-GB"/>
+              </w:rPr>
+              <w:t xml:space="preserve">  bool </w:t>
+            </w:r>
+            <w:proofErr w:type="spellStart"/>
+            <w:r>
+              <w:rPr>
+                <w:rFonts w:ascii="Courier New" w:hAnsi="Courier New"/>
+                <w:color w:val="222222"/>
+                <w:sz w:val="17"/>
+                <w:lang w:val="en-GB"/>
+              </w:rPr>
+              <w:t>isDone</w:t>
+            </w:r>
+            <w:proofErr w:type="spellEnd"/>
+            <w:r>
+              <w:rPr>
+                <w:rFonts w:ascii="Courier New" w:hAnsi="Courier New"/>
+                <w:color w:val="222222"/>
+                <w:sz w:val="17"/>
+                <w:lang w:val="en-GB"/>
+              </w:rPr>
+              <w:t>;</w:t>
+            </w:r>
+          </w:p>
+          <w:p>
+            <w:pPr>
+              <w:spacing w:after="0" w:line="240" w:lineRule="auto"/>
+              <w:rPr>
+                <w:lang w:val="en-GB"/>
+              </w:rPr>
+            </w:pPr>
+            <w:r>
+              <w:rPr>
+                <w:rFonts w:ascii="Courier New" w:hAnsi="Courier New"/>
+                <w:color w:val="222222"/>
+                <w:sz w:val="17"/>
+                <w:lang w:val="en-GB"/>
+              </w:rPr>
+              <w:t xml:space="preserve">  </w:t>
+            </w:r>
+            <w:proofErr w:type="spellStart"/>
+            <w:proofErr w:type="gramStart"/>
+            <w:r>
+              <w:rPr>
+                <w:rFonts w:ascii="Courier New" w:hAnsi="Courier New"/>
+                <w:color w:val="222222"/>
+                <w:sz w:val="17"/>
+                <w:lang w:val="en-GB"/>
+              </w:rPr>
+              <w:t>MyTask</w:t>
+            </w:r>
+            <w:proofErr w:type="spellEnd"/>
+            <w:r>
+              <w:rPr>
+                <w:rFonts w:ascii="Courier New" w:hAnsi="Courier New"/>
+                <w:color w:val="222222"/>
+                <w:sz w:val="17"/>
+                <w:lang w:val="en-GB"/>
+              </w:rPr>
+              <w:t>(</w:t>
+            </w:r>
+            <w:proofErr w:type="gramEnd"/>
+            <w:r>
+              <w:rPr>
+                <w:rFonts w:ascii="Courier New" w:hAnsi="Courier New"/>
+                <w:color w:val="222222"/>
+                <w:sz w:val="17"/>
+                <w:lang w:val="en-GB"/>
+              </w:rPr>
+              <w:t xml:space="preserve">{required </w:t>
+            </w:r>
+            <w:proofErr w:type="spellStart"/>
+            <w:proofErr w:type="gramStart"/>
+            <w:r>
+              <w:rPr>
+                <w:rFonts w:ascii="Courier New" w:hAnsi="Courier New"/>
+                <w:color w:val="222222"/>
+                <w:sz w:val="17"/>
+                <w:lang w:val="en-GB"/>
+              </w:rPr>
+              <w:t>this.title</w:t>
+            </w:r>
+            <w:proofErr w:type="spellEnd"/>
+            <w:proofErr w:type="gramEnd"/>
+            <w:r>
+              <w:rPr>
+                <w:rFonts w:ascii="Courier New" w:hAnsi="Courier New"/>
+                <w:color w:val="222222"/>
+                <w:sz w:val="17"/>
+                <w:lang w:val="en-GB"/>
+              </w:rPr>
+              <w:t xml:space="preserve">, required </w:t>
+            </w:r>
+            <w:proofErr w:type="spellStart"/>
+            <w:proofErr w:type="gramStart"/>
+            <w:r>
+              <w:rPr>
+                <w:rFonts w:ascii="Courier New" w:hAnsi="Courier New"/>
+                <w:color w:val="222222"/>
+                <w:sz w:val="17"/>
+                <w:lang w:val="en-GB"/>
+              </w:rPr>
+              <w:t>this.priority</w:t>
+            </w:r>
+            <w:proofErr w:type="spellEnd"/>
+            <w:proofErr w:type="gramEnd"/>
+            <w:r>
+              <w:rPr>
+                <w:rFonts w:ascii="Courier New" w:hAnsi="Courier New"/>
+                <w:color w:val="222222"/>
+                <w:sz w:val="17"/>
+                <w:lang w:val="en-GB"/>
+              </w:rPr>
+              <w:t xml:space="preserve">, </w:t>
+            </w:r>
+            <w:proofErr w:type="spellStart"/>
+            <w:proofErr w:type="gramStart"/>
+            <w:r>
+              <w:rPr>
+                <w:rFonts w:ascii="Courier New" w:hAnsi="Courier New"/>
+                <w:color w:val="222222"/>
+                <w:sz w:val="17"/>
+                <w:lang w:val="en-GB"/>
+              </w:rPr>
+              <w:t>this.isDone</w:t>
+            </w:r>
+            <w:proofErr w:type="spellEnd"/>
+            <w:proofErr w:type="gramEnd"/>
+            <w:r>
+              <w:rPr>
+                <w:rFonts w:ascii="Courier New" w:hAnsi="Courier New"/>
+                <w:color w:val="222222"/>
+                <w:sz w:val="17"/>
+                <w:lang w:val="en-GB"/>
+              </w:rPr>
+              <w:t xml:space="preserve"> = false});</w:t>
+            </w:r>
+          </w:p>
+          <w:p>
+            <w:pPr>
+              <w:spacing w:after="0" w:line="240" w:lineRule="auto"/>
+            </w:pPr>
+            <w:r>
+              <w:rPr>
+                <w:rFonts w:ascii="Courier New" w:hAnsi="Courier New"/>
+                <w:color w:val="222222"/>
+                <w:sz w:val="17"/>
+              </w:rPr>
+              <w:t>}</w:t>
+            </w:r>
+          </w:p>
+        </w:tc>
+      </w:tr>
+    </w:tbl>
+    <w:p>
+      <w:pPr>
+        <w:spacing w:after="40"/>
+      </w:pPr>
+    </w:p>
+    <w:p>
+      <w:pPr>
+        <w:rPr>
+          <w:lang w:val="it-CH"/>
+        </w:rPr>
+      </w:pPr>
+      <w:r>
+        <w:rPr>
+          <w:lang w:val="it-CH"/>
+        </w:rPr>
+        <w:t>Il widget taskCard riceve callback per completare o cancellare il task. Questo mantiene la UI della singola card separata dalla lista dati gestita da TaskPage.</w:t>
+      </w:r>
+    </w:p>
+    <w:p>
+      <w:pPr>
+        <w:pStyle w:val="Heading1"/>
+        <w:spacing w:before="320" w:after="160"/>
+        <w:rPr>
+          <w:lang w:val="it-CH"/>
+        </w:rPr>
+      </w:pPr>
+      <w:bookmarkStart w:id="23" w:name="_Toc231689369"/>
+      <w:r>
+        <w:rPr>
+          <w:lang w:val="it-CH"/>
+        </w:rPr>
+        <w:t>Persistenza e dati</w:t>
+      </w:r>
+      <w:bookmarkEnd w:id="23"/>
+    </w:p>
+    <w:p>
+      <w:pPr>
+        <w:rPr>
+          <w:lang w:val="it-CH"/>
+        </w:rPr>
+      </w:pPr>
+      <w:r>
+        <w:rPr>
+          <w:lang w:val="it-CH"/>
+        </w:rPr>
+        <w:t>Attualmente la persistenza riguarda soprattutto le flashcard generate, che vengono scritte in un file flashcards.json nella cartella documenti dell'app. Task e stato del timer sono invece mantenuti in memoria e si azzerano quando l'app viene riavviata.</w:t>
+      </w:r>
+    </w:p>
+    <w:tbl>
+      <w:tblPr>
+        <w:tblW w:w="0" w:type="auto"/>
+        <w:tblBorders>
+          <w:top w:val="single" w:sz="4" w:space="0" w:color="D9E2F3"/>
+          <w:left w:val="single" w:sz="4" w:space="0" w:color="D9E2F3"/>
+          <w:bottom w:val="single" w:sz="4" w:space="0" w:color="D9E2F3"/>
+          <w:right w:val="single" w:sz="4" w:space="0" w:color="D9E2F3"/>
+          <w:insideH w:val="single" w:sz="4" w:space="0" w:color="D9E2F3"/>
+          <w:insideV w:val="single" w:sz="4" w:space="0" w:color="D9E2F3"/>
+        </w:tblBorders>
+        <w:tblLayout w:type="fixed"/>
+        <w:tblLook w:val="04A0" w:firstRow="1" w:lastRow="0" w:firstColumn="1" w:lastColumn="0" w:noHBand="0" w:noVBand="1"/>
+      </w:tblPr>
+      <w:tblGrid>
+        <w:gridCol w:w="9288"/>
+      </w:tblGrid>
+      <w:tr>
+        <w:tc>
+          <w:tcPr>
+            <w:tcW w:w="9288" w:type="dxa"/>
+            <w:shd w:val="clear" w:color="auto" w:fill="F6F8FA"/>
+            <w:tcMar>
+              <w:top w:w="140" w:type="dxa"/>
+              <w:left w:w="160" w:type="dxa"/>
+              <w:bottom w:w="140" w:type="dxa"/>
+              <w:right w:w="160" w:type="dxa"/>
+            </w:tcMar>
+            <w:vAlign w:val="center"/>
+          </w:tcPr>
+          <w:p>
+            <w:pPr>
+              <w:spacing w:after="0" w:line="240" w:lineRule="auto"/>
+              <w:rPr>
+                <w:lang w:val="en-GB"/>
+              </w:rPr>
+            </w:pPr>
+            <w:r>
+              <w:rPr>
+                <w:rFonts w:ascii="Courier New" w:hAnsi="Courier New"/>
+                <w:color w:val="222222"/>
+                <w:sz w:val="17"/>
+                <w:lang w:val="en-GB"/>
+              </w:rPr>
+              <w:t xml:space="preserve">final </w:t>
+            </w:r>
+            <w:proofErr w:type="spellStart"/>
+            <w:r>
+              <w:rPr>
+                <w:rFonts w:ascii="Courier New" w:hAnsi="Courier New"/>
+                <w:color w:val="222222"/>
+                <w:sz w:val="17"/>
+                <w:lang w:val="en-GB"/>
+              </w:rPr>
+              <w:t>dir</w:t>
+            </w:r>
+            <w:proofErr w:type="spellEnd"/>
+            <w:r>
+              <w:rPr>
+                <w:rFonts w:ascii="Courier New" w:hAnsi="Courier New"/>
+                <w:color w:val="222222"/>
+                <w:sz w:val="17"/>
+                <w:lang w:val="en-GB"/>
+              </w:rPr>
+              <w:t xml:space="preserve"> = await </w:t>
+            </w:r>
+            <w:proofErr w:type="spellStart"/>
+            <w:proofErr w:type="gramStart"/>
+            <w:r>
+              <w:rPr>
+                <w:rFonts w:ascii="Courier New" w:hAnsi="Courier New"/>
+                <w:color w:val="222222"/>
+                <w:sz w:val="17"/>
+                <w:lang w:val="en-GB"/>
+              </w:rPr>
+              <w:t>getApplicationDocumentsDirectory</w:t>
+            </w:r>
+            <w:proofErr w:type="spellEnd"/>
+            <w:r>
+              <w:rPr>
+                <w:rFonts w:ascii="Courier New" w:hAnsi="Courier New"/>
+                <w:color w:val="222222"/>
+                <w:sz w:val="17"/>
+                <w:lang w:val="en-GB"/>
+              </w:rPr>
+              <w:t>(</w:t>
+            </w:r>
+            <w:proofErr w:type="gramEnd"/>
+            <w:r>
+              <w:rPr>
+                <w:rFonts w:ascii="Courier New" w:hAnsi="Courier New"/>
+                <w:color w:val="222222"/>
+                <w:sz w:val="17"/>
+                <w:lang w:val="en-GB"/>
+              </w:rPr>
+              <w:t>);</w:t>
+            </w:r>
+          </w:p>
+          <w:p>
+            <w:pPr>
+              <w:spacing w:after="0" w:line="240" w:lineRule="auto"/>
+              <w:rPr>
+                <w:lang w:val="en-GB"/>
+              </w:rPr>
+            </w:pPr>
+            <w:r>
+              <w:rPr>
+                <w:rFonts w:ascii="Courier New" w:hAnsi="Courier New"/>
+                <w:color w:val="222222"/>
+                <w:sz w:val="17"/>
+                <w:lang w:val="en-GB"/>
+              </w:rPr>
+              <w:t>final file = File('${</w:t>
+            </w:r>
+            <w:proofErr w:type="spellStart"/>
+            <w:proofErr w:type="gramStart"/>
+            <w:r>
+              <w:rPr>
+                <w:rFonts w:ascii="Courier New" w:hAnsi="Courier New"/>
+                <w:color w:val="222222"/>
+                <w:sz w:val="17"/>
+                <w:lang w:val="en-GB"/>
+              </w:rPr>
+              <w:t>dir.path</w:t>
+            </w:r>
+            <w:proofErr w:type="spellEnd"/>
+            <w:proofErr w:type="gramEnd"/>
+            <w:r>
+              <w:rPr>
+                <w:rFonts w:ascii="Courier New" w:hAnsi="Courier New"/>
+                <w:color w:val="222222"/>
+                <w:sz w:val="17"/>
+                <w:lang w:val="en-GB"/>
+              </w:rPr>
+              <w:t>}/</w:t>
+            </w:r>
+            <w:proofErr w:type="spellStart"/>
+            <w:proofErr w:type="gramStart"/>
+            <w:r>
+              <w:rPr>
+                <w:rFonts w:ascii="Courier New" w:hAnsi="Courier New"/>
+                <w:color w:val="222222"/>
+                <w:sz w:val="17"/>
+                <w:lang w:val="en-GB"/>
+              </w:rPr>
+              <w:t>flashcards.json</w:t>
+            </w:r>
+            <w:proofErr w:type="spellEnd"/>
+            <w:proofErr w:type="gramEnd"/>
+            <w:r>
+              <w:rPr>
+                <w:rFonts w:ascii="Courier New" w:hAnsi="Courier New"/>
+                <w:color w:val="222222"/>
+                <w:sz w:val="17"/>
+                <w:lang w:val="en-GB"/>
+              </w:rPr>
+              <w:t>');</w:t>
+            </w:r>
+          </w:p>
+          <w:p>
+            <w:pPr>
+              <w:spacing w:after="0" w:line="240" w:lineRule="auto"/>
+            </w:pPr>
+            <w:proofErr w:type="spellStart"/>
+            <w:r>
+              <w:rPr>
+                <w:rFonts w:ascii="Courier New" w:hAnsi="Courier New"/>
+                <w:color w:val="222222"/>
+                <w:sz w:val="17"/>
+              </w:rPr>
+              <w:t>await</w:t>
+            </w:r>
+            <w:proofErr w:type="spellEnd"/>
+            <w:r>
+              <w:rPr>
+                <w:rFonts w:ascii="Courier New" w:hAnsi="Courier New"/>
+                <w:color w:val="222222"/>
+                <w:sz w:val="17"/>
+              </w:rPr>
+              <w:t xml:space="preserve"> </w:t>
+            </w:r>
+            <w:proofErr w:type="spellStart"/>
+            <w:proofErr w:type="gramStart"/>
+            <w:r>
+              <w:rPr>
+                <w:rFonts w:ascii="Courier New" w:hAnsi="Courier New"/>
+                <w:color w:val="222222"/>
+                <w:sz w:val="17"/>
+              </w:rPr>
+              <w:t>file.writeAsString</w:t>
+            </w:r>
+            <w:proofErr w:type="spellEnd"/>
+            <w:proofErr w:type="gramEnd"/>
+            <w:r>
+              <w:rPr>
+                <w:rFonts w:ascii="Courier New" w:hAnsi="Courier New"/>
+                <w:color w:val="222222"/>
+                <w:sz w:val="17"/>
+              </w:rPr>
+              <w:t>(</w:t>
+            </w:r>
+            <w:proofErr w:type="spellStart"/>
+            <w:r>
+              <w:rPr>
+                <w:rFonts w:ascii="Courier New" w:hAnsi="Courier New"/>
+                <w:color w:val="222222"/>
+                <w:sz w:val="17"/>
+              </w:rPr>
+              <w:t>content</w:t>
+            </w:r>
+            <w:proofErr w:type="spellEnd"/>
+            <w:r>
+              <w:rPr>
+                <w:rFonts w:ascii="Courier New" w:hAnsi="Courier New"/>
+                <w:color w:val="222222"/>
+                <w:sz w:val="17"/>
+              </w:rPr>
+              <w:t>);</w:t>
+            </w:r>
+          </w:p>
+        </w:tc>
+      </w:tr>
+    </w:tbl>
+    <w:p>
+      <w:pPr>
+        <w:spacing w:after="40"/>
+      </w:pPr>
+    </w:p>
+    <w:p>
+      <w:pPr>
+        <w:pStyle w:val="Heading1"/>
+        <w:spacing w:before="320" w:after="160"/>
+      </w:pPr>
+      <w:bookmarkStart w:id="24" w:name="_Toc231689370"/>
+      <w:r>
+        <w:t>Test e verifiche</w:t>
+      </w:r>
+      <w:bookmarkEnd w:id="24"/>
+    </w:p>
+    <w:p>
+      <w:pPr>
+        <w:pStyle w:val="ListBullet"/>
+        <w:tabs>
+          <w:tab w:val="num" w:pos="360"/>
+        </w:tabs>
+        <w:ind w:left="360" w:hanging="360"/>
+        <w:rPr>
+          <w:lang w:val="it-CH"/>
+        </w:rPr>
+      </w:pPr>
+      <w:r>
+        <w:rPr>
+          <w:lang w:val="it-CH"/>
+        </w:rPr>
+        <w:t>verificare che l'app si avvii correttamente su emulatore o dispositivo</w:t>
+      </w:r>
+    </w:p>
+    <w:p>
+      <w:pPr>
+        <w:pStyle w:val="ListBullet"/>
+        <w:tabs>
+          <w:tab w:val="num" w:pos="360"/>
+        </w:tabs>
+        <w:ind w:left="360" w:hanging="360"/>
+        <w:rPr>
+          <w:lang w:val="it-CH"/>
+        </w:rPr>
+      </w:pPr>
+      <w:r>
+        <w:rPr>
+          <w:lang w:val="it-CH"/>
+        </w:rPr>
+        <w:t>controllare che la navigazione tra le card cambi la pagina visualizzata</w:t>
+      </w:r>
+    </w:p>
+    <w:p>
+      <w:pPr>
+        <w:pStyle w:val="ListBullet"/>
+        <w:tabs>
+          <w:tab w:val="num" w:pos="360"/>
+        </w:tabs>
+        <w:ind w:left="360" w:hanging="360"/>
+        <w:rPr>
+          <w:lang w:val="it-CH"/>
+        </w:rPr>
+      </w:pPr>
+      <w:r>
+        <w:rPr>
+          <w:lang w:val="it-CH"/>
+        </w:rPr>
+        <w:t>testare start, stop, reset e cambio durata del timer Pomodoro</w:t>
+      </w:r>
+    </w:p>
+    <w:p>
+      <w:pPr>
+        <w:pStyle w:val="ListBullet"/>
+        <w:tabs>
+          <w:tab w:val="num" w:pos="360"/>
+        </w:tabs>
+        <w:ind w:left="360" w:hanging="360"/>
+        <w:rPr>
+          <w:lang w:val="it-CH"/>
+        </w:rPr>
+      </w:pPr>
+      <w:r>
+        <w:rPr>
+          <w:lang w:val="it-CH"/>
+        </w:rPr>
+        <w:t>aggiungere task con priorita diverse, marcarli come completati ed eliminarli</w:t>
+      </w:r>
+    </w:p>
+    <w:p>
+      <w:pPr>
+        <w:pStyle w:val="ListBullet"/>
+        <w:tabs>
+          <w:tab w:val="num" w:pos="360"/>
+        </w:tabs>
+        <w:ind w:left="360" w:hanging="360"/>
+        <w:rPr>
+          <w:lang w:val="it-CH"/>
+        </w:rPr>
+      </w:pPr>
+      <w:r>
+        <w:rPr>
+          <w:lang w:val="it-CH"/>
+        </w:rPr>
+        <w:t>avviare Ollama localmente e verificare la generazione delle flashcard</w:t>
+      </w:r>
+    </w:p>
+    <w:p>
+      <w:pPr>
+        <w:pStyle w:val="ListBullet"/>
+        <w:tabs>
+          <w:tab w:val="num" w:pos="360"/>
+        </w:tabs>
+        <w:ind w:left="360" w:hanging="360"/>
+        <w:rPr>
+          <w:lang w:val="it-CH"/>
+        </w:rPr>
+      </w:pPr>
+      <w:r>
+        <w:rPr>
+          <w:lang w:val="it-CH"/>
+        </w:rPr>
+        <w:t>provare input non validi o risposta API non valida per identificare possibili miglioramenti</w:t>
+      </w:r>
+    </w:p>
+    <w:p>
+      <w:pPr>
+        <w:pStyle w:val="Heading1"/>
+        <w:spacing w:before="320" w:after="160"/>
+      </w:pPr>
+      <w:bookmarkStart w:id="25" w:name="_Toc231689371"/>
+      <w:r>
+        <w:t>Possibili miglioramenti futuri</w:t>
+      </w:r>
+      <w:bookmarkEnd w:id="25"/>
+    </w:p>
+    <w:p>
+      <w:pPr>
+        <w:pStyle w:val="ListBullet"/>
+        <w:tabs>
+          <w:tab w:val="num" w:pos="360"/>
+        </w:tabs>
+        <w:ind w:left="360" w:hanging="360"/>
+        <w:rPr>
+          <w:lang w:val="it-CH"/>
+        </w:rPr>
+      </w:pPr>
+      <w:r>
+        <w:rPr>
+          <w:lang w:val="it-CH"/>
+        </w:rPr>
+        <w:t>aggiungere gestione errori visibile all'utente nella schermata API</w:t>
+      </w:r>
+    </w:p>
+    <w:p>
+      <w:pPr>
+        <w:pStyle w:val="ListBullet"/>
+        <w:tabs>
+          <w:tab w:val="num" w:pos="360"/>
+        </w:tabs>
+        <w:ind w:left="360" w:hanging="360"/>
+        <w:rPr>
+          <w:lang w:val="it-CH"/>
+        </w:rPr>
+      </w:pPr>
+      <w:r>
+        <w:rPr>
+          <w:lang w:val="it-CH"/>
+        </w:rPr>
+        <w:t>salvare e ricaricare task e flashcard all'avvio dell'app</w:t>
+      </w:r>
+    </w:p>
+    <w:p>
+      <w:pPr>
+        <w:pStyle w:val="ListBullet"/>
+        <w:tabs>
+          <w:tab w:val="num" w:pos="360"/>
+        </w:tabs>
+        <w:ind w:left="360" w:hanging="360"/>
+        <w:rPr>
+          <w:lang w:val="it-CH"/>
+        </w:rPr>
+      </w:pPr>
+      <w:r>
+        <w:rPr>
+          <w:lang w:val="it-CH"/>
+        </w:rPr>
+        <w:t>aggiungere una schermata impostazioni per scegliere modello AI e numero di flashcard</w:t>
+      </w:r>
+    </w:p>
+    <w:p>
+      <w:pPr>
+        <w:pStyle w:val="ListBullet"/>
+        <w:tabs>
+          <w:tab w:val="num" w:pos="360"/>
+        </w:tabs>
+        <w:ind w:left="360" w:hanging="360"/>
+        <w:rPr>
+          <w:lang w:val="it-CH"/>
+        </w:rPr>
+      </w:pPr>
+      <w:r>
+        <w:rPr>
+          <w:lang w:val="it-CH"/>
+        </w:rPr>
+        <w:t>migliorare il layout responsive su schermi piccoli</w:t>
+      </w:r>
+    </w:p>
+    <w:p>
+      <w:pPr>
+        <w:pStyle w:val="ListBullet"/>
+        <w:tabs>
+          <w:tab w:val="num" w:pos="360"/>
+        </w:tabs>
+        <w:ind w:left="360" w:hanging="360"/>
+        <w:rPr>
+          <w:lang w:val="it-CH"/>
+        </w:rPr>
+      </w:pPr>
+      <w:r>
+        <w:rPr>
+          <w:lang w:val="it-CH"/>
+        </w:rPr>
+        <w:t>aggiungere test automatici per parsing JSON e logica del timer</w:t>
+      </w:r>
+    </w:p>
+    <w:p>
+      <w:pPr>
+        <w:pStyle w:val="ListBullet"/>
+        <w:tabs>
+          <w:tab w:val="num" w:pos="360"/>
+        </w:tabs>
+        <w:ind w:left="360" w:hanging="360"/>
+        <w:rPr>
+          <w:lang w:val="it-CH"/>
+        </w:rPr>
+      </w:pPr>
+      <w:r>
+        <w:rPr>
+          <w:lang w:val="it-CH"/>
+        </w:rPr>
+        <w:t>separare meglio logica API e UI usando una classe service dedicata</w:t>
+      </w:r>
+    </w:p>
+    <w:p>
+      <w:pPr>
+        <w:pStyle w:val="Heading1"/>
+        <w:spacing w:before="320" w:after="160"/>
+        <w:rPr>
+          <w:lang w:val="it-CH"/>
+        </w:rPr>
+      </w:pPr>
+      <w:bookmarkStart w:id="26" w:name="_Toc231689372"/>
+      <w:r>
+        <w:rPr>
+          <w:lang w:val="it-CH"/>
+        </w:rPr>
+        <w:lastRenderedPageBreak/>
+        <w:t>Conclusione</w:t>
+      </w:r>
+      <w:bookmarkEnd w:id="26"/>
+    </w:p>
+    <w:p>
+      <w:pPr>
+        <w:rPr>
+          <w:lang w:val="it-CH"/>
+        </w:rPr>
+      </w:pPr>
+      <w:r>
+        <w:rPr>
+          <w:lang w:val="it-CH"/>
+        </w:rPr>
+        <w:t>StudySpace e un progetto adatto al Modulo 306 perche combina una app mobile concreta con piu aspetti tecnici: widget Flutter, gestione dello stato, organizzazione del codice, chiamata HTTP e uso di dati JSON. La struttura attuale e semplice, ma lascia spazio a evoluzioni interessanti come persistenza completa, gestione errori e test automatici.</w:t>
+      </w:r>
+    </w:p>
+    <w:p>
+      <w:pPr>
+        <w:pStyle w:val="Heading1"/>
+        <w:rPr>
+          <w:lang w:val="it-CH"/>
+        </w:rPr>
+      </w:pPr>
+    </w:p>
     <w:sectPr>
       <w:pgSz w:w="11906" w:h="16838"/>
       <w:pgMar w:top="1440" w:right="1440" w:bottom="1440" w:left="1440" w:header="708" w:footer="708" w:gutter="0"/>
@@ -2354,6 +9395,45 @@
 <file path=word/numbering.xml><?xml version="1.0" encoding="utf-8"?>
 <w:numbering xmlns:wpc="http://schemas.microsoft.com/office/word/2010/wordprocessingCanvas" xmlns:cx="http://schemas.microsoft.com/office/drawing/2014/chartex" xmlns:cx1="http://schemas.microsoft.com/office/drawing/2015/9/8/chartex" xmlns:cx2="http://schemas.microsoft.com/office/drawing/2015/10/21/chartex" xmlns:cx3="http://schemas.microsoft.com/office/drawing/2016/5/9/chartex" xmlns:cx4="http://schemas.microsoft.com/office/drawing/2016/5/10/chartex" xmlns:cx5="http://schemas.microsoft.com/office/drawing/2016/5/11/chartex" xmlns:cx6="http://schemas.microsoft.com/office/drawing/2016/5/12/chartex" xmlns:cx7="http://schemas.microsoft.com/office/drawing/2016/5/13/chartex" xmlns:cx8="http://schemas.microsoft.com/office/drawing/2016/5/14/chartex" xmlns:mc="http://schemas.openxmlformats.org/markup-compatibility/2006" xmlns:aink="http://schemas.microsoft.com/office/drawing/2016/ink" xmlns:am3d="http://schemas.microsoft.com/office/drawing/2017/model3d" xmlns:o="urn:schemas-microsoft-com:office:office" xmlns:oel="http://schemas.microsoft.com/office/2019/extlst" xmlns:r="http://schemas.openxmlformats.org/officeDocument/2006/relationships" xmlns:m="http://schemas.openxmlformats.org/officeDocument/2006/math" xmlns:v="urn:schemas-microsoft-com:vml" xmlns:wp14="http://schemas.microsoft.com/office/word/2010/wordprocessingDrawing" xmlns:wp="http://schemas.openxmlformats.org/drawingml/2006/wordprocessingDrawing" xmlns:w10="urn:schemas-microsoft-com:office:word" xmlns:w="http://schemas.openxmlformats.org/wordprocessingml/2006/main" xmlns:w14="http://schemas.microsoft.com/office/word/2010/wordml" xmlns:w15="http://schemas.microsoft.com/office/word/2012/wordml" xmlns:w16cex="http://schemas.microsoft.com/office/word/2018/wordml/cex" xmlns:w16cid="http://schemas.microsoft.com/office/word/2016/wordml/cid" xmlns:w16="http://schemas.microsoft.com/office/word/2018/wordml" xmlns:w16du="http://schemas.microsoft.com/office/word/2023/wordml/word16du" xmlns:w16sdtdh="http://schemas.microsoft.com/office/word/2020/wordml/sdtdatahash" xmlns:w16sdtfl="http://schemas.microsoft.com/office/word/2024/wordml/sdtformatlock" xmlns:w16se="http://schemas.microsoft.com/office/word/2015/wordml/symex" xmlns:wpg="http://schemas.microsoft.com/office/word/2010/wordprocessingGroup" xmlns:wpi="http://schemas.microsoft.com/office/word/2010/wordprocessingInk" xmlns:wne="http://schemas.microsoft.com/office/word/2006/wordml" xmlns:wps="http://schemas.microsoft.com/office/word/2010/wordprocessingShape" mc:Ignorable="w14 w15 w16se w16cid w16 w16cex w16sdtdh w16sdtfl w16du wp14">
   <w:abstractNum w:abstractNumId="0" w15:restartNumberingAfterBreak="0">
+    <w:nsid w:val="FFFFFF88"/>
+    <w:multiLevelType w:val="singleLevel"/>
+    <w:tmpl w:val="91C0EEA6"/>
+    <w:lvl w:ilvl="0">
+      <w:start w:val="1"/>
+      <w:numFmt w:val="decimal"/>
+      <w:pStyle w:val="ListNumber"/>
+      <w:lvlText w:val="%1."/>
+      <w:lvlJc w:val="left"/>
+      <w:pPr>
+        <w:tabs>
+          <w:tab w:val="num" w:pos="360"/>
+        </w:tabs>
+        <w:ind w:left="360" w:hanging="360"/>
+      </w:pPr>
+    </w:lvl>
+  </w:abstractNum>
+  <w:abstractNum w:abstractNumId="1" w15:restartNumberingAfterBreak="0">
+    <w:nsid w:val="FFFFFF89"/>
+    <w:multiLevelType w:val="singleLevel"/>
+    <w:tmpl w:val="2AC050FE"/>
+    <w:lvl w:ilvl="0">
+      <w:start w:val="1"/>
+      <w:numFmt w:val="bullet"/>
+      <w:pStyle w:val="ListBullet"/>
+      <w:lvlText w:val=""/>
+      <w:lvlJc w:val="left"/>
+      <w:pPr>
+        <w:tabs>
+          <w:tab w:val="num" w:pos="360"/>
+        </w:tabs>
+        <w:ind w:left="360" w:hanging="360"/>
+      </w:pPr>
+      <w:rPr>
+        <w:rFonts w:ascii="Symbol" w:hAnsi="Symbol" w:hint="default"/>
+      </w:rPr>
+    </w:lvl>
+  </w:abstractNum>
+  <w:abstractNum w:abstractNumId="2" w15:restartNumberingAfterBreak="0">
     <w:nsid w:val="13235D90"/>
     <w:multiLevelType w:val="hybridMultilevel"/>
     <w:tmpl w:val="3CF60E4C"/>
@@ -2466,7 +9546,7 @@
       </w:rPr>
     </w:lvl>
   </w:abstractNum>
-  <w:abstractNum w:abstractNumId="1" w15:restartNumberingAfterBreak="0">
+  <w:abstractNum w:abstractNumId="3" w15:restartNumberingAfterBreak="0">
     <w:nsid w:val="21B54ED5"/>
     <w:multiLevelType w:val="hybridMultilevel"/>
     <w:tmpl w:val="092C5B1A"/>
@@ -2579,7 +9659,7 @@
       </w:rPr>
     </w:lvl>
   </w:abstractNum>
-  <w:abstractNum w:abstractNumId="2" w15:restartNumberingAfterBreak="0">
+  <w:abstractNum w:abstractNumId="4" w15:restartNumberingAfterBreak="0">
     <w:nsid w:val="26CB714E"/>
     <w:multiLevelType w:val="hybridMultilevel"/>
     <w:tmpl w:val="0E38E5E8"/>
@@ -2692,7 +9772,7 @@
       </w:rPr>
     </w:lvl>
   </w:abstractNum>
-  <w:abstractNum w:abstractNumId="3" w15:restartNumberingAfterBreak="0">
+  <w:abstractNum w:abstractNumId="5" w15:restartNumberingAfterBreak="0">
     <w:nsid w:val="379E6BC2"/>
     <w:multiLevelType w:val="multilevel"/>
     <w:tmpl w:val="66D091A4"/>
@@ -2805,7 +9885,7 @@
       </w:pPr>
     </w:lvl>
   </w:abstractNum>
-  <w:abstractNum w:abstractNumId="4" w15:restartNumberingAfterBreak="0">
+  <w:abstractNum w:abstractNumId="6" w15:restartNumberingAfterBreak="0">
     <w:nsid w:val="386B3222"/>
     <w:multiLevelType w:val="multilevel"/>
     <w:tmpl w:val="2584A69E"/>
@@ -2954,7 +10034,7 @@
       </w:rPr>
     </w:lvl>
   </w:abstractNum>
-  <w:abstractNum w:abstractNumId="5" w15:restartNumberingAfterBreak="0">
+  <w:abstractNum w:abstractNumId="7" w15:restartNumberingAfterBreak="0">
     <w:nsid w:val="559D2B1A"/>
     <w:multiLevelType w:val="multilevel"/>
     <w:tmpl w:val="5F5222B2"/>
@@ -3103,7 +10183,7 @@
       </w:rPr>
     </w:lvl>
   </w:abstractNum>
-  <w:abstractNum w:abstractNumId="6" w15:restartNumberingAfterBreak="0">
+  <w:abstractNum w:abstractNumId="8" w15:restartNumberingAfterBreak="0">
     <w:nsid w:val="5F645965"/>
     <w:multiLevelType w:val="hybridMultilevel"/>
     <w:tmpl w:val="6BFE4D4A"/>
@@ -3216,7 +10296,7 @@
       </w:rPr>
     </w:lvl>
   </w:abstractNum>
-  <w:abstractNum w:abstractNumId="7" w15:restartNumberingAfterBreak="0">
+  <w:abstractNum w:abstractNumId="9" w15:restartNumberingAfterBreak="0">
     <w:nsid w:val="7D230C4C"/>
     <w:multiLevelType w:val="multilevel"/>
     <w:tmpl w:val="FCD4F9AC"/>
@@ -3366,28 +10446,46 @@
     </w:lvl>
   </w:abstractNum>
   <w:num w:numId="1" w16cid:durableId="817840840">
+    <w:abstractNumId w:val="7"/>
+  </w:num>
+  <w:num w:numId="2" w16cid:durableId="1054161975">
+    <w:abstractNumId w:val="6"/>
+  </w:num>
+  <w:num w:numId="3" w16cid:durableId="1811098169">
     <w:abstractNumId w:val="5"/>
   </w:num>
-  <w:num w:numId="2" w16cid:durableId="1054161975">
+  <w:num w:numId="4" w16cid:durableId="2079402166">
+    <w:abstractNumId w:val="9"/>
+  </w:num>
+  <w:num w:numId="5" w16cid:durableId="1816868748">
+    <w:abstractNumId w:val="3"/>
+  </w:num>
+  <w:num w:numId="6" w16cid:durableId="740978854">
+    <w:abstractNumId w:val="8"/>
+  </w:num>
+  <w:num w:numId="7" w16cid:durableId="559556757">
+    <w:abstractNumId w:val="2"/>
+  </w:num>
+  <w:num w:numId="8" w16cid:durableId="378672740">
     <w:abstractNumId w:val="4"/>
   </w:num>
-  <w:num w:numId="3" w16cid:durableId="1811098169">
-    <w:abstractNumId w:val="3"/>
-  </w:num>
-  <w:num w:numId="4" w16cid:durableId="2079402166">
-    <w:abstractNumId w:val="7"/>
-  </w:num>
-  <w:num w:numId="5" w16cid:durableId="1816868748">
+  <w:num w:numId="9" w16cid:durableId="1082525334">
     <w:abstractNumId w:val="1"/>
   </w:num>
-  <w:num w:numId="6" w16cid:durableId="740978854">
-    <w:abstractNumId w:val="6"/>
-  </w:num>
-  <w:num w:numId="7" w16cid:durableId="559556757">
+  <w:num w:numId="10" w16cid:durableId="1091006173">
     <w:abstractNumId w:val="0"/>
   </w:num>
-  <w:num w:numId="8" w16cid:durableId="378672740">
-    <w:abstractNumId w:val="2"/>
+  <w:num w:numId="11" w16cid:durableId="257758274">
+    <w:abstractNumId w:val="0"/>
+    <w:lvlOverride w:ilvl="0">
+      <w:startOverride w:val="1"/>
+    </w:lvlOverride>
+  </w:num>
+  <w:num w:numId="12" w16cid:durableId="2024621273">
+    <w:abstractNumId w:val="0"/>
+    <w:lvlOverride w:ilvl="0">
+      <w:startOverride w:val="1"/>
+    </w:lvlOverride>
   </w:num>
 </w:numbering>
 </file>
@@ -4406,7 +11504,6 @@
     <w:next w:val="Normal"/>
     <w:autoRedefine/>
     <w:uiPriority w:val="39"/>
-    <w:semiHidden/>
     <w:unhideWhenUsed/>
     <w:rsid w:val="00244E0E"/>
     <w:pPr>
@@ -4607,6 +11704,58 @@
     <w:rPr>
       <w:color w:val="467886" w:themeColor="hyperlink"/>
       <w:u w:val="single"/>
+    </w:rPr>
+  </w:style>
+  <w:style w:type="paragraph" w:styleId="ListBullet">
+    <w:name w:val="List Bullet"/>
+    <w:basedOn w:val="Normal"/>
+    <w:uiPriority w:val="99"/>
+    <w:unhideWhenUsed/>
+    <w:rsid w:val="00517CE2"/>
+    <w:pPr>
+      <w:numPr>
+        <w:numId w:val="9"/>
+      </w:numPr>
+      <w:tabs>
+        <w:tab w:val="clear" w:pos="360"/>
+      </w:tabs>
+      <w:spacing w:after="80" w:line="280" w:lineRule="auto"/>
+      <w:ind w:left="0" w:firstLine="0"/>
+      <w:contextualSpacing/>
+    </w:pPr>
+    <w:rPr>
+      <w:rFonts w:ascii="Calibri" w:eastAsiaTheme="minorEastAsia" w:hAnsi="Calibri"/>
+      <w:kern w:val="0"/>
+      <w:sz w:val="22"/>
+      <w:szCs w:val="22"/>
+      <w:lang w:val="en-US"/>
+      <w14:ligatures w14:val="none"/>
+    </w:rPr>
+  </w:style>
+  <w:style w:type="paragraph" w:styleId="ListNumber">
+    <w:name w:val="List Number"/>
+    <w:basedOn w:val="Normal"/>
+    <w:uiPriority w:val="99"/>
+    <w:unhideWhenUsed/>
+    <w:rsid w:val="00517CE2"/>
+    <w:pPr>
+      <w:numPr>
+        <w:numId w:val="10"/>
+      </w:numPr>
+      <w:tabs>
+        <w:tab w:val="clear" w:pos="360"/>
+      </w:tabs>
+      <w:spacing w:after="80" w:line="280" w:lineRule="auto"/>
+      <w:ind w:left="0" w:firstLine="0"/>
+      <w:contextualSpacing/>
+    </w:pPr>
+    <w:rPr>
+      <w:rFonts w:ascii="Calibri" w:eastAsiaTheme="minorEastAsia" w:hAnsi="Calibri"/>
+      <w:kern w:val="0"/>
+      <w:sz w:val="22"/>
+      <w:szCs w:val="22"/>
+      <w:lang w:val="en-US"/>
+      <w14:ligatures w14:val="none"/>
     </w:rPr>
   </w:style>
 </w:styles>

--- a/documentazione/DocumentazioneModulo306.docx
+++ b/documentazione/DocumentazioneModulo306.docx
@@ -5135,6 +5135,1100 @@
         <w:t>Il file main.dart e il punto di ingresso. Flutter esegue runApp e monta il widget principale StudyApp.</w:t>
       </w:r>
     </w:p>
+    <w:p>
+      <w:pPr>
+        <w:shd w:val="clear" w:color="auto" w:fill="1E1F22"/>
+        <w:tabs>
+          <w:tab w:val="left" w:pos="916"/>
+          <w:tab w:val="left" w:pos="1832"/>
+          <w:tab w:val="left" w:pos="2748"/>
+          <w:tab w:val="left" w:pos="3664"/>
+          <w:tab w:val="left" w:pos="4580"/>
+          <w:tab w:val="left" w:pos="5496"/>
+          <w:tab w:val="left" w:pos="6412"/>
+          <w:tab w:val="left" w:pos="7328"/>
+          <w:tab w:val="left" w:pos="8244"/>
+          <w:tab w:val="left" w:pos="9160"/>
+          <w:tab w:val="left" w:pos="10076"/>
+          <w:tab w:val="left" w:pos="10992"/>
+          <w:tab w:val="left" w:pos="11908"/>
+          <w:tab w:val="left" w:pos="12824"/>
+          <w:tab w:val="left" w:pos="13740"/>
+          <w:tab w:val="left" w:pos="14656"/>
+        </w:tabs>
+        <w:spacing w:after="0" w:line="240" w:lineRule="auto"/>
+        <w:rPr>
+          <w:rFonts w:ascii="Courier New" w:eastAsia="Times New Roman" w:hAnsi="Courier New" w:cs="Courier New"/>
+          <w:color w:val="BCBEC4"/>
+          <w:kern w:val="0"/>
+          <w:sz w:val="20"/>
+          <w:szCs w:val="20"/>
+          <w:lang w:val="en-CH" w:eastAsia="en-GB"/>
+          <w14:ligatures w14:val="none"/>
+        </w:rPr>
+      </w:pPr>
+      <w:r>
+        <w:rPr>
+          <w:rFonts w:ascii="Courier New" w:eastAsia="Times New Roman" w:hAnsi="Courier New" w:cs="Courier New"/>
+          <w:color w:val="CF8E6D"/>
+          <w:kern w:val="0"/>
+          <w:sz w:val="20"/>
+          <w:szCs w:val="20"/>
+          <w:lang w:val="en-CH" w:eastAsia="en-GB"/>
+          <w14:ligatures w14:val="none"/>
+        </w:rPr>
+        <w:t xml:space="preserve">import </w:t>
+      </w:r>
+      <w:r>
+        <w:rPr>
+          <w:rFonts w:ascii="Courier New" w:eastAsia="Times New Roman" w:hAnsi="Courier New" w:cs="Courier New"/>
+          <w:color w:val="6AAB73"/>
+          <w:kern w:val="0"/>
+          <w:sz w:val="20"/>
+          <w:szCs w:val="20"/>
+          <w:lang w:val="en-CH" w:eastAsia="en-GB"/>
+          <w14:ligatures w14:val="none"/>
+        </w:rPr>
+        <w:t>'package:flutter/material.dart'</w:t>
+      </w:r>
+      <w:r>
+        <w:rPr>
+          <w:rFonts w:ascii="Courier New" w:eastAsia="Times New Roman" w:hAnsi="Courier New" w:cs="Courier New"/>
+          <w:color w:val="BCBEC4"/>
+          <w:kern w:val="0"/>
+          <w:sz w:val="20"/>
+          <w:szCs w:val="20"/>
+          <w:lang w:val="en-CH" w:eastAsia="en-GB"/>
+          <w14:ligatures w14:val="none"/>
+        </w:rPr>
+        <w:t>;</w:t>
+      </w:r>
+      <w:r>
+        <w:rPr>
+          <w:rFonts w:ascii="Courier New" w:eastAsia="Times New Roman" w:hAnsi="Courier New" w:cs="Courier New"/>
+          <w:color w:val="BCBEC4"/>
+          <w:kern w:val="0"/>
+          <w:sz w:val="20"/>
+          <w:szCs w:val="20"/>
+          <w:lang w:val="en-CH" w:eastAsia="en-GB"/>
+          <w14:ligatures w14:val="none"/>
+        </w:rPr>
+        <w:br/>
+      </w:r>
+      <w:r>
+        <w:rPr>
+          <w:rFonts w:ascii="Courier New" w:eastAsia="Times New Roman" w:hAnsi="Courier New" w:cs="Courier New"/>
+          <w:color w:val="CF8E6D"/>
+          <w:kern w:val="0"/>
+          <w:sz w:val="20"/>
+          <w:szCs w:val="20"/>
+          <w:lang w:val="en-CH" w:eastAsia="en-GB"/>
+          <w14:ligatures w14:val="none"/>
+        </w:rPr>
+        <w:t xml:space="preserve">import </w:t>
+      </w:r>
+      <w:r>
+        <w:rPr>
+          <w:rFonts w:ascii="Courier New" w:eastAsia="Times New Roman" w:hAnsi="Courier New" w:cs="Courier New"/>
+          <w:color w:val="6AAB73"/>
+          <w:kern w:val="0"/>
+          <w:sz w:val="20"/>
+          <w:szCs w:val="20"/>
+          <w:lang w:val="en-CH" w:eastAsia="en-GB"/>
+          <w14:ligatures w14:val="none"/>
+        </w:rPr>
+        <w:t>'app/studyApp.dart'</w:t>
+      </w:r>
+      <w:r>
+        <w:rPr>
+          <w:rFonts w:ascii="Courier New" w:eastAsia="Times New Roman" w:hAnsi="Courier New" w:cs="Courier New"/>
+          <w:color w:val="BCBEC4"/>
+          <w:kern w:val="0"/>
+          <w:sz w:val="20"/>
+          <w:szCs w:val="20"/>
+          <w:lang w:val="en-CH" w:eastAsia="en-GB"/>
+          <w14:ligatures w14:val="none"/>
+        </w:rPr>
+        <w:t>;</w:t>
+      </w:r>
+      <w:r>
+        <w:rPr>
+          <w:rFonts w:ascii="Courier New" w:eastAsia="Times New Roman" w:hAnsi="Courier New" w:cs="Courier New"/>
+          <w:color w:val="BCBEC4"/>
+          <w:kern w:val="0"/>
+          <w:sz w:val="20"/>
+          <w:szCs w:val="20"/>
+          <w:lang w:val="en-CH" w:eastAsia="en-GB"/>
+          <w14:ligatures w14:val="none"/>
+        </w:rPr>
+        <w:br/>
+      </w:r>
+      <w:r>
+        <w:rPr>
+          <w:rFonts w:ascii="Courier New" w:eastAsia="Times New Roman" w:hAnsi="Courier New" w:cs="Courier New"/>
+          <w:color w:val="BCBEC4"/>
+          <w:kern w:val="0"/>
+          <w:sz w:val="20"/>
+          <w:szCs w:val="20"/>
+          <w:lang w:val="en-CH" w:eastAsia="en-GB"/>
+          <w14:ligatures w14:val="none"/>
+        </w:rPr>
+        <w:br/>
+      </w:r>
+      <w:r>
+        <w:rPr>
+          <w:rFonts w:ascii="Courier New" w:eastAsia="Times New Roman" w:hAnsi="Courier New" w:cs="Courier New"/>
+          <w:color w:val="CF8E6D"/>
+          <w:kern w:val="0"/>
+          <w:sz w:val="20"/>
+          <w:szCs w:val="20"/>
+          <w:lang w:val="en-CH" w:eastAsia="en-GB"/>
+          <w14:ligatures w14:val="none"/>
+        </w:rPr>
+        <w:t xml:space="preserve">void </w:t>
+      </w:r>
+      <w:r>
+        <w:rPr>
+          <w:rFonts w:ascii="Courier New" w:eastAsia="Times New Roman" w:hAnsi="Courier New" w:cs="Courier New"/>
+          <w:color w:val="56A8F5"/>
+          <w:kern w:val="0"/>
+          <w:sz w:val="20"/>
+          <w:szCs w:val="20"/>
+          <w:lang w:val="en-CH" w:eastAsia="en-GB"/>
+          <w14:ligatures w14:val="none"/>
+        </w:rPr>
+        <w:t>main</w:t>
+      </w:r>
+      <w:r>
+        <w:rPr>
+          <w:rFonts w:ascii="Courier New" w:eastAsia="Times New Roman" w:hAnsi="Courier New" w:cs="Courier New"/>
+          <w:color w:val="BCBEC4"/>
+          <w:kern w:val="0"/>
+          <w:sz w:val="20"/>
+          <w:szCs w:val="20"/>
+          <w:lang w:val="en-CH" w:eastAsia="en-GB"/>
+          <w14:ligatures w14:val="none"/>
+        </w:rPr>
+        <w:t>() {</w:t>
+      </w:r>
+      <w:r>
+        <w:rPr>
+          <w:rFonts w:ascii="Courier New" w:eastAsia="Times New Roman" w:hAnsi="Courier New" w:cs="Courier New"/>
+          <w:color w:val="BCBEC4"/>
+          <w:kern w:val="0"/>
+          <w:sz w:val="20"/>
+          <w:szCs w:val="20"/>
+          <w:lang w:val="en-CH" w:eastAsia="en-GB"/>
+          <w14:ligatures w14:val="none"/>
+        </w:rPr>
+        <w:br/>
+        <w:t xml:space="preserve">  runApp(</w:t>
+      </w:r>
+      <w:r>
+        <w:rPr>
+          <w:rFonts w:ascii="Courier New" w:eastAsia="Times New Roman" w:hAnsi="Courier New" w:cs="Courier New"/>
+          <w:color w:val="CF8E6D"/>
+          <w:kern w:val="0"/>
+          <w:sz w:val="20"/>
+          <w:szCs w:val="20"/>
+          <w:lang w:val="en-CH" w:eastAsia="en-GB"/>
+          <w14:ligatures w14:val="none"/>
+        </w:rPr>
+        <w:t xml:space="preserve">const </w:t>
+      </w:r>
+      <w:r>
+        <w:rPr>
+          <w:rFonts w:ascii="Courier New" w:eastAsia="Times New Roman" w:hAnsi="Courier New" w:cs="Courier New"/>
+          <w:color w:val="57AAF7"/>
+          <w:kern w:val="0"/>
+          <w:sz w:val="20"/>
+          <w:szCs w:val="20"/>
+          <w:lang w:val="en-CH" w:eastAsia="en-GB"/>
+          <w14:ligatures w14:val="none"/>
+        </w:rPr>
+        <w:t>StudyApp</w:t>
+      </w:r>
+      <w:r>
+        <w:rPr>
+          <w:rFonts w:ascii="Courier New" w:eastAsia="Times New Roman" w:hAnsi="Courier New" w:cs="Courier New"/>
+          <w:color w:val="BCBEC4"/>
+          <w:kern w:val="0"/>
+          <w:sz w:val="20"/>
+          <w:szCs w:val="20"/>
+          <w:lang w:val="en-CH" w:eastAsia="en-GB"/>
+          <w14:ligatures w14:val="none"/>
+        </w:rPr>
+        <w:t>());</w:t>
+      </w:r>
+      <w:r>
+        <w:rPr>
+          <w:rFonts w:ascii="Courier New" w:eastAsia="Times New Roman" w:hAnsi="Courier New" w:cs="Courier New"/>
+          <w:color w:val="BCBEC4"/>
+          <w:kern w:val="0"/>
+          <w:sz w:val="20"/>
+          <w:szCs w:val="20"/>
+          <w:lang w:val="en-CH" w:eastAsia="en-GB"/>
+          <w14:ligatures w14:val="none"/>
+        </w:rPr>
+        <w:br/>
+        <w:t>}</w:t>
+      </w:r>
+    </w:p>
+    <w:p>
+      <w:pPr>
+        <w:pStyle w:val="Heading2"/>
+        <w:spacing w:before="240" w:after="120"/>
+      </w:pPr>
+      <w:bookmarkStart w:id="17" w:name="_Toc231689363"/>
+      <w:r>
+        <w:t>Configurazione globale</w:t>
+      </w:r>
+      <w:bookmarkEnd w:id="17"/>
+    </w:p>
+    <w:p>
+      <w:pPr>
+        <w:rPr>
+          <w:lang w:val="it-CH"/>
+        </w:rPr>
+      </w:pPr>
+      <w:r>
+        <w:rPr>
+          <w:lang w:val="it-CH"/>
+        </w:rPr>
+        <w:t>StudyApp definisce il tema Material, il titolo dell'app e la pagina iniziale. In questo modo la configurazione generale rimane separata dalle schermate operative.</w:t>
+      </w:r>
+    </w:p>
+    <w:p>
+      <w:pPr>
+        <w:pStyle w:val="HTMLPreformatted"/>
+        <w:shd w:val="clear" w:color="auto" w:fill="1E1F22"/>
+        <w:rPr>
+          <w:color w:val="BCBEC4"/>
+        </w:rPr>
+      </w:pPr>
+      <w:r>
+        <w:rPr>
+          <w:color w:val="CF8E6D"/>
+        </w:rPr>
+        <w:t xml:space="preserve">import </w:t>
+      </w:r>
+      <w:r>
+        <w:rPr>
+          <w:color w:val="6AAB73"/>
+        </w:rPr>
+        <w:t>'package:flutter/material.dart'</w:t>
+      </w:r>
+      <w:r>
+        <w:rPr>
+          <w:color w:val="BCBEC4"/>
+        </w:rPr>
+        <w:t>;</w:t>
+      </w:r>
+      <w:r>
+        <w:rPr>
+          <w:color w:val="BCBEC4"/>
+        </w:rPr>
+        <w:br/>
+      </w:r>
+      <w:r>
+        <w:rPr>
+          <w:color w:val="CF8E6D"/>
+        </w:rPr>
+        <w:t xml:space="preserve">import </w:t>
+      </w:r>
+      <w:r>
+        <w:rPr>
+          <w:color w:val="6AAB73"/>
+        </w:rPr>
+        <w:t>'../pages/studyHomePage.dart'</w:t>
+      </w:r>
+      <w:r>
+        <w:rPr>
+          <w:color w:val="BCBEC4"/>
+        </w:rPr>
+        <w:t>;</w:t>
+      </w:r>
+      <w:r>
+        <w:rPr>
+          <w:color w:val="BCBEC4"/>
+        </w:rPr>
+        <w:br/>
+      </w:r>
+      <w:r>
+        <w:rPr>
+          <w:color w:val="BCBEC4"/>
+        </w:rPr>
+        <w:br/>
+      </w:r>
+      <w:r>
+        <w:rPr>
+          <w:color w:val="CF8E6D"/>
+        </w:rPr>
+        <w:t xml:space="preserve">class </w:t>
+      </w:r>
+      <w:r>
+        <w:rPr>
+          <w:color w:val="BCBEC4"/>
+        </w:rPr>
+        <w:t xml:space="preserve">StudyApp </w:t>
+      </w:r>
+      <w:r>
+        <w:rPr>
+          <w:color w:val="CF8E6D"/>
+        </w:rPr>
+        <w:t xml:space="preserve">extends </w:t>
+      </w:r>
+      <w:r>
+        <w:rPr>
+          <w:color w:val="BCBEC4"/>
+        </w:rPr>
+        <w:t>StatelessWidget {</w:t>
+      </w:r>
+      <w:r>
+        <w:rPr>
+          <w:color w:val="BCBEC4"/>
+        </w:rPr>
+        <w:br/>
+        <w:t xml:space="preserve">  </w:t>
+      </w:r>
+      <w:r>
+        <w:rPr>
+          <w:color w:val="CF8E6D"/>
+        </w:rPr>
+        <w:t xml:space="preserve">const </w:t>
+      </w:r>
+      <w:r>
+        <w:rPr>
+          <w:color w:val="BCBEC4"/>
+        </w:rPr>
+        <w:t>StudyApp({</w:t>
+      </w:r>
+      <w:r>
+        <w:rPr>
+          <w:color w:val="CF8E6D"/>
+        </w:rPr>
+        <w:t>super</w:t>
+      </w:r>
+      <w:r>
+        <w:rPr>
+          <w:color w:val="BCBEC4"/>
+        </w:rPr>
+        <w:t>.key});</w:t>
+      </w:r>
+      <w:r>
+        <w:rPr>
+          <w:color w:val="BCBEC4"/>
+        </w:rPr>
+        <w:br/>
+      </w:r>
+      <w:r>
+        <w:rPr>
+          <w:color w:val="BCBEC4"/>
+        </w:rPr>
+        <w:br/>
+        <w:t xml:space="preserve">  </w:t>
+      </w:r>
+      <w:r>
+        <w:rPr>
+          <w:color w:val="B3AE60"/>
+        </w:rPr>
+        <w:t>@override</w:t>
+      </w:r>
+      <w:r>
+        <w:rPr>
+          <w:color w:val="B3AE60"/>
+        </w:rPr>
+        <w:br/>
+        <w:t xml:space="preserve">  </w:t>
+      </w:r>
+      <w:r>
+        <w:rPr>
+          <w:color w:val="BCBEC4"/>
+        </w:rPr>
+        <w:t xml:space="preserve">Widget </w:t>
+      </w:r>
+      <w:r>
+        <w:rPr>
+          <w:color w:val="57AAF7"/>
+        </w:rPr>
+        <w:t>build</w:t>
+      </w:r>
+      <w:r>
+        <w:rPr>
+          <w:color w:val="BCBEC4"/>
+        </w:rPr>
+        <w:t>(BuildContext context) {</w:t>
+      </w:r>
+      <w:r>
+        <w:rPr>
+          <w:color w:val="BCBEC4"/>
+        </w:rPr>
+        <w:br/>
+        <w:t xml:space="preserve">    </w:t>
+      </w:r>
+      <w:r>
+        <w:rPr>
+          <w:color w:val="CF8E6D"/>
+        </w:rPr>
+        <w:t xml:space="preserve">return </w:t>
+      </w:r>
+      <w:r>
+        <w:rPr>
+          <w:color w:val="57AAF7"/>
+        </w:rPr>
+        <w:t>MaterialApp</w:t>
+      </w:r>
+      <w:r>
+        <w:rPr>
+          <w:color w:val="BCBEC4"/>
+        </w:rPr>
+        <w:t>(</w:t>
+      </w:r>
+      <w:r>
+        <w:rPr>
+          <w:color w:val="BCBEC4"/>
+        </w:rPr>
+        <w:br/>
+        <w:t xml:space="preserve">      title: </w:t>
+      </w:r>
+      <w:r>
+        <w:rPr>
+          <w:color w:val="6AAB73"/>
+        </w:rPr>
+        <w:t>'StudySpace'</w:t>
+      </w:r>
+      <w:r>
+        <w:rPr>
+          <w:color w:val="BCBEC4"/>
+        </w:rPr>
+        <w:t>,</w:t>
+      </w:r>
+      <w:r>
+        <w:rPr>
+          <w:color w:val="BCBEC4"/>
+        </w:rPr>
+        <w:br/>
+        <w:t xml:space="preserve">      theme: </w:t>
+      </w:r>
+      <w:r>
+        <w:rPr>
+          <w:color w:val="57AAF7"/>
+        </w:rPr>
+        <w:t>ThemeData</w:t>
+      </w:r>
+      <w:r>
+        <w:rPr>
+          <w:color w:val="BCBEC4"/>
+        </w:rPr>
+        <w:t>(</w:t>
+      </w:r>
+      <w:r>
+        <w:rPr>
+          <w:color w:val="BCBEC4"/>
+        </w:rPr>
+        <w:br/>
+        <w:t xml:space="preserve">        primarySwatch: Colors.</w:t>
+      </w:r>
+      <w:r>
+        <w:rPr>
+          <w:i/>
+          <w:iCs/>
+          <w:color w:val="C77DBB"/>
+        </w:rPr>
+        <w:t>deepPurple</w:t>
+      </w:r>
+      <w:r>
+        <w:rPr>
+          <w:color w:val="BCBEC4"/>
+        </w:rPr>
+        <w:t>,</w:t>
+      </w:r>
+      <w:r>
+        <w:rPr>
+          <w:color w:val="BCBEC4"/>
+        </w:rPr>
+        <w:br/>
+        <w:t xml:space="preserve">        primaryColor: Colors.</w:t>
+      </w:r>
+      <w:r>
+        <w:rPr>
+          <w:i/>
+          <w:iCs/>
+          <w:color w:val="C77DBB"/>
+        </w:rPr>
+        <w:t>deepPurple</w:t>
+      </w:r>
+      <w:r>
+        <w:rPr>
+          <w:color w:val="BCBEC4"/>
+        </w:rPr>
+        <w:t>,</w:t>
+      </w:r>
+      <w:r>
+        <w:rPr>
+          <w:color w:val="BCBEC4"/>
+        </w:rPr>
+        <w:br/>
+        <w:t xml:space="preserve">        fontFamily: </w:t>
+      </w:r>
+      <w:r>
+        <w:rPr>
+          <w:color w:val="6AAB73"/>
+        </w:rPr>
+        <w:t>'Montserrat'</w:t>
+      </w:r>
+      <w:r>
+        <w:rPr>
+          <w:color w:val="BCBEC4"/>
+        </w:rPr>
+        <w:t>,</w:t>
+      </w:r>
+      <w:r>
+        <w:rPr>
+          <w:color w:val="BCBEC4"/>
+        </w:rPr>
+        <w:br/>
+        <w:t xml:space="preserve">        useMaterial3: </w:t>
+      </w:r>
+      <w:r>
+        <w:rPr>
+          <w:color w:val="CF8E6D"/>
+        </w:rPr>
+        <w:t>true</w:t>
+      </w:r>
+      <w:r>
+        <w:rPr>
+          <w:color w:val="BCBEC4"/>
+        </w:rPr>
+        <w:t>,</w:t>
+      </w:r>
+      <w:r>
+        <w:rPr>
+          <w:color w:val="BCBEC4"/>
+        </w:rPr>
+        <w:br/>
+      </w:r>
+      <w:r>
+        <w:rPr>
+          <w:color w:val="BCBEC4"/>
+        </w:rPr>
+        <w:br/>
+        <w:t xml:space="preserve">      ),</w:t>
+      </w:r>
+      <w:r>
+        <w:rPr>
+          <w:color w:val="BCBEC4"/>
+        </w:rPr>
+        <w:br/>
+        <w:t xml:space="preserve">      home: </w:t>
+      </w:r>
+      <w:r>
+        <w:rPr>
+          <w:color w:val="CF8E6D"/>
+        </w:rPr>
+        <w:t xml:space="preserve">const </w:t>
+      </w:r>
+      <w:r>
+        <w:rPr>
+          <w:color w:val="57AAF7"/>
+        </w:rPr>
+        <w:t>StudyHomePage</w:t>
+      </w:r>
+      <w:r>
+        <w:rPr>
+          <w:color w:val="BCBEC4"/>
+        </w:rPr>
+        <w:t>(),</w:t>
+      </w:r>
+      <w:r>
+        <w:rPr>
+          <w:color w:val="BCBEC4"/>
+        </w:rPr>
+        <w:br/>
+        <w:t xml:space="preserve">    );</w:t>
+      </w:r>
+      <w:r>
+        <w:rPr>
+          <w:color w:val="BCBEC4"/>
+        </w:rPr>
+        <w:br/>
+        <w:t xml:space="preserve">  }</w:t>
+      </w:r>
+      <w:r>
+        <w:rPr>
+          <w:color w:val="BCBEC4"/>
+        </w:rPr>
+        <w:br/>
+        <w:t>}</w:t>
+      </w:r>
+    </w:p>
+    <w:p>
+      <w:pPr>
+        <w:spacing w:after="200" w:line="276" w:lineRule="auto"/>
+        <w:rPr>
+          <w:rFonts w:asciiTheme="majorHAnsi" w:eastAsiaTheme="majorEastAsia" w:hAnsiTheme="majorHAnsi" w:cstheme="majorBidi"/>
+          <w:b/>
+          <w:bCs/>
+          <w:color w:val="2E74B5"/>
+          <w:sz w:val="26"/>
+          <w:szCs w:val="26"/>
+        </w:rPr>
+      </w:pPr>
+      <w:r>
+        <w:br w:type="page"/>
+      </w:r>
+    </w:p>
+    <w:p>
+      <w:pPr>
+        <w:pStyle w:val="Heading2"/>
+        <w:spacing w:before="240" w:after="120"/>
+      </w:pPr>
+      <w:bookmarkStart w:id="18" w:name="_Toc231689364"/>
+      <w:r>
+        <w:lastRenderedPageBreak/>
+        <w:t>Navigazione e passaggio dati</w:t>
+      </w:r>
+      <w:bookmarkEnd w:id="18"/>
+    </w:p>
+    <w:p>
+      <w:pPr>
+        <w:rPr>
+          <w:lang w:val="it-CH"/>
+        </w:rPr>
+      </w:pPr>
+      <w:r>
+        <w:rPr>
+          <w:lang w:val="it-CH"/>
+        </w:rPr>
+        <w:t>La home usa uno stato selectedIndex per decidere quale pagina mostrare. La stessa classe conserva anche la lista di flashcard generate e la passa alla schermata di visualizzazione.</w:t>
+      </w:r>
+    </w:p>
+    <w:p>
+      <w:pPr>
+        <w:rPr>
+          <w:lang w:val="it-CH"/>
+        </w:rPr>
+      </w:pPr>
+      <w:r>
+        <w:rPr>
+          <w:lang w:val="it-CH"/>
+        </w:rPr>
+        <w:t xml:space="preserve">(righe 20-34 di </w:t>
+      </w:r>
+      <w:bookmarkStart w:id="19" w:name="OLE_LINK3"/>
+      <w:r>
+        <w:rPr>
+          <w:lang w:val="it-CH"/>
+        </w:rPr>
+        <w:t>studyHomePage.dart</w:t>
+      </w:r>
+      <w:bookmarkEnd w:id="19"/>
+      <w:r>
+        <w:rPr>
+          <w:lang w:val="it-CH"/>
+        </w:rPr>
+        <w:t>)</w:t>
+      </w:r>
+    </w:p>
+    <w:p>
+      <w:pPr>
+        <w:pStyle w:val="HTMLPreformatted"/>
+        <w:shd w:val="clear" w:color="auto" w:fill="1E1F22"/>
+        <w:rPr>
+          <w:color w:val="BCBEC4"/>
+        </w:rPr>
+      </w:pPr>
+      <w:r>
+        <w:rPr>
+          <w:color w:val="BCBEC4"/>
+        </w:rPr>
+        <w:t xml:space="preserve">int </w:t>
+      </w:r>
+      <w:r>
+        <w:rPr>
+          <w:color w:val="C77DBB"/>
+        </w:rPr>
+        <w:t xml:space="preserve">selectedIndex </w:t>
+      </w:r>
+      <w:r>
+        <w:rPr>
+          <w:color w:val="BCBEC4"/>
+        </w:rPr>
+        <w:t xml:space="preserve">= </w:t>
+      </w:r>
+      <w:r>
+        <w:rPr>
+          <w:color w:val="2AACB8"/>
+        </w:rPr>
+        <w:t>0</w:t>
+      </w:r>
+      <w:r>
+        <w:rPr>
+          <w:color w:val="BCBEC4"/>
+        </w:rPr>
+        <w:t>;</w:t>
+      </w:r>
+      <w:r>
+        <w:rPr>
+          <w:color w:val="BCBEC4"/>
+        </w:rPr>
+        <w:br/>
+        <w:t xml:space="preserve">List </w:t>
+      </w:r>
+      <w:r>
+        <w:rPr>
+          <w:color w:val="C77DBB"/>
+        </w:rPr>
+        <w:t xml:space="preserve">_flashcards </w:t>
+      </w:r>
+      <w:r>
+        <w:rPr>
+          <w:color w:val="BCBEC4"/>
+        </w:rPr>
+        <w:t>= [];</w:t>
+      </w:r>
+      <w:r>
+        <w:rPr>
+          <w:color w:val="BCBEC4"/>
+        </w:rPr>
+        <w:br/>
+      </w:r>
+      <w:r>
+        <w:rPr>
+          <w:color w:val="BCBEC4"/>
+        </w:rPr>
+        <w:br/>
+      </w:r>
+      <w:r>
+        <w:rPr>
+          <w:color w:val="CF8E6D"/>
+        </w:rPr>
+        <w:t xml:space="preserve">void </w:t>
+      </w:r>
+      <w:r>
+        <w:rPr>
+          <w:color w:val="57AAF7"/>
+        </w:rPr>
+        <w:t>handleGoFlashcards</w:t>
+      </w:r>
+      <w:r>
+        <w:rPr>
+          <w:color w:val="BCBEC4"/>
+        </w:rPr>
+        <w:t>(List flashcards) {</w:t>
+      </w:r>
+      <w:r>
+        <w:rPr>
+          <w:color w:val="BCBEC4"/>
+        </w:rPr>
+        <w:br/>
+        <w:t xml:space="preserve">  setState(() {</w:t>
+      </w:r>
+      <w:r>
+        <w:rPr>
+          <w:color w:val="BCBEC4"/>
+        </w:rPr>
+        <w:br/>
+        <w:t xml:space="preserve">    </w:t>
+      </w:r>
+      <w:r>
+        <w:rPr>
+          <w:color w:val="C77DBB"/>
+        </w:rPr>
+        <w:t xml:space="preserve">_flashcards </w:t>
+      </w:r>
+      <w:r>
+        <w:rPr>
+          <w:color w:val="BCBEC4"/>
+        </w:rPr>
+        <w:t>= flashcards;</w:t>
+      </w:r>
+      <w:r>
+        <w:rPr>
+          <w:color w:val="BCBEC4"/>
+        </w:rPr>
+        <w:br/>
+        <w:t xml:space="preserve">    </w:t>
+      </w:r>
+      <w:r>
+        <w:rPr>
+          <w:color w:val="C77DBB"/>
+        </w:rPr>
+        <w:t xml:space="preserve">selectedIndex </w:t>
+      </w:r>
+      <w:r>
+        <w:rPr>
+          <w:color w:val="BCBEC4"/>
+        </w:rPr>
+        <w:t xml:space="preserve">= </w:t>
+      </w:r>
+      <w:r>
+        <w:rPr>
+          <w:color w:val="2AACB8"/>
+        </w:rPr>
+        <w:t>3</w:t>
+      </w:r>
+      <w:r>
+        <w:rPr>
+          <w:color w:val="BCBEC4"/>
+        </w:rPr>
+        <w:t>;</w:t>
+      </w:r>
+      <w:r>
+        <w:rPr>
+          <w:color w:val="BCBEC4"/>
+        </w:rPr>
+        <w:br/>
+        <w:t xml:space="preserve">  });</w:t>
+      </w:r>
+      <w:r>
+        <w:rPr>
+          <w:color w:val="BCBEC4"/>
+        </w:rPr>
+        <w:br/>
+        <w:t>}</w:t>
+      </w:r>
+      <w:r>
+        <w:rPr>
+          <w:color w:val="BCBEC4"/>
+        </w:rPr>
+        <w:br/>
+      </w:r>
+      <w:r>
+        <w:rPr>
+          <w:color w:val="BCBEC4"/>
+        </w:rPr>
+        <w:br/>
+      </w:r>
+      <w:r>
+        <w:rPr>
+          <w:color w:val="CF8E6D"/>
+        </w:rPr>
+        <w:t xml:space="preserve">void </w:t>
+      </w:r>
+      <w:r>
+        <w:rPr>
+          <w:color w:val="57AAF7"/>
+        </w:rPr>
+        <w:t>handleSelected</w:t>
+      </w:r>
+      <w:r>
+        <w:rPr>
+          <w:color w:val="BCBEC4"/>
+        </w:rPr>
+        <w:t>(int index) {</w:t>
+      </w:r>
+      <w:r>
+        <w:rPr>
+          <w:color w:val="BCBEC4"/>
+        </w:rPr>
+        <w:br/>
+        <w:t xml:space="preserve">  setState(() {</w:t>
+      </w:r>
+      <w:r>
+        <w:rPr>
+          <w:color w:val="BCBEC4"/>
+        </w:rPr>
+        <w:br/>
+        <w:t xml:space="preserve">    </w:t>
+      </w:r>
+      <w:r>
+        <w:rPr>
+          <w:color w:val="C77DBB"/>
+        </w:rPr>
+        <w:t xml:space="preserve">selectedIndex </w:t>
+      </w:r>
+      <w:r>
+        <w:rPr>
+          <w:color w:val="BCBEC4"/>
+        </w:rPr>
+        <w:t>= index;</w:t>
+      </w:r>
+      <w:r>
+        <w:rPr>
+          <w:color w:val="BCBEC4"/>
+        </w:rPr>
+        <w:br/>
+        <w:t xml:space="preserve">  });</w:t>
+      </w:r>
+      <w:r>
+        <w:rPr>
+          <w:color w:val="BCBEC4"/>
+        </w:rPr>
+        <w:br/>
+        <w:t>}</w:t>
+      </w:r>
+    </w:p>
+    <w:p>
+      <w:pPr>
+        <w:rPr>
+          <w:lang w:val="en-CH"/>
+        </w:rPr>
+      </w:pPr>
+    </w:p>
+    <w:p>
+      <w:pPr>
+        <w:rPr>
+          <w:lang w:val="it-CH"/>
+        </w:rPr>
+      </w:pPr>
+      <w:r>
+        <w:rPr>
+          <w:lang w:val="it-CH"/>
+        </w:rPr>
+        <w:t>IndexedStack mantiene le pagine nella stessa posizione e mostra solo quella selezionata. Questo evita una navigazione complessa e rende immediato il cambio tra Pomodoro, task, generazione e flashcard.</w:t>
+      </w:r>
+      <w:r>
+        <w:rPr>
+          <w:lang w:val="it-CH"/>
+        </w:rPr>
+        <w:t xml:space="preserve"> </w:t>
+      </w:r>
+    </w:p>
+    <w:p>
+      <w:pPr>
+        <w:rPr>
+          <w:lang w:val="en-GB"/>
+        </w:rPr>
+      </w:pPr>
+      <w:r>
+        <w:rPr>
+          <w:lang w:val="en-GB"/>
+        </w:rPr>
+        <w:t>(righe76</w:t>
+      </w:r>
+      <w:r>
+        <w:rPr>
+          <w:lang w:val="en-GB"/>
+        </w:rPr>
+        <w:t xml:space="preserve">-79 di </w:t>
+      </w:r>
+      <w:r>
+        <w:rPr>
+          <w:lang w:val="it-CH"/>
+        </w:rPr>
+        <w:t>studyHomePage.dart</w:t>
+      </w:r>
+      <w:r>
+        <w:rPr>
+          <w:lang w:val="en-GB"/>
+        </w:rPr>
+        <w:t>)</w:t>
+      </w:r>
+    </w:p>
+    <w:p>
+      <w:pPr>
+        <w:pStyle w:val="HTMLPreformatted"/>
+        <w:shd w:val="clear" w:color="auto" w:fill="1E1F22"/>
+        <w:rPr>
+          <w:color w:val="BCBEC4"/>
+        </w:rPr>
+      </w:pPr>
+      <w:r>
+        <w:rPr>
+          <w:color w:val="57AAF7"/>
+        </w:rPr>
+        <w:t>IndexedStack</w:t>
+      </w:r>
+      <w:r>
+        <w:rPr>
+          <w:color w:val="BCBEC4"/>
+        </w:rPr>
+        <w:t>(</w:t>
+      </w:r>
+      <w:r>
+        <w:rPr>
+          <w:color w:val="BCBEC4"/>
+        </w:rPr>
+        <w:br/>
+        <w:t xml:space="preserve">  index: </w:t>
+      </w:r>
+      <w:r>
+        <w:rPr>
+          <w:color w:val="C77DBB"/>
+        </w:rPr>
+        <w:t>selectedIndex</w:t>
+      </w:r>
+      <w:r>
+        <w:rPr>
+          <w:color w:val="BCBEC4"/>
+        </w:rPr>
+        <w:t>,</w:t>
+      </w:r>
+      <w:r>
+        <w:rPr>
+          <w:color w:val="BCBEC4"/>
+        </w:rPr>
+        <w:br/>
+        <w:t xml:space="preserve">  children: pages,</w:t>
+      </w:r>
+      <w:r>
+        <w:rPr>
+          <w:color w:val="BCBEC4"/>
+        </w:rPr>
+        <w:br/>
+        <w:t>),</w:t>
+      </w:r>
+    </w:p>
+    <w:p>
+      <w:pPr>
+        <w:spacing w:after="40"/>
+        <w:rPr>
+          <w:lang w:val="en-CH"/>
+        </w:rPr>
+      </w:pPr>
+    </w:p>
+    <w:p>
+      <w:pPr>
+        <w:spacing w:after="200" w:line="276" w:lineRule="auto"/>
+        <w:rPr>
+          <w:rFonts w:asciiTheme="majorHAnsi" w:eastAsiaTheme="majorEastAsia" w:hAnsiTheme="majorHAnsi" w:cstheme="majorBidi"/>
+          <w:b/>
+          <w:bCs/>
+          <w:color w:val="2E74B5"/>
+          <w:sz w:val="26"/>
+          <w:szCs w:val="26"/>
+          <w:lang w:val="en-GB"/>
+        </w:rPr>
+      </w:pPr>
+      <w:r>
+        <w:rPr>
+          <w:lang w:val="en-GB"/>
+        </w:rPr>
+        <w:br w:type="page"/>
+      </w:r>
+    </w:p>
+    <w:p>
+      <w:pPr>
+        <w:pStyle w:val="Heading2"/>
+        <w:spacing w:before="240" w:after="120"/>
+        <w:rPr>
+          <w:lang w:val="it-CH"/>
+        </w:rPr>
+      </w:pPr>
+      <w:bookmarkStart w:id="20" w:name="_Toc231689365"/>
+      <w:r>
+        <w:rPr>
+          <w:lang w:val="it-CH"/>
+        </w:rPr>
+        <w:lastRenderedPageBreak/>
+        <w:t>Generazione delle flashcard tramite API</w:t>
+      </w:r>
+      <w:bookmarkEnd w:id="20"/>
+    </w:p>
+    <w:p>
+      <w:pPr>
+        <w:rPr>
+          <w:lang w:val="it-CH"/>
+        </w:rPr>
+      </w:pPr>
+      <w:r>
+        <w:rPr>
+          <w:lang w:val="it-CH"/>
+        </w:rPr>
+        <w:t>ApiAccessCard legge il tema inserito dall'utente, invia una richiesta POST a Ollama e chiede al modello di rispondere solo con JSON valido. Dopo la risposta, il contenuto viene pulito, salvato in flashcards.json e convertito in una lista.</w:t>
+      </w:r>
+    </w:p>
     <w:tbl>
       <w:tblPr>
         <w:tblW w:w="0" w:type="auto"/>
@@ -5179,7 +6273,7 @@
                 <w:sz w:val="17"/>
                 <w:lang w:val="en-GB"/>
               </w:rPr>
-              <w:t>import '</w:t>
+              <w:t xml:space="preserve">final response = await </w:t>
             </w:r>
             <w:proofErr w:type="spellStart"/>
             <w:proofErr w:type="gramStart"/>
@@ -5190,7 +6284,7 @@
                 <w:sz w:val="17"/>
                 <w:lang w:val="en-GB"/>
               </w:rPr>
-              <w:t>package:flutter</w:t>
+              <w:t>http.post</w:t>
             </w:r>
             <w:proofErr w:type="spellEnd"/>
             <w:r>
@@ -5200,29 +6294,9 @@
                 <w:sz w:val="17"/>
                 <w:lang w:val="en-GB"/>
               </w:rPr>
-              <w:t>/</w:t>
-            </w:r>
-            <w:proofErr w:type="spellStart"/>
-            <w:r>
-              <w:rPr>
-                <w:rFonts w:ascii="Courier New" w:hAnsi="Courier New"/>
-                <w:color w:val="222222"/>
-                <w:sz w:val="17"/>
-                <w:lang w:val="en-GB"/>
-              </w:rPr>
-              <w:t>material.dart</w:t>
-            </w:r>
-            <w:proofErr w:type="spellEnd"/>
+              <w:t>(</w:t>
+            </w:r>
             <w:proofErr w:type="gramEnd"/>
-            <w:r>
-              <w:rPr>
-                <w:rFonts w:ascii="Courier New" w:hAnsi="Courier New"/>
-                <w:color w:val="222222"/>
-                <w:sz w:val="17"/>
-                <w:lang w:val="en-GB"/>
-              </w:rPr>
-              <w:t>';</w:t>
-            </w:r>
           </w:p>
           <w:p>
             <w:pPr>
@@ -5238,7 +6312,7 @@
                 <w:sz w:val="17"/>
                 <w:lang w:val="en-GB"/>
               </w:rPr>
-              <w:t>import 'app/</w:t>
+              <w:t xml:space="preserve">  </w:t>
             </w:r>
             <w:proofErr w:type="spellStart"/>
             <w:r>
@@ -5248,7 +6322,7 @@
                 <w:sz w:val="17"/>
                 <w:lang w:val="en-GB"/>
               </w:rPr>
-              <w:t>studyApp.dart</w:t>
+              <w:t>Uri.parse</w:t>
             </w:r>
             <w:proofErr w:type="spellEnd"/>
             <w:r>
@@ -5258,7 +6332,27 @@
                 <w:sz w:val="17"/>
                 <w:lang w:val="en-GB"/>
               </w:rPr>
-              <w:t>';</w:t>
+              <w:t>('http://localhost:11434/</w:t>
+            </w:r>
+            <w:proofErr w:type="spellStart"/>
+            <w:r>
+              <w:rPr>
+                <w:rFonts w:ascii="Courier New" w:hAnsi="Courier New"/>
+                <w:color w:val="222222"/>
+                <w:sz w:val="17"/>
+                <w:lang w:val="en-GB"/>
+              </w:rPr>
+              <w:t>api</w:t>
+            </w:r>
+            <w:proofErr w:type="spellEnd"/>
+            <w:r>
+              <w:rPr>
+                <w:rFonts w:ascii="Courier New" w:hAnsi="Courier New"/>
+                <w:color w:val="222222"/>
+                <w:sz w:val="17"/>
+                <w:lang w:val="en-GB"/>
+              </w:rPr>
+              <w:t>/chat'),</w:t>
             </w:r>
           </w:p>
           <w:p>
@@ -5268,6 +6362,35 @@
                 <w:lang w:val="en-GB"/>
               </w:rPr>
             </w:pPr>
+            <w:r>
+              <w:rPr>
+                <w:rFonts w:ascii="Courier New" w:hAnsi="Courier New"/>
+                <w:color w:val="222222"/>
+                <w:sz w:val="17"/>
+                <w:lang w:val="en-GB"/>
+              </w:rPr>
+              <w:t xml:space="preserve">  headers: {'Content-Type': 'application/</w:t>
+            </w:r>
+            <w:proofErr w:type="spellStart"/>
+            <w:r>
+              <w:rPr>
+                <w:rFonts w:ascii="Courier New" w:hAnsi="Courier New"/>
+                <w:color w:val="222222"/>
+                <w:sz w:val="17"/>
+                <w:lang w:val="en-GB"/>
+              </w:rPr>
+              <w:t>json</w:t>
+            </w:r>
+            <w:proofErr w:type="spellEnd"/>
+            <w:r>
+              <w:rPr>
+                <w:rFonts w:ascii="Courier New" w:hAnsi="Courier New"/>
+                <w:color w:val="222222"/>
+                <w:sz w:val="17"/>
+                <w:lang w:val="en-GB"/>
+              </w:rPr>
+              <w:t>'},</w:t>
+            </w:r>
           </w:p>
           <w:p>
             <w:pPr>
@@ -5283,8 +6406,9 @@
                 <w:sz w:val="17"/>
                 <w:lang w:val="en-GB"/>
               </w:rPr>
-              <w:t xml:space="preserve">void </w:t>
-            </w:r>
+              <w:t xml:space="preserve">  body: </w:t>
+            </w:r>
+            <w:proofErr w:type="spellStart"/>
             <w:proofErr w:type="gramStart"/>
             <w:r>
               <w:rPr>
@@ -5293,7 +6417,17 @@
                 <w:sz w:val="17"/>
                 <w:lang w:val="en-GB"/>
               </w:rPr>
-              <w:t>main(</w:t>
+              <w:t>jsonEncode</w:t>
+            </w:r>
+            <w:proofErr w:type="spellEnd"/>
+            <w:r>
+              <w:rPr>
+                <w:rFonts w:ascii="Courier New" w:hAnsi="Courier New"/>
+                <w:color w:val="222222"/>
+                <w:sz w:val="17"/>
+                <w:lang w:val="en-GB"/>
+              </w:rPr>
+              <w:t>(</w:t>
             </w:r>
             <w:proofErr w:type="gramEnd"/>
             <w:r>
@@ -5303,7 +6437,7 @@
                 <w:sz w:val="17"/>
                 <w:lang w:val="en-GB"/>
               </w:rPr>
-              <w:t>) {</w:t>
+              <w:t>{</w:t>
             </w:r>
           </w:p>
           <w:p>
@@ -5320,80 +6454,102 @@
                 <w:sz w:val="17"/>
                 <w:lang w:val="en-GB"/>
               </w:rPr>
-              <w:t xml:space="preserve">  </w:t>
-            </w:r>
-            <w:proofErr w:type="spellStart"/>
-            <w:proofErr w:type="gramStart"/>
-            <w:r>
-              <w:rPr>
-                <w:rFonts w:ascii="Courier New" w:hAnsi="Courier New"/>
-                <w:color w:val="222222"/>
-                <w:sz w:val="17"/>
-                <w:lang w:val="en-GB"/>
-              </w:rPr>
-              <w:t>runApp</w:t>
-            </w:r>
-            <w:proofErr w:type="spellEnd"/>
-            <w:r>
-              <w:rPr>
-                <w:rFonts w:ascii="Courier New" w:hAnsi="Courier New"/>
-                <w:color w:val="222222"/>
-                <w:sz w:val="17"/>
-                <w:lang w:val="en-GB"/>
-              </w:rPr>
-              <w:t>(</w:t>
-            </w:r>
-            <w:proofErr w:type="spellStart"/>
-            <w:proofErr w:type="gramEnd"/>
-            <w:r>
-              <w:rPr>
-                <w:rFonts w:ascii="Courier New" w:hAnsi="Courier New"/>
-                <w:color w:val="222222"/>
-                <w:sz w:val="17"/>
-                <w:lang w:val="en-GB"/>
-              </w:rPr>
-              <w:t>const</w:t>
-            </w:r>
-            <w:proofErr w:type="spellEnd"/>
-            <w:r>
-              <w:rPr>
-                <w:rFonts w:ascii="Courier New" w:hAnsi="Courier New"/>
-                <w:color w:val="222222"/>
-                <w:sz w:val="17"/>
-                <w:lang w:val="en-GB"/>
-              </w:rPr>
-              <w:t xml:space="preserve"> </w:t>
-            </w:r>
-            <w:proofErr w:type="spellStart"/>
-            <w:proofErr w:type="gramStart"/>
-            <w:r>
-              <w:rPr>
-                <w:rFonts w:ascii="Courier New" w:hAnsi="Courier New"/>
-                <w:color w:val="222222"/>
-                <w:sz w:val="17"/>
-                <w:lang w:val="en-GB"/>
-              </w:rPr>
-              <w:t>StudyApp</w:t>
-            </w:r>
-            <w:proofErr w:type="spellEnd"/>
-            <w:r>
-              <w:rPr>
-                <w:rFonts w:ascii="Courier New" w:hAnsi="Courier New"/>
-                <w:color w:val="222222"/>
-                <w:sz w:val="17"/>
-                <w:lang w:val="en-GB"/>
-              </w:rPr>
-              <w:t>(</w:t>
-            </w:r>
-            <w:proofErr w:type="gramEnd"/>
-            <w:r>
-              <w:rPr>
-                <w:rFonts w:ascii="Courier New" w:hAnsi="Courier New"/>
-                <w:color w:val="222222"/>
-                <w:sz w:val="17"/>
-                <w:lang w:val="en-GB"/>
-              </w:rPr>
-              <w:t>));</w:t>
+              <w:t xml:space="preserve">    </w:t>
+            </w:r>
+            <w:r>
+              <w:rPr>
+                <w:rFonts w:ascii="Courier New" w:hAnsi="Courier New"/>
+                <w:color w:val="222222"/>
+                <w:sz w:val="17"/>
+                <w:lang w:val="en-GB"/>
+              </w:rPr>
+              <w:t>"model": "gemma3n",</w:t>
+            </w:r>
+          </w:p>
+          <w:p>
+            <w:pPr>
+              <w:spacing w:after="0" w:line="240" w:lineRule="auto"/>
+              <w:rPr>
+                <w:lang w:val="en-GB"/>
+              </w:rPr>
+            </w:pPr>
+            <w:r>
+              <w:rPr>
+                <w:rFonts w:ascii="Courier New" w:hAnsi="Courier New"/>
+                <w:color w:val="222222"/>
+                <w:sz w:val="17"/>
+                <w:lang w:val="en-GB"/>
+              </w:rPr>
+              <w:t xml:space="preserve">    "stream": false,</w:t>
+            </w:r>
+          </w:p>
+          <w:p>
+            <w:pPr>
+              <w:spacing w:after="0" w:line="240" w:lineRule="auto"/>
+              <w:rPr>
+                <w:lang w:val="en-GB"/>
+              </w:rPr>
+            </w:pPr>
+            <w:r>
+              <w:rPr>
+                <w:rFonts w:ascii="Courier New" w:hAnsi="Courier New"/>
+                <w:color w:val="222222"/>
+                <w:sz w:val="17"/>
+                <w:lang w:val="en-GB"/>
+              </w:rPr>
+              <w:t xml:space="preserve">    "messages": [</w:t>
+            </w:r>
+          </w:p>
+          <w:p>
+            <w:pPr>
+              <w:spacing w:after="0" w:line="240" w:lineRule="auto"/>
+              <w:rPr>
+                <w:lang w:val="en-GB"/>
+              </w:rPr>
+            </w:pPr>
+            <w:r>
+              <w:rPr>
+                <w:rFonts w:ascii="Courier New" w:hAnsi="Courier New"/>
+                <w:color w:val="222222"/>
+                <w:sz w:val="17"/>
+                <w:lang w:val="en-GB"/>
+              </w:rPr>
+              <w:t xml:space="preserve">      </w:t>
+            </w:r>
+            <w:r>
+              <w:rPr>
+                <w:rFonts w:ascii="Courier New" w:hAnsi="Courier New"/>
+                <w:color w:val="222222"/>
+                <w:sz w:val="17"/>
+                <w:lang w:val="en-GB"/>
+              </w:rPr>
+              <w:t>{"role": "system", "content": "You are an assistant that generates educational flashcards."},</w:t>
+            </w:r>
+          </w:p>
+          <w:p>
+            <w:pPr>
+              <w:spacing w:after="0" w:line="240" w:lineRule="auto"/>
+              <w:rPr>
+                <w:lang w:val="it-CH"/>
+              </w:rPr>
+            </w:pPr>
+            <w:r>
+              <w:rPr>
+                <w:rFonts w:ascii="Courier New" w:hAnsi="Courier New"/>
+                <w:color w:val="222222"/>
+                <w:sz w:val="17"/>
+                <w:lang w:val="en-GB"/>
+              </w:rPr>
+              <w:t xml:space="preserve">      </w:t>
+            </w:r>
+            <w:r>
+              <w:rPr>
+                <w:rFonts w:ascii="Courier New" w:hAnsi="Courier New"/>
+                <w:color w:val="222222"/>
+                <w:sz w:val="17"/>
+                <w:lang w:val="it-CH"/>
+              </w:rPr>
+              <w:t>{"role": "user", "content": "Genera flashcard sul tema: $tema"}</w:t>
             </w:r>
           </w:p>
           <w:p>
@@ -5405,8 +6561,43 @@
                 <w:rFonts w:ascii="Courier New" w:hAnsi="Courier New"/>
                 <w:color w:val="222222"/>
                 <w:sz w:val="17"/>
-              </w:rPr>
-              <w:t>}</w:t>
+                <w:lang w:val="it-CH"/>
+              </w:rPr>
+              <w:t xml:space="preserve">    </w:t>
+            </w:r>
+            <w:r>
+              <w:rPr>
+                <w:rFonts w:ascii="Courier New" w:hAnsi="Courier New"/>
+                <w:color w:val="222222"/>
+                <w:sz w:val="17"/>
+              </w:rPr>
+              <w:t>]</w:t>
+            </w:r>
+          </w:p>
+          <w:p>
+            <w:pPr>
+              <w:spacing w:after="0" w:line="240" w:lineRule="auto"/>
+            </w:pPr>
+            <w:r>
+              <w:rPr>
+                <w:rFonts w:ascii="Courier New" w:hAnsi="Courier New"/>
+                <w:color w:val="222222"/>
+                <w:sz w:val="17"/>
+              </w:rPr>
+              <w:t xml:space="preserve">  }),</w:t>
+            </w:r>
+          </w:p>
+          <w:p>
+            <w:pPr>
+              <w:spacing w:after="0" w:line="240" w:lineRule="auto"/>
+            </w:pPr>
+            <w:r>
+              <w:rPr>
+                <w:rFonts w:ascii="Courier New" w:hAnsi="Courier New"/>
+                <w:color w:val="222222"/>
+                <w:sz w:val="17"/>
+              </w:rPr>
+              <w:t>);</w:t>
             </w:r>
           </w:p>
         </w:tc>
@@ -5419,26 +6610,15 @@
     </w:p>
     <w:p>
       <w:pPr>
-        <w:pStyle w:val="Heading2"/>
-        <w:spacing w:before="240" w:after="120"/>
-      </w:pPr>
-      <w:bookmarkStart w:id="17" w:name="_Toc231689363"/>
-      <w:r>
-        <w:t>Configurazione globale</w:t>
-      </w:r>
-      <w:bookmarkEnd w:id="17"/>
-    </w:p>
-    <w:p>
-      <w:pPr>
-        <w:rPr>
-          <w:lang w:val="it-CH"/>
-        </w:rPr>
-      </w:pPr>
-      <w:r>
-        <w:rPr>
-          <w:lang w:val="it-CH"/>
-        </w:rPr>
-        <w:t>StudyApp definisce il tema Material, il titolo dell'app e la pagina iniziale. In questo modo la configurazione generale rimane separata dalle schermate operative.</w:t>
+        <w:rPr>
+          <w:lang w:val="it-CH"/>
+        </w:rPr>
+      </w:pPr>
+      <w:r>
+        <w:rPr>
+          <w:lang w:val="it-CH"/>
+        </w:rPr>
+        <w:t>Questa parte mostra il passaggio da testo grezzo a dati usabili dall'app. decoded['flashcards'] viene passato alla callback goFlashcards, che nella home aggiorna lo stato e apre la pagina delle flashcard.</w:t>
       </w:r>
     </w:p>
     <w:tbl>
@@ -5485,7 +6665,7 @@
                 <w:sz w:val="17"/>
                 <w:lang w:val="en-GB"/>
               </w:rPr>
-              <w:t xml:space="preserve">class </w:t>
+              <w:t xml:space="preserve">final data = </w:t>
             </w:r>
             <w:proofErr w:type="spellStart"/>
             <w:r>
@@ -5495,7 +6675,7 @@
                 <w:sz w:val="17"/>
                 <w:lang w:val="en-GB"/>
               </w:rPr>
-              <w:t>StudyApp</w:t>
+              <w:t>jsonDecode</w:t>
             </w:r>
             <w:proofErr w:type="spellEnd"/>
             <w:r>
@@ -5505,27 +6685,29 @@
                 <w:sz w:val="17"/>
                 <w:lang w:val="en-GB"/>
               </w:rPr>
-              <w:t xml:space="preserve"> extends </w:t>
+              <w:t>(</w:t>
             </w:r>
             <w:proofErr w:type="spellStart"/>
-            <w:r>
-              <w:rPr>
-                <w:rFonts w:ascii="Courier New" w:hAnsi="Courier New"/>
-                <w:color w:val="222222"/>
-                <w:sz w:val="17"/>
-                <w:lang w:val="en-GB"/>
-              </w:rPr>
-              <w:t>StatelessWidget</w:t>
+            <w:proofErr w:type="gramStart"/>
+            <w:r>
+              <w:rPr>
+                <w:rFonts w:ascii="Courier New" w:hAnsi="Courier New"/>
+                <w:color w:val="222222"/>
+                <w:sz w:val="17"/>
+                <w:lang w:val="en-GB"/>
+              </w:rPr>
+              <w:t>response.body</w:t>
             </w:r>
             <w:proofErr w:type="spellEnd"/>
-            <w:r>
-              <w:rPr>
-                <w:rFonts w:ascii="Courier New" w:hAnsi="Courier New"/>
-                <w:color w:val="222222"/>
-                <w:sz w:val="17"/>
-                <w:lang w:val="en-GB"/>
-              </w:rPr>
-              <w:t xml:space="preserve"> {</w:t>
+            <w:proofErr w:type="gramEnd"/>
+            <w:r>
+              <w:rPr>
+                <w:rFonts w:ascii="Courier New" w:hAnsi="Courier New"/>
+                <w:color w:val="222222"/>
+                <w:sz w:val="17"/>
+                <w:lang w:val="en-GB"/>
+              </w:rPr>
+              <w:t>);</w:t>
             </w:r>
           </w:p>
           <w:p>
@@ -5542,7 +6724,54 @@
                 <w:sz w:val="17"/>
                 <w:lang w:val="en-GB"/>
               </w:rPr>
-              <w:t xml:space="preserve">  </w:t>
+              <w:t>String content = data['message</w:t>
+            </w:r>
+            <w:proofErr w:type="gramStart"/>
+            <w:r>
+              <w:rPr>
+                <w:rFonts w:ascii="Courier New" w:hAnsi="Courier New"/>
+                <w:color w:val="222222"/>
+                <w:sz w:val="17"/>
+                <w:lang w:val="en-GB"/>
+              </w:rPr>
+              <w:t>'][</w:t>
+            </w:r>
+            <w:proofErr w:type="gramEnd"/>
+            <w:r>
+              <w:rPr>
+                <w:rFonts w:ascii="Courier New" w:hAnsi="Courier New"/>
+                <w:color w:val="222222"/>
+                <w:sz w:val="17"/>
+                <w:lang w:val="en-GB"/>
+              </w:rPr>
+              <w:t>'content']</w:t>
+            </w:r>
+          </w:p>
+          <w:p>
+            <w:pPr>
+              <w:spacing w:after="0" w:line="240" w:lineRule="auto"/>
+              <w:rPr>
+                <w:lang w:val="en-GB"/>
+              </w:rPr>
+            </w:pPr>
+            <w:r>
+              <w:rPr>
+                <w:rFonts w:ascii="Courier New" w:hAnsi="Courier New"/>
+                <w:color w:val="222222"/>
+                <w:sz w:val="17"/>
+                <w:lang w:val="en-GB"/>
+              </w:rPr>
+              <w:t xml:space="preserve">    </w:t>
+            </w:r>
+            <w:proofErr w:type="gramStart"/>
+            <w:r>
+              <w:rPr>
+                <w:rFonts w:ascii="Courier New" w:hAnsi="Courier New"/>
+                <w:color w:val="222222"/>
+                <w:sz w:val="17"/>
+                <w:lang w:val="en-GB"/>
+              </w:rPr>
+              <w:t>.</w:t>
             </w:r>
             <w:proofErr w:type="spellStart"/>
             <w:r>
@@ -5552,17 +6781,18 @@
                 <w:sz w:val="17"/>
                 <w:lang w:val="en-GB"/>
               </w:rPr>
-              <w:t>const</w:t>
+              <w:t>replaceAll</w:t>
             </w:r>
             <w:proofErr w:type="spellEnd"/>
-            <w:r>
-              <w:rPr>
-                <w:rFonts w:ascii="Courier New" w:hAnsi="Courier New"/>
-                <w:color w:val="222222"/>
-                <w:sz w:val="17"/>
-                <w:lang w:val="en-GB"/>
-              </w:rPr>
-              <w:t xml:space="preserve"> </w:t>
+            <w:proofErr w:type="gramEnd"/>
+            <w:r>
+              <w:rPr>
+                <w:rFonts w:ascii="Courier New" w:hAnsi="Courier New"/>
+                <w:color w:val="222222"/>
+                <w:sz w:val="17"/>
+                <w:lang w:val="en-GB"/>
+              </w:rPr>
+              <w:t>('```</w:t>
             </w:r>
             <w:proofErr w:type="spellStart"/>
             <w:r>
@@ -5572,7 +6802,7 @@
                 <w:sz w:val="17"/>
                 <w:lang w:val="en-GB"/>
               </w:rPr>
-              <w:t>StudyApp</w:t>
+              <w:t>json</w:t>
             </w:r>
             <w:proofErr w:type="spellEnd"/>
             <w:r>
@@ -5582,7 +6812,34 @@
                 <w:sz w:val="17"/>
                 <w:lang w:val="en-GB"/>
               </w:rPr>
-              <w:t>({</w:t>
+              <w:t>', '')</w:t>
+            </w:r>
+          </w:p>
+          <w:p>
+            <w:pPr>
+              <w:spacing w:after="0" w:line="240" w:lineRule="auto"/>
+              <w:rPr>
+                <w:lang w:val="en-GB"/>
+              </w:rPr>
+            </w:pPr>
+            <w:r>
+              <w:rPr>
+                <w:rFonts w:ascii="Courier New" w:hAnsi="Courier New"/>
+                <w:color w:val="222222"/>
+                <w:sz w:val="17"/>
+                <w:lang w:val="en-GB"/>
+              </w:rPr>
+              <w:t xml:space="preserve">    </w:t>
+            </w:r>
+            <w:proofErr w:type="gramStart"/>
+            <w:r>
+              <w:rPr>
+                <w:rFonts w:ascii="Courier New" w:hAnsi="Courier New"/>
+                <w:color w:val="222222"/>
+                <w:sz w:val="17"/>
+                <w:lang w:val="en-GB"/>
+              </w:rPr>
+              <w:t>.</w:t>
             </w:r>
             <w:proofErr w:type="spellStart"/>
             <w:r>
@@ -5592,17 +6849,55 @@
                 <w:sz w:val="17"/>
                 <w:lang w:val="en-GB"/>
               </w:rPr>
-              <w:t>super.key</w:t>
+              <w:t>replaceAll</w:t>
             </w:r>
             <w:proofErr w:type="spellEnd"/>
-            <w:r>
-              <w:rPr>
-                <w:rFonts w:ascii="Courier New" w:hAnsi="Courier New"/>
-                <w:color w:val="222222"/>
-                <w:sz w:val="17"/>
-                <w:lang w:val="en-GB"/>
-              </w:rPr>
-              <w:t>});</w:t>
+            <w:proofErr w:type="gramEnd"/>
+            <w:r>
+              <w:rPr>
+                <w:rFonts w:ascii="Courier New" w:hAnsi="Courier New"/>
+                <w:color w:val="222222"/>
+                <w:sz w:val="17"/>
+                <w:lang w:val="en-GB"/>
+              </w:rPr>
+              <w:t>('```', '')</w:t>
+            </w:r>
+          </w:p>
+          <w:p>
+            <w:pPr>
+              <w:spacing w:after="0" w:line="240" w:lineRule="auto"/>
+              <w:rPr>
+                <w:lang w:val="en-GB"/>
+              </w:rPr>
+            </w:pPr>
+            <w:r>
+              <w:rPr>
+                <w:rFonts w:ascii="Courier New" w:hAnsi="Courier New"/>
+                <w:color w:val="222222"/>
+                <w:sz w:val="17"/>
+                <w:lang w:val="en-GB"/>
+              </w:rPr>
+              <w:t xml:space="preserve">    </w:t>
+            </w:r>
+            <w:proofErr w:type="gramStart"/>
+            <w:r>
+              <w:rPr>
+                <w:rFonts w:ascii="Courier New" w:hAnsi="Courier New"/>
+                <w:color w:val="222222"/>
+                <w:sz w:val="17"/>
+                <w:lang w:val="en-GB"/>
+              </w:rPr>
+              <w:t>.trim</w:t>
+            </w:r>
+            <w:proofErr w:type="gramEnd"/>
+            <w:r>
+              <w:rPr>
+                <w:rFonts w:ascii="Courier New" w:hAnsi="Courier New"/>
+                <w:color w:val="222222"/>
+                <w:sz w:val="17"/>
+                <w:lang w:val="en-GB"/>
+              </w:rPr>
+              <w:t>();</w:t>
             </w:r>
           </w:p>
           <w:p>
@@ -5627,7 +6922,27 @@
                 <w:sz w:val="17"/>
                 <w:lang w:val="en-GB"/>
               </w:rPr>
-              <w:t xml:space="preserve">  @override</w:t>
+              <w:t xml:space="preserve">final decoded = </w:t>
+            </w:r>
+            <w:proofErr w:type="spellStart"/>
+            <w:r>
+              <w:rPr>
+                <w:rFonts w:ascii="Courier New" w:hAnsi="Courier New"/>
+                <w:color w:val="222222"/>
+                <w:sz w:val="17"/>
+                <w:lang w:val="en-GB"/>
+              </w:rPr>
+              <w:t>jsonDecode</w:t>
+            </w:r>
+            <w:proofErr w:type="spellEnd"/>
+            <w:r>
+              <w:rPr>
+                <w:rFonts w:ascii="Courier New" w:hAnsi="Courier New"/>
+                <w:color w:val="222222"/>
+                <w:sz w:val="17"/>
+                <w:lang w:val="en-GB"/>
+              </w:rPr>
+              <w:t>(content);</w:t>
             </w:r>
           </w:p>
           <w:p>
@@ -5637,63 +6952,6 @@
                 <w:lang w:val="en-GB"/>
               </w:rPr>
             </w:pPr>
-            <w:r>
-              <w:rPr>
-                <w:rFonts w:ascii="Courier New" w:hAnsi="Courier New"/>
-                <w:color w:val="222222"/>
-                <w:sz w:val="17"/>
-                <w:lang w:val="en-GB"/>
-              </w:rPr>
-              <w:t xml:space="preserve">  Widget </w:t>
-            </w:r>
-            <w:proofErr w:type="gramStart"/>
-            <w:r>
-              <w:rPr>
-                <w:rFonts w:ascii="Courier New" w:hAnsi="Courier New"/>
-                <w:color w:val="222222"/>
-                <w:sz w:val="17"/>
-                <w:lang w:val="en-GB"/>
-              </w:rPr>
-              <w:t>build(</w:t>
-            </w:r>
-            <w:proofErr w:type="spellStart"/>
-            <w:proofErr w:type="gramEnd"/>
-            <w:r>
-              <w:rPr>
-                <w:rFonts w:ascii="Courier New" w:hAnsi="Courier New"/>
-                <w:color w:val="222222"/>
-                <w:sz w:val="17"/>
-                <w:lang w:val="en-GB"/>
-              </w:rPr>
-              <w:t>BuildContext</w:t>
-            </w:r>
-            <w:proofErr w:type="spellEnd"/>
-            <w:r>
-              <w:rPr>
-                <w:rFonts w:ascii="Courier New" w:hAnsi="Courier New"/>
-                <w:color w:val="222222"/>
-                <w:sz w:val="17"/>
-                <w:lang w:val="en-GB"/>
-              </w:rPr>
-              <w:t xml:space="preserve"> context) {</w:t>
-            </w:r>
-          </w:p>
-          <w:p>
-            <w:pPr>
-              <w:spacing w:after="0" w:line="240" w:lineRule="auto"/>
-              <w:rPr>
-                <w:lang w:val="en-GB"/>
-              </w:rPr>
-            </w:pPr>
-            <w:r>
-              <w:rPr>
-                <w:rFonts w:ascii="Courier New" w:hAnsi="Courier New"/>
-                <w:color w:val="222222"/>
-                <w:sz w:val="17"/>
-                <w:lang w:val="en-GB"/>
-              </w:rPr>
-              <w:t xml:space="preserve">    return </w:t>
-            </w:r>
             <w:proofErr w:type="spellStart"/>
             <w:proofErr w:type="gramStart"/>
             <w:r>
@@ -5703,35 +6961,18 @@
                 <w:sz w:val="17"/>
                 <w:lang w:val="en-GB"/>
               </w:rPr>
-              <w:t>MaterialApp</w:t>
+              <w:t>widget.goFlashcards</w:t>
             </w:r>
             <w:proofErr w:type="spellEnd"/>
-            <w:r>
-              <w:rPr>
-                <w:rFonts w:ascii="Courier New" w:hAnsi="Courier New"/>
-                <w:color w:val="222222"/>
-                <w:sz w:val="17"/>
-                <w:lang w:val="en-GB"/>
-              </w:rPr>
-              <w:t>(</w:t>
-            </w:r>
             <w:proofErr w:type="gramEnd"/>
-          </w:p>
-          <w:p>
-            <w:pPr>
-              <w:spacing w:after="0" w:line="240" w:lineRule="auto"/>
-              <w:rPr>
-                <w:lang w:val="en-GB"/>
-              </w:rPr>
-            </w:pPr>
-            <w:r>
-              <w:rPr>
-                <w:rFonts w:ascii="Courier New" w:hAnsi="Courier New"/>
-                <w:color w:val="222222"/>
-                <w:sz w:val="17"/>
-                <w:lang w:val="en-GB"/>
-              </w:rPr>
-              <w:t xml:space="preserve">      title: '</w:t>
+            <w:r>
+              <w:rPr>
+                <w:rFonts w:ascii="Courier New" w:hAnsi="Courier New"/>
+                <w:color w:val="222222"/>
+                <w:sz w:val="17"/>
+                <w:lang w:val="en-GB"/>
+              </w:rPr>
+              <w:t>(decoded['</w:t>
             </w:r>
             <w:proofErr w:type="spellStart"/>
             <w:r>
@@ -5741,7 +6982,7 @@
                 <w:sz w:val="17"/>
                 <w:lang w:val="en-GB"/>
               </w:rPr>
-              <w:t>StudySpace</w:t>
+              <w:t>flashcards'</w:t>
             </w:r>
             <w:proofErr w:type="spellEnd"/>
             <w:r>
@@ -5751,347 +6992,7 @@
                 <w:sz w:val="17"/>
                 <w:lang w:val="en-GB"/>
               </w:rPr>
-              <w:t>',</w:t>
-            </w:r>
-          </w:p>
-          <w:p>
-            <w:pPr>
-              <w:spacing w:after="0" w:line="240" w:lineRule="auto"/>
-              <w:rPr>
-                <w:lang w:val="en-GB"/>
-              </w:rPr>
-            </w:pPr>
-            <w:r>
-              <w:rPr>
-                <w:rFonts w:ascii="Courier New" w:hAnsi="Courier New"/>
-                <w:color w:val="222222"/>
-                <w:sz w:val="17"/>
-                <w:lang w:val="en-GB"/>
-              </w:rPr>
-              <w:t xml:space="preserve">      theme: </w:t>
-            </w:r>
-            <w:proofErr w:type="spellStart"/>
-            <w:proofErr w:type="gramStart"/>
-            <w:r>
-              <w:rPr>
-                <w:rFonts w:ascii="Courier New" w:hAnsi="Courier New"/>
-                <w:color w:val="222222"/>
-                <w:sz w:val="17"/>
-                <w:lang w:val="en-GB"/>
-              </w:rPr>
-              <w:t>ThemeData</w:t>
-            </w:r>
-            <w:proofErr w:type="spellEnd"/>
-            <w:r>
-              <w:rPr>
-                <w:rFonts w:ascii="Courier New" w:hAnsi="Courier New"/>
-                <w:color w:val="222222"/>
-                <w:sz w:val="17"/>
-                <w:lang w:val="en-GB"/>
-              </w:rPr>
-              <w:t>(</w:t>
-            </w:r>
-            <w:proofErr w:type="gramEnd"/>
-          </w:p>
-          <w:p>
-            <w:pPr>
-              <w:spacing w:after="0" w:line="240" w:lineRule="auto"/>
-              <w:rPr>
-                <w:lang w:val="en-GB"/>
-              </w:rPr>
-            </w:pPr>
-            <w:r>
-              <w:rPr>
-                <w:rFonts w:ascii="Courier New" w:hAnsi="Courier New"/>
-                <w:color w:val="222222"/>
-                <w:sz w:val="17"/>
-                <w:lang w:val="en-GB"/>
-              </w:rPr>
-              <w:t xml:space="preserve">        </w:t>
-            </w:r>
-            <w:proofErr w:type="spellStart"/>
-            <w:r>
-              <w:rPr>
-                <w:rFonts w:ascii="Courier New" w:hAnsi="Courier New"/>
-                <w:color w:val="222222"/>
-                <w:sz w:val="17"/>
-                <w:lang w:val="en-GB"/>
-              </w:rPr>
-              <w:t>primarySwatch</w:t>
-            </w:r>
-            <w:proofErr w:type="spellEnd"/>
-            <w:r>
-              <w:rPr>
-                <w:rFonts w:ascii="Courier New" w:hAnsi="Courier New"/>
-                <w:color w:val="222222"/>
-                <w:sz w:val="17"/>
-                <w:lang w:val="en-GB"/>
-              </w:rPr>
-              <w:t xml:space="preserve">: </w:t>
-            </w:r>
-            <w:proofErr w:type="spellStart"/>
-            <w:r>
-              <w:rPr>
-                <w:rFonts w:ascii="Courier New" w:hAnsi="Courier New"/>
-                <w:color w:val="222222"/>
-                <w:sz w:val="17"/>
-                <w:lang w:val="en-GB"/>
-              </w:rPr>
-              <w:t>Colors.deepPurple</w:t>
-            </w:r>
-            <w:proofErr w:type="spellEnd"/>
-            <w:r>
-              <w:rPr>
-                <w:rFonts w:ascii="Courier New" w:hAnsi="Courier New"/>
-                <w:color w:val="222222"/>
-                <w:sz w:val="17"/>
-                <w:lang w:val="en-GB"/>
-              </w:rPr>
-              <w:t>,</w:t>
-            </w:r>
-          </w:p>
-          <w:p>
-            <w:pPr>
-              <w:spacing w:after="0" w:line="240" w:lineRule="auto"/>
-              <w:rPr>
-                <w:lang w:val="en-GB"/>
-              </w:rPr>
-            </w:pPr>
-            <w:r>
-              <w:rPr>
-                <w:rFonts w:ascii="Courier New" w:hAnsi="Courier New"/>
-                <w:color w:val="222222"/>
-                <w:sz w:val="17"/>
-                <w:lang w:val="en-GB"/>
-              </w:rPr>
-              <w:t xml:space="preserve">        </w:t>
-            </w:r>
-            <w:proofErr w:type="spellStart"/>
-            <w:r>
-              <w:rPr>
-                <w:rFonts w:ascii="Courier New" w:hAnsi="Courier New"/>
-                <w:color w:val="222222"/>
-                <w:sz w:val="17"/>
-                <w:lang w:val="en-GB"/>
-              </w:rPr>
-              <w:t>primaryColor</w:t>
-            </w:r>
-            <w:proofErr w:type="spellEnd"/>
-            <w:r>
-              <w:rPr>
-                <w:rFonts w:ascii="Courier New" w:hAnsi="Courier New"/>
-                <w:color w:val="222222"/>
-                <w:sz w:val="17"/>
-                <w:lang w:val="en-GB"/>
-              </w:rPr>
-              <w:t xml:space="preserve">: </w:t>
-            </w:r>
-            <w:proofErr w:type="spellStart"/>
-            <w:r>
-              <w:rPr>
-                <w:rFonts w:ascii="Courier New" w:hAnsi="Courier New"/>
-                <w:color w:val="222222"/>
-                <w:sz w:val="17"/>
-                <w:lang w:val="en-GB"/>
-              </w:rPr>
-              <w:t>Colors.deepPurple</w:t>
-            </w:r>
-            <w:proofErr w:type="spellEnd"/>
-            <w:r>
-              <w:rPr>
-                <w:rFonts w:ascii="Courier New" w:hAnsi="Courier New"/>
-                <w:color w:val="222222"/>
-                <w:sz w:val="17"/>
-                <w:lang w:val="en-GB"/>
-              </w:rPr>
-              <w:t>,</w:t>
-            </w:r>
-          </w:p>
-          <w:p>
-            <w:pPr>
-              <w:spacing w:after="0" w:line="240" w:lineRule="auto"/>
-              <w:rPr>
-                <w:lang w:val="en-GB"/>
-              </w:rPr>
-            </w:pPr>
-            <w:r>
-              <w:rPr>
-                <w:rFonts w:ascii="Courier New" w:hAnsi="Courier New"/>
-                <w:color w:val="222222"/>
-                <w:sz w:val="17"/>
-                <w:lang w:val="en-GB"/>
-              </w:rPr>
-              <w:t xml:space="preserve">        </w:t>
-            </w:r>
-            <w:proofErr w:type="spellStart"/>
-            <w:r>
-              <w:rPr>
-                <w:rFonts w:ascii="Courier New" w:hAnsi="Courier New"/>
-                <w:color w:val="222222"/>
-                <w:sz w:val="17"/>
-                <w:lang w:val="en-GB"/>
-              </w:rPr>
-              <w:t>fontFamily</w:t>
-            </w:r>
-            <w:proofErr w:type="spellEnd"/>
-            <w:r>
-              <w:rPr>
-                <w:rFonts w:ascii="Courier New" w:hAnsi="Courier New"/>
-                <w:color w:val="222222"/>
-                <w:sz w:val="17"/>
-                <w:lang w:val="en-GB"/>
-              </w:rPr>
-              <w:t>: 'Montserrat',</w:t>
-            </w:r>
-          </w:p>
-          <w:p>
-            <w:pPr>
-              <w:spacing w:after="0" w:line="240" w:lineRule="auto"/>
-              <w:rPr>
-                <w:lang w:val="en-GB"/>
-              </w:rPr>
-            </w:pPr>
-            <w:r>
-              <w:rPr>
-                <w:rFonts w:ascii="Courier New" w:hAnsi="Courier New"/>
-                <w:color w:val="222222"/>
-                <w:sz w:val="17"/>
-                <w:lang w:val="en-GB"/>
-              </w:rPr>
-              <w:t xml:space="preserve">        useMaterial3: true,</w:t>
-            </w:r>
-          </w:p>
-          <w:p>
-            <w:pPr>
-              <w:spacing w:after="0" w:line="240" w:lineRule="auto"/>
-              <w:rPr>
-                <w:lang w:val="en-GB"/>
-              </w:rPr>
-            </w:pPr>
-            <w:r>
-              <w:rPr>
-                <w:rFonts w:ascii="Courier New" w:hAnsi="Courier New"/>
-                <w:color w:val="222222"/>
-                <w:sz w:val="17"/>
-                <w:lang w:val="en-GB"/>
-              </w:rPr>
-              <w:t xml:space="preserve">      ),</w:t>
-            </w:r>
-          </w:p>
-          <w:p>
-            <w:pPr>
-              <w:spacing w:after="0" w:line="240" w:lineRule="auto"/>
-              <w:rPr>
-                <w:lang w:val="en-GB"/>
-              </w:rPr>
-            </w:pPr>
-            <w:r>
-              <w:rPr>
-                <w:rFonts w:ascii="Courier New" w:hAnsi="Courier New"/>
-                <w:color w:val="222222"/>
-                <w:sz w:val="17"/>
-                <w:lang w:val="en-GB"/>
-              </w:rPr>
-              <w:t xml:space="preserve">      home: </w:t>
-            </w:r>
-            <w:proofErr w:type="spellStart"/>
-            <w:r>
-              <w:rPr>
-                <w:rFonts w:ascii="Courier New" w:hAnsi="Courier New"/>
-                <w:color w:val="222222"/>
-                <w:sz w:val="17"/>
-                <w:lang w:val="en-GB"/>
-              </w:rPr>
-              <w:t>const</w:t>
-            </w:r>
-            <w:proofErr w:type="spellEnd"/>
-            <w:r>
-              <w:rPr>
-                <w:rFonts w:ascii="Courier New" w:hAnsi="Courier New"/>
-                <w:color w:val="222222"/>
-                <w:sz w:val="17"/>
-                <w:lang w:val="en-GB"/>
-              </w:rPr>
-              <w:t xml:space="preserve"> </w:t>
-            </w:r>
-            <w:proofErr w:type="spellStart"/>
-            <w:proofErr w:type="gramStart"/>
-            <w:r>
-              <w:rPr>
-                <w:rFonts w:ascii="Courier New" w:hAnsi="Courier New"/>
-                <w:color w:val="222222"/>
-                <w:sz w:val="17"/>
-                <w:lang w:val="en-GB"/>
-              </w:rPr>
-              <w:t>StudyHomePage</w:t>
-            </w:r>
-            <w:proofErr w:type="spellEnd"/>
-            <w:r>
-              <w:rPr>
-                <w:rFonts w:ascii="Courier New" w:hAnsi="Courier New"/>
-                <w:color w:val="222222"/>
-                <w:sz w:val="17"/>
-                <w:lang w:val="en-GB"/>
-              </w:rPr>
-              <w:t>(</w:t>
-            </w:r>
-            <w:proofErr w:type="gramEnd"/>
-            <w:r>
-              <w:rPr>
-                <w:rFonts w:ascii="Courier New" w:hAnsi="Courier New"/>
-                <w:color w:val="222222"/>
-                <w:sz w:val="17"/>
-                <w:lang w:val="en-GB"/>
-              </w:rPr>
-              <w:t>),</w:t>
-            </w:r>
-          </w:p>
-          <w:p>
-            <w:pPr>
-              <w:spacing w:after="0" w:line="240" w:lineRule="auto"/>
-            </w:pPr>
-            <w:r>
-              <w:rPr>
-                <w:rFonts w:ascii="Courier New" w:hAnsi="Courier New"/>
-                <w:color w:val="222222"/>
-                <w:sz w:val="17"/>
-                <w:lang w:val="en-GB"/>
-              </w:rPr>
-              <w:t xml:space="preserve">    </w:t>
-            </w:r>
-            <w:r>
-              <w:rPr>
-                <w:rFonts w:ascii="Courier New" w:hAnsi="Courier New"/>
-                <w:color w:val="222222"/>
-                <w:sz w:val="17"/>
-              </w:rPr>
-              <w:t>);</w:t>
-            </w:r>
-          </w:p>
-          <w:p>
-            <w:pPr>
-              <w:spacing w:after="0" w:line="240" w:lineRule="auto"/>
-            </w:pPr>
-            <w:r>
-              <w:rPr>
-                <w:rFonts w:ascii="Courier New" w:hAnsi="Courier New"/>
-                <w:color w:val="222222"/>
-                <w:sz w:val="17"/>
-              </w:rPr>
-              <w:t xml:space="preserve">  }</w:t>
-            </w:r>
-          </w:p>
-          <w:p>
-            <w:pPr>
-              <w:spacing w:after="0" w:line="240" w:lineRule="auto"/>
-            </w:pPr>
-            <w:r>
-              <w:rPr>
-                <w:rFonts w:ascii="Courier New" w:hAnsi="Courier New"/>
-                <w:color w:val="222222"/>
-                <w:sz w:val="17"/>
-              </w:rPr>
-              <w:t>}</w:t>
+              <w:t>] as List);</w:t>
             </w:r>
           </w:p>
         </w:tc>
@@ -6100,6 +7001,9 @@
     <w:p>
       <w:pPr>
         <w:spacing w:after="40"/>
+        <w:rPr>
+          <w:lang w:val="en-GB"/>
+        </w:rPr>
       </w:pPr>
     </w:p>
     <w:p>
@@ -6112,9 +7016,13 @@
           <w:color w:val="2E74B5"/>
           <w:sz w:val="26"/>
           <w:szCs w:val="26"/>
-        </w:rPr>
-      </w:pPr>
-      <w:r>
+          <w:lang w:val="en-GB"/>
+        </w:rPr>
+      </w:pPr>
+      <w:r>
+        <w:rPr>
+          <w:lang w:val="en-GB"/>
+        </w:rPr>
         <w:br w:type="page"/>
       </w:r>
     </w:p>
@@ -6122,25 +7030,31 @@
       <w:pPr>
         <w:pStyle w:val="Heading2"/>
         <w:spacing w:before="240" w:after="120"/>
-      </w:pPr>
-      <w:bookmarkStart w:id="18" w:name="_Toc231689364"/>
-      <w:r>
+        <w:rPr>
+          <w:lang w:val="it-CH"/>
+        </w:rPr>
+      </w:pPr>
+      <w:bookmarkStart w:id="21" w:name="_Toc231689366"/>
+      <w:r>
+        <w:rPr>
+          <w:lang w:val="it-CH"/>
+        </w:rPr>
         <w:lastRenderedPageBreak/>
-        <w:t>Navigazione e passaggio dati</w:t>
-      </w:r>
-      <w:bookmarkEnd w:id="18"/>
-    </w:p>
-    <w:p>
-      <w:pPr>
-        <w:rPr>
-          <w:lang w:val="it-CH"/>
-        </w:rPr>
-      </w:pPr>
-      <w:r>
-        <w:rPr>
-          <w:lang w:val="it-CH"/>
-        </w:rPr>
-        <w:t>La home usa uno stato selectedIndex per decidere quale pagina mostrare. La stessa classe conserva anche la lista di flashcard generate e la passa alla schermata di visualizzazione.</w:t>
+        <w:t>Visualizzazione delle flashcard</w:t>
+      </w:r>
+      <w:bookmarkEnd w:id="21"/>
+    </w:p>
+    <w:p>
+      <w:pPr>
+        <w:rPr>
+          <w:lang w:val="it-CH"/>
+        </w:rPr>
+      </w:pPr>
+      <w:r>
+        <w:rPr>
+          <w:lang w:val="it-CH"/>
+        </w:rPr>
+        <w:t>FlashcardCard riceve la lista e usa currentIndex per sapere quale carta mostrare. Quando la lista cambia, didUpdateWidget rimette l'indice a zero, evitando che l'app provi ad aprire una carta non presente nella nuova lista.</w:t>
       </w:r>
     </w:p>
     <w:tbl>
@@ -6187,27 +7101,7 @@
                 <w:sz w:val="17"/>
                 <w:lang w:val="en-GB"/>
               </w:rPr>
-              <w:t xml:space="preserve">int </w:t>
-            </w:r>
-            <w:proofErr w:type="spellStart"/>
-            <w:r>
-              <w:rPr>
-                <w:rFonts w:ascii="Courier New" w:hAnsi="Courier New"/>
-                <w:color w:val="222222"/>
-                <w:sz w:val="17"/>
-                <w:lang w:val="en-GB"/>
-              </w:rPr>
-              <w:t>selectedIndex</w:t>
-            </w:r>
-            <w:proofErr w:type="spellEnd"/>
-            <w:r>
-              <w:rPr>
-                <w:rFonts w:ascii="Courier New" w:hAnsi="Courier New"/>
-                <w:color w:val="222222"/>
-                <w:sz w:val="17"/>
-                <w:lang w:val="en-GB"/>
-              </w:rPr>
-              <w:t xml:space="preserve"> = 0;</w:t>
+              <w:t>@override</w:t>
             </w:r>
           </w:p>
           <w:p>
@@ -6224,7 +7118,69 @@
                 <w:sz w:val="17"/>
                 <w:lang w:val="en-GB"/>
               </w:rPr>
-              <w:t>List _flashcards = [];</w:t>
+              <w:t xml:space="preserve">void </w:t>
+            </w:r>
+            <w:proofErr w:type="spellStart"/>
+            <w:proofErr w:type="gramStart"/>
+            <w:r>
+              <w:rPr>
+                <w:rFonts w:ascii="Courier New" w:hAnsi="Courier New"/>
+                <w:color w:val="222222"/>
+                <w:sz w:val="17"/>
+                <w:lang w:val="en-GB"/>
+              </w:rPr>
+              <w:t>didUpdateWidget</w:t>
+            </w:r>
+            <w:proofErr w:type="spellEnd"/>
+            <w:r>
+              <w:rPr>
+                <w:rFonts w:ascii="Courier New" w:hAnsi="Courier New"/>
+                <w:color w:val="222222"/>
+                <w:sz w:val="17"/>
+                <w:lang w:val="en-GB"/>
+              </w:rPr>
+              <w:t>(</w:t>
+            </w:r>
+            <w:proofErr w:type="spellStart"/>
+            <w:proofErr w:type="gramEnd"/>
+            <w:r>
+              <w:rPr>
+                <w:rFonts w:ascii="Courier New" w:hAnsi="Courier New"/>
+                <w:color w:val="222222"/>
+                <w:sz w:val="17"/>
+                <w:lang w:val="en-GB"/>
+              </w:rPr>
+              <w:t>FlashcardCard</w:t>
+            </w:r>
+            <w:proofErr w:type="spellEnd"/>
+            <w:r>
+              <w:rPr>
+                <w:rFonts w:ascii="Courier New" w:hAnsi="Courier New"/>
+                <w:color w:val="222222"/>
+                <w:sz w:val="17"/>
+                <w:lang w:val="en-GB"/>
+              </w:rPr>
+              <w:t xml:space="preserve"> </w:t>
+            </w:r>
+            <w:proofErr w:type="spellStart"/>
+            <w:r>
+              <w:rPr>
+                <w:rFonts w:ascii="Courier New" w:hAnsi="Courier New"/>
+                <w:color w:val="222222"/>
+                <w:sz w:val="17"/>
+                <w:lang w:val="en-GB"/>
+              </w:rPr>
+              <w:t>oldWidget</w:t>
+            </w:r>
+            <w:proofErr w:type="spellEnd"/>
+            <w:r>
+              <w:rPr>
+                <w:rFonts w:ascii="Courier New" w:hAnsi="Courier New"/>
+                <w:color w:val="222222"/>
+                <w:sz w:val="17"/>
+                <w:lang w:val="en-GB"/>
+              </w:rPr>
+              <w:t>) {</w:t>
             </w:r>
           </w:p>
           <w:p>
@@ -6234,6 +7190,57 @@
                 <w:lang w:val="en-GB"/>
               </w:rPr>
             </w:pPr>
+            <w:r>
+              <w:rPr>
+                <w:rFonts w:ascii="Courier New" w:hAnsi="Courier New"/>
+                <w:color w:val="222222"/>
+                <w:sz w:val="17"/>
+                <w:lang w:val="en-GB"/>
+              </w:rPr>
+              <w:t xml:space="preserve">  </w:t>
+            </w:r>
+            <w:proofErr w:type="spellStart"/>
+            <w:proofErr w:type="gramStart"/>
+            <w:r>
+              <w:rPr>
+                <w:rFonts w:ascii="Courier New" w:hAnsi="Courier New"/>
+                <w:color w:val="222222"/>
+                <w:sz w:val="17"/>
+                <w:lang w:val="en-GB"/>
+              </w:rPr>
+              <w:t>super.didUpdateWidget</w:t>
+            </w:r>
+            <w:proofErr w:type="spellEnd"/>
+            <w:proofErr w:type="gramEnd"/>
+            <w:r>
+              <w:rPr>
+                <w:rFonts w:ascii="Courier New" w:hAnsi="Courier New"/>
+                <w:color w:val="222222"/>
+                <w:sz w:val="17"/>
+                <w:lang w:val="en-GB"/>
+              </w:rPr>
+              <w:t>(</w:t>
+            </w:r>
+            <w:proofErr w:type="spellStart"/>
+            <w:r>
+              <w:rPr>
+                <w:rFonts w:ascii="Courier New" w:hAnsi="Courier New"/>
+                <w:color w:val="222222"/>
+                <w:sz w:val="17"/>
+                <w:lang w:val="en-GB"/>
+              </w:rPr>
+              <w:t>oldWidget</w:t>
+            </w:r>
+            <w:proofErr w:type="spellEnd"/>
+            <w:r>
+              <w:rPr>
+                <w:rFonts w:ascii="Courier New" w:hAnsi="Courier New"/>
+                <w:color w:val="222222"/>
+                <w:sz w:val="17"/>
+                <w:lang w:val="en-GB"/>
+              </w:rPr>
+              <w:t>);</w:t>
+            </w:r>
           </w:p>
           <w:p>
             <w:pPr>
@@ -6249,7 +7256,7 @@
                 <w:sz w:val="17"/>
                 <w:lang w:val="en-GB"/>
               </w:rPr>
-              <w:t xml:space="preserve">void </w:t>
+              <w:t xml:space="preserve">  if (</w:t>
             </w:r>
             <w:proofErr w:type="spellStart"/>
             <w:proofErr w:type="gramStart"/>
@@ -6260,7 +7267,7 @@
                 <w:sz w:val="17"/>
                 <w:lang w:val="en-GB"/>
               </w:rPr>
-              <w:t>handleGoFlashcards</w:t>
+              <w:t>oldWidget.flashcards</w:t>
             </w:r>
             <w:proofErr w:type="spellEnd"/>
             <w:r>
@@ -6270,7 +7277,7 @@
                 <w:sz w:val="17"/>
                 <w:lang w:val="en-GB"/>
               </w:rPr>
-              <w:t>(</w:t>
+              <w:t xml:space="preserve"> !</w:t>
             </w:r>
             <w:proofErr w:type="gramEnd"/>
             <w:r>
@@ -6280,7 +7287,29 @@
                 <w:sz w:val="17"/>
                 <w:lang w:val="en-GB"/>
               </w:rPr>
-              <w:t>List flashcards) {</w:t>
+              <w:t xml:space="preserve">= </w:t>
+            </w:r>
+            <w:proofErr w:type="spellStart"/>
+            <w:proofErr w:type="gramStart"/>
+            <w:r>
+              <w:rPr>
+                <w:rFonts w:ascii="Courier New" w:hAnsi="Courier New"/>
+                <w:color w:val="222222"/>
+                <w:sz w:val="17"/>
+                <w:lang w:val="en-GB"/>
+              </w:rPr>
+              <w:t>widget.flashcards</w:t>
+            </w:r>
+            <w:proofErr w:type="spellEnd"/>
+            <w:proofErr w:type="gramEnd"/>
+            <w:r>
+              <w:rPr>
+                <w:rFonts w:ascii="Courier New" w:hAnsi="Courier New"/>
+                <w:color w:val="222222"/>
+                <w:sz w:val="17"/>
+                <w:lang w:val="en-GB"/>
+              </w:rPr>
+              <w:t>) {</w:t>
             </w:r>
           </w:p>
           <w:p>
@@ -6294,7 +7323,7 @@
                 <w:sz w:val="17"/>
                 <w:lang w:val="en-GB"/>
               </w:rPr>
-              <w:t xml:space="preserve">  </w:t>
+              <w:t xml:space="preserve">    </w:t>
             </w:r>
             <w:proofErr w:type="spellStart"/>
             <w:proofErr w:type="gramStart"/>
@@ -6322,7 +7351,25 @@
                 <w:color w:val="222222"/>
                 <w:sz w:val="17"/>
               </w:rPr>
-              <w:t>() {</w:t>
+              <w:t xml:space="preserve">() =&gt; </w:t>
+            </w:r>
+            <w:proofErr w:type="spellStart"/>
+            <w:r>
+              <w:rPr>
+                <w:rFonts w:ascii="Courier New" w:hAnsi="Courier New"/>
+                <w:color w:val="222222"/>
+                <w:sz w:val="17"/>
+              </w:rPr>
+              <w:t>currentIndex</w:t>
+            </w:r>
+            <w:proofErr w:type="spellEnd"/>
+            <w:r>
+              <w:rPr>
+                <w:rFonts w:ascii="Courier New" w:hAnsi="Courier New"/>
+                <w:color w:val="222222"/>
+                <w:sz w:val="17"/>
+              </w:rPr>
+              <w:t xml:space="preserve"> = 0);</w:t>
             </w:r>
           </w:p>
           <w:p>
@@ -6335,43 +7382,7 @@
                 <w:color w:val="222222"/>
                 <w:sz w:val="17"/>
               </w:rPr>
-              <w:t xml:space="preserve">    _</w:t>
-            </w:r>
-            <w:proofErr w:type="spellStart"/>
-            <w:r>
-              <w:rPr>
-                <w:rFonts w:ascii="Courier New" w:hAnsi="Courier New"/>
-                <w:color w:val="222222"/>
-                <w:sz w:val="17"/>
-              </w:rPr>
-              <w:t>flashcards</w:t>
-            </w:r>
-            <w:proofErr w:type="spellEnd"/>
-            <w:r>
-              <w:rPr>
-                <w:rFonts w:ascii="Courier New" w:hAnsi="Courier New"/>
-                <w:color w:val="222222"/>
-                <w:sz w:val="17"/>
-              </w:rPr>
-              <w:t xml:space="preserve"> = </w:t>
-            </w:r>
-            <w:proofErr w:type="spellStart"/>
-            <w:r>
-              <w:rPr>
-                <w:rFonts w:ascii="Courier New" w:hAnsi="Courier New"/>
-                <w:color w:val="222222"/>
-                <w:sz w:val="17"/>
-              </w:rPr>
-              <w:t>flashcards</w:t>
-            </w:r>
-            <w:proofErr w:type="spellEnd"/>
-            <w:r>
-              <w:rPr>
-                <w:rFonts w:ascii="Courier New" w:hAnsi="Courier New"/>
-                <w:color w:val="222222"/>
-                <w:sz w:val="17"/>
-              </w:rPr>
-              <w:t>;</w:t>
+              <w:t xml:space="preserve">  }</w:t>
             </w:r>
           </w:p>
           <w:p>
@@ -6384,50 +7395,6 @@
                 <w:color w:val="222222"/>
                 <w:sz w:val="17"/>
               </w:rPr>
-              <w:t xml:space="preserve">    </w:t>
-            </w:r>
-            <w:proofErr w:type="spellStart"/>
-            <w:r>
-              <w:rPr>
-                <w:rFonts w:ascii="Courier New" w:hAnsi="Courier New"/>
-                <w:color w:val="222222"/>
-                <w:sz w:val="17"/>
-              </w:rPr>
-              <w:t>selectedIndex</w:t>
-            </w:r>
-            <w:proofErr w:type="spellEnd"/>
-            <w:r>
-              <w:rPr>
-                <w:rFonts w:ascii="Courier New" w:hAnsi="Courier New"/>
-                <w:color w:val="222222"/>
-                <w:sz w:val="17"/>
-              </w:rPr>
-              <w:t xml:space="preserve"> = 3;</w:t>
-            </w:r>
-          </w:p>
-          <w:p>
-            <w:pPr>
-              <w:spacing w:after="0" w:line="240" w:lineRule="auto"/>
-            </w:pPr>
-            <w:r>
-              <w:rPr>
-                <w:rFonts w:ascii="Courier New" w:hAnsi="Courier New"/>
-                <w:color w:val="222222"/>
-                <w:sz w:val="17"/>
-              </w:rPr>
-              <w:t xml:space="preserve">  });</w:t>
-            </w:r>
-          </w:p>
-          <w:p>
-            <w:pPr>
-              <w:spacing w:after="0" w:line="240" w:lineRule="auto"/>
-            </w:pPr>
-            <w:r>
-              <w:rPr>
-                <w:rFonts w:ascii="Courier New" w:hAnsi="Courier New"/>
-                <w:color w:val="222222"/>
-                <w:sz w:val="17"/>
-              </w:rPr>
               <w:t>}</w:t>
             </w:r>
           </w:p>
@@ -6449,7 +7416,37 @@
         <w:rPr>
           <w:lang w:val="it-CH"/>
         </w:rPr>
-        <w:t>IndexedStack mantiene le pagine nella stessa posizione e mostra solo quella selezionata. Questo evita una navigazione complessa e rende immediato il cambio tra Pomodoro, task, generazione e flashcard.</w:t>
+        <w:t>I pulsanti Indietro e Avanti modificano currentIndex solo se esiste una carta precedente o successiva. La carta viene ricreata con ValueKey(currentIndex), cosi l'animazione fronte/retro riparte correttamente quando si cambia domanda.</w:t>
+      </w:r>
+    </w:p>
+    <w:p>
+      <w:pPr>
+        <w:pStyle w:val="Heading2"/>
+        <w:spacing w:before="240" w:after="120"/>
+        <w:rPr>
+          <w:lang w:val="it-CH"/>
+        </w:rPr>
+      </w:pPr>
+      <w:bookmarkStart w:id="22" w:name="_Toc231689367"/>
+      <w:r>
+        <w:rPr>
+          <w:lang w:val="it-CH"/>
+        </w:rPr>
+        <w:t>Timer Pomodoro</w:t>
+      </w:r>
+      <w:bookmarkEnd w:id="22"/>
+    </w:p>
+    <w:p>
+      <w:pPr>
+        <w:rPr>
+          <w:lang w:val="it-CH"/>
+        </w:rPr>
+      </w:pPr>
+      <w:r>
+        <w:rPr>
+          <w:lang w:val="it-CH"/>
+        </w:rPr>
+        <w:t>Il timer usa Timer.periodic per diminuire i secondi rimanenti ogni secondo. Quando il tempo arriva a zero, il timer si ferma e il numero di sessioni completate aumenta.</w:t>
       </w:r>
     </w:p>
     <w:tbl>
@@ -6489,6 +7486,15 @@
                 <w:lang w:val="en-GB"/>
               </w:rPr>
             </w:pPr>
+            <w:r>
+              <w:rPr>
+                <w:rFonts w:ascii="Courier New" w:hAnsi="Courier New"/>
+                <w:color w:val="222222"/>
+                <w:sz w:val="17"/>
+                <w:lang w:val="en-GB"/>
+              </w:rPr>
+              <w:t xml:space="preserve">void </w:t>
+            </w:r>
             <w:proofErr w:type="spellStart"/>
             <w:proofErr w:type="gramStart"/>
             <w:r>
@@ -6498,7 +7504,7 @@
                 <w:sz w:val="17"/>
                 <w:lang w:val="en-GB"/>
               </w:rPr>
-              <w:t>IndexedStack</w:t>
+              <w:t>startTimer</w:t>
             </w:r>
             <w:proofErr w:type="spellEnd"/>
             <w:r>
@@ -6511,6 +7517,15 @@
               <w:t>(</w:t>
             </w:r>
             <w:proofErr w:type="gramEnd"/>
+            <w:r>
+              <w:rPr>
+                <w:rFonts w:ascii="Courier New" w:hAnsi="Courier New"/>
+                <w:color w:val="222222"/>
+                <w:sz w:val="17"/>
+                <w:lang w:val="en-GB"/>
+              </w:rPr>
+              <w:t>) {</w:t>
+            </w:r>
           </w:p>
           <w:p>
             <w:pPr>
@@ -6526,7 +7541,7 @@
                 <w:sz w:val="17"/>
                 <w:lang w:val="en-GB"/>
               </w:rPr>
-              <w:t xml:space="preserve">  index: </w:t>
+              <w:t xml:space="preserve">  if (_</w:t>
             </w:r>
             <w:proofErr w:type="spellStart"/>
             <w:r>
@@ -6536,7 +7551,7 @@
                 <w:sz w:val="17"/>
                 <w:lang w:val="en-GB"/>
               </w:rPr>
-              <w:t>selectedIndex</w:t>
+              <w:t>isRunning</w:t>
             </w:r>
             <w:proofErr w:type="spellEnd"/>
             <w:r>
@@ -6546,7 +7561,7 @@
                 <w:sz w:val="17"/>
                 <w:lang w:val="en-GB"/>
               </w:rPr>
-              <w:t>,</w:t>
+              <w:t>) return;</w:t>
             </w:r>
           </w:p>
           <w:p>
@@ -6556,14 +7571,368 @@
                 <w:lang w:val="en-GB"/>
               </w:rPr>
             </w:pPr>
-            <w:r>
-              <w:rPr>
-                <w:rFonts w:ascii="Courier New" w:hAnsi="Courier New"/>
-                <w:color w:val="222222"/>
-                <w:sz w:val="17"/>
-                <w:lang w:val="en-GB"/>
-              </w:rPr>
-              <w:t xml:space="preserve">  children: pages,</w:t>
+          </w:p>
+          <w:p>
+            <w:pPr>
+              <w:spacing w:after="0" w:line="240" w:lineRule="auto"/>
+              <w:rPr>
+                <w:lang w:val="en-GB"/>
+              </w:rPr>
+            </w:pPr>
+            <w:r>
+              <w:rPr>
+                <w:rFonts w:ascii="Courier New" w:hAnsi="Courier New"/>
+                <w:color w:val="222222"/>
+                <w:sz w:val="17"/>
+                <w:lang w:val="en-GB"/>
+              </w:rPr>
+              <w:t xml:space="preserve">  _</w:t>
+            </w:r>
+            <w:proofErr w:type="spellStart"/>
+            <w:r>
+              <w:rPr>
+                <w:rFonts w:ascii="Courier New" w:hAnsi="Courier New"/>
+                <w:color w:val="222222"/>
+                <w:sz w:val="17"/>
+                <w:lang w:val="en-GB"/>
+              </w:rPr>
+              <w:t>isRunning</w:t>
+            </w:r>
+            <w:proofErr w:type="spellEnd"/>
+            <w:r>
+              <w:rPr>
+                <w:rFonts w:ascii="Courier New" w:hAnsi="Courier New"/>
+                <w:color w:val="222222"/>
+                <w:sz w:val="17"/>
+                <w:lang w:val="en-GB"/>
+              </w:rPr>
+              <w:t xml:space="preserve"> = true;</w:t>
+            </w:r>
+          </w:p>
+          <w:p>
+            <w:pPr>
+              <w:spacing w:after="0" w:line="240" w:lineRule="auto"/>
+              <w:rPr>
+                <w:lang w:val="en-GB"/>
+              </w:rPr>
+            </w:pPr>
+            <w:r>
+              <w:rPr>
+                <w:rFonts w:ascii="Courier New" w:hAnsi="Courier New"/>
+                <w:color w:val="222222"/>
+                <w:sz w:val="17"/>
+                <w:lang w:val="en-GB"/>
+              </w:rPr>
+              <w:t xml:space="preserve">  _timer = </w:t>
+            </w:r>
+            <w:proofErr w:type="spellStart"/>
+            <w:r>
+              <w:rPr>
+                <w:rFonts w:ascii="Courier New" w:hAnsi="Courier New"/>
+                <w:color w:val="222222"/>
+                <w:sz w:val="17"/>
+                <w:lang w:val="en-GB"/>
+              </w:rPr>
+              <w:t>Timer.periodic</w:t>
+            </w:r>
+            <w:proofErr w:type="spellEnd"/>
+            <w:r>
+              <w:rPr>
+                <w:rFonts w:ascii="Courier New" w:hAnsi="Courier New"/>
+                <w:color w:val="222222"/>
+                <w:sz w:val="17"/>
+                <w:lang w:val="en-GB"/>
+              </w:rPr>
+              <w:t>(</w:t>
+            </w:r>
+          </w:p>
+          <w:p>
+            <w:pPr>
+              <w:spacing w:after="0" w:line="240" w:lineRule="auto"/>
+              <w:rPr>
+                <w:lang w:val="en-GB"/>
+              </w:rPr>
+            </w:pPr>
+            <w:r>
+              <w:rPr>
+                <w:rFonts w:ascii="Courier New" w:hAnsi="Courier New"/>
+                <w:color w:val="222222"/>
+                <w:sz w:val="17"/>
+                <w:lang w:val="en-GB"/>
+              </w:rPr>
+              <w:t xml:space="preserve">    </w:t>
+            </w:r>
+            <w:proofErr w:type="spellStart"/>
+            <w:r>
+              <w:rPr>
+                <w:rFonts w:ascii="Courier New" w:hAnsi="Courier New"/>
+                <w:color w:val="222222"/>
+                <w:sz w:val="17"/>
+                <w:lang w:val="en-GB"/>
+              </w:rPr>
+              <w:t>const</w:t>
+            </w:r>
+            <w:proofErr w:type="spellEnd"/>
+            <w:r>
+              <w:rPr>
+                <w:rFonts w:ascii="Courier New" w:hAnsi="Courier New"/>
+                <w:color w:val="222222"/>
+                <w:sz w:val="17"/>
+                <w:lang w:val="en-GB"/>
+              </w:rPr>
+              <w:t xml:space="preserve"> </w:t>
+            </w:r>
+            <w:proofErr w:type="gramStart"/>
+            <w:r>
+              <w:rPr>
+                <w:rFonts w:ascii="Courier New" w:hAnsi="Courier New"/>
+                <w:color w:val="222222"/>
+                <w:sz w:val="17"/>
+                <w:lang w:val="en-GB"/>
+              </w:rPr>
+              <w:t>Duration(</w:t>
+            </w:r>
+            <w:proofErr w:type="gramEnd"/>
+            <w:r>
+              <w:rPr>
+                <w:rFonts w:ascii="Courier New" w:hAnsi="Courier New"/>
+                <w:color w:val="222222"/>
+                <w:sz w:val="17"/>
+                <w:lang w:val="en-GB"/>
+              </w:rPr>
+              <w:t>seconds: 1),</w:t>
+            </w:r>
+          </w:p>
+          <w:p>
+            <w:pPr>
+              <w:spacing w:after="0" w:line="240" w:lineRule="auto"/>
+              <w:rPr>
+                <w:lang w:val="en-GB"/>
+              </w:rPr>
+            </w:pPr>
+            <w:r>
+              <w:rPr>
+                <w:rFonts w:ascii="Courier New" w:hAnsi="Courier New"/>
+                <w:color w:val="222222"/>
+                <w:sz w:val="17"/>
+                <w:lang w:val="en-GB"/>
+              </w:rPr>
+              <w:t xml:space="preserve">    (timer) {</w:t>
+            </w:r>
+          </w:p>
+          <w:p>
+            <w:pPr>
+              <w:spacing w:after="0" w:line="240" w:lineRule="auto"/>
+              <w:rPr>
+                <w:lang w:val="en-GB"/>
+              </w:rPr>
+            </w:pPr>
+            <w:r>
+              <w:rPr>
+                <w:rFonts w:ascii="Courier New" w:hAnsi="Courier New"/>
+                <w:color w:val="222222"/>
+                <w:sz w:val="17"/>
+                <w:lang w:val="en-GB"/>
+              </w:rPr>
+              <w:t xml:space="preserve">      </w:t>
+            </w:r>
+            <w:proofErr w:type="spellStart"/>
+            <w:proofErr w:type="gramStart"/>
+            <w:r>
+              <w:rPr>
+                <w:rFonts w:ascii="Courier New" w:hAnsi="Courier New"/>
+                <w:color w:val="222222"/>
+                <w:sz w:val="17"/>
+                <w:lang w:val="en-GB"/>
+              </w:rPr>
+              <w:t>setState</w:t>
+            </w:r>
+            <w:proofErr w:type="spellEnd"/>
+            <w:r>
+              <w:rPr>
+                <w:rFonts w:ascii="Courier New" w:hAnsi="Courier New"/>
+                <w:color w:val="222222"/>
+                <w:sz w:val="17"/>
+                <w:lang w:val="en-GB"/>
+              </w:rPr>
+              <w:t>(</w:t>
+            </w:r>
+            <w:proofErr w:type="gramEnd"/>
+            <w:r>
+              <w:rPr>
+                <w:rFonts w:ascii="Courier New" w:hAnsi="Courier New"/>
+                <w:color w:val="222222"/>
+                <w:sz w:val="17"/>
+                <w:lang w:val="en-GB"/>
+              </w:rPr>
+              <w:t>() {</w:t>
+            </w:r>
+          </w:p>
+          <w:p>
+            <w:pPr>
+              <w:spacing w:after="0" w:line="240" w:lineRule="auto"/>
+              <w:rPr>
+                <w:lang w:val="en-GB"/>
+              </w:rPr>
+            </w:pPr>
+            <w:r>
+              <w:rPr>
+                <w:rFonts w:ascii="Courier New" w:hAnsi="Courier New"/>
+                <w:color w:val="222222"/>
+                <w:sz w:val="17"/>
+                <w:lang w:val="en-GB"/>
+              </w:rPr>
+              <w:t xml:space="preserve">        if (_</w:t>
+            </w:r>
+            <w:proofErr w:type="spellStart"/>
+            <w:r>
+              <w:rPr>
+                <w:rFonts w:ascii="Courier New" w:hAnsi="Courier New"/>
+                <w:color w:val="222222"/>
+                <w:sz w:val="17"/>
+                <w:lang w:val="en-GB"/>
+              </w:rPr>
+              <w:t>remainingSeconds</w:t>
+            </w:r>
+            <w:proofErr w:type="spellEnd"/>
+            <w:r>
+              <w:rPr>
+                <w:rFonts w:ascii="Courier New" w:hAnsi="Courier New"/>
+                <w:color w:val="222222"/>
+                <w:sz w:val="17"/>
+                <w:lang w:val="en-GB"/>
+              </w:rPr>
+              <w:t xml:space="preserve"> &gt; 0) {</w:t>
+            </w:r>
+          </w:p>
+          <w:p>
+            <w:pPr>
+              <w:spacing w:after="0" w:line="240" w:lineRule="auto"/>
+              <w:rPr>
+                <w:lang w:val="en-GB"/>
+              </w:rPr>
+            </w:pPr>
+            <w:r>
+              <w:rPr>
+                <w:rFonts w:ascii="Courier New" w:hAnsi="Courier New"/>
+                <w:color w:val="222222"/>
+                <w:sz w:val="17"/>
+                <w:lang w:val="en-GB"/>
+              </w:rPr>
+              <w:t xml:space="preserve">          _</w:t>
+            </w:r>
+            <w:proofErr w:type="spellStart"/>
+            <w:r>
+              <w:rPr>
+                <w:rFonts w:ascii="Courier New" w:hAnsi="Courier New"/>
+                <w:color w:val="222222"/>
+                <w:sz w:val="17"/>
+                <w:lang w:val="en-GB"/>
+              </w:rPr>
+              <w:t>remainingSeconds</w:t>
+            </w:r>
+            <w:proofErr w:type="spellEnd"/>
+            <w:r>
+              <w:rPr>
+                <w:rFonts w:ascii="Courier New" w:hAnsi="Courier New"/>
+                <w:color w:val="222222"/>
+                <w:sz w:val="17"/>
+                <w:lang w:val="en-GB"/>
+              </w:rPr>
+              <w:t>--;</w:t>
+            </w:r>
+          </w:p>
+          <w:p>
+            <w:pPr>
+              <w:spacing w:after="0" w:line="240" w:lineRule="auto"/>
+              <w:rPr>
+                <w:lang w:val="en-GB"/>
+              </w:rPr>
+            </w:pPr>
+            <w:r>
+              <w:rPr>
+                <w:rFonts w:ascii="Courier New" w:hAnsi="Courier New"/>
+                <w:color w:val="222222"/>
+                <w:sz w:val="17"/>
+                <w:lang w:val="en-GB"/>
+              </w:rPr>
+              <w:t xml:space="preserve">        } else {</w:t>
+            </w:r>
+          </w:p>
+          <w:p>
+            <w:pPr>
+              <w:spacing w:after="0" w:line="240" w:lineRule="auto"/>
+              <w:rPr>
+                <w:lang w:val="en-GB"/>
+              </w:rPr>
+            </w:pPr>
+            <w:r>
+              <w:rPr>
+                <w:rFonts w:ascii="Courier New" w:hAnsi="Courier New"/>
+                <w:color w:val="222222"/>
+                <w:sz w:val="17"/>
+                <w:lang w:val="en-GB"/>
+              </w:rPr>
+              <w:t xml:space="preserve">          </w:t>
+            </w:r>
+            <w:proofErr w:type="spellStart"/>
+            <w:proofErr w:type="gramStart"/>
+            <w:r>
+              <w:rPr>
+                <w:rFonts w:ascii="Courier New" w:hAnsi="Courier New"/>
+                <w:color w:val="222222"/>
+                <w:sz w:val="17"/>
+                <w:lang w:val="en-GB"/>
+              </w:rPr>
+              <w:t>timer.cancel</w:t>
+            </w:r>
+            <w:proofErr w:type="spellEnd"/>
+            <w:proofErr w:type="gramEnd"/>
+            <w:r>
+              <w:rPr>
+                <w:rFonts w:ascii="Courier New" w:hAnsi="Courier New"/>
+                <w:color w:val="222222"/>
+                <w:sz w:val="17"/>
+                <w:lang w:val="en-GB"/>
+              </w:rPr>
+              <w:t>();</w:t>
+            </w:r>
+          </w:p>
+          <w:p>
+            <w:pPr>
+              <w:spacing w:after="0" w:line="240" w:lineRule="auto"/>
+              <w:rPr>
+                <w:lang w:val="en-GB"/>
+              </w:rPr>
+            </w:pPr>
+            <w:r>
+              <w:rPr>
+                <w:rFonts w:ascii="Courier New" w:hAnsi="Courier New"/>
+                <w:color w:val="222222"/>
+                <w:sz w:val="17"/>
+                <w:lang w:val="en-GB"/>
+              </w:rPr>
+              <w:t xml:space="preserve">          _</w:t>
+            </w:r>
+            <w:proofErr w:type="spellStart"/>
+            <w:r>
+              <w:rPr>
+                <w:rFonts w:ascii="Courier New" w:hAnsi="Courier New"/>
+                <w:color w:val="222222"/>
+                <w:sz w:val="17"/>
+                <w:lang w:val="en-GB"/>
+              </w:rPr>
+              <w:t>isRunning</w:t>
+            </w:r>
+            <w:proofErr w:type="spellEnd"/>
+            <w:r>
+              <w:rPr>
+                <w:rFonts w:ascii="Courier New" w:hAnsi="Courier New"/>
+                <w:color w:val="222222"/>
+                <w:sz w:val="17"/>
+                <w:lang w:val="en-GB"/>
+              </w:rPr>
+              <w:t xml:space="preserve"> = false;</w:t>
             </w:r>
           </w:p>
           <w:p>
@@ -6575,8 +7944,100 @@
                 <w:rFonts w:ascii="Courier New" w:hAnsi="Courier New"/>
                 <w:color w:val="222222"/>
                 <w:sz w:val="17"/>
-              </w:rPr>
-              <w:t>)</w:t>
+                <w:lang w:val="en-GB"/>
+              </w:rPr>
+              <w:t xml:space="preserve">          </w:t>
+            </w:r>
+            <w:r>
+              <w:rPr>
+                <w:rFonts w:ascii="Courier New" w:hAnsi="Courier New"/>
+                <w:color w:val="222222"/>
+                <w:sz w:val="17"/>
+              </w:rPr>
+              <w:t>_</w:t>
+            </w:r>
+            <w:proofErr w:type="spellStart"/>
+            <w:r>
+              <w:rPr>
+                <w:rFonts w:ascii="Courier New" w:hAnsi="Courier New"/>
+                <w:color w:val="222222"/>
+                <w:sz w:val="17"/>
+              </w:rPr>
+              <w:t>sessionsCompleted</w:t>
+            </w:r>
+            <w:proofErr w:type="spellEnd"/>
+            <w:r>
+              <w:rPr>
+                <w:rFonts w:ascii="Courier New" w:hAnsi="Courier New"/>
+                <w:color w:val="222222"/>
+                <w:sz w:val="17"/>
+              </w:rPr>
+              <w:t>++;</w:t>
+            </w:r>
+          </w:p>
+          <w:p>
+            <w:pPr>
+              <w:spacing w:after="0" w:line="240" w:lineRule="auto"/>
+            </w:pPr>
+            <w:r>
+              <w:rPr>
+                <w:rFonts w:ascii="Courier New" w:hAnsi="Courier New"/>
+                <w:color w:val="222222"/>
+                <w:sz w:val="17"/>
+              </w:rPr>
+              <w:t xml:space="preserve">        }</w:t>
+            </w:r>
+          </w:p>
+          <w:p>
+            <w:pPr>
+              <w:spacing w:after="0" w:line="240" w:lineRule="auto"/>
+            </w:pPr>
+            <w:r>
+              <w:rPr>
+                <w:rFonts w:ascii="Courier New" w:hAnsi="Courier New"/>
+                <w:color w:val="222222"/>
+                <w:sz w:val="17"/>
+              </w:rPr>
+              <w:t xml:space="preserve">      });</w:t>
+            </w:r>
+          </w:p>
+          <w:p>
+            <w:pPr>
+              <w:spacing w:after="0" w:line="240" w:lineRule="auto"/>
+            </w:pPr>
+            <w:r>
+              <w:rPr>
+                <w:rFonts w:ascii="Courier New" w:hAnsi="Courier New"/>
+                <w:color w:val="222222"/>
+                <w:sz w:val="17"/>
+              </w:rPr>
+              <w:t xml:space="preserve">    },</w:t>
+            </w:r>
+          </w:p>
+          <w:p>
+            <w:pPr>
+              <w:spacing w:after="0" w:line="240" w:lineRule="auto"/>
+            </w:pPr>
+            <w:r>
+              <w:rPr>
+                <w:rFonts w:ascii="Courier New" w:hAnsi="Courier New"/>
+                <w:color w:val="222222"/>
+                <w:sz w:val="17"/>
+              </w:rPr>
+              <w:t xml:space="preserve">  );</w:t>
+            </w:r>
+          </w:p>
+          <w:p>
+            <w:pPr>
+              <w:spacing w:after="0" w:line="240" w:lineRule="auto"/>
+            </w:pPr>
+            <w:r>
+              <w:rPr>
+                <w:rFonts w:ascii="Courier New" w:hAnsi="Courier New"/>
+                <w:color w:val="222222"/>
+                <w:sz w:val="17"/>
+              </w:rPr>
+              <w:t>}</w:t>
             </w:r>
           </w:p>
         </w:tc>
@@ -6607,31 +8068,30 @@
       <w:pPr>
         <w:pStyle w:val="Heading2"/>
         <w:spacing w:before="240" w:after="120"/>
-        <w:rPr>
-          <w:lang w:val="it-CH"/>
-        </w:rPr>
-      </w:pPr>
-      <w:bookmarkStart w:id="19" w:name="_Toc231689365"/>
-      <w:r>
-        <w:rPr>
-          <w:lang w:val="it-CH"/>
-        </w:rPr>
+      </w:pPr>
+      <w:bookmarkStart w:id="23" w:name="_Toc231689368"/>
+      <w:r>
         <w:lastRenderedPageBreak/>
-        <w:t>Generazione delle flashcard tramite API</w:t>
-      </w:r>
-      <w:bookmarkEnd w:id="19"/>
-    </w:p>
-    <w:p>
-      <w:pPr>
-        <w:rPr>
-          <w:lang w:val="it-CH"/>
-        </w:rPr>
-      </w:pPr>
-      <w:r>
-        <w:rPr>
-          <w:lang w:val="it-CH"/>
-        </w:rPr>
-        <w:t>ApiAccessCard legge il tema inserito dall'utente, invia una richiesta POST a Ollama e chiede al modello di rispondere solo con JSON valido. Dopo la risposta, il contenuto viene pulito, salvato in flashcards.json e convertito in una lista.</w:t>
+        <w:t xml:space="preserve">Task e </w:t>
+      </w:r>
+      <w:proofErr w:type="spellStart"/>
+      <w:r>
+        <w:t>priorita</w:t>
+      </w:r>
+      <w:bookmarkEnd w:id="23"/>
+      <w:proofErr w:type="spellEnd"/>
+    </w:p>
+    <w:p>
+      <w:pPr>
+        <w:rPr>
+          <w:lang w:val="it-CH"/>
+        </w:rPr>
+      </w:pPr>
+      <w:r>
+        <w:rPr>
+          <w:lang w:val="it-CH"/>
+        </w:rPr>
+        <w:t>La pagina task definisce un piccolo modello MyTask con titolo, priorita e stato di completamento. La lista viene aggiornata con setState quando l'utente aggiunge, completa o elimina un task.</w:t>
       </w:r>
     </w:p>
     <w:tbl>
@@ -6678,18 +8138,17 @@
                 <w:sz w:val="17"/>
                 <w:lang w:val="en-GB"/>
               </w:rPr>
-              <w:t xml:space="preserve">final response = await </w:t>
+              <w:t xml:space="preserve">class </w:t>
             </w:r>
             <w:proofErr w:type="spellStart"/>
-            <w:proofErr w:type="gramStart"/>
-            <w:r>
-              <w:rPr>
-                <w:rFonts w:ascii="Courier New" w:hAnsi="Courier New"/>
-                <w:color w:val="222222"/>
-                <w:sz w:val="17"/>
-                <w:lang w:val="en-GB"/>
-              </w:rPr>
-              <w:t>http.post</w:t>
+            <w:r>
+              <w:rPr>
+                <w:rFonts w:ascii="Courier New" w:hAnsi="Courier New"/>
+                <w:color w:val="222222"/>
+                <w:sz w:val="17"/>
+                <w:lang w:val="en-GB"/>
+              </w:rPr>
+              <w:t>MyTask</w:t>
             </w:r>
             <w:proofErr w:type="spellEnd"/>
             <w:r>
@@ -6699,9 +8158,8 @@
                 <w:sz w:val="17"/>
                 <w:lang w:val="en-GB"/>
               </w:rPr>
-              <w:t>(</w:t>
-            </w:r>
-            <w:proofErr w:type="gramEnd"/>
+              <w:t xml:space="preserve"> {</w:t>
+            </w:r>
           </w:p>
           <w:p>
             <w:pPr>
@@ -6717,47 +8175,7 @@
                 <w:sz w:val="17"/>
                 <w:lang w:val="en-GB"/>
               </w:rPr>
-              <w:t xml:space="preserve">  </w:t>
-            </w:r>
-            <w:proofErr w:type="spellStart"/>
-            <w:r>
-              <w:rPr>
-                <w:rFonts w:ascii="Courier New" w:hAnsi="Courier New"/>
-                <w:color w:val="222222"/>
-                <w:sz w:val="17"/>
-                <w:lang w:val="en-GB"/>
-              </w:rPr>
-              <w:t>Uri.parse</w:t>
-            </w:r>
-            <w:proofErr w:type="spellEnd"/>
-            <w:r>
-              <w:rPr>
-                <w:rFonts w:ascii="Courier New" w:hAnsi="Courier New"/>
-                <w:color w:val="222222"/>
-                <w:sz w:val="17"/>
-                <w:lang w:val="en-GB"/>
-              </w:rPr>
-              <w:t>('http://localhost:11434/</w:t>
-            </w:r>
-            <w:proofErr w:type="spellStart"/>
-            <w:r>
-              <w:rPr>
-                <w:rFonts w:ascii="Courier New" w:hAnsi="Courier New"/>
-                <w:color w:val="222222"/>
-                <w:sz w:val="17"/>
-                <w:lang w:val="en-GB"/>
-              </w:rPr>
-              <w:t>api</w:t>
-            </w:r>
-            <w:proofErr w:type="spellEnd"/>
-            <w:r>
-              <w:rPr>
-                <w:rFonts w:ascii="Courier New" w:hAnsi="Courier New"/>
-                <w:color w:val="222222"/>
-                <w:sz w:val="17"/>
-                <w:lang w:val="en-GB"/>
-              </w:rPr>
-              <w:t>/chat'),</w:t>
+              <w:t xml:space="preserve">  String title;</w:t>
             </w:r>
           </w:p>
           <w:p>
@@ -6774,27 +8192,7 @@
                 <w:sz w:val="17"/>
                 <w:lang w:val="en-GB"/>
               </w:rPr>
-              <w:t xml:space="preserve">  headers: {'Content-Type': 'application/</w:t>
-            </w:r>
-            <w:proofErr w:type="spellStart"/>
-            <w:r>
-              <w:rPr>
-                <w:rFonts w:ascii="Courier New" w:hAnsi="Courier New"/>
-                <w:color w:val="222222"/>
-                <w:sz w:val="17"/>
-                <w:lang w:val="en-GB"/>
-              </w:rPr>
-              <w:t>json</w:t>
-            </w:r>
-            <w:proofErr w:type="spellEnd"/>
-            <w:r>
-              <w:rPr>
-                <w:rFonts w:ascii="Courier New" w:hAnsi="Courier New"/>
-                <w:color w:val="222222"/>
-                <w:sz w:val="17"/>
-                <w:lang w:val="en-GB"/>
-              </w:rPr>
-              <w:t>'},</w:t>
+              <w:t xml:space="preserve">  String priority;</w:t>
             </w:r>
           </w:p>
           <w:p>
@@ -6811,18 +8209,17 @@
                 <w:sz w:val="17"/>
                 <w:lang w:val="en-GB"/>
               </w:rPr>
-              <w:t xml:space="preserve">  body: </w:t>
+              <w:t xml:space="preserve">  bool </w:t>
             </w:r>
             <w:proofErr w:type="spellStart"/>
-            <w:proofErr w:type="gramStart"/>
-            <w:r>
-              <w:rPr>
-                <w:rFonts w:ascii="Courier New" w:hAnsi="Courier New"/>
-                <w:color w:val="222222"/>
-                <w:sz w:val="17"/>
-                <w:lang w:val="en-GB"/>
-              </w:rPr>
-              <w:t>jsonEncode</w:t>
+            <w:r>
+              <w:rPr>
+                <w:rFonts w:ascii="Courier New" w:hAnsi="Courier New"/>
+                <w:color w:val="222222"/>
+                <w:sz w:val="17"/>
+                <w:lang w:val="en-GB"/>
+              </w:rPr>
+              <w:t>isDone</w:t>
             </w:r>
             <w:proofErr w:type="spellEnd"/>
             <w:r>
@@ -6832,24 +8229,14 @@
                 <w:sz w:val="17"/>
                 <w:lang w:val="en-GB"/>
               </w:rPr>
-              <w:t>(</w:t>
-            </w:r>
-            <w:proofErr w:type="gramEnd"/>
-            <w:r>
-              <w:rPr>
-                <w:rFonts w:ascii="Courier New" w:hAnsi="Courier New"/>
-                <w:color w:val="222222"/>
-                <w:sz w:val="17"/>
-                <w:lang w:val="en-GB"/>
-              </w:rPr>
-              <w:t>{</w:t>
+              <w:t>;</w:t>
             </w:r>
           </w:p>
           <w:p>
             <w:pPr>
               <w:spacing w:after="0" w:line="240" w:lineRule="auto"/>
               <w:rPr>
-                <w:lang w:val="de-CH"/>
+                <w:lang w:val="en-GB"/>
               </w:rPr>
             </w:pPr>
             <w:r>
@@ -6859,26 +8246,18 @@
                 <w:sz w:val="17"/>
                 <w:lang w:val="en-GB"/>
               </w:rPr>
-              <w:t xml:space="preserve">    </w:t>
-            </w:r>
-            <w:r>
-              <w:rPr>
-                <w:rFonts w:ascii="Courier New" w:hAnsi="Courier New"/>
-                <w:color w:val="222222"/>
-                <w:sz w:val="17"/>
-                <w:lang w:val="de-CH"/>
-              </w:rPr>
-              <w:t>"</w:t>
+              <w:t xml:space="preserve">  </w:t>
             </w:r>
             <w:proofErr w:type="spellStart"/>
-            <w:r>
-              <w:rPr>
-                <w:rFonts w:ascii="Courier New" w:hAnsi="Courier New"/>
-                <w:color w:val="222222"/>
-                <w:sz w:val="17"/>
-                <w:lang w:val="de-CH"/>
-              </w:rPr>
-              <w:t>model</w:t>
+            <w:proofErr w:type="gramStart"/>
+            <w:r>
+              <w:rPr>
+                <w:rFonts w:ascii="Courier New" w:hAnsi="Courier New"/>
+                <w:color w:val="222222"/>
+                <w:sz w:val="17"/>
+                <w:lang w:val="en-GB"/>
+              </w:rPr>
+              <w:t>MyTask</w:t>
             </w:r>
             <w:proofErr w:type="spellEnd"/>
             <w:r>
@@ -6886,135 +8265,85 @@
                 <w:rFonts w:ascii="Courier New" w:hAnsi="Courier New"/>
                 <w:color w:val="222222"/>
                 <w:sz w:val="17"/>
-                <w:lang w:val="de-CH"/>
-              </w:rPr>
-              <w:t>": "gemma3n",</w:t>
-            </w:r>
-          </w:p>
-          <w:p>
-            <w:pPr>
-              <w:spacing w:after="0" w:line="240" w:lineRule="auto"/>
-              <w:rPr>
-                <w:lang w:val="de-CH"/>
-              </w:rPr>
-            </w:pPr>
-            <w:r>
-              <w:rPr>
-                <w:rFonts w:ascii="Courier New" w:hAnsi="Courier New"/>
-                <w:color w:val="222222"/>
-                <w:sz w:val="17"/>
-                <w:lang w:val="de-CH"/>
-              </w:rPr>
-              <w:t xml:space="preserve">    "stream": </w:t>
+                <w:lang w:val="en-GB"/>
+              </w:rPr>
+              <w:t>(</w:t>
+            </w:r>
+            <w:proofErr w:type="gramEnd"/>
+            <w:r>
+              <w:rPr>
+                <w:rFonts w:ascii="Courier New" w:hAnsi="Courier New"/>
+                <w:color w:val="222222"/>
+                <w:sz w:val="17"/>
+                <w:lang w:val="en-GB"/>
+              </w:rPr>
+              <w:t xml:space="preserve">{required </w:t>
             </w:r>
             <w:proofErr w:type="spellStart"/>
-            <w:r>
-              <w:rPr>
-                <w:rFonts w:ascii="Courier New" w:hAnsi="Courier New"/>
-                <w:color w:val="222222"/>
-                <w:sz w:val="17"/>
-                <w:lang w:val="de-CH"/>
-              </w:rPr>
-              <w:t>false</w:t>
+            <w:proofErr w:type="gramStart"/>
+            <w:r>
+              <w:rPr>
+                <w:rFonts w:ascii="Courier New" w:hAnsi="Courier New"/>
+                <w:color w:val="222222"/>
+                <w:sz w:val="17"/>
+                <w:lang w:val="en-GB"/>
+              </w:rPr>
+              <w:t>this.title</w:t>
             </w:r>
             <w:proofErr w:type="spellEnd"/>
-            <w:r>
-              <w:rPr>
-                <w:rFonts w:ascii="Courier New" w:hAnsi="Courier New"/>
-                <w:color w:val="222222"/>
-                <w:sz w:val="17"/>
-                <w:lang w:val="de-CH"/>
-              </w:rPr>
-              <w:t>,</w:t>
-            </w:r>
-          </w:p>
-          <w:p>
-            <w:pPr>
-              <w:spacing w:after="0" w:line="240" w:lineRule="auto"/>
-              <w:rPr>
-                <w:lang w:val="de-CH"/>
-              </w:rPr>
-            </w:pPr>
-            <w:r>
-              <w:rPr>
-                <w:rFonts w:ascii="Courier New" w:hAnsi="Courier New"/>
-                <w:color w:val="222222"/>
-                <w:sz w:val="17"/>
-                <w:lang w:val="de-CH"/>
-              </w:rPr>
-              <w:t xml:space="preserve">    "</w:t>
+            <w:proofErr w:type="gramEnd"/>
+            <w:r>
+              <w:rPr>
+                <w:rFonts w:ascii="Courier New" w:hAnsi="Courier New"/>
+                <w:color w:val="222222"/>
+                <w:sz w:val="17"/>
+                <w:lang w:val="en-GB"/>
+              </w:rPr>
+              <w:t xml:space="preserve">, required </w:t>
             </w:r>
             <w:proofErr w:type="spellStart"/>
-            <w:r>
-              <w:rPr>
-                <w:rFonts w:ascii="Courier New" w:hAnsi="Courier New"/>
-                <w:color w:val="222222"/>
-                <w:sz w:val="17"/>
-                <w:lang w:val="de-CH"/>
-              </w:rPr>
-              <w:t>messages</w:t>
+            <w:proofErr w:type="gramStart"/>
+            <w:r>
+              <w:rPr>
+                <w:rFonts w:ascii="Courier New" w:hAnsi="Courier New"/>
+                <w:color w:val="222222"/>
+                <w:sz w:val="17"/>
+                <w:lang w:val="en-GB"/>
+              </w:rPr>
+              <w:t>this.priority</w:t>
             </w:r>
             <w:proofErr w:type="spellEnd"/>
-            <w:r>
-              <w:rPr>
-                <w:rFonts w:ascii="Courier New" w:hAnsi="Courier New"/>
-                <w:color w:val="222222"/>
-                <w:sz w:val="17"/>
-                <w:lang w:val="de-CH"/>
-              </w:rPr>
-              <w:t>": [</w:t>
-            </w:r>
-          </w:p>
-          <w:p>
-            <w:pPr>
-              <w:spacing w:after="0" w:line="240" w:lineRule="auto"/>
-              <w:rPr>
-                <w:lang w:val="en-GB"/>
-              </w:rPr>
-            </w:pPr>
-            <w:r>
-              <w:rPr>
-                <w:rFonts w:ascii="Courier New" w:hAnsi="Courier New"/>
-                <w:color w:val="222222"/>
-                <w:sz w:val="17"/>
-                <w:lang w:val="de-CH"/>
-              </w:rPr>
-              <w:t xml:space="preserve">      </w:t>
-            </w:r>
-            <w:r>
-              <w:rPr>
-                <w:rFonts w:ascii="Courier New" w:hAnsi="Courier New"/>
-                <w:color w:val="222222"/>
-                <w:sz w:val="17"/>
-                <w:lang w:val="en-GB"/>
-              </w:rPr>
-              <w:t>{"role": "system", "content": "You are an assistant that generates educational flashcards."},</w:t>
-            </w:r>
-          </w:p>
-          <w:p>
-            <w:pPr>
-              <w:spacing w:after="0" w:line="240" w:lineRule="auto"/>
-              <w:rPr>
-                <w:lang w:val="it-CH"/>
-              </w:rPr>
-            </w:pPr>
-            <w:r>
-              <w:rPr>
-                <w:rFonts w:ascii="Courier New" w:hAnsi="Courier New"/>
-                <w:color w:val="222222"/>
-                <w:sz w:val="17"/>
-                <w:lang w:val="en-GB"/>
-              </w:rPr>
-              <w:t xml:space="preserve">      </w:t>
-            </w:r>
-            <w:r>
-              <w:rPr>
-                <w:rFonts w:ascii="Courier New" w:hAnsi="Courier New"/>
-                <w:color w:val="222222"/>
-                <w:sz w:val="17"/>
-                <w:lang w:val="it-CH"/>
-              </w:rPr>
-              <w:t>{"role": "user", "content": "Genera flashcard sul tema: $tema"}</w:t>
+            <w:proofErr w:type="gramEnd"/>
+            <w:r>
+              <w:rPr>
+                <w:rFonts w:ascii="Courier New" w:hAnsi="Courier New"/>
+                <w:color w:val="222222"/>
+                <w:sz w:val="17"/>
+                <w:lang w:val="en-GB"/>
+              </w:rPr>
+              <w:t xml:space="preserve">, </w:t>
+            </w:r>
+            <w:proofErr w:type="spellStart"/>
+            <w:proofErr w:type="gramStart"/>
+            <w:r>
+              <w:rPr>
+                <w:rFonts w:ascii="Courier New" w:hAnsi="Courier New"/>
+                <w:color w:val="222222"/>
+                <w:sz w:val="17"/>
+                <w:lang w:val="en-GB"/>
+              </w:rPr>
+              <w:t>this.isDone</w:t>
+            </w:r>
+            <w:proofErr w:type="spellEnd"/>
+            <w:proofErr w:type="gramEnd"/>
+            <w:r>
+              <w:rPr>
+                <w:rFonts w:ascii="Courier New" w:hAnsi="Courier New"/>
+                <w:color w:val="222222"/>
+                <w:sz w:val="17"/>
+                <w:lang w:val="en-GB"/>
+              </w:rPr>
+              <w:t xml:space="preserve"> = false});</w:t>
             </w:r>
           </w:p>
           <w:p>
@@ -7026,43 +8355,8 @@
                 <w:rFonts w:ascii="Courier New" w:hAnsi="Courier New"/>
                 <w:color w:val="222222"/>
                 <w:sz w:val="17"/>
-                <w:lang w:val="it-CH"/>
-              </w:rPr>
-              <w:t xml:space="preserve">    </w:t>
-            </w:r>
-            <w:r>
-              <w:rPr>
-                <w:rFonts w:ascii="Courier New" w:hAnsi="Courier New"/>
-                <w:color w:val="222222"/>
-                <w:sz w:val="17"/>
-              </w:rPr>
-              <w:t>]</w:t>
-            </w:r>
-          </w:p>
-          <w:p>
-            <w:pPr>
-              <w:spacing w:after="0" w:line="240" w:lineRule="auto"/>
-            </w:pPr>
-            <w:r>
-              <w:rPr>
-                <w:rFonts w:ascii="Courier New" w:hAnsi="Courier New"/>
-                <w:color w:val="222222"/>
-                <w:sz w:val="17"/>
-              </w:rPr>
-              <w:t xml:space="preserve">  }),</w:t>
-            </w:r>
-          </w:p>
-          <w:p>
-            <w:pPr>
-              <w:spacing w:after="0" w:line="240" w:lineRule="auto"/>
-            </w:pPr>
-            <w:r>
-              <w:rPr>
-                <w:rFonts w:ascii="Courier New" w:hAnsi="Courier New"/>
-                <w:color w:val="222222"/>
-                <w:sz w:val="17"/>
-              </w:rPr>
-              <w:t>);</w:t>
+              </w:rPr>
+              <w:t>}</w:t>
             </w:r>
           </w:p>
         </w:tc>
@@ -7083,7 +8377,37 @@
         <w:rPr>
           <w:lang w:val="it-CH"/>
         </w:rPr>
-        <w:t>Questa parte mostra il passaggio da testo grezzo a dati usabili dall'app. decoded['flashcards'] viene passato alla callback goFlashcards, che nella home aggiorna lo stato e apre la pagina delle flashcard.</w:t>
+        <w:t>Il widget taskCard riceve callback per completare o cancellare il task. Questo mantiene la UI della singola card separata dalla lista dati gestita da TaskPage.</w:t>
+      </w:r>
+    </w:p>
+    <w:p>
+      <w:pPr>
+        <w:pStyle w:val="Heading1"/>
+        <w:spacing w:before="320" w:after="160"/>
+        <w:rPr>
+          <w:lang w:val="it-CH"/>
+        </w:rPr>
+      </w:pPr>
+      <w:bookmarkStart w:id="24" w:name="_Toc231689369"/>
+      <w:r>
+        <w:rPr>
+          <w:lang w:val="it-CH"/>
+        </w:rPr>
+        <w:t>Persistenza e dati</w:t>
+      </w:r>
+      <w:bookmarkEnd w:id="24"/>
+    </w:p>
+    <w:p>
+      <w:pPr>
+        <w:rPr>
+          <w:lang w:val="it-CH"/>
+        </w:rPr>
+      </w:pPr>
+      <w:r>
+        <w:rPr>
+          <w:lang w:val="it-CH"/>
+        </w:rPr>
+        <w:t>Attualmente la persistenza riguarda soprattutto le flashcard generate, che vengono scritte in un file flashcards.json nella cartella documenti dell'app. Task e stato del timer sono invece mantenuti in memoria e si azzerano quando l'app viene riavviata.</w:t>
       </w:r>
     </w:p>
     <w:tbl>
@@ -7130,1795 +8454,6 @@
                 <w:sz w:val="17"/>
                 <w:lang w:val="en-GB"/>
               </w:rPr>
-              <w:t xml:space="preserve">final data = </w:t>
-            </w:r>
-            <w:proofErr w:type="spellStart"/>
-            <w:r>
-              <w:rPr>
-                <w:rFonts w:ascii="Courier New" w:hAnsi="Courier New"/>
-                <w:color w:val="222222"/>
-                <w:sz w:val="17"/>
-                <w:lang w:val="en-GB"/>
-              </w:rPr>
-              <w:t>jsonDecode</w:t>
-            </w:r>
-            <w:proofErr w:type="spellEnd"/>
-            <w:r>
-              <w:rPr>
-                <w:rFonts w:ascii="Courier New" w:hAnsi="Courier New"/>
-                <w:color w:val="222222"/>
-                <w:sz w:val="17"/>
-                <w:lang w:val="en-GB"/>
-              </w:rPr>
-              <w:t>(</w:t>
-            </w:r>
-            <w:proofErr w:type="spellStart"/>
-            <w:proofErr w:type="gramStart"/>
-            <w:r>
-              <w:rPr>
-                <w:rFonts w:ascii="Courier New" w:hAnsi="Courier New"/>
-                <w:color w:val="222222"/>
-                <w:sz w:val="17"/>
-                <w:lang w:val="en-GB"/>
-              </w:rPr>
-              <w:t>response.body</w:t>
-            </w:r>
-            <w:proofErr w:type="spellEnd"/>
-            <w:proofErr w:type="gramEnd"/>
-            <w:r>
-              <w:rPr>
-                <w:rFonts w:ascii="Courier New" w:hAnsi="Courier New"/>
-                <w:color w:val="222222"/>
-                <w:sz w:val="17"/>
-                <w:lang w:val="en-GB"/>
-              </w:rPr>
-              <w:t>);</w:t>
-            </w:r>
-          </w:p>
-          <w:p>
-            <w:pPr>
-              <w:spacing w:after="0" w:line="240" w:lineRule="auto"/>
-              <w:rPr>
-                <w:lang w:val="en-GB"/>
-              </w:rPr>
-            </w:pPr>
-            <w:r>
-              <w:rPr>
-                <w:rFonts w:ascii="Courier New" w:hAnsi="Courier New"/>
-                <w:color w:val="222222"/>
-                <w:sz w:val="17"/>
-                <w:lang w:val="en-GB"/>
-              </w:rPr>
-              <w:t>String content = data['message</w:t>
-            </w:r>
-            <w:proofErr w:type="gramStart"/>
-            <w:r>
-              <w:rPr>
-                <w:rFonts w:ascii="Courier New" w:hAnsi="Courier New"/>
-                <w:color w:val="222222"/>
-                <w:sz w:val="17"/>
-                <w:lang w:val="en-GB"/>
-              </w:rPr>
-              <w:t>'][</w:t>
-            </w:r>
-            <w:proofErr w:type="gramEnd"/>
-            <w:r>
-              <w:rPr>
-                <w:rFonts w:ascii="Courier New" w:hAnsi="Courier New"/>
-                <w:color w:val="222222"/>
-                <w:sz w:val="17"/>
-                <w:lang w:val="en-GB"/>
-              </w:rPr>
-              <w:t>'content']</w:t>
-            </w:r>
-          </w:p>
-          <w:p>
-            <w:pPr>
-              <w:spacing w:after="0" w:line="240" w:lineRule="auto"/>
-              <w:rPr>
-                <w:lang w:val="en-GB"/>
-              </w:rPr>
-            </w:pPr>
-            <w:r>
-              <w:rPr>
-                <w:rFonts w:ascii="Courier New" w:hAnsi="Courier New"/>
-                <w:color w:val="222222"/>
-                <w:sz w:val="17"/>
-                <w:lang w:val="en-GB"/>
-              </w:rPr>
-              <w:t xml:space="preserve">    </w:t>
-            </w:r>
-            <w:proofErr w:type="gramStart"/>
-            <w:r>
-              <w:rPr>
-                <w:rFonts w:ascii="Courier New" w:hAnsi="Courier New"/>
-                <w:color w:val="222222"/>
-                <w:sz w:val="17"/>
-                <w:lang w:val="en-GB"/>
-              </w:rPr>
-              <w:t>.</w:t>
-            </w:r>
-            <w:proofErr w:type="spellStart"/>
-            <w:r>
-              <w:rPr>
-                <w:rFonts w:ascii="Courier New" w:hAnsi="Courier New"/>
-                <w:color w:val="222222"/>
-                <w:sz w:val="17"/>
-                <w:lang w:val="en-GB"/>
-              </w:rPr>
-              <w:t>replaceAll</w:t>
-            </w:r>
-            <w:proofErr w:type="spellEnd"/>
-            <w:proofErr w:type="gramEnd"/>
-            <w:r>
-              <w:rPr>
-                <w:rFonts w:ascii="Courier New" w:hAnsi="Courier New"/>
-                <w:color w:val="222222"/>
-                <w:sz w:val="17"/>
-                <w:lang w:val="en-GB"/>
-              </w:rPr>
-              <w:t>('```</w:t>
-            </w:r>
-            <w:proofErr w:type="spellStart"/>
-            <w:r>
-              <w:rPr>
-                <w:rFonts w:ascii="Courier New" w:hAnsi="Courier New"/>
-                <w:color w:val="222222"/>
-                <w:sz w:val="17"/>
-                <w:lang w:val="en-GB"/>
-              </w:rPr>
-              <w:t>json</w:t>
-            </w:r>
-            <w:proofErr w:type="spellEnd"/>
-            <w:r>
-              <w:rPr>
-                <w:rFonts w:ascii="Courier New" w:hAnsi="Courier New"/>
-                <w:color w:val="222222"/>
-                <w:sz w:val="17"/>
-                <w:lang w:val="en-GB"/>
-              </w:rPr>
-              <w:t>', '')</w:t>
-            </w:r>
-          </w:p>
-          <w:p>
-            <w:pPr>
-              <w:spacing w:after="0" w:line="240" w:lineRule="auto"/>
-              <w:rPr>
-                <w:lang w:val="en-GB"/>
-              </w:rPr>
-            </w:pPr>
-            <w:r>
-              <w:rPr>
-                <w:rFonts w:ascii="Courier New" w:hAnsi="Courier New"/>
-                <w:color w:val="222222"/>
-                <w:sz w:val="17"/>
-                <w:lang w:val="en-GB"/>
-              </w:rPr>
-              <w:t xml:space="preserve">    </w:t>
-            </w:r>
-            <w:proofErr w:type="gramStart"/>
-            <w:r>
-              <w:rPr>
-                <w:rFonts w:ascii="Courier New" w:hAnsi="Courier New"/>
-                <w:color w:val="222222"/>
-                <w:sz w:val="17"/>
-                <w:lang w:val="en-GB"/>
-              </w:rPr>
-              <w:t>.</w:t>
-            </w:r>
-            <w:proofErr w:type="spellStart"/>
-            <w:r>
-              <w:rPr>
-                <w:rFonts w:ascii="Courier New" w:hAnsi="Courier New"/>
-                <w:color w:val="222222"/>
-                <w:sz w:val="17"/>
-                <w:lang w:val="en-GB"/>
-              </w:rPr>
-              <w:t>replaceAll</w:t>
-            </w:r>
-            <w:proofErr w:type="spellEnd"/>
-            <w:proofErr w:type="gramEnd"/>
-            <w:r>
-              <w:rPr>
-                <w:rFonts w:ascii="Courier New" w:hAnsi="Courier New"/>
-                <w:color w:val="222222"/>
-                <w:sz w:val="17"/>
-                <w:lang w:val="en-GB"/>
-              </w:rPr>
-              <w:t>('```', '')</w:t>
-            </w:r>
-          </w:p>
-          <w:p>
-            <w:pPr>
-              <w:spacing w:after="0" w:line="240" w:lineRule="auto"/>
-              <w:rPr>
-                <w:lang w:val="en-GB"/>
-              </w:rPr>
-            </w:pPr>
-            <w:r>
-              <w:rPr>
-                <w:rFonts w:ascii="Courier New" w:hAnsi="Courier New"/>
-                <w:color w:val="222222"/>
-                <w:sz w:val="17"/>
-                <w:lang w:val="en-GB"/>
-              </w:rPr>
-              <w:t xml:space="preserve">    </w:t>
-            </w:r>
-            <w:proofErr w:type="gramStart"/>
-            <w:r>
-              <w:rPr>
-                <w:rFonts w:ascii="Courier New" w:hAnsi="Courier New"/>
-                <w:color w:val="222222"/>
-                <w:sz w:val="17"/>
-                <w:lang w:val="en-GB"/>
-              </w:rPr>
-              <w:t>.trim</w:t>
-            </w:r>
-            <w:proofErr w:type="gramEnd"/>
-            <w:r>
-              <w:rPr>
-                <w:rFonts w:ascii="Courier New" w:hAnsi="Courier New"/>
-                <w:color w:val="222222"/>
-                <w:sz w:val="17"/>
-                <w:lang w:val="en-GB"/>
-              </w:rPr>
-              <w:t>();</w:t>
-            </w:r>
-          </w:p>
-          <w:p>
-            <w:pPr>
-              <w:spacing w:after="0" w:line="240" w:lineRule="auto"/>
-              <w:rPr>
-                <w:lang w:val="en-GB"/>
-              </w:rPr>
-            </w:pPr>
-          </w:p>
-          <w:p>
-            <w:pPr>
-              <w:spacing w:after="0" w:line="240" w:lineRule="auto"/>
-              <w:rPr>
-                <w:lang w:val="en-GB"/>
-              </w:rPr>
-            </w:pPr>
-            <w:r>
-              <w:rPr>
-                <w:rFonts w:ascii="Courier New" w:hAnsi="Courier New"/>
-                <w:color w:val="222222"/>
-                <w:sz w:val="17"/>
-                <w:lang w:val="en-GB"/>
-              </w:rPr>
-              <w:t xml:space="preserve">final decoded = </w:t>
-            </w:r>
-            <w:proofErr w:type="spellStart"/>
-            <w:r>
-              <w:rPr>
-                <w:rFonts w:ascii="Courier New" w:hAnsi="Courier New"/>
-                <w:color w:val="222222"/>
-                <w:sz w:val="17"/>
-                <w:lang w:val="en-GB"/>
-              </w:rPr>
-              <w:t>jsonDecode</w:t>
-            </w:r>
-            <w:proofErr w:type="spellEnd"/>
-            <w:r>
-              <w:rPr>
-                <w:rFonts w:ascii="Courier New" w:hAnsi="Courier New"/>
-                <w:color w:val="222222"/>
-                <w:sz w:val="17"/>
-                <w:lang w:val="en-GB"/>
-              </w:rPr>
-              <w:t>(content);</w:t>
-            </w:r>
-          </w:p>
-          <w:p>
-            <w:pPr>
-              <w:spacing w:after="0" w:line="240" w:lineRule="auto"/>
-              <w:rPr>
-                <w:lang w:val="en-GB"/>
-              </w:rPr>
-            </w:pPr>
-            <w:proofErr w:type="spellStart"/>
-            <w:proofErr w:type="gramStart"/>
-            <w:r>
-              <w:rPr>
-                <w:rFonts w:ascii="Courier New" w:hAnsi="Courier New"/>
-                <w:color w:val="222222"/>
-                <w:sz w:val="17"/>
-                <w:lang w:val="en-GB"/>
-              </w:rPr>
-              <w:t>widget.goFlashcards</w:t>
-            </w:r>
-            <w:proofErr w:type="spellEnd"/>
-            <w:proofErr w:type="gramEnd"/>
-            <w:r>
-              <w:rPr>
-                <w:rFonts w:ascii="Courier New" w:hAnsi="Courier New"/>
-                <w:color w:val="222222"/>
-                <w:sz w:val="17"/>
-                <w:lang w:val="en-GB"/>
-              </w:rPr>
-              <w:t>(decoded['</w:t>
-            </w:r>
-            <w:proofErr w:type="spellStart"/>
-            <w:r>
-              <w:rPr>
-                <w:rFonts w:ascii="Courier New" w:hAnsi="Courier New"/>
-                <w:color w:val="222222"/>
-                <w:sz w:val="17"/>
-                <w:lang w:val="en-GB"/>
-              </w:rPr>
-              <w:t>flashcards'</w:t>
-            </w:r>
-            <w:proofErr w:type="spellEnd"/>
-            <w:r>
-              <w:rPr>
-                <w:rFonts w:ascii="Courier New" w:hAnsi="Courier New"/>
-                <w:color w:val="222222"/>
-                <w:sz w:val="17"/>
-                <w:lang w:val="en-GB"/>
-              </w:rPr>
-              <w:t>] as List);</w:t>
-            </w:r>
-          </w:p>
-        </w:tc>
-      </w:tr>
-    </w:tbl>
-    <w:p>
-      <w:pPr>
-        <w:spacing w:after="40"/>
-        <w:rPr>
-          <w:lang w:val="en-GB"/>
-        </w:rPr>
-      </w:pPr>
-    </w:p>
-    <w:p>
-      <w:pPr>
-        <w:spacing w:after="200" w:line="276" w:lineRule="auto"/>
-        <w:rPr>
-          <w:rFonts w:asciiTheme="majorHAnsi" w:eastAsiaTheme="majorEastAsia" w:hAnsiTheme="majorHAnsi" w:cstheme="majorBidi"/>
-          <w:b/>
-          <w:bCs/>
-          <w:color w:val="2E74B5"/>
-          <w:sz w:val="26"/>
-          <w:szCs w:val="26"/>
-          <w:lang w:val="en-GB"/>
-        </w:rPr>
-      </w:pPr>
-      <w:r>
-        <w:rPr>
-          <w:lang w:val="en-GB"/>
-        </w:rPr>
-        <w:br w:type="page"/>
-      </w:r>
-    </w:p>
-    <w:p>
-      <w:pPr>
-        <w:pStyle w:val="Heading2"/>
-        <w:spacing w:before="240" w:after="120"/>
-        <w:rPr>
-          <w:lang w:val="it-CH"/>
-        </w:rPr>
-      </w:pPr>
-      <w:bookmarkStart w:id="20" w:name="_Toc231689366"/>
-      <w:r>
-        <w:rPr>
-          <w:lang w:val="it-CH"/>
-        </w:rPr>
-        <w:lastRenderedPageBreak/>
-        <w:t>Visualizzazione delle flashcard</w:t>
-      </w:r>
-      <w:bookmarkEnd w:id="20"/>
-    </w:p>
-    <w:p>
-      <w:pPr>
-        <w:rPr>
-          <w:lang w:val="it-CH"/>
-        </w:rPr>
-      </w:pPr>
-      <w:r>
-        <w:rPr>
-          <w:lang w:val="it-CH"/>
-        </w:rPr>
-        <w:t>FlashcardCard riceve la lista e usa currentIndex per sapere quale carta mostrare. Quando la lista cambia, didUpdateWidget rimette l'indice a zero, evitando che l'app provi ad aprire una carta non presente nella nuova lista.</w:t>
-      </w:r>
-    </w:p>
-    <w:tbl>
-      <w:tblPr>
-        <w:tblW w:w="0" w:type="auto"/>
-        <w:tblBorders>
-          <w:top w:val="single" w:sz="4" w:space="0" w:color="D9E2F3"/>
-          <w:left w:val="single" w:sz="4" w:space="0" w:color="D9E2F3"/>
-          <w:bottom w:val="single" w:sz="4" w:space="0" w:color="D9E2F3"/>
-          <w:right w:val="single" w:sz="4" w:space="0" w:color="D9E2F3"/>
-          <w:insideH w:val="single" w:sz="4" w:space="0" w:color="D9E2F3"/>
-          <w:insideV w:val="single" w:sz="4" w:space="0" w:color="D9E2F3"/>
-        </w:tblBorders>
-        <w:tblLayout w:type="fixed"/>
-        <w:tblLook w:val="04A0" w:firstRow="1" w:lastRow="0" w:firstColumn="1" w:lastColumn="0" w:noHBand="0" w:noVBand="1"/>
-      </w:tblPr>
-      <w:tblGrid>
-        <w:gridCol w:w="9288"/>
-      </w:tblGrid>
-      <w:tr>
-        <w:tc>
-          <w:tcPr>
-            <w:tcW w:w="9288" w:type="dxa"/>
-            <w:shd w:val="clear" w:color="auto" w:fill="F6F8FA"/>
-            <w:tcMar>
-              <w:top w:w="140" w:type="dxa"/>
-              <w:left w:w="160" w:type="dxa"/>
-              <w:bottom w:w="140" w:type="dxa"/>
-              <w:right w:w="160" w:type="dxa"/>
-            </w:tcMar>
-            <w:vAlign w:val="center"/>
-          </w:tcPr>
-          <w:p>
-            <w:pPr>
-              <w:spacing w:after="0" w:line="240" w:lineRule="auto"/>
-              <w:rPr>
-                <w:lang w:val="en-GB"/>
-              </w:rPr>
-            </w:pPr>
-            <w:r>
-              <w:rPr>
-                <w:rFonts w:ascii="Courier New" w:hAnsi="Courier New"/>
-                <w:color w:val="222222"/>
-                <w:sz w:val="17"/>
-                <w:lang w:val="en-GB"/>
-              </w:rPr>
-              <w:t>@override</w:t>
-            </w:r>
-          </w:p>
-          <w:p>
-            <w:pPr>
-              <w:spacing w:after="0" w:line="240" w:lineRule="auto"/>
-              <w:rPr>
-                <w:lang w:val="en-GB"/>
-              </w:rPr>
-            </w:pPr>
-            <w:r>
-              <w:rPr>
-                <w:rFonts w:ascii="Courier New" w:hAnsi="Courier New"/>
-                <w:color w:val="222222"/>
-                <w:sz w:val="17"/>
-                <w:lang w:val="en-GB"/>
-              </w:rPr>
-              <w:t xml:space="preserve">void </w:t>
-            </w:r>
-            <w:proofErr w:type="spellStart"/>
-            <w:proofErr w:type="gramStart"/>
-            <w:r>
-              <w:rPr>
-                <w:rFonts w:ascii="Courier New" w:hAnsi="Courier New"/>
-                <w:color w:val="222222"/>
-                <w:sz w:val="17"/>
-                <w:lang w:val="en-GB"/>
-              </w:rPr>
-              <w:t>didUpdateWidget</w:t>
-            </w:r>
-            <w:proofErr w:type="spellEnd"/>
-            <w:r>
-              <w:rPr>
-                <w:rFonts w:ascii="Courier New" w:hAnsi="Courier New"/>
-                <w:color w:val="222222"/>
-                <w:sz w:val="17"/>
-                <w:lang w:val="en-GB"/>
-              </w:rPr>
-              <w:t>(</w:t>
-            </w:r>
-            <w:proofErr w:type="spellStart"/>
-            <w:proofErr w:type="gramEnd"/>
-            <w:r>
-              <w:rPr>
-                <w:rFonts w:ascii="Courier New" w:hAnsi="Courier New"/>
-                <w:color w:val="222222"/>
-                <w:sz w:val="17"/>
-                <w:lang w:val="en-GB"/>
-              </w:rPr>
-              <w:t>FlashcardCard</w:t>
-            </w:r>
-            <w:proofErr w:type="spellEnd"/>
-            <w:r>
-              <w:rPr>
-                <w:rFonts w:ascii="Courier New" w:hAnsi="Courier New"/>
-                <w:color w:val="222222"/>
-                <w:sz w:val="17"/>
-                <w:lang w:val="en-GB"/>
-              </w:rPr>
-              <w:t xml:space="preserve"> </w:t>
-            </w:r>
-            <w:proofErr w:type="spellStart"/>
-            <w:r>
-              <w:rPr>
-                <w:rFonts w:ascii="Courier New" w:hAnsi="Courier New"/>
-                <w:color w:val="222222"/>
-                <w:sz w:val="17"/>
-                <w:lang w:val="en-GB"/>
-              </w:rPr>
-              <w:t>oldWidget</w:t>
-            </w:r>
-            <w:proofErr w:type="spellEnd"/>
-            <w:r>
-              <w:rPr>
-                <w:rFonts w:ascii="Courier New" w:hAnsi="Courier New"/>
-                <w:color w:val="222222"/>
-                <w:sz w:val="17"/>
-                <w:lang w:val="en-GB"/>
-              </w:rPr>
-              <w:t>) {</w:t>
-            </w:r>
-          </w:p>
-          <w:p>
-            <w:pPr>
-              <w:spacing w:after="0" w:line="240" w:lineRule="auto"/>
-              <w:rPr>
-                <w:lang w:val="en-GB"/>
-              </w:rPr>
-            </w:pPr>
-            <w:r>
-              <w:rPr>
-                <w:rFonts w:ascii="Courier New" w:hAnsi="Courier New"/>
-                <w:color w:val="222222"/>
-                <w:sz w:val="17"/>
-                <w:lang w:val="en-GB"/>
-              </w:rPr>
-              <w:t xml:space="preserve">  </w:t>
-            </w:r>
-            <w:proofErr w:type="spellStart"/>
-            <w:proofErr w:type="gramStart"/>
-            <w:r>
-              <w:rPr>
-                <w:rFonts w:ascii="Courier New" w:hAnsi="Courier New"/>
-                <w:color w:val="222222"/>
-                <w:sz w:val="17"/>
-                <w:lang w:val="en-GB"/>
-              </w:rPr>
-              <w:t>super.didUpdateWidget</w:t>
-            </w:r>
-            <w:proofErr w:type="spellEnd"/>
-            <w:proofErr w:type="gramEnd"/>
-            <w:r>
-              <w:rPr>
-                <w:rFonts w:ascii="Courier New" w:hAnsi="Courier New"/>
-                <w:color w:val="222222"/>
-                <w:sz w:val="17"/>
-                <w:lang w:val="en-GB"/>
-              </w:rPr>
-              <w:t>(</w:t>
-            </w:r>
-            <w:proofErr w:type="spellStart"/>
-            <w:r>
-              <w:rPr>
-                <w:rFonts w:ascii="Courier New" w:hAnsi="Courier New"/>
-                <w:color w:val="222222"/>
-                <w:sz w:val="17"/>
-                <w:lang w:val="en-GB"/>
-              </w:rPr>
-              <w:t>oldWidget</w:t>
-            </w:r>
-            <w:proofErr w:type="spellEnd"/>
-            <w:r>
-              <w:rPr>
-                <w:rFonts w:ascii="Courier New" w:hAnsi="Courier New"/>
-                <w:color w:val="222222"/>
-                <w:sz w:val="17"/>
-                <w:lang w:val="en-GB"/>
-              </w:rPr>
-              <w:t>);</w:t>
-            </w:r>
-          </w:p>
-          <w:p>
-            <w:pPr>
-              <w:spacing w:after="0" w:line="240" w:lineRule="auto"/>
-              <w:rPr>
-                <w:lang w:val="en-GB"/>
-              </w:rPr>
-            </w:pPr>
-            <w:r>
-              <w:rPr>
-                <w:rFonts w:ascii="Courier New" w:hAnsi="Courier New"/>
-                <w:color w:val="222222"/>
-                <w:sz w:val="17"/>
-                <w:lang w:val="en-GB"/>
-              </w:rPr>
-              <w:t xml:space="preserve">  if (</w:t>
-            </w:r>
-            <w:proofErr w:type="spellStart"/>
-            <w:proofErr w:type="gramStart"/>
-            <w:r>
-              <w:rPr>
-                <w:rFonts w:ascii="Courier New" w:hAnsi="Courier New"/>
-                <w:color w:val="222222"/>
-                <w:sz w:val="17"/>
-                <w:lang w:val="en-GB"/>
-              </w:rPr>
-              <w:t>oldWidget.flashcards</w:t>
-            </w:r>
-            <w:proofErr w:type="spellEnd"/>
-            <w:r>
-              <w:rPr>
-                <w:rFonts w:ascii="Courier New" w:hAnsi="Courier New"/>
-                <w:color w:val="222222"/>
-                <w:sz w:val="17"/>
-                <w:lang w:val="en-GB"/>
-              </w:rPr>
-              <w:t xml:space="preserve"> !</w:t>
-            </w:r>
-            <w:proofErr w:type="gramEnd"/>
-            <w:r>
-              <w:rPr>
-                <w:rFonts w:ascii="Courier New" w:hAnsi="Courier New"/>
-                <w:color w:val="222222"/>
-                <w:sz w:val="17"/>
-                <w:lang w:val="en-GB"/>
-              </w:rPr>
-              <w:t xml:space="preserve">= </w:t>
-            </w:r>
-            <w:proofErr w:type="spellStart"/>
-            <w:proofErr w:type="gramStart"/>
-            <w:r>
-              <w:rPr>
-                <w:rFonts w:ascii="Courier New" w:hAnsi="Courier New"/>
-                <w:color w:val="222222"/>
-                <w:sz w:val="17"/>
-                <w:lang w:val="en-GB"/>
-              </w:rPr>
-              <w:t>widget.flashcards</w:t>
-            </w:r>
-            <w:proofErr w:type="spellEnd"/>
-            <w:proofErr w:type="gramEnd"/>
-            <w:r>
-              <w:rPr>
-                <w:rFonts w:ascii="Courier New" w:hAnsi="Courier New"/>
-                <w:color w:val="222222"/>
-                <w:sz w:val="17"/>
-                <w:lang w:val="en-GB"/>
-              </w:rPr>
-              <w:t>) {</w:t>
-            </w:r>
-          </w:p>
-          <w:p>
-            <w:pPr>
-              <w:spacing w:after="0" w:line="240" w:lineRule="auto"/>
-            </w:pPr>
-            <w:r>
-              <w:rPr>
-                <w:rFonts w:ascii="Courier New" w:hAnsi="Courier New"/>
-                <w:color w:val="222222"/>
-                <w:sz w:val="17"/>
-                <w:lang w:val="en-GB"/>
-              </w:rPr>
-              <w:t xml:space="preserve">    </w:t>
-            </w:r>
-            <w:proofErr w:type="spellStart"/>
-            <w:proofErr w:type="gramStart"/>
-            <w:r>
-              <w:rPr>
-                <w:rFonts w:ascii="Courier New" w:hAnsi="Courier New"/>
-                <w:color w:val="222222"/>
-                <w:sz w:val="17"/>
-              </w:rPr>
-              <w:t>setState</w:t>
-            </w:r>
-            <w:proofErr w:type="spellEnd"/>
-            <w:r>
-              <w:rPr>
-                <w:rFonts w:ascii="Courier New" w:hAnsi="Courier New"/>
-                <w:color w:val="222222"/>
-                <w:sz w:val="17"/>
-              </w:rPr>
-              <w:t>(</w:t>
-            </w:r>
-            <w:proofErr w:type="gramEnd"/>
-            <w:r>
-              <w:rPr>
-                <w:rFonts w:ascii="Courier New" w:hAnsi="Courier New"/>
-                <w:color w:val="222222"/>
-                <w:sz w:val="17"/>
-              </w:rPr>
-              <w:t xml:space="preserve">() =&gt; </w:t>
-            </w:r>
-            <w:proofErr w:type="spellStart"/>
-            <w:r>
-              <w:rPr>
-                <w:rFonts w:ascii="Courier New" w:hAnsi="Courier New"/>
-                <w:color w:val="222222"/>
-                <w:sz w:val="17"/>
-              </w:rPr>
-              <w:t>currentIndex</w:t>
-            </w:r>
-            <w:proofErr w:type="spellEnd"/>
-            <w:r>
-              <w:rPr>
-                <w:rFonts w:ascii="Courier New" w:hAnsi="Courier New"/>
-                <w:color w:val="222222"/>
-                <w:sz w:val="17"/>
-              </w:rPr>
-              <w:t xml:space="preserve"> = 0);</w:t>
-            </w:r>
-          </w:p>
-          <w:p>
-            <w:pPr>
-              <w:spacing w:after="0" w:line="240" w:lineRule="auto"/>
-            </w:pPr>
-            <w:r>
-              <w:rPr>
-                <w:rFonts w:ascii="Courier New" w:hAnsi="Courier New"/>
-                <w:color w:val="222222"/>
-                <w:sz w:val="17"/>
-              </w:rPr>
-              <w:t xml:space="preserve">  }</w:t>
-            </w:r>
-          </w:p>
-          <w:p>
-            <w:pPr>
-              <w:spacing w:after="0" w:line="240" w:lineRule="auto"/>
-            </w:pPr>
-            <w:r>
-              <w:rPr>
-                <w:rFonts w:ascii="Courier New" w:hAnsi="Courier New"/>
-                <w:color w:val="222222"/>
-                <w:sz w:val="17"/>
-              </w:rPr>
-              <w:t>}</w:t>
-            </w:r>
-          </w:p>
-        </w:tc>
-      </w:tr>
-    </w:tbl>
-    <w:p>
-      <w:pPr>
-        <w:spacing w:after="40"/>
-      </w:pPr>
-    </w:p>
-    <w:p>
-      <w:pPr>
-        <w:rPr>
-          <w:lang w:val="it-CH"/>
-        </w:rPr>
-      </w:pPr>
-      <w:r>
-        <w:rPr>
-          <w:lang w:val="it-CH"/>
-        </w:rPr>
-        <w:t>I pulsanti Indietro e Avanti modificano currentIndex solo se esiste una carta precedente o successiva. La carta viene ricreata con ValueKey(currentIndex), cosi l'animazione fronte/retro riparte correttamente quando si cambia domanda.</w:t>
-      </w:r>
-    </w:p>
-    <w:p>
-      <w:pPr>
-        <w:pStyle w:val="Heading2"/>
-        <w:spacing w:before="240" w:after="120"/>
-        <w:rPr>
-          <w:lang w:val="it-CH"/>
-        </w:rPr>
-      </w:pPr>
-      <w:bookmarkStart w:id="21" w:name="_Toc231689367"/>
-      <w:r>
-        <w:rPr>
-          <w:lang w:val="it-CH"/>
-        </w:rPr>
-        <w:t>Timer Pomodoro</w:t>
-      </w:r>
-      <w:bookmarkEnd w:id="21"/>
-    </w:p>
-    <w:p>
-      <w:pPr>
-        <w:rPr>
-          <w:lang w:val="it-CH"/>
-        </w:rPr>
-      </w:pPr>
-      <w:r>
-        <w:rPr>
-          <w:lang w:val="it-CH"/>
-        </w:rPr>
-        <w:t>Il timer usa Timer.periodic per diminuire i secondi rimanenti ogni secondo. Quando il tempo arriva a zero, il timer si ferma e il numero di sessioni completate aumenta.</w:t>
-      </w:r>
-    </w:p>
-    <w:tbl>
-      <w:tblPr>
-        <w:tblW w:w="0" w:type="auto"/>
-        <w:tblBorders>
-          <w:top w:val="single" w:sz="4" w:space="0" w:color="D9E2F3"/>
-          <w:left w:val="single" w:sz="4" w:space="0" w:color="D9E2F3"/>
-          <w:bottom w:val="single" w:sz="4" w:space="0" w:color="D9E2F3"/>
-          <w:right w:val="single" w:sz="4" w:space="0" w:color="D9E2F3"/>
-          <w:insideH w:val="single" w:sz="4" w:space="0" w:color="D9E2F3"/>
-          <w:insideV w:val="single" w:sz="4" w:space="0" w:color="D9E2F3"/>
-        </w:tblBorders>
-        <w:tblLayout w:type="fixed"/>
-        <w:tblLook w:val="04A0" w:firstRow="1" w:lastRow="0" w:firstColumn="1" w:lastColumn="0" w:noHBand="0" w:noVBand="1"/>
-      </w:tblPr>
-      <w:tblGrid>
-        <w:gridCol w:w="9288"/>
-      </w:tblGrid>
-      <w:tr>
-        <w:tc>
-          <w:tcPr>
-            <w:tcW w:w="9288" w:type="dxa"/>
-            <w:shd w:val="clear" w:color="auto" w:fill="F6F8FA"/>
-            <w:tcMar>
-              <w:top w:w="140" w:type="dxa"/>
-              <w:left w:w="160" w:type="dxa"/>
-              <w:bottom w:w="140" w:type="dxa"/>
-              <w:right w:w="160" w:type="dxa"/>
-            </w:tcMar>
-            <w:vAlign w:val="center"/>
-          </w:tcPr>
-          <w:p>
-            <w:pPr>
-              <w:spacing w:after="0" w:line="240" w:lineRule="auto"/>
-              <w:rPr>
-                <w:lang w:val="en-GB"/>
-              </w:rPr>
-            </w:pPr>
-            <w:r>
-              <w:rPr>
-                <w:rFonts w:ascii="Courier New" w:hAnsi="Courier New"/>
-                <w:color w:val="222222"/>
-                <w:sz w:val="17"/>
-                <w:lang w:val="en-GB"/>
-              </w:rPr>
-              <w:t xml:space="preserve">void </w:t>
-            </w:r>
-            <w:proofErr w:type="spellStart"/>
-            <w:proofErr w:type="gramStart"/>
-            <w:r>
-              <w:rPr>
-                <w:rFonts w:ascii="Courier New" w:hAnsi="Courier New"/>
-                <w:color w:val="222222"/>
-                <w:sz w:val="17"/>
-                <w:lang w:val="en-GB"/>
-              </w:rPr>
-              <w:t>startTimer</w:t>
-            </w:r>
-            <w:proofErr w:type="spellEnd"/>
-            <w:r>
-              <w:rPr>
-                <w:rFonts w:ascii="Courier New" w:hAnsi="Courier New"/>
-                <w:color w:val="222222"/>
-                <w:sz w:val="17"/>
-                <w:lang w:val="en-GB"/>
-              </w:rPr>
-              <w:t>(</w:t>
-            </w:r>
-            <w:proofErr w:type="gramEnd"/>
-            <w:r>
-              <w:rPr>
-                <w:rFonts w:ascii="Courier New" w:hAnsi="Courier New"/>
-                <w:color w:val="222222"/>
-                <w:sz w:val="17"/>
-                <w:lang w:val="en-GB"/>
-              </w:rPr>
-              <w:t>) {</w:t>
-            </w:r>
-          </w:p>
-          <w:p>
-            <w:pPr>
-              <w:spacing w:after="0" w:line="240" w:lineRule="auto"/>
-              <w:rPr>
-                <w:lang w:val="en-GB"/>
-              </w:rPr>
-            </w:pPr>
-            <w:r>
-              <w:rPr>
-                <w:rFonts w:ascii="Courier New" w:hAnsi="Courier New"/>
-                <w:color w:val="222222"/>
-                <w:sz w:val="17"/>
-                <w:lang w:val="en-GB"/>
-              </w:rPr>
-              <w:t xml:space="preserve">  if (_</w:t>
-            </w:r>
-            <w:proofErr w:type="spellStart"/>
-            <w:r>
-              <w:rPr>
-                <w:rFonts w:ascii="Courier New" w:hAnsi="Courier New"/>
-                <w:color w:val="222222"/>
-                <w:sz w:val="17"/>
-                <w:lang w:val="en-GB"/>
-              </w:rPr>
-              <w:t>isRunning</w:t>
-            </w:r>
-            <w:proofErr w:type="spellEnd"/>
-            <w:r>
-              <w:rPr>
-                <w:rFonts w:ascii="Courier New" w:hAnsi="Courier New"/>
-                <w:color w:val="222222"/>
-                <w:sz w:val="17"/>
-                <w:lang w:val="en-GB"/>
-              </w:rPr>
-              <w:t>) return;</w:t>
-            </w:r>
-          </w:p>
-          <w:p>
-            <w:pPr>
-              <w:spacing w:after="0" w:line="240" w:lineRule="auto"/>
-              <w:rPr>
-                <w:lang w:val="en-GB"/>
-              </w:rPr>
-            </w:pPr>
-          </w:p>
-          <w:p>
-            <w:pPr>
-              <w:spacing w:after="0" w:line="240" w:lineRule="auto"/>
-              <w:rPr>
-                <w:lang w:val="en-GB"/>
-              </w:rPr>
-            </w:pPr>
-            <w:r>
-              <w:rPr>
-                <w:rFonts w:ascii="Courier New" w:hAnsi="Courier New"/>
-                <w:color w:val="222222"/>
-                <w:sz w:val="17"/>
-                <w:lang w:val="en-GB"/>
-              </w:rPr>
-              <w:t xml:space="preserve">  _</w:t>
-            </w:r>
-            <w:proofErr w:type="spellStart"/>
-            <w:r>
-              <w:rPr>
-                <w:rFonts w:ascii="Courier New" w:hAnsi="Courier New"/>
-                <w:color w:val="222222"/>
-                <w:sz w:val="17"/>
-                <w:lang w:val="en-GB"/>
-              </w:rPr>
-              <w:t>isRunning</w:t>
-            </w:r>
-            <w:proofErr w:type="spellEnd"/>
-            <w:r>
-              <w:rPr>
-                <w:rFonts w:ascii="Courier New" w:hAnsi="Courier New"/>
-                <w:color w:val="222222"/>
-                <w:sz w:val="17"/>
-                <w:lang w:val="en-GB"/>
-              </w:rPr>
-              <w:t xml:space="preserve"> = true;</w:t>
-            </w:r>
-          </w:p>
-          <w:p>
-            <w:pPr>
-              <w:spacing w:after="0" w:line="240" w:lineRule="auto"/>
-              <w:rPr>
-                <w:lang w:val="en-GB"/>
-              </w:rPr>
-            </w:pPr>
-            <w:r>
-              <w:rPr>
-                <w:rFonts w:ascii="Courier New" w:hAnsi="Courier New"/>
-                <w:color w:val="222222"/>
-                <w:sz w:val="17"/>
-                <w:lang w:val="en-GB"/>
-              </w:rPr>
-              <w:t xml:space="preserve">  _timer = </w:t>
-            </w:r>
-            <w:proofErr w:type="spellStart"/>
-            <w:r>
-              <w:rPr>
-                <w:rFonts w:ascii="Courier New" w:hAnsi="Courier New"/>
-                <w:color w:val="222222"/>
-                <w:sz w:val="17"/>
-                <w:lang w:val="en-GB"/>
-              </w:rPr>
-              <w:t>Timer.periodic</w:t>
-            </w:r>
-            <w:proofErr w:type="spellEnd"/>
-            <w:r>
-              <w:rPr>
-                <w:rFonts w:ascii="Courier New" w:hAnsi="Courier New"/>
-                <w:color w:val="222222"/>
-                <w:sz w:val="17"/>
-                <w:lang w:val="en-GB"/>
-              </w:rPr>
-              <w:t>(</w:t>
-            </w:r>
-          </w:p>
-          <w:p>
-            <w:pPr>
-              <w:spacing w:after="0" w:line="240" w:lineRule="auto"/>
-              <w:rPr>
-                <w:lang w:val="en-GB"/>
-              </w:rPr>
-            </w:pPr>
-            <w:r>
-              <w:rPr>
-                <w:rFonts w:ascii="Courier New" w:hAnsi="Courier New"/>
-                <w:color w:val="222222"/>
-                <w:sz w:val="17"/>
-                <w:lang w:val="en-GB"/>
-              </w:rPr>
-              <w:t xml:space="preserve">    </w:t>
-            </w:r>
-            <w:proofErr w:type="spellStart"/>
-            <w:r>
-              <w:rPr>
-                <w:rFonts w:ascii="Courier New" w:hAnsi="Courier New"/>
-                <w:color w:val="222222"/>
-                <w:sz w:val="17"/>
-                <w:lang w:val="en-GB"/>
-              </w:rPr>
-              <w:t>const</w:t>
-            </w:r>
-            <w:proofErr w:type="spellEnd"/>
-            <w:r>
-              <w:rPr>
-                <w:rFonts w:ascii="Courier New" w:hAnsi="Courier New"/>
-                <w:color w:val="222222"/>
-                <w:sz w:val="17"/>
-                <w:lang w:val="en-GB"/>
-              </w:rPr>
-              <w:t xml:space="preserve"> </w:t>
-            </w:r>
-            <w:proofErr w:type="gramStart"/>
-            <w:r>
-              <w:rPr>
-                <w:rFonts w:ascii="Courier New" w:hAnsi="Courier New"/>
-                <w:color w:val="222222"/>
-                <w:sz w:val="17"/>
-                <w:lang w:val="en-GB"/>
-              </w:rPr>
-              <w:t>Duration(</w:t>
-            </w:r>
-            <w:proofErr w:type="gramEnd"/>
-            <w:r>
-              <w:rPr>
-                <w:rFonts w:ascii="Courier New" w:hAnsi="Courier New"/>
-                <w:color w:val="222222"/>
-                <w:sz w:val="17"/>
-                <w:lang w:val="en-GB"/>
-              </w:rPr>
-              <w:t>seconds: 1),</w:t>
-            </w:r>
-          </w:p>
-          <w:p>
-            <w:pPr>
-              <w:spacing w:after="0" w:line="240" w:lineRule="auto"/>
-              <w:rPr>
-                <w:lang w:val="en-GB"/>
-              </w:rPr>
-            </w:pPr>
-            <w:r>
-              <w:rPr>
-                <w:rFonts w:ascii="Courier New" w:hAnsi="Courier New"/>
-                <w:color w:val="222222"/>
-                <w:sz w:val="17"/>
-                <w:lang w:val="en-GB"/>
-              </w:rPr>
-              <w:t xml:space="preserve">    (timer) {</w:t>
-            </w:r>
-          </w:p>
-          <w:p>
-            <w:pPr>
-              <w:spacing w:after="0" w:line="240" w:lineRule="auto"/>
-              <w:rPr>
-                <w:lang w:val="en-GB"/>
-              </w:rPr>
-            </w:pPr>
-            <w:r>
-              <w:rPr>
-                <w:rFonts w:ascii="Courier New" w:hAnsi="Courier New"/>
-                <w:color w:val="222222"/>
-                <w:sz w:val="17"/>
-                <w:lang w:val="en-GB"/>
-              </w:rPr>
-              <w:t xml:space="preserve">      </w:t>
-            </w:r>
-            <w:proofErr w:type="spellStart"/>
-            <w:proofErr w:type="gramStart"/>
-            <w:r>
-              <w:rPr>
-                <w:rFonts w:ascii="Courier New" w:hAnsi="Courier New"/>
-                <w:color w:val="222222"/>
-                <w:sz w:val="17"/>
-                <w:lang w:val="en-GB"/>
-              </w:rPr>
-              <w:t>setState</w:t>
-            </w:r>
-            <w:proofErr w:type="spellEnd"/>
-            <w:r>
-              <w:rPr>
-                <w:rFonts w:ascii="Courier New" w:hAnsi="Courier New"/>
-                <w:color w:val="222222"/>
-                <w:sz w:val="17"/>
-                <w:lang w:val="en-GB"/>
-              </w:rPr>
-              <w:t>(</w:t>
-            </w:r>
-            <w:proofErr w:type="gramEnd"/>
-            <w:r>
-              <w:rPr>
-                <w:rFonts w:ascii="Courier New" w:hAnsi="Courier New"/>
-                <w:color w:val="222222"/>
-                <w:sz w:val="17"/>
-                <w:lang w:val="en-GB"/>
-              </w:rPr>
-              <w:t>() {</w:t>
-            </w:r>
-          </w:p>
-          <w:p>
-            <w:pPr>
-              <w:spacing w:after="0" w:line="240" w:lineRule="auto"/>
-              <w:rPr>
-                <w:lang w:val="en-GB"/>
-              </w:rPr>
-            </w:pPr>
-            <w:r>
-              <w:rPr>
-                <w:rFonts w:ascii="Courier New" w:hAnsi="Courier New"/>
-                <w:color w:val="222222"/>
-                <w:sz w:val="17"/>
-                <w:lang w:val="en-GB"/>
-              </w:rPr>
-              <w:t xml:space="preserve">        if (_</w:t>
-            </w:r>
-            <w:proofErr w:type="spellStart"/>
-            <w:r>
-              <w:rPr>
-                <w:rFonts w:ascii="Courier New" w:hAnsi="Courier New"/>
-                <w:color w:val="222222"/>
-                <w:sz w:val="17"/>
-                <w:lang w:val="en-GB"/>
-              </w:rPr>
-              <w:t>remainingSeconds</w:t>
-            </w:r>
-            <w:proofErr w:type="spellEnd"/>
-            <w:r>
-              <w:rPr>
-                <w:rFonts w:ascii="Courier New" w:hAnsi="Courier New"/>
-                <w:color w:val="222222"/>
-                <w:sz w:val="17"/>
-                <w:lang w:val="en-GB"/>
-              </w:rPr>
-              <w:t xml:space="preserve"> &gt; 0) {</w:t>
-            </w:r>
-          </w:p>
-          <w:p>
-            <w:pPr>
-              <w:spacing w:after="0" w:line="240" w:lineRule="auto"/>
-              <w:rPr>
-                <w:lang w:val="en-GB"/>
-              </w:rPr>
-            </w:pPr>
-            <w:r>
-              <w:rPr>
-                <w:rFonts w:ascii="Courier New" w:hAnsi="Courier New"/>
-                <w:color w:val="222222"/>
-                <w:sz w:val="17"/>
-                <w:lang w:val="en-GB"/>
-              </w:rPr>
-              <w:t xml:space="preserve">          _</w:t>
-            </w:r>
-            <w:proofErr w:type="spellStart"/>
-            <w:r>
-              <w:rPr>
-                <w:rFonts w:ascii="Courier New" w:hAnsi="Courier New"/>
-                <w:color w:val="222222"/>
-                <w:sz w:val="17"/>
-                <w:lang w:val="en-GB"/>
-              </w:rPr>
-              <w:t>remainingSeconds</w:t>
-            </w:r>
-            <w:proofErr w:type="spellEnd"/>
-            <w:r>
-              <w:rPr>
-                <w:rFonts w:ascii="Courier New" w:hAnsi="Courier New"/>
-                <w:color w:val="222222"/>
-                <w:sz w:val="17"/>
-                <w:lang w:val="en-GB"/>
-              </w:rPr>
-              <w:t>--;</w:t>
-            </w:r>
-          </w:p>
-          <w:p>
-            <w:pPr>
-              <w:spacing w:after="0" w:line="240" w:lineRule="auto"/>
-              <w:rPr>
-                <w:lang w:val="en-GB"/>
-              </w:rPr>
-            </w:pPr>
-            <w:r>
-              <w:rPr>
-                <w:rFonts w:ascii="Courier New" w:hAnsi="Courier New"/>
-                <w:color w:val="222222"/>
-                <w:sz w:val="17"/>
-                <w:lang w:val="en-GB"/>
-              </w:rPr>
-              <w:t xml:space="preserve">        } else {</w:t>
-            </w:r>
-          </w:p>
-          <w:p>
-            <w:pPr>
-              <w:spacing w:after="0" w:line="240" w:lineRule="auto"/>
-              <w:rPr>
-                <w:lang w:val="en-GB"/>
-              </w:rPr>
-            </w:pPr>
-            <w:r>
-              <w:rPr>
-                <w:rFonts w:ascii="Courier New" w:hAnsi="Courier New"/>
-                <w:color w:val="222222"/>
-                <w:sz w:val="17"/>
-                <w:lang w:val="en-GB"/>
-              </w:rPr>
-              <w:t xml:space="preserve">          </w:t>
-            </w:r>
-            <w:proofErr w:type="spellStart"/>
-            <w:proofErr w:type="gramStart"/>
-            <w:r>
-              <w:rPr>
-                <w:rFonts w:ascii="Courier New" w:hAnsi="Courier New"/>
-                <w:color w:val="222222"/>
-                <w:sz w:val="17"/>
-                <w:lang w:val="en-GB"/>
-              </w:rPr>
-              <w:t>timer.cancel</w:t>
-            </w:r>
-            <w:proofErr w:type="spellEnd"/>
-            <w:proofErr w:type="gramEnd"/>
-            <w:r>
-              <w:rPr>
-                <w:rFonts w:ascii="Courier New" w:hAnsi="Courier New"/>
-                <w:color w:val="222222"/>
-                <w:sz w:val="17"/>
-                <w:lang w:val="en-GB"/>
-              </w:rPr>
-              <w:t>();</w:t>
-            </w:r>
-          </w:p>
-          <w:p>
-            <w:pPr>
-              <w:spacing w:after="0" w:line="240" w:lineRule="auto"/>
-              <w:rPr>
-                <w:lang w:val="en-GB"/>
-              </w:rPr>
-            </w:pPr>
-            <w:r>
-              <w:rPr>
-                <w:rFonts w:ascii="Courier New" w:hAnsi="Courier New"/>
-                <w:color w:val="222222"/>
-                <w:sz w:val="17"/>
-                <w:lang w:val="en-GB"/>
-              </w:rPr>
-              <w:t xml:space="preserve">          _</w:t>
-            </w:r>
-            <w:proofErr w:type="spellStart"/>
-            <w:r>
-              <w:rPr>
-                <w:rFonts w:ascii="Courier New" w:hAnsi="Courier New"/>
-                <w:color w:val="222222"/>
-                <w:sz w:val="17"/>
-                <w:lang w:val="en-GB"/>
-              </w:rPr>
-              <w:t>isRunning</w:t>
-            </w:r>
-            <w:proofErr w:type="spellEnd"/>
-            <w:r>
-              <w:rPr>
-                <w:rFonts w:ascii="Courier New" w:hAnsi="Courier New"/>
-                <w:color w:val="222222"/>
-                <w:sz w:val="17"/>
-                <w:lang w:val="en-GB"/>
-              </w:rPr>
-              <w:t xml:space="preserve"> = false;</w:t>
-            </w:r>
-          </w:p>
-          <w:p>
-            <w:pPr>
-              <w:spacing w:after="0" w:line="240" w:lineRule="auto"/>
-            </w:pPr>
-            <w:r>
-              <w:rPr>
-                <w:rFonts w:ascii="Courier New" w:hAnsi="Courier New"/>
-                <w:color w:val="222222"/>
-                <w:sz w:val="17"/>
-                <w:lang w:val="en-GB"/>
-              </w:rPr>
-              <w:t xml:space="preserve">          </w:t>
-            </w:r>
-            <w:r>
-              <w:rPr>
-                <w:rFonts w:ascii="Courier New" w:hAnsi="Courier New"/>
-                <w:color w:val="222222"/>
-                <w:sz w:val="17"/>
-              </w:rPr>
-              <w:t>_</w:t>
-            </w:r>
-            <w:proofErr w:type="spellStart"/>
-            <w:r>
-              <w:rPr>
-                <w:rFonts w:ascii="Courier New" w:hAnsi="Courier New"/>
-                <w:color w:val="222222"/>
-                <w:sz w:val="17"/>
-              </w:rPr>
-              <w:t>sessionsCompleted</w:t>
-            </w:r>
-            <w:proofErr w:type="spellEnd"/>
-            <w:r>
-              <w:rPr>
-                <w:rFonts w:ascii="Courier New" w:hAnsi="Courier New"/>
-                <w:color w:val="222222"/>
-                <w:sz w:val="17"/>
-              </w:rPr>
-              <w:t>++;</w:t>
-            </w:r>
-          </w:p>
-          <w:p>
-            <w:pPr>
-              <w:spacing w:after="0" w:line="240" w:lineRule="auto"/>
-            </w:pPr>
-            <w:r>
-              <w:rPr>
-                <w:rFonts w:ascii="Courier New" w:hAnsi="Courier New"/>
-                <w:color w:val="222222"/>
-                <w:sz w:val="17"/>
-              </w:rPr>
-              <w:t xml:space="preserve">        }</w:t>
-            </w:r>
-          </w:p>
-          <w:p>
-            <w:pPr>
-              <w:spacing w:after="0" w:line="240" w:lineRule="auto"/>
-            </w:pPr>
-            <w:r>
-              <w:rPr>
-                <w:rFonts w:ascii="Courier New" w:hAnsi="Courier New"/>
-                <w:color w:val="222222"/>
-                <w:sz w:val="17"/>
-              </w:rPr>
-              <w:t xml:space="preserve">      });</w:t>
-            </w:r>
-          </w:p>
-          <w:p>
-            <w:pPr>
-              <w:spacing w:after="0" w:line="240" w:lineRule="auto"/>
-            </w:pPr>
-            <w:r>
-              <w:rPr>
-                <w:rFonts w:ascii="Courier New" w:hAnsi="Courier New"/>
-                <w:color w:val="222222"/>
-                <w:sz w:val="17"/>
-              </w:rPr>
-              <w:t xml:space="preserve">    },</w:t>
-            </w:r>
-          </w:p>
-          <w:p>
-            <w:pPr>
-              <w:spacing w:after="0" w:line="240" w:lineRule="auto"/>
-            </w:pPr>
-            <w:r>
-              <w:rPr>
-                <w:rFonts w:ascii="Courier New" w:hAnsi="Courier New"/>
-                <w:color w:val="222222"/>
-                <w:sz w:val="17"/>
-              </w:rPr>
-              <w:t xml:space="preserve">  );</w:t>
-            </w:r>
-          </w:p>
-          <w:p>
-            <w:pPr>
-              <w:spacing w:after="0" w:line="240" w:lineRule="auto"/>
-            </w:pPr>
-            <w:r>
-              <w:rPr>
-                <w:rFonts w:ascii="Courier New" w:hAnsi="Courier New"/>
-                <w:color w:val="222222"/>
-                <w:sz w:val="17"/>
-              </w:rPr>
-              <w:t>}</w:t>
-            </w:r>
-          </w:p>
-        </w:tc>
-      </w:tr>
-    </w:tbl>
-    <w:p>
-      <w:pPr>
-        <w:spacing w:after="40"/>
-      </w:pPr>
-    </w:p>
-    <w:p>
-      <w:pPr>
-        <w:spacing w:after="200" w:line="276" w:lineRule="auto"/>
-        <w:rPr>
-          <w:rFonts w:asciiTheme="majorHAnsi" w:eastAsiaTheme="majorEastAsia" w:hAnsiTheme="majorHAnsi" w:cstheme="majorBidi"/>
-          <w:b/>
-          <w:bCs/>
-          <w:color w:val="2E74B5"/>
-          <w:sz w:val="26"/>
-          <w:szCs w:val="26"/>
-        </w:rPr>
-      </w:pPr>
-      <w:r>
-        <w:br w:type="page"/>
-      </w:r>
-    </w:p>
-    <w:p>
-      <w:pPr>
-        <w:pStyle w:val="Heading2"/>
-        <w:spacing w:before="240" w:after="120"/>
-      </w:pPr>
-      <w:bookmarkStart w:id="22" w:name="_Toc231689368"/>
-      <w:r>
-        <w:lastRenderedPageBreak/>
-        <w:t xml:space="preserve">Task e </w:t>
-      </w:r>
-      <w:proofErr w:type="spellStart"/>
-      <w:r>
-        <w:t>priorita</w:t>
-      </w:r>
-      <w:bookmarkEnd w:id="22"/>
-      <w:proofErr w:type="spellEnd"/>
-    </w:p>
-    <w:p>
-      <w:pPr>
-        <w:rPr>
-          <w:lang w:val="it-CH"/>
-        </w:rPr>
-      </w:pPr>
-      <w:r>
-        <w:rPr>
-          <w:lang w:val="it-CH"/>
-        </w:rPr>
-        <w:t>La pagina task definisce un piccolo modello MyTask con titolo, priorita e stato di completamento. La lista viene aggiornata con setState quando l'utente aggiunge, completa o elimina un task.</w:t>
-      </w:r>
-    </w:p>
-    <w:tbl>
-      <w:tblPr>
-        <w:tblW w:w="0" w:type="auto"/>
-        <w:tblBorders>
-          <w:top w:val="single" w:sz="4" w:space="0" w:color="D9E2F3"/>
-          <w:left w:val="single" w:sz="4" w:space="0" w:color="D9E2F3"/>
-          <w:bottom w:val="single" w:sz="4" w:space="0" w:color="D9E2F3"/>
-          <w:right w:val="single" w:sz="4" w:space="0" w:color="D9E2F3"/>
-          <w:insideH w:val="single" w:sz="4" w:space="0" w:color="D9E2F3"/>
-          <w:insideV w:val="single" w:sz="4" w:space="0" w:color="D9E2F3"/>
-        </w:tblBorders>
-        <w:tblLayout w:type="fixed"/>
-        <w:tblLook w:val="04A0" w:firstRow="1" w:lastRow="0" w:firstColumn="1" w:lastColumn="0" w:noHBand="0" w:noVBand="1"/>
-      </w:tblPr>
-      <w:tblGrid>
-        <w:gridCol w:w="9288"/>
-      </w:tblGrid>
-      <w:tr>
-        <w:tc>
-          <w:tcPr>
-            <w:tcW w:w="9288" w:type="dxa"/>
-            <w:shd w:val="clear" w:color="auto" w:fill="F6F8FA"/>
-            <w:tcMar>
-              <w:top w:w="140" w:type="dxa"/>
-              <w:left w:w="160" w:type="dxa"/>
-              <w:bottom w:w="140" w:type="dxa"/>
-              <w:right w:w="160" w:type="dxa"/>
-            </w:tcMar>
-            <w:vAlign w:val="center"/>
-          </w:tcPr>
-          <w:p>
-            <w:pPr>
-              <w:spacing w:after="0" w:line="240" w:lineRule="auto"/>
-              <w:rPr>
-                <w:lang w:val="en-GB"/>
-              </w:rPr>
-            </w:pPr>
-            <w:r>
-              <w:rPr>
-                <w:rFonts w:ascii="Courier New" w:hAnsi="Courier New"/>
-                <w:color w:val="222222"/>
-                <w:sz w:val="17"/>
-                <w:lang w:val="en-GB"/>
-              </w:rPr>
-              <w:t xml:space="preserve">class </w:t>
-            </w:r>
-            <w:proofErr w:type="spellStart"/>
-            <w:r>
-              <w:rPr>
-                <w:rFonts w:ascii="Courier New" w:hAnsi="Courier New"/>
-                <w:color w:val="222222"/>
-                <w:sz w:val="17"/>
-                <w:lang w:val="en-GB"/>
-              </w:rPr>
-              <w:t>MyTask</w:t>
-            </w:r>
-            <w:proofErr w:type="spellEnd"/>
-            <w:r>
-              <w:rPr>
-                <w:rFonts w:ascii="Courier New" w:hAnsi="Courier New"/>
-                <w:color w:val="222222"/>
-                <w:sz w:val="17"/>
-                <w:lang w:val="en-GB"/>
-              </w:rPr>
-              <w:t xml:space="preserve"> {</w:t>
-            </w:r>
-          </w:p>
-          <w:p>
-            <w:pPr>
-              <w:spacing w:after="0" w:line="240" w:lineRule="auto"/>
-              <w:rPr>
-                <w:lang w:val="en-GB"/>
-              </w:rPr>
-            </w:pPr>
-            <w:r>
-              <w:rPr>
-                <w:rFonts w:ascii="Courier New" w:hAnsi="Courier New"/>
-                <w:color w:val="222222"/>
-                <w:sz w:val="17"/>
-                <w:lang w:val="en-GB"/>
-              </w:rPr>
-              <w:t xml:space="preserve">  String title;</w:t>
-            </w:r>
-          </w:p>
-          <w:p>
-            <w:pPr>
-              <w:spacing w:after="0" w:line="240" w:lineRule="auto"/>
-              <w:rPr>
-                <w:lang w:val="en-GB"/>
-              </w:rPr>
-            </w:pPr>
-            <w:r>
-              <w:rPr>
-                <w:rFonts w:ascii="Courier New" w:hAnsi="Courier New"/>
-                <w:color w:val="222222"/>
-                <w:sz w:val="17"/>
-                <w:lang w:val="en-GB"/>
-              </w:rPr>
-              <w:t xml:space="preserve">  String priority;</w:t>
-            </w:r>
-          </w:p>
-          <w:p>
-            <w:pPr>
-              <w:spacing w:after="0" w:line="240" w:lineRule="auto"/>
-              <w:rPr>
-                <w:lang w:val="en-GB"/>
-              </w:rPr>
-            </w:pPr>
-            <w:r>
-              <w:rPr>
-                <w:rFonts w:ascii="Courier New" w:hAnsi="Courier New"/>
-                <w:color w:val="222222"/>
-                <w:sz w:val="17"/>
-                <w:lang w:val="en-GB"/>
-              </w:rPr>
-              <w:t xml:space="preserve">  bool </w:t>
-            </w:r>
-            <w:proofErr w:type="spellStart"/>
-            <w:r>
-              <w:rPr>
-                <w:rFonts w:ascii="Courier New" w:hAnsi="Courier New"/>
-                <w:color w:val="222222"/>
-                <w:sz w:val="17"/>
-                <w:lang w:val="en-GB"/>
-              </w:rPr>
-              <w:t>isDone</w:t>
-            </w:r>
-            <w:proofErr w:type="spellEnd"/>
-            <w:r>
-              <w:rPr>
-                <w:rFonts w:ascii="Courier New" w:hAnsi="Courier New"/>
-                <w:color w:val="222222"/>
-                <w:sz w:val="17"/>
-                <w:lang w:val="en-GB"/>
-              </w:rPr>
-              <w:t>;</w:t>
-            </w:r>
-          </w:p>
-          <w:p>
-            <w:pPr>
-              <w:spacing w:after="0" w:line="240" w:lineRule="auto"/>
-              <w:rPr>
-                <w:lang w:val="en-GB"/>
-              </w:rPr>
-            </w:pPr>
-            <w:r>
-              <w:rPr>
-                <w:rFonts w:ascii="Courier New" w:hAnsi="Courier New"/>
-                <w:color w:val="222222"/>
-                <w:sz w:val="17"/>
-                <w:lang w:val="en-GB"/>
-              </w:rPr>
-              <w:t xml:space="preserve">  </w:t>
-            </w:r>
-            <w:proofErr w:type="spellStart"/>
-            <w:proofErr w:type="gramStart"/>
-            <w:r>
-              <w:rPr>
-                <w:rFonts w:ascii="Courier New" w:hAnsi="Courier New"/>
-                <w:color w:val="222222"/>
-                <w:sz w:val="17"/>
-                <w:lang w:val="en-GB"/>
-              </w:rPr>
-              <w:t>MyTask</w:t>
-            </w:r>
-            <w:proofErr w:type="spellEnd"/>
-            <w:r>
-              <w:rPr>
-                <w:rFonts w:ascii="Courier New" w:hAnsi="Courier New"/>
-                <w:color w:val="222222"/>
-                <w:sz w:val="17"/>
-                <w:lang w:val="en-GB"/>
-              </w:rPr>
-              <w:t>(</w:t>
-            </w:r>
-            <w:proofErr w:type="gramEnd"/>
-            <w:r>
-              <w:rPr>
-                <w:rFonts w:ascii="Courier New" w:hAnsi="Courier New"/>
-                <w:color w:val="222222"/>
-                <w:sz w:val="17"/>
-                <w:lang w:val="en-GB"/>
-              </w:rPr>
-              <w:t xml:space="preserve">{required </w:t>
-            </w:r>
-            <w:proofErr w:type="spellStart"/>
-            <w:proofErr w:type="gramStart"/>
-            <w:r>
-              <w:rPr>
-                <w:rFonts w:ascii="Courier New" w:hAnsi="Courier New"/>
-                <w:color w:val="222222"/>
-                <w:sz w:val="17"/>
-                <w:lang w:val="en-GB"/>
-              </w:rPr>
-              <w:t>this.title</w:t>
-            </w:r>
-            <w:proofErr w:type="spellEnd"/>
-            <w:proofErr w:type="gramEnd"/>
-            <w:r>
-              <w:rPr>
-                <w:rFonts w:ascii="Courier New" w:hAnsi="Courier New"/>
-                <w:color w:val="222222"/>
-                <w:sz w:val="17"/>
-                <w:lang w:val="en-GB"/>
-              </w:rPr>
-              <w:t xml:space="preserve">, required </w:t>
-            </w:r>
-            <w:proofErr w:type="spellStart"/>
-            <w:proofErr w:type="gramStart"/>
-            <w:r>
-              <w:rPr>
-                <w:rFonts w:ascii="Courier New" w:hAnsi="Courier New"/>
-                <w:color w:val="222222"/>
-                <w:sz w:val="17"/>
-                <w:lang w:val="en-GB"/>
-              </w:rPr>
-              <w:t>this.priority</w:t>
-            </w:r>
-            <w:proofErr w:type="spellEnd"/>
-            <w:proofErr w:type="gramEnd"/>
-            <w:r>
-              <w:rPr>
-                <w:rFonts w:ascii="Courier New" w:hAnsi="Courier New"/>
-                <w:color w:val="222222"/>
-                <w:sz w:val="17"/>
-                <w:lang w:val="en-GB"/>
-              </w:rPr>
-              <w:t xml:space="preserve">, </w:t>
-            </w:r>
-            <w:proofErr w:type="spellStart"/>
-            <w:proofErr w:type="gramStart"/>
-            <w:r>
-              <w:rPr>
-                <w:rFonts w:ascii="Courier New" w:hAnsi="Courier New"/>
-                <w:color w:val="222222"/>
-                <w:sz w:val="17"/>
-                <w:lang w:val="en-GB"/>
-              </w:rPr>
-              <w:t>this.isDone</w:t>
-            </w:r>
-            <w:proofErr w:type="spellEnd"/>
-            <w:proofErr w:type="gramEnd"/>
-            <w:r>
-              <w:rPr>
-                <w:rFonts w:ascii="Courier New" w:hAnsi="Courier New"/>
-                <w:color w:val="222222"/>
-                <w:sz w:val="17"/>
-                <w:lang w:val="en-GB"/>
-              </w:rPr>
-              <w:t xml:space="preserve"> = false});</w:t>
-            </w:r>
-          </w:p>
-          <w:p>
-            <w:pPr>
-              <w:spacing w:after="0" w:line="240" w:lineRule="auto"/>
-            </w:pPr>
-            <w:r>
-              <w:rPr>
-                <w:rFonts w:ascii="Courier New" w:hAnsi="Courier New"/>
-                <w:color w:val="222222"/>
-                <w:sz w:val="17"/>
-              </w:rPr>
-              <w:t>}</w:t>
-            </w:r>
-          </w:p>
-        </w:tc>
-      </w:tr>
-    </w:tbl>
-    <w:p>
-      <w:pPr>
-        <w:spacing w:after="40"/>
-      </w:pPr>
-    </w:p>
-    <w:p>
-      <w:pPr>
-        <w:rPr>
-          <w:lang w:val="it-CH"/>
-        </w:rPr>
-      </w:pPr>
-      <w:r>
-        <w:rPr>
-          <w:lang w:val="it-CH"/>
-        </w:rPr>
-        <w:t>Il widget taskCard riceve callback per completare o cancellare il task. Questo mantiene la UI della singola card separata dalla lista dati gestita da TaskPage.</w:t>
-      </w:r>
-    </w:p>
-    <w:p>
-      <w:pPr>
-        <w:pStyle w:val="Heading1"/>
-        <w:spacing w:before="320" w:after="160"/>
-        <w:rPr>
-          <w:lang w:val="it-CH"/>
-        </w:rPr>
-      </w:pPr>
-      <w:bookmarkStart w:id="23" w:name="_Toc231689369"/>
-      <w:r>
-        <w:rPr>
-          <w:lang w:val="it-CH"/>
-        </w:rPr>
-        <w:t>Persistenza e dati</w:t>
-      </w:r>
-      <w:bookmarkEnd w:id="23"/>
-    </w:p>
-    <w:p>
-      <w:pPr>
-        <w:rPr>
-          <w:lang w:val="it-CH"/>
-        </w:rPr>
-      </w:pPr>
-      <w:r>
-        <w:rPr>
-          <w:lang w:val="it-CH"/>
-        </w:rPr>
-        <w:t>Attualmente la persistenza riguarda soprattutto le flashcard generate, che vengono scritte in un file flashcards.json nella cartella documenti dell'app. Task e stato del timer sono invece mantenuti in memoria e si azzerano quando l'app viene riavviata.</w:t>
-      </w:r>
-    </w:p>
-    <w:tbl>
-      <w:tblPr>
-        <w:tblW w:w="0" w:type="auto"/>
-        <w:tblBorders>
-          <w:top w:val="single" w:sz="4" w:space="0" w:color="D9E2F3"/>
-          <w:left w:val="single" w:sz="4" w:space="0" w:color="D9E2F3"/>
-          <w:bottom w:val="single" w:sz="4" w:space="0" w:color="D9E2F3"/>
-          <w:right w:val="single" w:sz="4" w:space="0" w:color="D9E2F3"/>
-          <w:insideH w:val="single" w:sz="4" w:space="0" w:color="D9E2F3"/>
-          <w:insideV w:val="single" w:sz="4" w:space="0" w:color="D9E2F3"/>
-        </w:tblBorders>
-        <w:tblLayout w:type="fixed"/>
-        <w:tblLook w:val="04A0" w:firstRow="1" w:lastRow="0" w:firstColumn="1" w:lastColumn="0" w:noHBand="0" w:noVBand="1"/>
-      </w:tblPr>
-      <w:tblGrid>
-        <w:gridCol w:w="9288"/>
-      </w:tblGrid>
-      <w:tr>
-        <w:tc>
-          <w:tcPr>
-            <w:tcW w:w="9288" w:type="dxa"/>
-            <w:shd w:val="clear" w:color="auto" w:fill="F6F8FA"/>
-            <w:tcMar>
-              <w:top w:w="140" w:type="dxa"/>
-              <w:left w:w="160" w:type="dxa"/>
-              <w:bottom w:w="140" w:type="dxa"/>
-              <w:right w:w="160" w:type="dxa"/>
-            </w:tcMar>
-            <w:vAlign w:val="center"/>
-          </w:tcPr>
-          <w:p>
-            <w:pPr>
-              <w:spacing w:after="0" w:line="240" w:lineRule="auto"/>
-              <w:rPr>
-                <w:lang w:val="en-GB"/>
-              </w:rPr>
-            </w:pPr>
-            <w:r>
-              <w:rPr>
-                <w:rFonts w:ascii="Courier New" w:hAnsi="Courier New"/>
-                <w:color w:val="222222"/>
-                <w:sz w:val="17"/>
-                <w:lang w:val="en-GB"/>
-              </w:rPr>
               <w:t xml:space="preserve">final </w:t>
             </w:r>
             <w:proofErr w:type="spellStart"/>
@@ -9108,11 +8643,11 @@
         <w:pStyle w:val="Heading1"/>
         <w:spacing w:before="320" w:after="160"/>
       </w:pPr>
-      <w:bookmarkStart w:id="24" w:name="_Toc231689370"/>
+      <w:bookmarkStart w:id="25" w:name="_Toc231689370"/>
       <w:r>
         <w:t>Test e verifiche</w:t>
       </w:r>
-      <w:bookmarkEnd w:id="24"/>
+      <w:bookmarkEnd w:id="25"/>
     </w:p>
     <w:p>
       <w:pPr>
@@ -9227,11 +8762,11 @@
         <w:pStyle w:val="Heading1"/>
         <w:spacing w:before="320" w:after="160"/>
       </w:pPr>
-      <w:bookmarkStart w:id="25" w:name="_Toc231689371"/>
+      <w:bookmarkStart w:id="26" w:name="_Toc231689371"/>
       <w:r>
         <w:t>Possibili miglioramenti futuri</w:t>
       </w:r>
-      <w:bookmarkEnd w:id="25"/>
+      <w:bookmarkEnd w:id="26"/>
     </w:p>
     <w:p>
       <w:pPr>
@@ -9349,7 +8884,7 @@
           <w:lang w:val="it-CH"/>
         </w:rPr>
       </w:pPr>
-      <w:bookmarkStart w:id="26" w:name="_Toc231689372"/>
+      <w:bookmarkStart w:id="27" w:name="_Toc231689372"/>
       <w:r>
         <w:rPr>
           <w:lang w:val="it-CH"/>
@@ -9357,7 +8892,7 @@
         <w:lastRenderedPageBreak/>
         <w:t>Conclusione</w:t>
       </w:r>
-      <w:bookmarkEnd w:id="26"/>
+      <w:bookmarkEnd w:id="27"/>
     </w:p>
     <w:p>
       <w:pPr>
@@ -11758,6 +11293,58 @@
       <w14:ligatures w14:val="none"/>
     </w:rPr>
   </w:style>
+  <w:style w:type="paragraph" w:styleId="HTMLPreformatted">
+    <w:name w:val="HTML Preformatted"/>
+    <w:basedOn w:val="Normal"/>
+    <w:link w:val="HTMLPreformattedChar"/>
+    <w:uiPriority w:val="99"/>
+    <w:unhideWhenUsed/>
+    <w:rsid w:val="005116DC"/>
+    <w:pPr>
+      <w:tabs>
+        <w:tab w:val="left" w:pos="916"/>
+        <w:tab w:val="left" w:pos="1832"/>
+        <w:tab w:val="left" w:pos="2748"/>
+        <w:tab w:val="left" w:pos="3664"/>
+        <w:tab w:val="left" w:pos="4580"/>
+        <w:tab w:val="left" w:pos="5496"/>
+        <w:tab w:val="left" w:pos="6412"/>
+        <w:tab w:val="left" w:pos="7328"/>
+        <w:tab w:val="left" w:pos="8244"/>
+        <w:tab w:val="left" w:pos="9160"/>
+        <w:tab w:val="left" w:pos="10076"/>
+        <w:tab w:val="left" w:pos="10992"/>
+        <w:tab w:val="left" w:pos="11908"/>
+        <w:tab w:val="left" w:pos="12824"/>
+        <w:tab w:val="left" w:pos="13740"/>
+        <w:tab w:val="left" w:pos="14656"/>
+      </w:tabs>
+      <w:spacing w:after="0" w:line="240" w:lineRule="auto"/>
+    </w:pPr>
+    <w:rPr>
+      <w:rFonts w:ascii="Courier New" w:eastAsia="Times New Roman" w:hAnsi="Courier New" w:cs="Courier New"/>
+      <w:kern w:val="0"/>
+      <w:sz w:val="20"/>
+      <w:szCs w:val="20"/>
+      <w:lang w:val="en-CH" w:eastAsia="en-GB"/>
+      <w14:ligatures w14:val="none"/>
+    </w:rPr>
+  </w:style>
+  <w:style w:type="character" w:customStyle="1" w:styleId="HTMLPreformattedChar">
+    <w:name w:val="HTML Preformatted Char"/>
+    <w:basedOn w:val="DefaultParagraphFont"/>
+    <w:link w:val="HTMLPreformatted"/>
+    <w:uiPriority w:val="99"/>
+    <w:rsid w:val="005116DC"/>
+    <w:rPr>
+      <w:rFonts w:ascii="Courier New" w:eastAsia="Times New Roman" w:hAnsi="Courier New" w:cs="Courier New"/>
+      <w:kern w:val="0"/>
+      <w:sz w:val="20"/>
+      <w:szCs w:val="20"/>
+      <w:lang w:eastAsia="en-GB"/>
+      <w14:ligatures w14:val="none"/>
+    </w:rPr>
+  </w:style>
 </w:styles>
 </file>
 
